--- a/Felhasznalói dokumentació.docx
+++ b/Felhasznalói dokumentació.docx
@@ -2941,6 +2941,18 @@
         <w:spacing w:line="360" w:lineRule="auto"/>
         <w:rPr>
           <w:rFonts w:ascii="Times New Roman" w:hAnsi="Times New Roman" w:cs="Times New Roman"/>
+          <w:kern w:val="0"/>
+          <w:sz w:val="24"/>
+          <w:szCs w:val="24"/>
+          <w14:ligatures w14:val="none"/>
+        </w:rPr>
+      </w:pPr>
+    </w:p>
+    <w:p>
+      <w:pPr>
+        <w:spacing w:line="360" w:lineRule="auto"/>
+        <w:rPr>
+          <w:rFonts w:ascii="Times New Roman" w:hAnsi="Times New Roman" w:cs="Times New Roman"/>
           <w:color w:val="EE0000"/>
           <w:sz w:val="26"/>
           <w:szCs w:val="26"/>
@@ -2953,6 +2965,7 @@
           <w:sz w:val="26"/>
           <w:szCs w:val="26"/>
         </w:rPr>
+        <w:lastRenderedPageBreak/>
         <w:t>FONTOS</w:t>
       </w:r>
     </w:p>
@@ -2970,26 +2983,22 @@
       <w:r>
         <w:rPr>
           <w:rFonts w:ascii="Times New Roman" w:hAnsi="Times New Roman" w:cs="Times New Roman"/>
-          <w:i/>
-          <w:iCs/>
-          <w:noProof/>
-          <w:sz w:val="30"/>
-          <w:szCs w:val="30"/>
-        </w:rPr>
-        <w:lastRenderedPageBreak/>
+          <w:sz w:val="24"/>
+          <w:szCs w:val="24"/>
+        </w:rPr>
         <w:drawing>
-          <wp:anchor distT="0" distB="0" distL="114300" distR="114300" simplePos="0" relativeHeight="251728384" behindDoc="0" locked="0" layoutInCell="1" allowOverlap="1" wp14:anchorId="3767669A" wp14:editId="77A4690F">
+          <wp:anchor distT="0" distB="0" distL="114300" distR="114300" simplePos="0" relativeHeight="251808256" behindDoc="0" locked="0" layoutInCell="1" allowOverlap="1" wp14:anchorId="7C5B99DE" wp14:editId="52235EBF">
             <wp:simplePos x="0" y="0"/>
-            <wp:positionH relativeFrom="column">
-              <wp:posOffset>3028315</wp:posOffset>
+            <wp:positionH relativeFrom="margin">
+              <wp:posOffset>-152400</wp:posOffset>
             </wp:positionH>
             <wp:positionV relativeFrom="paragraph">
-              <wp:posOffset>1008380</wp:posOffset>
+              <wp:posOffset>975995</wp:posOffset>
             </wp:positionV>
-            <wp:extent cx="2621280" cy="353060"/>
-            <wp:effectExtent l="190500" t="190500" r="198120" b="199390"/>
+            <wp:extent cx="2952750" cy="480695"/>
+            <wp:effectExtent l="0" t="0" r="0" b="0"/>
             <wp:wrapSquare wrapText="bothSides"/>
-            <wp:docPr id="8" name="Kép 8"/>
+            <wp:docPr id="25" name="Kép 25"/>
             <wp:cNvGraphicFramePr>
               <a:graphicFrameLocks xmlns:a="http://schemas.openxmlformats.org/drawingml/2006/main" noChangeAspect="1"/>
             </wp:cNvGraphicFramePr>
@@ -3015,21 +3024,11 @@
                   <pic:spPr>
                     <a:xfrm>
                       <a:off x="0" y="0"/>
-                      <a:ext cx="2621280" cy="353060"/>
+                      <a:ext cx="2952750" cy="480695"/>
                     </a:xfrm>
                     <a:prstGeom prst="rect">
                       <a:avLst/>
                     </a:prstGeom>
-                    <a:ln>
-                      <a:noFill/>
-                    </a:ln>
-                    <a:effectLst>
-                      <a:outerShdw blurRad="190500" algn="tl" rotWithShape="0">
-                        <a:srgbClr val="000000">
-                          <a:alpha val="70000"/>
-                        </a:srgbClr>
-                      </a:outerShdw>
-                    </a:effectLst>
                   </pic:spPr>
                 </pic:pic>
               </a:graphicData>
@@ -3046,26 +3045,6 @@
       <w:r>
         <w:rPr>
           <w:rFonts w:ascii="Times New Roman" w:hAnsi="Times New Roman" w:cs="Times New Roman"/>
-          <w:kern w:val="0"/>
-          <w:sz w:val="24"/>
-          <w:szCs w:val="24"/>
-          <w14:ligatures w14:val="none"/>
-        </w:rPr>
-        <w:t>Ha és amennyiben a felhasználó nem tölti ki az összes mezőt, vagy a fent leírt feltételek valamelyikének nem tesz eleget, nem lesz lehetősége regisztrálni és egy ehhez társuló hiba üzenetet is kap.</w:t>
-      </w:r>
-    </w:p>
-    <w:p>
-      <w:pPr>
-        <w:spacing w:line="360" w:lineRule="auto"/>
-        <w:rPr>
-          <w:rFonts w:ascii="Times New Roman" w:hAnsi="Times New Roman" w:cs="Times New Roman"/>
-          <w:sz w:val="24"/>
-          <w:szCs w:val="24"/>
-        </w:rPr>
-      </w:pPr>
-      <w:r>
-        <w:rPr>
-          <w:rFonts w:ascii="Times New Roman" w:hAnsi="Times New Roman" w:cs="Times New Roman"/>
           <w:i/>
           <w:iCs/>
           <w:noProof/>
@@ -3073,18 +3052,18 @@
           <w:szCs w:val="30"/>
         </w:rPr>
         <w:drawing>
-          <wp:anchor distT="0" distB="0" distL="114300" distR="114300" simplePos="0" relativeHeight="251729408" behindDoc="0" locked="0" layoutInCell="1" allowOverlap="1" wp14:anchorId="14E237A5" wp14:editId="70318B91">
+          <wp:anchor distT="0" distB="0" distL="114300" distR="114300" simplePos="0" relativeHeight="251807232" behindDoc="0" locked="0" layoutInCell="1" allowOverlap="1" wp14:anchorId="55B7A1F8" wp14:editId="0390B137">
             <wp:simplePos x="0" y="0"/>
             <wp:positionH relativeFrom="column">
-              <wp:posOffset>1038225</wp:posOffset>
+              <wp:posOffset>3043555</wp:posOffset>
             </wp:positionH>
             <wp:positionV relativeFrom="paragraph">
-              <wp:posOffset>771500</wp:posOffset>
+              <wp:posOffset>973455</wp:posOffset>
             </wp:positionV>
-            <wp:extent cx="3776510" cy="819709"/>
-            <wp:effectExtent l="190500" t="190500" r="186055" b="190500"/>
+            <wp:extent cx="2886075" cy="473710"/>
+            <wp:effectExtent l="0" t="0" r="9525" b="2540"/>
             <wp:wrapSquare wrapText="bothSides"/>
-            <wp:docPr id="9" name="Kép 9"/>
+            <wp:docPr id="16" name="Kép 16"/>
             <wp:cNvGraphicFramePr>
               <a:graphicFrameLocks xmlns:a="http://schemas.openxmlformats.org/drawingml/2006/main" noChangeAspect="1"/>
             </wp:cNvGraphicFramePr>
@@ -3110,28 +3089,44 @@
                   <pic:spPr>
                     <a:xfrm>
                       <a:off x="0" y="0"/>
-                      <a:ext cx="3776510" cy="819709"/>
+                      <a:ext cx="2886075" cy="473710"/>
                     </a:xfrm>
                     <a:prstGeom prst="rect">
                       <a:avLst/>
                     </a:prstGeom>
-                    <a:ln>
-                      <a:noFill/>
-                    </a:ln>
-                    <a:effectLst>
-                      <a:outerShdw blurRad="190500" algn="tl" rotWithShape="0">
-                        <a:srgbClr val="000000">
-                          <a:alpha val="70000"/>
-                        </a:srgbClr>
-                      </a:outerShdw>
-                    </a:effectLst>
                   </pic:spPr>
                 </pic:pic>
               </a:graphicData>
             </a:graphic>
+            <wp14:sizeRelH relativeFrom="margin">
+              <wp14:pctWidth>0</wp14:pctWidth>
+            </wp14:sizeRelH>
+            <wp14:sizeRelV relativeFrom="margin">
+              <wp14:pctHeight>0</wp14:pctHeight>
+            </wp14:sizeRelV>
           </wp:anchor>
         </w:drawing>
       </w:r>
+      <w:r>
+        <w:rPr>
+          <w:rFonts w:ascii="Times New Roman" w:hAnsi="Times New Roman" w:cs="Times New Roman"/>
+          <w:kern w:val="0"/>
+          <w:sz w:val="24"/>
+          <w:szCs w:val="24"/>
+          <w14:ligatures w14:val="none"/>
+        </w:rPr>
+        <w:t>Ha és amennyiben a felhasználó nem tölti ki az összes mezőt, vagy a fent leírt feltételek valamelyikének nem tesz eleget, nem lesz lehetősége regisztrálni és egy ehhez társuló hiba üzenetet is kap.</w:t>
+      </w:r>
+    </w:p>
+    <w:p>
+      <w:pPr>
+        <w:spacing w:line="360" w:lineRule="auto"/>
+        <w:rPr>
+          <w:rFonts w:ascii="Times New Roman" w:hAnsi="Times New Roman" w:cs="Times New Roman"/>
+          <w:sz w:val="24"/>
+          <w:szCs w:val="24"/>
+        </w:rPr>
+      </w:pPr>
       <w:r>
         <w:rPr>
           <w:rFonts w:ascii="Times New Roman" w:hAnsi="Times New Roman" w:cs="Times New Roman"/>
@@ -3142,18 +3137,18 @@
           <w:szCs w:val="30"/>
         </w:rPr>
         <w:drawing>
-          <wp:anchor distT="0" distB="0" distL="114300" distR="114300" simplePos="0" relativeHeight="251727360" behindDoc="0" locked="0" layoutInCell="1" allowOverlap="1" wp14:anchorId="681F1E06" wp14:editId="6D6A75E0">
+          <wp:anchor distT="0" distB="0" distL="114300" distR="114300" simplePos="0" relativeHeight="251809280" behindDoc="0" locked="0" layoutInCell="1" allowOverlap="1" wp14:anchorId="6C4E7156" wp14:editId="7A3A458A">
             <wp:simplePos x="0" y="0"/>
-            <wp:positionH relativeFrom="column">
-              <wp:posOffset>22225</wp:posOffset>
+            <wp:positionH relativeFrom="margin">
+              <wp:align>center</wp:align>
             </wp:positionH>
             <wp:positionV relativeFrom="paragraph">
-              <wp:posOffset>135255</wp:posOffset>
+              <wp:posOffset>795655</wp:posOffset>
             </wp:positionV>
-            <wp:extent cx="2750185" cy="333375"/>
-            <wp:effectExtent l="190500" t="190500" r="183515" b="200025"/>
+            <wp:extent cx="3381847" cy="895475"/>
+            <wp:effectExtent l="0" t="0" r="9525" b="0"/>
             <wp:wrapSquare wrapText="bothSides"/>
-            <wp:docPr id="7" name="Kép 7"/>
+            <wp:docPr id="41" name="Kép 41"/>
             <wp:cNvGraphicFramePr>
               <a:graphicFrameLocks xmlns:a="http://schemas.openxmlformats.org/drawingml/2006/main" noChangeAspect="1"/>
             </wp:cNvGraphicFramePr>
@@ -3179,31 +3174,15 @@
                   <pic:spPr>
                     <a:xfrm>
                       <a:off x="0" y="0"/>
-                      <a:ext cx="2750185" cy="333375"/>
+                      <a:ext cx="3381847" cy="895475"/>
                     </a:xfrm>
                     <a:prstGeom prst="rect">
                       <a:avLst/>
                     </a:prstGeom>
-                    <a:ln>
-                      <a:noFill/>
-                    </a:ln>
-                    <a:effectLst>
-                      <a:outerShdw blurRad="190500" algn="tl" rotWithShape="0">
-                        <a:srgbClr val="000000">
-                          <a:alpha val="70000"/>
-                        </a:srgbClr>
-                      </a:outerShdw>
-                    </a:effectLst>
                   </pic:spPr>
                 </pic:pic>
               </a:graphicData>
             </a:graphic>
-            <wp14:sizeRelH relativeFrom="margin">
-              <wp14:pctWidth>0</wp14:pctWidth>
-            </wp14:sizeRelH>
-            <wp14:sizeRelV relativeFrom="margin">
-              <wp14:pctHeight>0</wp14:pctHeight>
-            </wp14:sizeRelV>
           </wp:anchor>
         </w:drawing>
       </w:r>
@@ -3273,7 +3252,23 @@
           <w:sz w:val="24"/>
           <w:szCs w:val="24"/>
         </w:rPr>
-        <w:t>Amennyiben a felhasználó minden adatot helyesen ad meg, a regisztrációja sikeres lesz, melyhez egy siker üzenet is tárul, illetve 1,5 másodperc után visszairányít a bejelentkezéshez, ahonnan tovább lehet majd lépni.</w:t>
+        <w:t>Amennyiben a felhasználó minden adatot helyesen ad meg, a regisztrációja sikeres lesz, melyhez egy siker üzenet is tárul, illetve 1</w:t>
+      </w:r>
+      <w:r>
+        <w:rPr>
+          <w:rFonts w:ascii="Times New Roman" w:hAnsi="Times New Roman" w:cs="Times New Roman"/>
+          <w:sz w:val="24"/>
+          <w:szCs w:val="24"/>
+        </w:rPr>
+        <w:t>.</w:t>
+      </w:r>
+      <w:r>
+        <w:rPr>
+          <w:rFonts w:ascii="Times New Roman" w:hAnsi="Times New Roman" w:cs="Times New Roman"/>
+          <w:sz w:val="24"/>
+          <w:szCs w:val="24"/>
+        </w:rPr>
+        <w:t>5 másodperc után visszairányít a bejelentkezéshez, ahonnan tovább lehet majd lépni.</w:t>
       </w:r>
     </w:p>
     <w:p>
@@ -3288,23 +3283,22 @@
       <w:r>
         <w:rPr>
           <w:rFonts w:ascii="Times New Roman" w:hAnsi="Times New Roman" w:cs="Times New Roman"/>
-          <w:noProof/>
           <w:sz w:val="24"/>
           <w:szCs w:val="24"/>
         </w:rPr>
         <w:drawing>
-          <wp:anchor distT="0" distB="0" distL="114300" distR="114300" simplePos="0" relativeHeight="251732480" behindDoc="0" locked="0" layoutInCell="1" allowOverlap="1" wp14:anchorId="4F312C3E" wp14:editId="3066B872">
+          <wp:anchor distT="0" distB="0" distL="114300" distR="114300" simplePos="0" relativeHeight="251810304" behindDoc="0" locked="0" layoutInCell="1" allowOverlap="1" wp14:anchorId="556DAB51" wp14:editId="252E3283">
             <wp:simplePos x="0" y="0"/>
-            <wp:positionH relativeFrom="column">
-              <wp:posOffset>1330629</wp:posOffset>
+            <wp:positionH relativeFrom="margin">
+              <wp:align>center</wp:align>
             </wp:positionH>
             <wp:positionV relativeFrom="paragraph">
-              <wp:posOffset>23495</wp:posOffset>
+              <wp:posOffset>6350</wp:posOffset>
             </wp:positionV>
-            <wp:extent cx="2991485" cy="449580"/>
-            <wp:effectExtent l="190500" t="190500" r="189865" b="198120"/>
+            <wp:extent cx="3372321" cy="590632"/>
+            <wp:effectExtent l="0" t="0" r="0" b="0"/>
             <wp:wrapSquare wrapText="bothSides"/>
-            <wp:docPr id="10" name="Kép 10"/>
+            <wp:docPr id="42" name="Kép 42"/>
             <wp:cNvGraphicFramePr>
               <a:graphicFrameLocks xmlns:a="http://schemas.openxmlformats.org/drawingml/2006/main" noChangeAspect="1"/>
             </wp:cNvGraphicFramePr>
@@ -3330,31 +3324,15 @@
                   <pic:spPr>
                     <a:xfrm>
                       <a:off x="0" y="0"/>
-                      <a:ext cx="2991485" cy="449580"/>
+                      <a:ext cx="3372321" cy="590632"/>
                     </a:xfrm>
                     <a:prstGeom prst="rect">
                       <a:avLst/>
                     </a:prstGeom>
-                    <a:ln>
-                      <a:noFill/>
-                    </a:ln>
-                    <a:effectLst>
-                      <a:outerShdw blurRad="190500" algn="tl" rotWithShape="0">
-                        <a:srgbClr val="000000">
-                          <a:alpha val="70000"/>
-                        </a:srgbClr>
-                      </a:outerShdw>
-                    </a:effectLst>
                   </pic:spPr>
                 </pic:pic>
               </a:graphicData>
             </a:graphic>
-            <wp14:sizeRelH relativeFrom="margin">
-              <wp14:pctWidth>0</wp14:pctWidth>
-            </wp14:sizeRelH>
-            <wp14:sizeRelV relativeFrom="margin">
-              <wp14:pctHeight>0</wp14:pctHeight>
-            </wp14:sizeRelV>
           </wp:anchor>
         </w:drawing>
       </w:r>
@@ -3384,18 +3362,18 @@
           <w:szCs w:val="24"/>
         </w:rPr>
         <w:drawing>
-          <wp:anchor distT="0" distB="0" distL="114300" distR="114300" simplePos="0" relativeHeight="251733504" behindDoc="0" locked="0" layoutInCell="1" allowOverlap="1" wp14:anchorId="1F3E97FD" wp14:editId="477228CC">
+          <wp:anchor distT="0" distB="0" distL="114300" distR="114300" simplePos="0" relativeHeight="251811328" behindDoc="0" locked="0" layoutInCell="1" allowOverlap="1" wp14:anchorId="716853FE" wp14:editId="2B07F8C0">
             <wp:simplePos x="0" y="0"/>
-            <wp:positionH relativeFrom="column">
-              <wp:posOffset>1113155</wp:posOffset>
+            <wp:positionH relativeFrom="margin">
+              <wp:align>center</wp:align>
             </wp:positionH>
             <wp:positionV relativeFrom="paragraph">
-              <wp:posOffset>565150</wp:posOffset>
+              <wp:posOffset>589915</wp:posOffset>
             </wp:positionV>
-            <wp:extent cx="3702050" cy="438150"/>
-            <wp:effectExtent l="190500" t="190500" r="184150" b="190500"/>
+            <wp:extent cx="2687320" cy="428625"/>
+            <wp:effectExtent l="0" t="0" r="0" b="9525"/>
             <wp:wrapSquare wrapText="bothSides"/>
-            <wp:docPr id="11" name="Kép 11"/>
+            <wp:docPr id="44" name="Kép 44"/>
             <wp:cNvGraphicFramePr>
               <a:graphicFrameLocks xmlns:a="http://schemas.openxmlformats.org/drawingml/2006/main" noChangeAspect="1"/>
             </wp:cNvGraphicFramePr>
@@ -3421,25 +3399,21 @@
                   <pic:spPr>
                     <a:xfrm>
                       <a:off x="0" y="0"/>
-                      <a:ext cx="3702050" cy="438150"/>
+                      <a:ext cx="2687320" cy="428625"/>
                     </a:xfrm>
                     <a:prstGeom prst="rect">
                       <a:avLst/>
                     </a:prstGeom>
-                    <a:ln>
-                      <a:noFill/>
-                    </a:ln>
-                    <a:effectLst>
-                      <a:outerShdw blurRad="190500" algn="tl" rotWithShape="0">
-                        <a:srgbClr val="000000">
-                          <a:alpha val="70000"/>
-                        </a:srgbClr>
-                      </a:outerShdw>
-                    </a:effectLst>
                   </pic:spPr>
                 </pic:pic>
               </a:graphicData>
             </a:graphic>
+            <wp14:sizeRelH relativeFrom="margin">
+              <wp14:pctWidth>0</wp14:pctWidth>
+            </wp14:sizeRelH>
+            <wp14:sizeRelV relativeFrom="margin">
+              <wp14:pctHeight>0</wp14:pctHeight>
+            </wp14:sizeRelV>
           </wp:anchor>
         </w:drawing>
       </w:r>
@@ -4032,277 +4006,18 @@
           <w14:ligatures w14:val="none"/>
         </w:rPr>
         <w:drawing>
-          <wp:anchor distT="0" distB="0" distL="114300" distR="114300" simplePos="0" relativeHeight="251735552" behindDoc="0" locked="0" layoutInCell="1" allowOverlap="1" wp14:anchorId="19111EEC" wp14:editId="24201A13">
+          <wp:anchor distT="0" distB="0" distL="114300" distR="114300" simplePos="0" relativeHeight="251813376" behindDoc="0" locked="0" layoutInCell="1" allowOverlap="1" wp14:anchorId="55221A7F" wp14:editId="69958FB9">
             <wp:simplePos x="0" y="0"/>
-            <wp:positionH relativeFrom="column">
-              <wp:posOffset>3284499</wp:posOffset>
+            <wp:positionH relativeFrom="margin">
+              <wp:posOffset>3085465</wp:posOffset>
             </wp:positionH>
             <wp:positionV relativeFrom="paragraph">
-              <wp:posOffset>210820</wp:posOffset>
+              <wp:posOffset>170815</wp:posOffset>
             </wp:positionV>
-            <wp:extent cx="1779270" cy="412750"/>
-            <wp:effectExtent l="190500" t="190500" r="182880" b="196850"/>
+            <wp:extent cx="2599055" cy="474345"/>
+            <wp:effectExtent l="0" t="0" r="0" b="1905"/>
             <wp:wrapSquare wrapText="bothSides"/>
-            <wp:docPr id="3" name="Kép 3"/>
-            <wp:cNvGraphicFramePr>
-              <a:graphicFrameLocks xmlns:a="http://schemas.openxmlformats.org/drawingml/2006/main" noChangeAspect="1"/>
-            </wp:cNvGraphicFramePr>
-            <a:graphic xmlns:a="http://schemas.openxmlformats.org/drawingml/2006/main">
-              <a:graphicData uri="http://schemas.openxmlformats.org/drawingml/2006/picture">
-                <pic:pic xmlns:pic="http://schemas.openxmlformats.org/drawingml/2006/picture">
-                  <pic:nvPicPr>
-                    <pic:cNvPr id="1" name=""/>
-                    <pic:cNvPicPr/>
-                  </pic:nvPicPr>
-                  <pic:blipFill rotWithShape="1">
-                    <a:blip r:embed="rId17">
-                      <a:extLst>
-                        <a:ext uri="{28A0092B-C50C-407E-A947-70E740481C1C}">
-                          <a14:useLocalDpi xmlns:a14="http://schemas.microsoft.com/office/drawing/2010/main" val="0"/>
-                        </a:ext>
-                      </a:extLst>
-                    </a:blip>
-                    <a:srcRect l="29846" r="28868"/>
-                    <a:stretch>
-                      <a:fillRect/>
-                    </a:stretch>
-                  </pic:blipFill>
-                  <pic:spPr bwMode="auto">
-                    <a:xfrm>
-                      <a:off x="0" y="0"/>
-                      <a:ext cx="1779270" cy="412750"/>
-                    </a:xfrm>
-                    <a:prstGeom prst="rect">
-                      <a:avLst/>
-                    </a:prstGeom>
-                    <a:ln>
-                      <a:noFill/>
-                    </a:ln>
-                    <a:effectLst>
-                      <a:outerShdw blurRad="190500" algn="tl" rotWithShape="0">
-                        <a:srgbClr val="000000">
-                          <a:alpha val="70000"/>
-                        </a:srgbClr>
-                      </a:outerShdw>
-                    </a:effectLst>
-                    <a:extLst>
-                      <a:ext uri="{53640926-AAD7-44D8-BBD7-CCE9431645EC}">
-                        <a14:shadowObscured xmlns:a14="http://schemas.microsoft.com/office/drawing/2010/main"/>
-                      </a:ext>
-                    </a:extLst>
-                  </pic:spPr>
-                </pic:pic>
-              </a:graphicData>
-            </a:graphic>
-            <wp14:sizeRelH relativeFrom="margin">
-              <wp14:pctWidth>0</wp14:pctWidth>
-            </wp14:sizeRelH>
-            <wp14:sizeRelV relativeFrom="margin">
-              <wp14:pctHeight>0</wp14:pctHeight>
-            </wp14:sizeRelV>
-          </wp:anchor>
-        </w:drawing>
-      </w:r>
-      <w:r>
-        <w:rPr>
-          <w:rFonts w:ascii="Times New Roman" w:hAnsi="Times New Roman" w:cs="Times New Roman"/>
-          <w:noProof/>
-          <w:kern w:val="0"/>
-          <w:sz w:val="24"/>
-          <w:szCs w:val="24"/>
-          <w14:ligatures w14:val="none"/>
-        </w:rPr>
-        <w:drawing>
-          <wp:anchor distT="0" distB="0" distL="114300" distR="114300" simplePos="0" relativeHeight="251734528" behindDoc="0" locked="0" layoutInCell="1" allowOverlap="1" wp14:anchorId="2342C456" wp14:editId="51C6EE73">
-            <wp:simplePos x="0" y="0"/>
-            <wp:positionH relativeFrom="column">
-              <wp:posOffset>219075</wp:posOffset>
-            </wp:positionH>
-            <wp:positionV relativeFrom="paragraph">
-              <wp:posOffset>212039</wp:posOffset>
-            </wp:positionV>
-            <wp:extent cx="2123440" cy="412750"/>
-            <wp:effectExtent l="190500" t="190500" r="181610" b="196850"/>
-            <wp:wrapSquare wrapText="bothSides"/>
-            <wp:docPr id="2" name="Kép 2"/>
-            <wp:cNvGraphicFramePr>
-              <a:graphicFrameLocks xmlns:a="http://schemas.openxmlformats.org/drawingml/2006/main" noChangeAspect="1"/>
-            </wp:cNvGraphicFramePr>
-            <a:graphic xmlns:a="http://schemas.openxmlformats.org/drawingml/2006/main">
-              <a:graphicData uri="http://schemas.openxmlformats.org/drawingml/2006/picture">
-                <pic:pic xmlns:pic="http://schemas.openxmlformats.org/drawingml/2006/picture">
-                  <pic:nvPicPr>
-                    <pic:cNvPr id="1" name=""/>
-                    <pic:cNvPicPr/>
-                  </pic:nvPicPr>
-                  <pic:blipFill rotWithShape="1">
-                    <a:blip r:embed="rId18">
-                      <a:extLst>
-                        <a:ext uri="{28A0092B-C50C-407E-A947-70E740481C1C}">
-                          <a14:useLocalDpi xmlns:a14="http://schemas.microsoft.com/office/drawing/2010/main" val="0"/>
-                        </a:ext>
-                      </a:extLst>
-                    </a:blip>
-                    <a:srcRect l="26813" r="25915"/>
-                    <a:stretch>
-                      <a:fillRect/>
-                    </a:stretch>
-                  </pic:blipFill>
-                  <pic:spPr bwMode="auto">
-                    <a:xfrm>
-                      <a:off x="0" y="0"/>
-                      <a:ext cx="2123440" cy="412750"/>
-                    </a:xfrm>
-                    <a:prstGeom prst="rect">
-                      <a:avLst/>
-                    </a:prstGeom>
-                    <a:ln>
-                      <a:noFill/>
-                    </a:ln>
-                    <a:effectLst>
-                      <a:outerShdw blurRad="190500" algn="tl" rotWithShape="0">
-                        <a:srgbClr val="000000">
-                          <a:alpha val="70000"/>
-                        </a:srgbClr>
-                      </a:outerShdw>
-                    </a:effectLst>
-                    <a:extLst>
-                      <a:ext uri="{53640926-AAD7-44D8-BBD7-CCE9431645EC}">
-                        <a14:shadowObscured xmlns:a14="http://schemas.microsoft.com/office/drawing/2010/main"/>
-                      </a:ext>
-                    </a:extLst>
-                  </pic:spPr>
-                </pic:pic>
-              </a:graphicData>
-            </a:graphic>
-            <wp14:sizeRelH relativeFrom="margin">
-              <wp14:pctWidth>0</wp14:pctWidth>
-            </wp14:sizeRelH>
-            <wp14:sizeRelV relativeFrom="margin">
-              <wp14:pctHeight>0</wp14:pctHeight>
-            </wp14:sizeRelV>
-          </wp:anchor>
-        </w:drawing>
-      </w:r>
-    </w:p>
-    <w:p>
-      <w:pPr>
-        <w:rPr>
-          <w:rFonts w:ascii="Times New Roman" w:hAnsi="Times New Roman" w:cs="Times New Roman"/>
-          <w:noProof/>
-          <w:kern w:val="0"/>
-          <w:sz w:val="24"/>
-          <w:szCs w:val="24"/>
-          <w14:ligatures w14:val="none"/>
-        </w:rPr>
-      </w:pPr>
-    </w:p>
-    <w:p>
-      <w:pPr>
-        <w:rPr>
-          <w:rFonts w:ascii="Times New Roman" w:hAnsi="Times New Roman" w:cs="Times New Roman"/>
-          <w:sz w:val="36"/>
-          <w:szCs w:val="36"/>
-        </w:rPr>
-      </w:pPr>
-    </w:p>
-    <w:p>
-      <w:pPr>
-        <w:rPr>
-          <w:rFonts w:ascii="Times New Roman" w:hAnsi="Times New Roman" w:cs="Times New Roman"/>
-          <w:color w:val="70AD47" w:themeColor="accent6"/>
-          <w:sz w:val="26"/>
-          <w:szCs w:val="26"/>
-        </w:rPr>
-      </w:pPr>
-      <w:r>
-        <w:rPr>
-          <w:rFonts w:ascii="Times New Roman" w:hAnsi="Times New Roman" w:cs="Times New Roman"/>
-          <w:color w:val="70AD47" w:themeColor="accent6"/>
-          <w:sz w:val="26"/>
-          <w:szCs w:val="26"/>
-        </w:rPr>
-        <w:t>DE</w:t>
-      </w:r>
-    </w:p>
-    <w:p>
-      <w:pPr>
-        <w:spacing w:line="360" w:lineRule="auto"/>
-        <w:rPr>
-          <w:rFonts w:ascii="Times New Roman" w:hAnsi="Times New Roman" w:cs="Times New Roman"/>
-          <w:kern w:val="0"/>
-          <w:sz w:val="24"/>
-          <w:szCs w:val="24"/>
-          <w14:ligatures w14:val="none"/>
-        </w:rPr>
-      </w:pPr>
-      <w:r>
-        <w:rPr>
-          <w:rFonts w:ascii="Times New Roman" w:hAnsi="Times New Roman" w:cs="Times New Roman"/>
-          <w:kern w:val="0"/>
-          <w:sz w:val="24"/>
-          <w:szCs w:val="24"/>
-          <w14:ligatures w14:val="none"/>
-        </w:rPr>
-        <w:t xml:space="preserve">Az összes adat helyes megadása után az oldal egy 1,5 másodperces várakozási idő után átirányit a megfelelő oldalra. Ezt egy </w:t>
-      </w:r>
-      <w:r>
-        <w:rPr>
-          <w:rFonts w:ascii="Times New Roman" w:hAnsi="Times New Roman" w:cs="Times New Roman"/>
-          <w:b/>
-          <w:bCs/>
-          <w:kern w:val="0"/>
-          <w:sz w:val="24"/>
-          <w:szCs w:val="24"/>
-          <w14:ligatures w14:val="none"/>
-        </w:rPr>
-        <w:t>sikeres üzenet</w:t>
-      </w:r>
-      <w:r>
-        <w:rPr>
-          <w:rFonts w:ascii="Times New Roman" w:hAnsi="Times New Roman" w:cs="Times New Roman"/>
-          <w:kern w:val="0"/>
-          <w:sz w:val="24"/>
-          <w:szCs w:val="24"/>
-          <w14:ligatures w14:val="none"/>
-        </w:rPr>
-        <w:t xml:space="preserve"> is jelzi a felhasználó számára</w:t>
-      </w:r>
-    </w:p>
-    <w:p>
-      <w:pPr>
-        <w:spacing w:line="360" w:lineRule="auto"/>
-        <w:jc w:val="center"/>
-        <w:rPr>
-          <w:rFonts w:ascii="Times New Roman" w:hAnsi="Times New Roman" w:cs="Times New Roman"/>
-          <w:kern w:val="0"/>
-          <w:sz w:val="24"/>
-          <w:szCs w:val="24"/>
-          <w14:ligatures w14:val="none"/>
-        </w:rPr>
-      </w:pPr>
-      <w:r>
-        <w:rPr>
-          <w:rFonts w:ascii="Times New Roman" w:hAnsi="Times New Roman" w:cs="Times New Roman"/>
-          <w:noProof/>
-          <w:kern w:val="0"/>
-          <w:sz w:val="24"/>
-          <w:szCs w:val="24"/>
-          <w14:ligatures w14:val="none"/>
-        </w:rPr>
-        <w:drawing>
-          <wp:anchor distT="0" distB="0" distL="114300" distR="114300" simplePos="0" relativeHeight="251736576" behindDoc="0" locked="0" layoutInCell="1" allowOverlap="1" wp14:anchorId="5335DA92" wp14:editId="603211F0">
-            <wp:simplePos x="0" y="0"/>
-            <wp:positionH relativeFrom="column">
-              <wp:posOffset>1476883</wp:posOffset>
-            </wp:positionH>
-            <wp:positionV relativeFrom="paragraph">
-              <wp:posOffset>59055</wp:posOffset>
-            </wp:positionV>
-            <wp:extent cx="2581275" cy="357505"/>
-            <wp:effectExtent l="190500" t="190500" r="180975" b="194945"/>
-            <wp:wrapSquare wrapText="bothSides"/>
-            <wp:docPr id="5" name="Kép 5"/>
+            <wp:docPr id="47" name="Kép 47"/>
             <wp:cNvGraphicFramePr>
               <a:graphicFrameLocks xmlns:a="http://schemas.openxmlformats.org/drawingml/2006/main" noChangeAspect="1"/>
             </wp:cNvGraphicFramePr>
@@ -4314,7 +4029,7 @@
                     <pic:cNvPicPr/>
                   </pic:nvPicPr>
                   <pic:blipFill>
-                    <a:blip r:embed="rId19">
+                    <a:blip r:embed="rId17">
                       <a:extLst>
                         <a:ext uri="{28A0092B-C50C-407E-A947-70E740481C1C}">
                           <a14:useLocalDpi xmlns:a14="http://schemas.microsoft.com/office/drawing/2010/main" val="0"/>
@@ -4328,115 +4043,46 @@
                   <pic:spPr>
                     <a:xfrm>
                       <a:off x="0" y="0"/>
-                      <a:ext cx="2581275" cy="357505"/>
+                      <a:ext cx="2599055" cy="474345"/>
                     </a:xfrm>
                     <a:prstGeom prst="rect">
                       <a:avLst/>
                     </a:prstGeom>
-                    <a:ln>
-                      <a:noFill/>
-                    </a:ln>
-                    <a:effectLst>
-                      <a:outerShdw blurRad="190500" algn="tl" rotWithShape="0">
-                        <a:srgbClr val="000000">
-                          <a:alpha val="70000"/>
-                        </a:srgbClr>
-                      </a:outerShdw>
-                    </a:effectLst>
                   </pic:spPr>
                 </pic:pic>
               </a:graphicData>
             </a:graphic>
+            <wp14:sizeRelH relativeFrom="margin">
+              <wp14:pctWidth>0</wp14:pctWidth>
+            </wp14:sizeRelH>
+            <wp14:sizeRelV relativeFrom="margin">
+              <wp14:pctHeight>0</wp14:pctHeight>
+            </wp14:sizeRelV>
           </wp:anchor>
         </w:drawing>
       </w:r>
-    </w:p>
-    <w:p>
-      <w:pPr>
-        <w:spacing w:line="360" w:lineRule="auto"/>
-        <w:rPr>
-          <w:rFonts w:ascii="Times New Roman" w:hAnsi="Times New Roman" w:cs="Times New Roman"/>
-          <w:kern w:val="0"/>
-          <w:sz w:val="24"/>
-          <w:szCs w:val="24"/>
-          <w14:ligatures w14:val="none"/>
-        </w:rPr>
-      </w:pPr>
-    </w:p>
-    <w:p>
-      <w:pPr>
-        <w:spacing w:line="360" w:lineRule="auto"/>
-        <w:rPr>
-          <w:rFonts w:ascii="Times New Roman" w:hAnsi="Times New Roman" w:cs="Times New Roman"/>
-          <w:sz w:val="30"/>
-          <w:szCs w:val="30"/>
-          <w:u w:val="single"/>
-        </w:rPr>
-      </w:pPr>
-      <w:r>
-        <w:rPr>
-          <w:rFonts w:ascii="Times New Roman" w:hAnsi="Times New Roman" w:cs="Times New Roman"/>
-          <w:kern w:val="0"/>
-          <w:sz w:val="24"/>
-          <w:szCs w:val="24"/>
-          <w14:ligatures w14:val="none"/>
-        </w:rPr>
-        <w:t xml:space="preserve">Az oldal legelső megnyitásakor szükséges egy fiók létrehozása ezt a regisztrációs felületen lehetséges megtenni, amit a </w:t>
-      </w:r>
-      <w:r>
-        <w:rPr>
-          <w:rFonts w:ascii="Times New Roman" w:hAnsi="Times New Roman" w:cs="Times New Roman"/>
-          <w:b/>
-          <w:bCs/>
-          <w:kern w:val="0"/>
-          <w:sz w:val="24"/>
-          <w:szCs w:val="24"/>
-          <w14:ligatures w14:val="none"/>
-        </w:rPr>
-        <w:t>„Regisztrálj itt -&gt;”</w:t>
-      </w:r>
-      <w:r>
-        <w:rPr>
-          <w:rFonts w:ascii="Times New Roman" w:hAnsi="Times New Roman" w:cs="Times New Roman"/>
-          <w:kern w:val="0"/>
-          <w:sz w:val="24"/>
-          <w:szCs w:val="24"/>
-          <w14:ligatures w14:val="none"/>
-        </w:rPr>
-        <w:t xml:space="preserve"> linkre kattintva lehet elérni.</w:t>
-      </w:r>
-    </w:p>
-    <w:p>
-      <w:pPr>
-        <w:spacing w:line="360" w:lineRule="auto"/>
-        <w:jc w:val="center"/>
-        <w:rPr>
-          <w:rFonts w:ascii="Times New Roman" w:hAnsi="Times New Roman" w:cs="Times New Roman"/>
-          <w:sz w:val="30"/>
-          <w:szCs w:val="30"/>
-          <w:u w:val="single"/>
-        </w:rPr>
-      </w:pPr>
       <w:r>
         <w:rPr>
           <w:rFonts w:ascii="Times New Roman" w:hAnsi="Times New Roman" w:cs="Times New Roman"/>
           <w:noProof/>
-          <w:sz w:val="30"/>
-          <w:szCs w:val="30"/>
+          <w:kern w:val="0"/>
+          <w:sz w:val="24"/>
+          <w:szCs w:val="24"/>
+          <w14:ligatures w14:val="none"/>
         </w:rPr>
         <w:drawing>
-          <wp:anchor distT="0" distB="0" distL="114300" distR="114300" simplePos="0" relativeHeight="251737600" behindDoc="0" locked="0" layoutInCell="1" allowOverlap="1" wp14:anchorId="5D8AEF6C" wp14:editId="4FF02E66">
+          <wp:anchor distT="0" distB="0" distL="114300" distR="114300" simplePos="0" relativeHeight="251812352" behindDoc="0" locked="0" layoutInCell="1" allowOverlap="1" wp14:anchorId="24C08599" wp14:editId="25A1DB13">
             <wp:simplePos x="0" y="0"/>
-            <wp:positionH relativeFrom="column">
-              <wp:posOffset>1864944</wp:posOffset>
+            <wp:positionH relativeFrom="margin">
+              <wp:posOffset>66675</wp:posOffset>
             </wp:positionH>
             <wp:positionV relativeFrom="paragraph">
-              <wp:posOffset>38050</wp:posOffset>
+              <wp:posOffset>181610</wp:posOffset>
             </wp:positionV>
-            <wp:extent cx="1853565" cy="351790"/>
-            <wp:effectExtent l="190500" t="190500" r="184785" b="181610"/>
+            <wp:extent cx="2790825" cy="455295"/>
+            <wp:effectExtent l="0" t="0" r="9525" b="1905"/>
             <wp:wrapSquare wrapText="bothSides"/>
-            <wp:docPr id="1" name="Kép 1"/>
+            <wp:docPr id="45" name="Kép 45"/>
             <wp:cNvGraphicFramePr>
               <a:graphicFrameLocks xmlns:a="http://schemas.openxmlformats.org/drawingml/2006/main" noChangeAspect="1"/>
             </wp:cNvGraphicFramePr>
@@ -4448,7 +4094,7 @@
                     <pic:cNvPicPr/>
                   </pic:nvPicPr>
                   <pic:blipFill>
-                    <a:blip r:embed="rId20">
+                    <a:blip r:embed="rId18">
                       <a:extLst>
                         <a:ext uri="{28A0092B-C50C-407E-A947-70E740481C1C}">
                           <a14:useLocalDpi xmlns:a14="http://schemas.microsoft.com/office/drawing/2010/main" val="0"/>
@@ -4462,21 +4108,11 @@
                   <pic:spPr>
                     <a:xfrm>
                       <a:off x="0" y="0"/>
-                      <a:ext cx="1853565" cy="351790"/>
+                      <a:ext cx="2790825" cy="455295"/>
                     </a:xfrm>
                     <a:prstGeom prst="rect">
                       <a:avLst/>
                     </a:prstGeom>
-                    <a:ln>
-                      <a:noFill/>
-                    </a:ln>
-                    <a:effectLst>
-                      <a:outerShdw blurRad="190500" algn="tl" rotWithShape="0">
-                        <a:srgbClr val="000000">
-                          <a:alpha val="70000"/>
-                        </a:srgbClr>
-                      </a:outerShdw>
-                    </a:effectLst>
                   </pic:spPr>
                 </pic:pic>
               </a:graphicData>
@@ -4499,48 +4135,258 @@
           <w:szCs w:val="36"/>
         </w:rPr>
       </w:pPr>
-      <w:r>
+    </w:p>
+    <w:p>
+      <w:pPr>
+        <w:rPr>
+          <w:rFonts w:ascii="Times New Roman" w:hAnsi="Times New Roman" w:cs="Times New Roman"/>
+          <w:color w:val="70AD47" w:themeColor="accent6"/>
+          <w:sz w:val="26"/>
+          <w:szCs w:val="26"/>
+        </w:rPr>
+      </w:pPr>
+      <w:r>
+        <w:rPr>
+          <w:rFonts w:ascii="Times New Roman" w:hAnsi="Times New Roman" w:cs="Times New Roman"/>
+          <w:color w:val="70AD47" w:themeColor="accent6"/>
+          <w:sz w:val="26"/>
+          <w:szCs w:val="26"/>
+        </w:rPr>
+        <w:t>DE</w:t>
+      </w:r>
+    </w:p>
+    <w:p>
+      <w:pPr>
+        <w:spacing w:line="360" w:lineRule="auto"/>
+        <w:rPr>
+          <w:rFonts w:ascii="Times New Roman" w:hAnsi="Times New Roman" w:cs="Times New Roman"/>
+          <w:kern w:val="0"/>
+          <w:sz w:val="24"/>
+          <w:szCs w:val="24"/>
+          <w14:ligatures w14:val="none"/>
+        </w:rPr>
+      </w:pPr>
+      <w:r>
+        <w:rPr>
+          <w:rFonts w:ascii="Times New Roman" w:hAnsi="Times New Roman" w:cs="Times New Roman"/>
+          <w:kern w:val="0"/>
+          <w:sz w:val="24"/>
+          <w:szCs w:val="24"/>
+          <w14:ligatures w14:val="none"/>
+        </w:rPr>
+        <w:t xml:space="preserve">Az összes adat helyes megadása után az oldal egy 1,5 másodperces várakozási idő után átirányit a megfelelő oldalra. Ezt egy </w:t>
+      </w:r>
+      <w:r>
+        <w:rPr>
+          <w:rFonts w:ascii="Times New Roman" w:hAnsi="Times New Roman" w:cs="Times New Roman"/>
+          <w:b/>
+          <w:bCs/>
+          <w:kern w:val="0"/>
+          <w:sz w:val="24"/>
+          <w:szCs w:val="24"/>
+          <w14:ligatures w14:val="none"/>
+        </w:rPr>
+        <w:t>sikeres üzenet</w:t>
+      </w:r>
+      <w:r>
+        <w:rPr>
+          <w:rFonts w:ascii="Times New Roman" w:hAnsi="Times New Roman" w:cs="Times New Roman"/>
+          <w:kern w:val="0"/>
+          <w:sz w:val="24"/>
+          <w:szCs w:val="24"/>
+          <w14:ligatures w14:val="none"/>
+        </w:rPr>
+        <w:t xml:space="preserve"> is jelzi a felhasználó számára</w:t>
+      </w:r>
+    </w:p>
+    <w:p>
+      <w:pPr>
+        <w:spacing w:line="360" w:lineRule="auto"/>
+        <w:jc w:val="center"/>
+        <w:rPr>
+          <w:rFonts w:ascii="Times New Roman" w:hAnsi="Times New Roman" w:cs="Times New Roman"/>
+          <w:kern w:val="0"/>
+          <w:sz w:val="24"/>
+          <w:szCs w:val="24"/>
+          <w14:ligatures w14:val="none"/>
+        </w:rPr>
+      </w:pPr>
+      <w:r>
+        <w:rPr>
+          <w:rFonts w:ascii="Times New Roman" w:hAnsi="Times New Roman" w:cs="Times New Roman"/>
+          <w:noProof/>
+          <w:kern w:val="0"/>
+          <w:sz w:val="24"/>
+          <w:szCs w:val="24"/>
+          <w14:ligatures w14:val="none"/>
+        </w:rPr>
+        <w:drawing>
+          <wp:inline distT="0" distB="0" distL="0" distR="0" wp14:anchorId="05B346B2" wp14:editId="49ABC7B2">
+            <wp:extent cx="3181794" cy="552527"/>
+            <wp:effectExtent l="0" t="0" r="0" b="0"/>
+            <wp:docPr id="48" name="Kép 48"/>
+            <wp:cNvGraphicFramePr>
+              <a:graphicFrameLocks xmlns:a="http://schemas.openxmlformats.org/drawingml/2006/main" noChangeAspect="1"/>
+            </wp:cNvGraphicFramePr>
+            <a:graphic xmlns:a="http://schemas.openxmlformats.org/drawingml/2006/main">
+              <a:graphicData uri="http://schemas.openxmlformats.org/drawingml/2006/picture">
+                <pic:pic xmlns:pic="http://schemas.openxmlformats.org/drawingml/2006/picture">
+                  <pic:nvPicPr>
+                    <pic:cNvPr id="1" name=""/>
+                    <pic:cNvPicPr/>
+                  </pic:nvPicPr>
+                  <pic:blipFill>
+                    <a:blip r:embed="rId19"/>
+                    <a:stretch>
+                      <a:fillRect/>
+                    </a:stretch>
+                  </pic:blipFill>
+                  <pic:spPr>
+                    <a:xfrm>
+                      <a:off x="0" y="0"/>
+                      <a:ext cx="3181794" cy="552527"/>
+                    </a:xfrm>
+                    <a:prstGeom prst="rect">
+                      <a:avLst/>
+                    </a:prstGeom>
+                  </pic:spPr>
+                </pic:pic>
+              </a:graphicData>
+            </a:graphic>
+          </wp:inline>
+        </w:drawing>
+      </w:r>
+    </w:p>
+    <w:p>
+      <w:pPr>
+        <w:spacing w:line="360" w:lineRule="auto"/>
+        <w:rPr>
+          <w:rFonts w:ascii="Times New Roman" w:hAnsi="Times New Roman" w:cs="Times New Roman"/>
+          <w:sz w:val="30"/>
+          <w:szCs w:val="30"/>
+          <w:u w:val="single"/>
+        </w:rPr>
+      </w:pPr>
+      <w:r>
+        <w:rPr>
+          <w:rFonts w:ascii="Times New Roman" w:hAnsi="Times New Roman" w:cs="Times New Roman"/>
+          <w:kern w:val="0"/>
+          <w:sz w:val="24"/>
+          <w:szCs w:val="24"/>
+          <w14:ligatures w14:val="none"/>
+        </w:rPr>
+        <w:t xml:space="preserve">Az oldal legelső megnyitásakor szükséges egy fiók létrehozása ezt a regisztrációs felületen lehetséges megtenni, amit a </w:t>
+      </w:r>
+      <w:r>
+        <w:rPr>
+          <w:rFonts w:ascii="Times New Roman" w:hAnsi="Times New Roman" w:cs="Times New Roman"/>
+          <w:b/>
+          <w:bCs/>
+          <w:kern w:val="0"/>
+          <w:sz w:val="24"/>
+          <w:szCs w:val="24"/>
+          <w14:ligatures w14:val="none"/>
+        </w:rPr>
+        <w:t>„Regisztrálj itt -&gt;”</w:t>
+      </w:r>
+      <w:r>
+        <w:rPr>
+          <w:rFonts w:ascii="Times New Roman" w:hAnsi="Times New Roman" w:cs="Times New Roman"/>
+          <w:kern w:val="0"/>
+          <w:sz w:val="24"/>
+          <w:szCs w:val="24"/>
+          <w14:ligatures w14:val="none"/>
+        </w:rPr>
+        <w:t xml:space="preserve"> linkre kattintva lehet elérni.</w:t>
+      </w:r>
+    </w:p>
+    <w:p>
+      <w:pPr>
+        <w:spacing w:line="360" w:lineRule="auto"/>
+        <w:jc w:val="center"/>
+        <w:rPr>
+          <w:rFonts w:ascii="Times New Roman" w:hAnsi="Times New Roman" w:cs="Times New Roman"/>
+          <w:sz w:val="30"/>
+          <w:szCs w:val="30"/>
+          <w:u w:val="single"/>
+        </w:rPr>
+      </w:pPr>
+      <w:r>
+        <w:rPr>
+          <w:rFonts w:ascii="Times New Roman" w:hAnsi="Times New Roman" w:cs="Times New Roman"/>
+          <w:noProof/>
+          <w:sz w:val="30"/>
+          <w:szCs w:val="30"/>
+        </w:rPr>
+        <w:drawing>
+          <wp:inline distT="0" distB="0" distL="0" distR="0" wp14:anchorId="6655D5A6" wp14:editId="05F23D2A">
+            <wp:extent cx="2324424" cy="314369"/>
+            <wp:effectExtent l="0" t="0" r="0" b="9525"/>
+            <wp:docPr id="49" name="Kép 49"/>
+            <wp:cNvGraphicFramePr>
+              <a:graphicFrameLocks xmlns:a="http://schemas.openxmlformats.org/drawingml/2006/main" noChangeAspect="1"/>
+            </wp:cNvGraphicFramePr>
+            <a:graphic xmlns:a="http://schemas.openxmlformats.org/drawingml/2006/main">
+              <a:graphicData uri="http://schemas.openxmlformats.org/drawingml/2006/picture">
+                <pic:pic xmlns:pic="http://schemas.openxmlformats.org/drawingml/2006/picture">
+                  <pic:nvPicPr>
+                    <pic:cNvPr id="1" name=""/>
+                    <pic:cNvPicPr/>
+                  </pic:nvPicPr>
+                  <pic:blipFill>
+                    <a:blip r:embed="rId20"/>
+                    <a:stretch>
+                      <a:fillRect/>
+                    </a:stretch>
+                  </pic:blipFill>
+                  <pic:spPr>
+                    <a:xfrm>
+                      <a:off x="0" y="0"/>
+                      <a:ext cx="2324424" cy="314369"/>
+                    </a:xfrm>
+                    <a:prstGeom prst="rect">
+                      <a:avLst/>
+                    </a:prstGeom>
+                  </pic:spPr>
+                </pic:pic>
+              </a:graphicData>
+            </a:graphic>
+          </wp:inline>
+        </w:drawing>
+      </w:r>
+    </w:p>
+    <w:p>
+      <w:pPr>
         <w:rPr>
           <w:rFonts w:ascii="Times New Roman" w:hAnsi="Times New Roman" w:cs="Times New Roman"/>
           <w:sz w:val="36"/>
           <w:szCs w:val="36"/>
         </w:rPr>
-        <w:br w:type="page"/>
-      </w:r>
-      <w:r>
-        <w:rPr>
-          <w:rFonts w:ascii="Times New Roman" w:hAnsi="Times New Roman" w:cs="Times New Roman"/>
-          <w:color w:val="4472C4" w:themeColor="accent1"/>
+      </w:pPr>
+      <w:r>
+        <w:rPr>
+          <w:rFonts w:ascii="Times New Roman" w:hAnsi="Times New Roman" w:cs="Times New Roman"/>
           <w:sz w:val="36"/>
           <w:szCs w:val="36"/>
         </w:rPr>
-        <w:lastRenderedPageBreak/>
-        <w:t xml:space="preserve">2. </w:t>
-      </w:r>
-      <w:r>
-        <w:rPr>
-          <w:rFonts w:ascii="Times New Roman" w:hAnsi="Times New Roman" w:cs="Times New Roman"/>
-          <w:color w:val="4472C4" w:themeColor="accent1"/>
-          <w:sz w:val="36"/>
-          <w:szCs w:val="36"/>
-        </w:rPr>
-        <w:t>Navigáció</w:t>
+        <w:br w:type="page"/>
       </w:r>
       <w:r>
         <w:rPr>
           <w:noProof/>
           <w:color w:val="4472C4" w:themeColor="accent1"/>
         </w:rPr>
+        <w:lastRenderedPageBreak/>
         <mc:AlternateContent>
           <mc:Choice Requires="wps">
             <w:drawing>
-              <wp:anchor distT="0" distB="0" distL="114300" distR="114300" simplePos="0" relativeHeight="251705856" behindDoc="0" locked="0" layoutInCell="1" allowOverlap="1" wp14:anchorId="043227F0" wp14:editId="08F3DA4C">
+              <wp:anchor distT="0" distB="0" distL="114300" distR="114300" simplePos="0" relativeHeight="251705856" behindDoc="0" locked="0" layoutInCell="1" allowOverlap="1" wp14:anchorId="043227F0" wp14:editId="6B63D498">
                 <wp:simplePos x="0" y="0"/>
                 <wp:positionH relativeFrom="column">
-                  <wp:posOffset>-41275</wp:posOffset>
+                  <wp:posOffset>-107950</wp:posOffset>
                 </wp:positionH>
                 <wp:positionV relativeFrom="paragraph">
-                  <wp:posOffset>583565</wp:posOffset>
+                  <wp:posOffset>680720</wp:posOffset>
                 </wp:positionV>
                 <wp:extent cx="6012815" cy="635"/>
                 <wp:effectExtent l="0" t="0" r="0" b="0"/>
@@ -4611,7 +4457,7 @@
           </mc:Choice>
           <mc:Fallback>
             <w:pict>
-              <v:shape w14:anchorId="043227F0" id="_x0000_s1029" type="#_x0000_t202" style="position:absolute;margin-left:-3.25pt;margin-top:45.95pt;width:473.45pt;height:.05pt;z-index:251705856;visibility:visible;mso-wrap-style:square;mso-wrap-distance-left:9pt;mso-wrap-distance-top:0;mso-wrap-distance-right:9pt;mso-wrap-distance-bottom:0;mso-position-horizontal:absolute;mso-position-horizontal-relative:text;mso-position-vertical:absolute;mso-position-vertical-relative:text;v-text-anchor:top" o:gfxdata="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" stroked="f">
+              <v:shape w14:anchorId="043227F0" id="_x0000_s1029" type="#_x0000_t202" style="position:absolute;margin-left:-8.5pt;margin-top:53.6pt;width:473.45pt;height:.05pt;z-index:251705856;visibility:visible;mso-wrap-style:square;mso-wrap-distance-left:9pt;mso-wrap-distance-top:0;mso-wrap-distance-right:9pt;mso-wrap-distance-bottom:0;mso-position-horizontal:absolute;mso-position-horizontal-relative:text;mso-position-vertical:absolute;mso-position-vertical-relative:text;v-text-anchor:top" o:gfxdata="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" stroked="f">
                 <v:textbox style="mso-fit-shape-to-text:t" inset="0,0,0,0">
                   <w:txbxContent>
                     <w:p>
@@ -4657,10 +4503,18 @@
           <w:szCs w:val="36"/>
         </w:rPr>
         <w:drawing>
-          <wp:inline distT="0" distB="0" distL="0" distR="0" wp14:anchorId="0C9DDDF7" wp14:editId="0F98FB54">
-            <wp:extent cx="5760720" cy="278765"/>
-            <wp:effectExtent l="0" t="0" r="0" b="6985"/>
-            <wp:docPr id="13" name="Kép 13"/>
+          <wp:anchor distT="0" distB="0" distL="114300" distR="114300" simplePos="0" relativeHeight="251814400" behindDoc="0" locked="0" layoutInCell="1" allowOverlap="1" wp14:anchorId="0073E4BE" wp14:editId="61AC63DD">
+            <wp:simplePos x="0" y="0"/>
+            <wp:positionH relativeFrom="margin">
+              <wp:align>right</wp:align>
+            </wp:positionH>
+            <wp:positionV relativeFrom="paragraph">
+              <wp:posOffset>386080</wp:posOffset>
+            </wp:positionV>
+            <wp:extent cx="5760720" cy="297180"/>
+            <wp:effectExtent l="0" t="0" r="0" b="7620"/>
+            <wp:wrapSquare wrapText="bothSides"/>
+            <wp:docPr id="1" name="Kép 1"/>
             <wp:cNvGraphicFramePr>
               <a:graphicFrameLocks xmlns:a="http://schemas.openxmlformats.org/drawingml/2006/main" noChangeAspect="1"/>
             </wp:cNvGraphicFramePr>
@@ -4672,7 +4526,13 @@
                     <pic:cNvPicPr/>
                   </pic:nvPicPr>
                   <pic:blipFill>
-                    <a:blip r:embed="rId21"/>
+                    <a:blip r:embed="rId21" cstate="print">
+                      <a:extLst>
+                        <a:ext uri="{28A0092B-C50C-407E-A947-70E740481C1C}">
+                          <a14:useLocalDpi xmlns:a14="http://schemas.microsoft.com/office/drawing/2010/main" val="0"/>
+                        </a:ext>
+                      </a:extLst>
+                    </a:blip>
                     <a:stretch>
                       <a:fillRect/>
                     </a:stretch>
@@ -4680,7 +4540,7 @@
                   <pic:spPr>
                     <a:xfrm>
                       <a:off x="0" y="0"/>
-                      <a:ext cx="5760720" cy="278765"/>
+                      <a:ext cx="5760720" cy="297180"/>
                     </a:xfrm>
                     <a:prstGeom prst="rect">
                       <a:avLst/>
@@ -4689,9 +4549,27 @@
                 </pic:pic>
               </a:graphicData>
             </a:graphic>
-          </wp:inline>
+          </wp:anchor>
         </w:drawing>
       </w:r>
+      <w:r>
+        <w:rPr>
+          <w:rFonts w:ascii="Times New Roman" w:hAnsi="Times New Roman" w:cs="Times New Roman"/>
+          <w:color w:val="4472C4" w:themeColor="accent1"/>
+          <w:sz w:val="36"/>
+          <w:szCs w:val="36"/>
+        </w:rPr>
+        <w:t xml:space="preserve">2. </w:t>
+      </w:r>
+      <w:r>
+        <w:rPr>
+          <w:rFonts w:ascii="Times New Roman" w:hAnsi="Times New Roman" w:cs="Times New Roman"/>
+          <w:color w:val="4472C4" w:themeColor="accent1"/>
+          <w:sz w:val="36"/>
+          <w:szCs w:val="36"/>
+        </w:rPr>
+        <w:t>Navigáció</w:t>
+      </w:r>
     </w:p>
     <w:p>
       <w:pPr>
@@ -4724,7 +4602,23 @@
           <w:sz w:val="24"/>
           <w:szCs w:val="24"/>
         </w:rPr>
-        <w:t xml:space="preserve"> a felhasználó. Először itt találkozunk a navigációs sávval az oldal tetején. Bal sarokban egy logó látható, középen 4 gomb, amelyekkel a felhasználó navigálhat az oldalak közt, jobb szélen látható a büfé nyitvatartási ideje, valamint egy felhasználói ikon</w:t>
+        <w:t xml:space="preserve"> a felhasználó. Először itt találkozunk a navigációs sávval az oldal tetején. Bal sarokban egy logó látható, középen 4 gomb, amelyekkel a felhasználó navigálhat az oldalak közt, jobb szélen látható a büfé nyitvatartási idej</w:t>
+      </w:r>
+      <w:r>
+        <w:rPr>
+          <w:rFonts w:ascii="Times New Roman" w:hAnsi="Times New Roman" w:cs="Times New Roman"/>
+          <w:sz w:val="24"/>
+          <w:szCs w:val="24"/>
+        </w:rPr>
+        <w:t>ének megfelelő „Nyitva” vagy „Zárva” felirat</w:t>
+      </w:r>
+      <w:r>
+        <w:rPr>
+          <w:rFonts w:ascii="Times New Roman" w:hAnsi="Times New Roman" w:cs="Times New Roman"/>
+          <w:sz w:val="24"/>
+          <w:szCs w:val="24"/>
+        </w:rPr>
+        <w:t>, valamint egy felhasználói ikon</w:t>
       </w:r>
       <w:r>
         <w:rPr>
@@ -5158,7 +5052,6 @@
           <w:sz w:val="30"/>
           <w:szCs w:val="30"/>
         </w:rPr>
-        <w:lastRenderedPageBreak/>
         <w:drawing>
           <wp:anchor distT="0" distB="0" distL="114300" distR="114300" simplePos="0" relativeHeight="251801088" behindDoc="0" locked="0" layoutInCell="1" allowOverlap="1" wp14:anchorId="7104D21C" wp14:editId="2AE0B370">
             <wp:simplePos x="0" y="0"/>
@@ -5824,7 +5717,16 @@
           <w:sz w:val="24"/>
           <w:szCs w:val="24"/>
         </w:rPr>
-        <w:t>a büfésnek, aki elkezdheti összeállítani a rendelést. A felhasználó visszajelzést kap, ha sikeres a rendelés leadása, a kosár pedig kiürítésre kerül.</w:t>
+        <w:t xml:space="preserve">a büfésnek, aki elkezdheti összeállítani a rendelést. A felhasználó </w:t>
+      </w:r>
+      <w:r>
+        <w:rPr>
+          <w:rFonts w:ascii="Times New Roman" w:hAnsi="Times New Roman" w:cs="Times New Roman"/>
+          <w:sz w:val="24"/>
+          <w:szCs w:val="24"/>
+        </w:rPr>
+        <w:lastRenderedPageBreak/>
+        <w:t>visszajelzést kap, ha sikeres a rendelés leadása, a kosár pedig kiürítésre kerül.</w:t>
       </w:r>
       <w:r>
         <w:rPr>
@@ -5852,7 +5754,6 @@
           <w:sz w:val="30"/>
           <w:szCs w:val="30"/>
         </w:rPr>
-        <w:lastRenderedPageBreak/>
         <mc:AlternateContent>
           <mc:Choice Requires="wps">
             <w:drawing>
@@ -6205,13 +6106,13 @@
         <mc:AlternateContent>
           <mc:Choice Requires="wps">
             <w:drawing>
-              <wp:anchor distT="0" distB="0" distL="114300" distR="114300" simplePos="0" relativeHeight="251739648" behindDoc="0" locked="0" layoutInCell="1" allowOverlap="1" wp14:anchorId="6EDFD36A" wp14:editId="774B9179">
+              <wp:anchor distT="0" distB="0" distL="114300" distR="114300" simplePos="0" relativeHeight="251739648" behindDoc="0" locked="0" layoutInCell="1" allowOverlap="1" wp14:anchorId="6EDFD36A" wp14:editId="51384297">
                 <wp:simplePos x="0" y="0"/>
                 <wp:positionH relativeFrom="column">
-                  <wp:posOffset>28575</wp:posOffset>
+                  <wp:posOffset>76200</wp:posOffset>
                 </wp:positionH>
                 <wp:positionV relativeFrom="paragraph">
-                  <wp:posOffset>2150745</wp:posOffset>
+                  <wp:posOffset>1988820</wp:posOffset>
                 </wp:positionV>
                 <wp:extent cx="5932170" cy="635"/>
                 <wp:effectExtent l="0" t="0" r="0" b="0"/>
@@ -6275,11 +6176,7 @@
           </mc:Choice>
           <mc:Fallback>
             <w:pict>
-              <v:shapetype w14:anchorId="6EDFD36A" id="_x0000_t202" coordsize="21600,21600" o:spt="202" path="m,l,21600r21600,l21600,xe">
-                <v:stroke joinstyle="miter"/>
-                <v:path gradientshapeok="t" o:connecttype="rect"/>
-              </v:shapetype>
-              <v:shape id="_x0000_s1034" type="#_x0000_t202" style="position:absolute;margin-left:2.25pt;margin-top:169.35pt;width:467.1pt;height:.05pt;z-index:251739648;visibility:visible;mso-wrap-style:square;mso-wrap-distance-left:9pt;mso-wrap-distance-top:0;mso-wrap-distance-right:9pt;mso-wrap-distance-bottom:0;mso-position-horizontal:absolute;mso-position-horizontal-relative:text;mso-position-vertical:absolute;mso-position-vertical-relative:text;v-text-anchor:top" o:gfxdata="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" stroked="f">
+              <v:shape w14:anchorId="6EDFD36A" id="_x0000_s1034" type="#_x0000_t202" style="position:absolute;margin-left:6pt;margin-top:156.6pt;width:467.1pt;height:.05pt;z-index:251739648;visibility:visible;mso-wrap-style:square;mso-wrap-distance-left:9pt;mso-wrap-distance-top:0;mso-wrap-distance-right:9pt;mso-wrap-distance-bottom:0;mso-position-horizontal:absolute;mso-position-horizontal-relative:text;mso-position-vertical:absolute;mso-position-vertical-relative:text;v-text-anchor:top" o:gfxdata="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" stroked="f">
                 <v:textbox style="mso-fit-shape-to-text:t" inset="0,0,0,0">
                   <w:txbxContent>
                     <w:p>
@@ -7482,6 +7379,63 @@
       <w:r>
         <w:rPr>
           <w:rFonts w:ascii="Times New Roman" w:hAnsi="Times New Roman" w:cs="Times New Roman"/>
+          <w:noProof/>
+          <w:sz w:val="24"/>
+          <w:szCs w:val="24"/>
+        </w:rPr>
+        <w:drawing>
+          <wp:anchor distT="0" distB="0" distL="114300" distR="114300" simplePos="0" relativeHeight="251817472" behindDoc="0" locked="0" layoutInCell="1" allowOverlap="1" wp14:anchorId="3537A5A8" wp14:editId="249DADFC">
+            <wp:simplePos x="0" y="0"/>
+            <wp:positionH relativeFrom="margin">
+              <wp:align>left</wp:align>
+            </wp:positionH>
+            <wp:positionV relativeFrom="paragraph">
+              <wp:posOffset>13970</wp:posOffset>
+            </wp:positionV>
+            <wp:extent cx="2066925" cy="1616710"/>
+            <wp:effectExtent l="0" t="0" r="9525" b="2540"/>
+            <wp:wrapSquare wrapText="bothSides"/>
+            <wp:docPr id="46" name="Kép 46"/>
+            <wp:cNvGraphicFramePr>
+              <a:graphicFrameLocks xmlns:a="http://schemas.openxmlformats.org/drawingml/2006/main" noChangeAspect="1"/>
+            </wp:cNvGraphicFramePr>
+            <a:graphic xmlns:a="http://schemas.openxmlformats.org/drawingml/2006/main">
+              <a:graphicData uri="http://schemas.openxmlformats.org/drawingml/2006/picture">
+                <pic:pic xmlns:pic="http://schemas.openxmlformats.org/drawingml/2006/picture">
+                  <pic:nvPicPr>
+                    <pic:cNvPr id="1" name=""/>
+                    <pic:cNvPicPr/>
+                  </pic:nvPicPr>
+                  <pic:blipFill>
+                    <a:blip r:embed="rId29">
+                      <a:extLst>
+                        <a:ext uri="{28A0092B-C50C-407E-A947-70E740481C1C}">
+                          <a14:useLocalDpi xmlns:a14="http://schemas.microsoft.com/office/drawing/2010/main" val="0"/>
+                        </a:ext>
+                      </a:extLst>
+                    </a:blip>
+                    <a:stretch>
+                      <a:fillRect/>
+                    </a:stretch>
+                  </pic:blipFill>
+                  <pic:spPr>
+                    <a:xfrm>
+                      <a:off x="0" y="0"/>
+                      <a:ext cx="2066925" cy="1616710"/>
+                    </a:xfrm>
+                    <a:prstGeom prst="rect">
+                      <a:avLst/>
+                    </a:prstGeom>
+                  </pic:spPr>
+                </pic:pic>
+              </a:graphicData>
+            </a:graphic>
+          </wp:anchor>
+        </w:drawing>
+      </w:r>
+      <w:r>
+        <w:rPr>
+          <w:rFonts w:ascii="Times New Roman" w:hAnsi="Times New Roman" w:cs="Times New Roman"/>
           <w:sz w:val="24"/>
           <w:szCs w:val="24"/>
         </w:rPr>
@@ -7536,13 +7490,13 @@
         <mc:AlternateContent>
           <mc:Choice Requires="wps">
             <w:drawing>
-              <wp:anchor distT="0" distB="0" distL="114300" distR="114300" simplePos="0" relativeHeight="251708928" behindDoc="0" locked="0" layoutInCell="1" allowOverlap="1" wp14:anchorId="33FA4C5B" wp14:editId="6146B839">
+              <wp:anchor distT="0" distB="0" distL="114300" distR="114300" simplePos="0" relativeHeight="251708928" behindDoc="0" locked="0" layoutInCell="1" allowOverlap="1" wp14:anchorId="33FA4C5B" wp14:editId="2FB216DA">
                 <wp:simplePos x="0" y="0"/>
                 <wp:positionH relativeFrom="margin">
-                  <wp:posOffset>-142875</wp:posOffset>
+                  <wp:posOffset>-209550</wp:posOffset>
                 </wp:positionH>
                 <wp:positionV relativeFrom="paragraph">
-                  <wp:posOffset>1727835</wp:posOffset>
+                  <wp:posOffset>13335</wp:posOffset>
                 </wp:positionV>
                 <wp:extent cx="2562225" cy="476250"/>
                 <wp:effectExtent l="0" t="0" r="9525" b="0"/>
@@ -7610,7 +7564,7 @@
           </mc:Choice>
           <mc:Fallback>
             <w:pict>
-              <v:shape w14:anchorId="33FA4C5B" id="_x0000_s1037" type="#_x0000_t202" style="position:absolute;margin-left:-11.25pt;margin-top:136.05pt;width:201.75pt;height:37.5pt;z-index:251708928;visibility:visible;mso-wrap-style:square;mso-width-percent:0;mso-height-percent:0;mso-wrap-distance-left:9pt;mso-wrap-distance-top:0;mso-wrap-distance-right:9pt;mso-wrap-distance-bottom:0;mso-position-horizontal:absolute;mso-position-horizontal-relative:margin;mso-position-vertical:absolute;mso-position-vertical-relative:text;mso-width-percent:0;mso-height-percent:0;mso-width-relative:margin;mso-height-relative:margin;v-text-anchor:top" o:gfxdata="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" stroked="f">
+              <v:shape w14:anchorId="33FA4C5B" id="_x0000_s1037" type="#_x0000_t202" style="position:absolute;margin-left:-16.5pt;margin-top:1.05pt;width:201.75pt;height:37.5pt;z-index:251708928;visibility:visible;mso-wrap-style:square;mso-width-percent:0;mso-height-percent:0;mso-wrap-distance-left:9pt;mso-wrap-distance-top:0;mso-wrap-distance-right:9pt;mso-wrap-distance-bottom:0;mso-position-horizontal:absolute;mso-position-horizontal-relative:margin;mso-position-vertical:absolute;mso-position-vertical-relative:text;mso-width-percent:0;mso-height-percent:0;mso-width-relative:margin;mso-height-relative:margin;v-text-anchor:top" o:gfxdata="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" stroked="f">
                 <v:textbox inset="0,0,0,0">
                   <w:txbxContent>
                     <w:p>
@@ -7639,87 +7593,25 @@
           </mc:Fallback>
         </mc:AlternateContent>
       </w:r>
-      <w:r>
-        <w:rPr>
-          <w:rFonts w:ascii="Times New Roman" w:hAnsi="Times New Roman" w:cs="Times New Roman"/>
+    </w:p>
+    <w:p>
+      <w:pPr>
+        <w:spacing w:line="360" w:lineRule="auto"/>
+        <w:rPr>
+          <w:rFonts w:ascii="Times New Roman" w:hAnsi="Times New Roman" w:cs="Times New Roman"/>
+          <w:sz w:val="24"/>
+          <w:szCs w:val="24"/>
+        </w:rPr>
+      </w:pPr>
+      <w:r>
+        <w:rPr>
+          <w:rFonts w:ascii="Times New Roman" w:hAnsi="Times New Roman" w:cs="Times New Roman"/>
+          <w:noProof/>
           <w:sz w:val="24"/>
           <w:szCs w:val="24"/>
         </w:rPr>
         <w:drawing>
-          <wp:inline distT="0" distB="0" distL="0" distR="0" wp14:anchorId="3537A5A8" wp14:editId="07048D13">
-            <wp:extent cx="2066925" cy="1617302"/>
-            <wp:effectExtent l="0" t="0" r="0" b="2540"/>
-            <wp:docPr id="46" name="Kép 46"/>
-            <wp:cNvGraphicFramePr>
-              <a:graphicFrameLocks xmlns:a="http://schemas.openxmlformats.org/drawingml/2006/main" noChangeAspect="1"/>
-            </wp:cNvGraphicFramePr>
-            <a:graphic xmlns:a="http://schemas.openxmlformats.org/drawingml/2006/main">
-              <a:graphicData uri="http://schemas.openxmlformats.org/drawingml/2006/picture">
-                <pic:pic xmlns:pic="http://schemas.openxmlformats.org/drawingml/2006/picture">
-                  <pic:nvPicPr>
-                    <pic:cNvPr id="1" name=""/>
-                    <pic:cNvPicPr/>
-                  </pic:nvPicPr>
-                  <pic:blipFill>
-                    <a:blip r:embed="rId29"/>
-                    <a:stretch>
-                      <a:fillRect/>
-                    </a:stretch>
-                  </pic:blipFill>
-                  <pic:spPr>
-                    <a:xfrm>
-                      <a:off x="0" y="0"/>
-                      <a:ext cx="2070774" cy="1620314"/>
-                    </a:xfrm>
-                    <a:prstGeom prst="rect">
-                      <a:avLst/>
-                    </a:prstGeom>
-                  </pic:spPr>
-                </pic:pic>
-              </a:graphicData>
-            </a:graphic>
-          </wp:inline>
-        </w:drawing>
-      </w:r>
-    </w:p>
-    <w:p>
-      <w:pPr>
-        <w:spacing w:line="360" w:lineRule="auto"/>
-        <w:rPr>
-          <w:rFonts w:ascii="Times New Roman" w:hAnsi="Times New Roman" w:cs="Times New Roman"/>
-          <w:sz w:val="24"/>
-          <w:szCs w:val="24"/>
-        </w:rPr>
-      </w:pPr>
-    </w:p>
-    <w:p>
-      <w:pPr>
-        <w:spacing w:line="360" w:lineRule="auto"/>
-        <w:rPr>
-          <w:rFonts w:ascii="Times New Roman" w:hAnsi="Times New Roman" w:cs="Times New Roman"/>
-          <w:sz w:val="24"/>
-          <w:szCs w:val="24"/>
-        </w:rPr>
-      </w:pPr>
-    </w:p>
-    <w:p>
-      <w:pPr>
-        <w:spacing w:line="360" w:lineRule="auto"/>
-        <w:rPr>
-          <w:rFonts w:ascii="Times New Roman" w:hAnsi="Times New Roman" w:cs="Times New Roman"/>
-          <w:sz w:val="24"/>
-          <w:szCs w:val="24"/>
-        </w:rPr>
-      </w:pPr>
-      <w:r>
-        <w:rPr>
-          <w:rFonts w:ascii="Times New Roman" w:hAnsi="Times New Roman" w:cs="Times New Roman"/>
-          <w:noProof/>
-          <w:sz w:val="24"/>
-          <w:szCs w:val="24"/>
-        </w:rPr>
-        <w:drawing>
-          <wp:anchor distT="0" distB="0" distL="114300" distR="114300" simplePos="0" relativeHeight="251709952" behindDoc="0" locked="0" layoutInCell="1" allowOverlap="1" wp14:anchorId="44B638A0" wp14:editId="13B3C5CB">
+          <wp:anchor distT="0" distB="0" distL="114300" distR="114300" simplePos="0" relativeHeight="251709952" behindDoc="0" locked="0" layoutInCell="1" allowOverlap="1" wp14:anchorId="44B638A0" wp14:editId="13CB1707">
             <wp:simplePos x="0" y="0"/>
             <wp:positionH relativeFrom="column">
               <wp:posOffset>-7620</wp:posOffset>
@@ -7802,7 +7694,7 @@
         <mc:AlternateContent>
           <mc:Choice Requires="wps">
             <w:drawing>
-              <wp:anchor distT="0" distB="0" distL="114300" distR="114300" simplePos="0" relativeHeight="251712000" behindDoc="0" locked="0" layoutInCell="1" allowOverlap="1" wp14:anchorId="39C44144" wp14:editId="7C2404A2">
+              <wp:anchor distT="0" distB="0" distL="114300" distR="114300" simplePos="0" relativeHeight="251712000" behindDoc="0" locked="0" layoutInCell="1" allowOverlap="1" wp14:anchorId="39C44144" wp14:editId="41074100">
                 <wp:simplePos x="0" y="0"/>
                 <wp:positionH relativeFrom="column">
                   <wp:posOffset>21259</wp:posOffset>
@@ -7904,21 +7796,605 @@
       </w:r>
       <w:r>
         <w:rPr>
+          <w:rFonts w:ascii="Times New Roman" w:hAnsi="Times New Roman" w:cs="Times New Roman"/>
+          <w:sz w:val="24"/>
+          <w:szCs w:val="24"/>
+        </w:rPr>
+        <w:t>A „Profil beállítások” gombra kattintva megjelenő felületek a képen látható menü fogadja a felhasználót. Profiljának négy tulajdonságát módosíthatja.</w:t>
+      </w:r>
+      <w:r>
+        <w:rPr>
+          <w:noProof/>
+        </w:rPr>
+        <w:t xml:space="preserve"> </w:t>
+      </w:r>
+      <w:r>
+        <w:rPr>
+          <w:rFonts w:ascii="Times New Roman" w:hAnsi="Times New Roman" w:cs="Times New Roman"/>
+          <w:noProof/>
+          <w:sz w:val="24"/>
+          <w:szCs w:val="24"/>
+        </w:rPr>
+        <w:t>Ezekre a gombokra kattintva négy különböző űrlap jelenik meg, amelyben megadva friss adatait a „Mentés” gombra kattintva elmentheti a feelhasználó, legközelebbi bejelentkezés alkalmával már ezeket használhatja.</w:t>
+      </w:r>
+      <w:r>
+        <w:rPr>
+          <w:rFonts w:ascii="Times New Roman" w:hAnsi="Times New Roman" w:cs="Times New Roman"/>
+          <w:noProof/>
+          <w:sz w:val="24"/>
+          <w:szCs w:val="24"/>
+        </w:rPr>
+        <w:t xml:space="preserve"> Ha a fiók jelszavát szeretné módosítani, előbb meg kell adni a régi jelszót, ha ez hibás, nem lehet</w:t>
+      </w:r>
+      <w:r>
+        <w:rPr>
+          <w:rFonts w:ascii="Times New Roman" w:hAnsi="Times New Roman" w:cs="Times New Roman"/>
+          <w:noProof/>
+          <w:sz w:val="24"/>
+          <w:szCs w:val="24"/>
+        </w:rPr>
+        <w:t xml:space="preserve"> </w:t>
+      </w:r>
+      <w:r>
+        <w:rPr>
+          <w:rFonts w:ascii="Times New Roman" w:hAnsi="Times New Roman" w:cs="Times New Roman"/>
+          <w:noProof/>
+          <w:sz w:val="24"/>
+          <w:szCs w:val="24"/>
+        </w:rPr>
+        <w:t>módosítani.</w:t>
+      </w:r>
+    </w:p>
+    <w:p>
+      <w:pPr>
+        <w:spacing w:line="360" w:lineRule="auto"/>
+        <w:rPr>
+          <w:rFonts w:ascii="Times New Roman" w:hAnsi="Times New Roman" w:cs="Times New Roman"/>
+          <w:noProof/>
+          <w:sz w:val="24"/>
+          <w:szCs w:val="24"/>
+        </w:rPr>
+      </w:pPr>
+    </w:p>
+    <w:p>
+      <w:pPr>
+        <w:spacing w:line="360" w:lineRule="auto"/>
+        <w:rPr>
+          <w:rFonts w:ascii="Times New Roman" w:hAnsi="Times New Roman" w:cs="Times New Roman"/>
+          <w:noProof/>
+          <w:sz w:val="24"/>
+          <w:szCs w:val="24"/>
+        </w:rPr>
+      </w:pPr>
+    </w:p>
+    <w:p>
+      <w:pPr>
+        <w:rPr>
+          <w:rFonts w:ascii="Times New Roman" w:hAnsi="Times New Roman" w:cs="Times New Roman"/>
+          <w:noProof/>
+          <w:sz w:val="24"/>
+          <w:szCs w:val="24"/>
+        </w:rPr>
+      </w:pPr>
+      <w:r>
+        <w:rPr>
+          <w:rFonts w:ascii="Times New Roman" w:hAnsi="Times New Roman" w:cs="Times New Roman"/>
+          <w:noProof/>
+          <w:sz w:val="24"/>
+          <w:szCs w:val="24"/>
+        </w:rPr>
+        <w:drawing>
+          <wp:anchor distT="0" distB="0" distL="114300" distR="114300" simplePos="0" relativeHeight="251819520" behindDoc="0" locked="0" layoutInCell="1" allowOverlap="1" wp14:anchorId="793EB15C" wp14:editId="33289647">
+            <wp:simplePos x="0" y="0"/>
+            <wp:positionH relativeFrom="page">
+              <wp:posOffset>5720080</wp:posOffset>
+            </wp:positionH>
+            <wp:positionV relativeFrom="paragraph">
+              <wp:posOffset>98425</wp:posOffset>
+            </wp:positionV>
+            <wp:extent cx="1511300" cy="1170305"/>
+            <wp:effectExtent l="0" t="0" r="0" b="0"/>
+            <wp:wrapSquare wrapText="bothSides"/>
+            <wp:docPr id="53" name="Kép 53"/>
+            <wp:cNvGraphicFramePr>
+              <a:graphicFrameLocks xmlns:a="http://schemas.openxmlformats.org/drawingml/2006/main" noChangeAspect="1"/>
+            </wp:cNvGraphicFramePr>
+            <a:graphic xmlns:a="http://schemas.openxmlformats.org/drawingml/2006/main">
+              <a:graphicData uri="http://schemas.openxmlformats.org/drawingml/2006/picture">
+                <pic:pic xmlns:pic="http://schemas.openxmlformats.org/drawingml/2006/picture">
+                  <pic:nvPicPr>
+                    <pic:cNvPr id="1" name=""/>
+                    <pic:cNvPicPr/>
+                  </pic:nvPicPr>
+                  <pic:blipFill>
+                    <a:blip r:embed="rId31" cstate="print">
+                      <a:extLst>
+                        <a:ext uri="{28A0092B-C50C-407E-A947-70E740481C1C}">
+                          <a14:useLocalDpi xmlns:a14="http://schemas.microsoft.com/office/drawing/2010/main" val="0"/>
+                        </a:ext>
+                      </a:extLst>
+                    </a:blip>
+                    <a:stretch>
+                      <a:fillRect/>
+                    </a:stretch>
+                  </pic:blipFill>
+                  <pic:spPr>
+                    <a:xfrm>
+                      <a:off x="0" y="0"/>
+                      <a:ext cx="1511300" cy="1170305"/>
+                    </a:xfrm>
+                    <a:prstGeom prst="rect">
+                      <a:avLst/>
+                    </a:prstGeom>
+                  </pic:spPr>
+                </pic:pic>
+              </a:graphicData>
+            </a:graphic>
+            <wp14:sizeRelH relativeFrom="margin">
+              <wp14:pctWidth>0</wp14:pctWidth>
+            </wp14:sizeRelH>
+            <wp14:sizeRelV relativeFrom="margin">
+              <wp14:pctHeight>0</wp14:pctHeight>
+            </wp14:sizeRelV>
+          </wp:anchor>
+        </w:drawing>
+      </w:r>
+      <w:r>
+        <w:rPr>
+          <w:rFonts w:ascii="Times New Roman" w:hAnsi="Times New Roman" w:cs="Times New Roman"/>
+          <w:noProof/>
+          <w:sz w:val="24"/>
+          <w:szCs w:val="24"/>
+        </w:rPr>
+        <w:drawing>
+          <wp:anchor distT="0" distB="0" distL="114300" distR="114300" simplePos="0" relativeHeight="251818496" behindDoc="0" locked="0" layoutInCell="1" allowOverlap="1" wp14:anchorId="1AFEA4E0" wp14:editId="36EFC416">
+            <wp:simplePos x="0" y="0"/>
+            <wp:positionH relativeFrom="column">
+              <wp:posOffset>3148330</wp:posOffset>
+            </wp:positionH>
+            <wp:positionV relativeFrom="paragraph">
+              <wp:posOffset>229870</wp:posOffset>
+            </wp:positionV>
+            <wp:extent cx="1631950" cy="971550"/>
+            <wp:effectExtent l="0" t="0" r="6350" b="0"/>
+            <wp:wrapSquare wrapText="bothSides"/>
+            <wp:docPr id="52" name="Kép 52"/>
+            <wp:cNvGraphicFramePr>
+              <a:graphicFrameLocks xmlns:a="http://schemas.openxmlformats.org/drawingml/2006/main" noChangeAspect="1"/>
+            </wp:cNvGraphicFramePr>
+            <a:graphic xmlns:a="http://schemas.openxmlformats.org/drawingml/2006/main">
+              <a:graphicData uri="http://schemas.openxmlformats.org/drawingml/2006/picture">
+                <pic:pic xmlns:pic="http://schemas.openxmlformats.org/drawingml/2006/picture">
+                  <pic:nvPicPr>
+                    <pic:cNvPr id="1" name=""/>
+                    <pic:cNvPicPr/>
+                  </pic:nvPicPr>
+                  <pic:blipFill>
+                    <a:blip r:embed="rId32" cstate="print">
+                      <a:extLst>
+                        <a:ext uri="{28A0092B-C50C-407E-A947-70E740481C1C}">
+                          <a14:useLocalDpi xmlns:a14="http://schemas.microsoft.com/office/drawing/2010/main" val="0"/>
+                        </a:ext>
+                      </a:extLst>
+                    </a:blip>
+                    <a:stretch>
+                      <a:fillRect/>
+                    </a:stretch>
+                  </pic:blipFill>
+                  <pic:spPr>
+                    <a:xfrm>
+                      <a:off x="0" y="0"/>
+                      <a:ext cx="1631950" cy="971550"/>
+                    </a:xfrm>
+                    <a:prstGeom prst="rect">
+                      <a:avLst/>
+                    </a:prstGeom>
+                  </pic:spPr>
+                </pic:pic>
+              </a:graphicData>
+            </a:graphic>
+            <wp14:sizeRelH relativeFrom="margin">
+              <wp14:pctWidth>0</wp14:pctWidth>
+            </wp14:sizeRelH>
+            <wp14:sizeRelV relativeFrom="margin">
+              <wp14:pctHeight>0</wp14:pctHeight>
+            </wp14:sizeRelV>
+          </wp:anchor>
+        </w:drawing>
+      </w:r>
+      <w:r>
+        <w:rPr>
+          <w:rFonts w:ascii="Times New Roman" w:hAnsi="Times New Roman" w:cs="Times New Roman"/>
+          <w:noProof/>
+          <w:sz w:val="24"/>
+          <w:szCs w:val="24"/>
+        </w:rPr>
+        <w:drawing>
+          <wp:anchor distT="0" distB="0" distL="114300" distR="114300" simplePos="0" relativeHeight="251815424" behindDoc="0" locked="0" layoutInCell="1" allowOverlap="1" wp14:anchorId="69A848F2" wp14:editId="20D4CC56">
+            <wp:simplePos x="0" y="0"/>
+            <wp:positionH relativeFrom="margin">
+              <wp:posOffset>-276225</wp:posOffset>
+            </wp:positionH>
+            <wp:positionV relativeFrom="paragraph">
+              <wp:posOffset>239395</wp:posOffset>
+            </wp:positionV>
+            <wp:extent cx="1668780" cy="981710"/>
+            <wp:effectExtent l="0" t="0" r="7620" b="8890"/>
+            <wp:wrapSquare wrapText="bothSides"/>
+            <wp:docPr id="50" name="Kép 50"/>
+            <wp:cNvGraphicFramePr>
+              <a:graphicFrameLocks xmlns:a="http://schemas.openxmlformats.org/drawingml/2006/main" noChangeAspect="1"/>
+            </wp:cNvGraphicFramePr>
+            <a:graphic xmlns:a="http://schemas.openxmlformats.org/drawingml/2006/main">
+              <a:graphicData uri="http://schemas.openxmlformats.org/drawingml/2006/picture">
+                <pic:pic xmlns:pic="http://schemas.openxmlformats.org/drawingml/2006/picture">
+                  <pic:nvPicPr>
+                    <pic:cNvPr id="0" name="Picture 2"/>
+                    <pic:cNvPicPr>
+                      <a:picLocks noChangeAspect="1" noChangeArrowheads="1"/>
+                    </pic:cNvPicPr>
+                  </pic:nvPicPr>
+                  <pic:blipFill>
+                    <a:blip r:embed="rId33" cstate="print">
+                      <a:extLst>
+                        <a:ext uri="{28A0092B-C50C-407E-A947-70E740481C1C}">
+                          <a14:useLocalDpi xmlns:a14="http://schemas.microsoft.com/office/drawing/2010/main" val="0"/>
+                        </a:ext>
+                      </a:extLst>
+                    </a:blip>
+                    <a:srcRect/>
+                    <a:stretch>
+                      <a:fillRect/>
+                    </a:stretch>
+                  </pic:blipFill>
+                  <pic:spPr bwMode="auto">
+                    <a:xfrm>
+                      <a:off x="0" y="0"/>
+                      <a:ext cx="1668780" cy="981710"/>
+                    </a:xfrm>
+                    <a:prstGeom prst="rect">
+                      <a:avLst/>
+                    </a:prstGeom>
+                    <a:noFill/>
+                  </pic:spPr>
+                </pic:pic>
+              </a:graphicData>
+            </a:graphic>
+            <wp14:sizeRelH relativeFrom="margin">
+              <wp14:pctWidth>0</wp14:pctWidth>
+            </wp14:sizeRelH>
+            <wp14:sizeRelV relativeFrom="margin">
+              <wp14:pctHeight>0</wp14:pctHeight>
+            </wp14:sizeRelV>
+          </wp:anchor>
+        </w:drawing>
+      </w:r>
+      <w:r>
+        <w:rPr>
+          <w:rFonts w:ascii="Times New Roman" w:hAnsi="Times New Roman" w:cs="Times New Roman"/>
+          <w:noProof/>
+          <w:sz w:val="24"/>
+          <w:szCs w:val="24"/>
+        </w:rPr>
+        <w:drawing>
+          <wp:anchor distT="0" distB="0" distL="114300" distR="114300" simplePos="0" relativeHeight="251816448" behindDoc="0" locked="0" layoutInCell="1" allowOverlap="1" wp14:anchorId="68FAFC6A" wp14:editId="0402C7D9">
+            <wp:simplePos x="0" y="0"/>
+            <wp:positionH relativeFrom="margin">
+              <wp:posOffset>1426845</wp:posOffset>
+            </wp:positionH>
+            <wp:positionV relativeFrom="paragraph">
+              <wp:posOffset>230505</wp:posOffset>
+            </wp:positionV>
+            <wp:extent cx="1670050" cy="981075"/>
+            <wp:effectExtent l="0" t="0" r="6350" b="9525"/>
+            <wp:wrapSquare wrapText="bothSides"/>
+            <wp:docPr id="51" name="Kép 51"/>
+            <wp:cNvGraphicFramePr>
+              <a:graphicFrameLocks xmlns:a="http://schemas.openxmlformats.org/drawingml/2006/main" noChangeAspect="1"/>
+            </wp:cNvGraphicFramePr>
+            <a:graphic xmlns:a="http://schemas.openxmlformats.org/drawingml/2006/main">
+              <a:graphicData uri="http://schemas.openxmlformats.org/drawingml/2006/picture">
+                <pic:pic xmlns:pic="http://schemas.openxmlformats.org/drawingml/2006/picture">
+                  <pic:nvPicPr>
+                    <pic:cNvPr id="1" name=""/>
+                    <pic:cNvPicPr/>
+                  </pic:nvPicPr>
+                  <pic:blipFill>
+                    <a:blip r:embed="rId34" cstate="print">
+                      <a:extLst>
+                        <a:ext uri="{28A0092B-C50C-407E-A947-70E740481C1C}">
+                          <a14:useLocalDpi xmlns:a14="http://schemas.microsoft.com/office/drawing/2010/main" val="0"/>
+                        </a:ext>
+                      </a:extLst>
+                    </a:blip>
+                    <a:stretch>
+                      <a:fillRect/>
+                    </a:stretch>
+                  </pic:blipFill>
+                  <pic:spPr>
+                    <a:xfrm>
+                      <a:off x="0" y="0"/>
+                      <a:ext cx="1670050" cy="981075"/>
+                    </a:xfrm>
+                    <a:prstGeom prst="rect">
+                      <a:avLst/>
+                    </a:prstGeom>
+                  </pic:spPr>
+                </pic:pic>
+              </a:graphicData>
+            </a:graphic>
+            <wp14:sizeRelH relativeFrom="margin">
+              <wp14:pctWidth>0</wp14:pctWidth>
+            </wp14:sizeRelH>
+            <wp14:sizeRelV relativeFrom="margin">
+              <wp14:pctHeight>0</wp14:pctHeight>
+            </wp14:sizeRelV>
+          </wp:anchor>
+        </w:drawing>
+      </w:r>
+      <w:r>
+        <w:rPr>
           <w:noProof/>
         </w:rPr>
         <mc:AlternateContent>
           <mc:Choice Requires="wps">
             <w:drawing>
-              <wp:anchor distT="0" distB="0" distL="114300" distR="114300" simplePos="0" relativeHeight="251720192" behindDoc="0" locked="0" layoutInCell="1" allowOverlap="1" wp14:anchorId="44181876" wp14:editId="3F6389A3">
+              <wp:anchor distT="0" distB="0" distL="114300" distR="114300" simplePos="0" relativeHeight="251724288" behindDoc="0" locked="0" layoutInCell="1" allowOverlap="1" wp14:anchorId="0B662D61" wp14:editId="7B3F5DEA">
                 <wp:simplePos x="0" y="0"/>
                 <wp:positionH relativeFrom="column">
-                  <wp:posOffset>1415415</wp:posOffset>
+                  <wp:posOffset>4843780</wp:posOffset>
                 </wp:positionH>
                 <wp:positionV relativeFrom="paragraph">
-                  <wp:posOffset>3927475</wp:posOffset>
+                  <wp:posOffset>1296670</wp:posOffset>
                 </wp:positionV>
-                <wp:extent cx="1614805" cy="635"/>
-                <wp:effectExtent l="0" t="0" r="4445" b="0"/>
+                <wp:extent cx="1466215" cy="200025"/>
+                <wp:effectExtent l="0" t="0" r="635" b="9525"/>
+                <wp:wrapSquare wrapText="bothSides"/>
+                <wp:docPr id="1752795455" name="Szövegdoboz 1"/>
+                <wp:cNvGraphicFramePr/>
+                <a:graphic xmlns:a="http://schemas.openxmlformats.org/drawingml/2006/main">
+                  <a:graphicData uri="http://schemas.microsoft.com/office/word/2010/wordprocessingShape">
+                    <wps:wsp>
+                      <wps:cNvSpPr txBox="1"/>
+                      <wps:spPr>
+                        <a:xfrm>
+                          <a:off x="0" y="0"/>
+                          <a:ext cx="1466215" cy="200025"/>
+                        </a:xfrm>
+                        <a:prstGeom prst="rect">
+                          <a:avLst/>
+                        </a:prstGeom>
+                        <a:solidFill>
+                          <a:prstClr val="white"/>
+                        </a:solidFill>
+                        <a:ln>
+                          <a:noFill/>
+                        </a:ln>
+                      </wps:spPr>
+                      <wps:txbx>
+                        <w:txbxContent>
+                          <w:p>
+                            <w:pPr>
+                              <w:pStyle w:val="Kpalrs"/>
+                              <w:jc w:val="center"/>
+                              <w:rPr>
+                                <w:noProof/>
+                                <w:sz w:val="22"/>
+                                <w:szCs w:val="22"/>
+                              </w:rPr>
+                            </w:pPr>
+                            <w:r>
+                              <w:rPr>
+                                <w:noProof/>
+                              </w:rPr>
+                              <w:t>1</w:t>
+                            </w:r>
+                            <w:r>
+                              <w:rPr>
+                                <w:noProof/>
+                              </w:rPr>
+                              <w:t>6</w:t>
+                            </w:r>
+                            <w:r>
+                              <w:t>. ábra: Jelszó módosítása</w:t>
+                            </w:r>
+                          </w:p>
+                        </w:txbxContent>
+                      </wps:txbx>
+                      <wps:bodyPr rot="0" spcFirstLastPara="0" vertOverflow="overflow" horzOverflow="overflow" vert="horz" wrap="square" lIns="0" tIns="0" rIns="0" bIns="0" numCol="1" spcCol="0" rtlCol="0" fromWordArt="0" anchor="t" anchorCtr="0" forceAA="0" compatLnSpc="1">
+                        <a:prstTxWarp prst="textNoShape">
+                          <a:avLst/>
+                        </a:prstTxWarp>
+                        <a:noAutofit/>
+                      </wps:bodyPr>
+                    </wps:wsp>
+                  </a:graphicData>
+                </a:graphic>
+                <wp14:sizeRelV relativeFrom="margin">
+                  <wp14:pctHeight>0</wp14:pctHeight>
+                </wp14:sizeRelV>
+              </wp:anchor>
+            </w:drawing>
+          </mc:Choice>
+          <mc:Fallback>
+            <w:pict>
+              <v:shape w14:anchorId="0B662D61" id="_x0000_s1039" type="#_x0000_t202" style="position:absolute;margin-left:381.4pt;margin-top:102.1pt;width:115.45pt;height:15.75pt;z-index:251724288;visibility:visible;mso-wrap-style:square;mso-height-percent:0;mso-wrap-distance-left:9pt;mso-wrap-distance-top:0;mso-wrap-distance-right:9pt;mso-wrap-distance-bottom:0;mso-position-horizontal:absolute;mso-position-horizontal-relative:text;mso-position-vertical:absolute;mso-position-vertical-relative:text;mso-height-percent:0;mso-height-relative:margin;v-text-anchor:top" o:gfxdata="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" stroked="f">
+                <v:textbox inset="0,0,0,0">
+                  <w:txbxContent>
+                    <w:p>
+                      <w:pPr>
+                        <w:pStyle w:val="Kpalrs"/>
+                        <w:jc w:val="center"/>
+                        <w:rPr>
+                          <w:noProof/>
+                          <w:sz w:val="22"/>
+                          <w:szCs w:val="22"/>
+                        </w:rPr>
+                      </w:pPr>
+                      <w:r>
+                        <w:rPr>
+                          <w:noProof/>
+                        </w:rPr>
+                        <w:t>1</w:t>
+                      </w:r>
+                      <w:r>
+                        <w:rPr>
+                          <w:noProof/>
+                        </w:rPr>
+                        <w:t>6</w:t>
+                      </w:r>
+                      <w:r>
+                        <w:t>. ábra: Jelszó módosítása</w:t>
+                      </w:r>
+                    </w:p>
+                  </w:txbxContent>
+                </v:textbox>
+                <w10:wrap type="square"/>
+              </v:shape>
+            </w:pict>
+          </mc:Fallback>
+        </mc:AlternateContent>
+      </w:r>
+      <w:r>
+        <w:rPr>
+          <w:noProof/>
+        </w:rPr>
+        <mc:AlternateContent>
+          <mc:Choice Requires="wps">
+            <w:drawing>
+              <wp:anchor distT="0" distB="0" distL="114300" distR="114300" simplePos="0" relativeHeight="251722240" behindDoc="0" locked="0" layoutInCell="1" allowOverlap="1" wp14:anchorId="6ED8EA8B" wp14:editId="63F31686">
+                <wp:simplePos x="0" y="0"/>
+                <wp:positionH relativeFrom="column">
+                  <wp:posOffset>3119755</wp:posOffset>
+                </wp:positionH>
+                <wp:positionV relativeFrom="paragraph">
+                  <wp:posOffset>1277620</wp:posOffset>
+                </wp:positionV>
+                <wp:extent cx="1681480" cy="247650"/>
+                <wp:effectExtent l="0" t="0" r="0" b="0"/>
+                <wp:wrapSquare wrapText="bothSides"/>
+                <wp:docPr id="813854415" name="Szövegdoboz 1"/>
+                <wp:cNvGraphicFramePr/>
+                <a:graphic xmlns:a="http://schemas.openxmlformats.org/drawingml/2006/main">
+                  <a:graphicData uri="http://schemas.microsoft.com/office/word/2010/wordprocessingShape">
+                    <wps:wsp>
+                      <wps:cNvSpPr txBox="1"/>
+                      <wps:spPr>
+                        <a:xfrm>
+                          <a:off x="0" y="0"/>
+                          <a:ext cx="1681480" cy="247650"/>
+                        </a:xfrm>
+                        <a:prstGeom prst="rect">
+                          <a:avLst/>
+                        </a:prstGeom>
+                        <a:solidFill>
+                          <a:prstClr val="white"/>
+                        </a:solidFill>
+                        <a:ln>
+                          <a:noFill/>
+                        </a:ln>
+                      </wps:spPr>
+                      <wps:txbx>
+                        <w:txbxContent>
+                          <w:p>
+                            <w:pPr>
+                              <w:pStyle w:val="Kpalrs"/>
+                              <w:jc w:val="center"/>
+                              <w:rPr>
+                                <w:noProof/>
+                                <w:sz w:val="22"/>
+                                <w:szCs w:val="22"/>
+                              </w:rPr>
+                            </w:pPr>
+                            <w:r>
+                              <w:rPr>
+                                <w:noProof/>
+                              </w:rPr>
+                              <w:t>1</w:t>
+                            </w:r>
+                            <w:r>
+                              <w:rPr>
+                                <w:noProof/>
+                              </w:rPr>
+                              <w:t>5</w:t>
+                            </w:r>
+                            <w:r>
+                              <w:t>. ábra: Email módosítása</w:t>
+                            </w:r>
+                          </w:p>
+                        </w:txbxContent>
+                      </wps:txbx>
+                      <wps:bodyPr rot="0" spcFirstLastPara="0" vertOverflow="overflow" horzOverflow="overflow" vert="horz" wrap="square" lIns="0" tIns="0" rIns="0" bIns="0" numCol="1" spcCol="0" rtlCol="0" fromWordArt="0" anchor="t" anchorCtr="0" forceAA="0" compatLnSpc="1">
+                        <a:prstTxWarp prst="textNoShape">
+                          <a:avLst/>
+                        </a:prstTxWarp>
+                        <a:noAutofit/>
+                      </wps:bodyPr>
+                    </wps:wsp>
+                  </a:graphicData>
+                </a:graphic>
+                <wp14:sizeRelV relativeFrom="margin">
+                  <wp14:pctHeight>0</wp14:pctHeight>
+                </wp14:sizeRelV>
+              </wp:anchor>
+            </w:drawing>
+          </mc:Choice>
+          <mc:Fallback>
+            <w:pict>
+              <v:shape w14:anchorId="6ED8EA8B" id="_x0000_s1040" type="#_x0000_t202" style="position:absolute;margin-left:245.65pt;margin-top:100.6pt;width:132.4pt;height:19.5pt;z-index:251722240;visibility:visible;mso-wrap-style:square;mso-height-percent:0;mso-wrap-distance-left:9pt;mso-wrap-distance-top:0;mso-wrap-distance-right:9pt;mso-wrap-distance-bottom:0;mso-position-horizontal:absolute;mso-position-horizontal-relative:text;mso-position-vertical:absolute;mso-position-vertical-relative:text;mso-height-percent:0;mso-height-relative:margin;v-text-anchor:top" o:gfxdata="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" stroked="f">
+                <v:textbox inset="0,0,0,0">
+                  <w:txbxContent>
+                    <w:p>
+                      <w:pPr>
+                        <w:pStyle w:val="Kpalrs"/>
+                        <w:jc w:val="center"/>
+                        <w:rPr>
+                          <w:noProof/>
+                          <w:sz w:val="22"/>
+                          <w:szCs w:val="22"/>
+                        </w:rPr>
+                      </w:pPr>
+                      <w:r>
+                        <w:rPr>
+                          <w:noProof/>
+                        </w:rPr>
+                        <w:t>1</w:t>
+                      </w:r>
+                      <w:r>
+                        <w:rPr>
+                          <w:noProof/>
+                        </w:rPr>
+                        <w:t>5</w:t>
+                      </w:r>
+                      <w:r>
+                        <w:t>. ábra: Email módosítása</w:t>
+                      </w:r>
+                    </w:p>
+                  </w:txbxContent>
+                </v:textbox>
+                <w10:wrap type="square"/>
+              </v:shape>
+            </w:pict>
+          </mc:Fallback>
+        </mc:AlternateContent>
+      </w:r>
+      <w:r>
+        <w:rPr>
+          <w:noProof/>
+        </w:rPr>
+        <mc:AlternateContent>
+          <mc:Choice Requires="wps">
+            <w:drawing>
+              <wp:anchor distT="0" distB="0" distL="114300" distR="114300" simplePos="0" relativeHeight="251720192" behindDoc="0" locked="0" layoutInCell="1" allowOverlap="1" wp14:anchorId="44181876" wp14:editId="50F4C767">
+                <wp:simplePos x="0" y="0"/>
+                <wp:positionH relativeFrom="column">
+                  <wp:posOffset>1414780</wp:posOffset>
+                </wp:positionH>
+                <wp:positionV relativeFrom="paragraph">
+                  <wp:posOffset>1287145</wp:posOffset>
+                </wp:positionV>
+                <wp:extent cx="1614805" cy="200025"/>
+                <wp:effectExtent l="0" t="0" r="4445" b="9525"/>
                 <wp:wrapSquare wrapText="bothSides"/>
                 <wp:docPr id="923188651" name="Szövegdoboz 1"/>
                 <wp:cNvGraphicFramePr/>
@@ -7929,7 +8405,7 @@
                       <wps:spPr>
                         <a:xfrm>
                           <a:off x="0" y="0"/>
-                          <a:ext cx="1614805" cy="635"/>
+                          <a:ext cx="1614805" cy="200025"/>
                         </a:xfrm>
                         <a:prstGeom prst="rect">
                           <a:avLst/>
@@ -7975,7 +8451,7 @@
                         <a:prstTxWarp prst="textNoShape">
                           <a:avLst/>
                         </a:prstTxWarp>
-                        <a:spAutoFit/>
+                        <a:noAutofit/>
                       </wps:bodyPr>
                     </wps:wsp>
                   </a:graphicData>
@@ -7983,13 +8459,16 @@
                 <wp14:sizeRelH relativeFrom="margin">
                   <wp14:pctWidth>0</wp14:pctWidth>
                 </wp14:sizeRelH>
+                <wp14:sizeRelV relativeFrom="margin">
+                  <wp14:pctHeight>0</wp14:pctHeight>
+                </wp14:sizeRelV>
               </wp:anchor>
             </w:drawing>
           </mc:Choice>
           <mc:Fallback>
             <w:pict>
-              <v:shape w14:anchorId="44181876" id="_x0000_s1039" type="#_x0000_t202" style="position:absolute;margin-left:111.45pt;margin-top:309.25pt;width:127.15pt;height:.05pt;z-index:251720192;visibility:visible;mso-wrap-style:square;mso-width-percent:0;mso-wrap-distance-left:9pt;mso-wrap-distance-top:0;mso-wrap-distance-right:9pt;mso-wrap-distance-bottom:0;mso-position-horizontal:absolute;mso-position-horizontal-relative:text;mso-position-vertical:absolute;mso-position-vertical-relative:text;mso-width-percent:0;mso-width-relative:margin;v-text-anchor:top" o:gfxdata="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" stroked="f">
-                <v:textbox style="mso-fit-shape-to-text:t" inset="0,0,0,0">
+              <v:shape w14:anchorId="44181876" id="_x0000_s1041" type="#_x0000_t202" style="position:absolute;margin-left:111.4pt;margin-top:101.35pt;width:127.15pt;height:15.75pt;z-index:251720192;visibility:visible;mso-wrap-style:square;mso-width-percent:0;mso-height-percent:0;mso-wrap-distance-left:9pt;mso-wrap-distance-top:0;mso-wrap-distance-right:9pt;mso-wrap-distance-bottom:0;mso-position-horizontal:absolute;mso-position-horizontal-relative:text;mso-position-vertical:absolute;mso-position-vertical-relative:text;mso-width-percent:0;mso-height-percent:0;mso-width-relative:margin;mso-height-relative:margin;v-text-anchor:top" o:gfxdata="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" stroked="f">
+                <v:textbox inset="0,0,0,0">
                   <w:txbxContent>
                     <w:p>
                       <w:pPr>
@@ -8027,550 +8506,21 @@
       </w:r>
       <w:r>
         <w:rPr>
-          <w:rFonts w:ascii="Times New Roman" w:hAnsi="Times New Roman" w:cs="Times New Roman"/>
-          <w:noProof/>
-          <w:sz w:val="24"/>
-          <w:szCs w:val="24"/>
-        </w:rPr>
-        <w:drawing>
-          <wp:anchor distT="0" distB="0" distL="114300" distR="114300" simplePos="0" relativeHeight="251713024" behindDoc="0" locked="0" layoutInCell="1" allowOverlap="1" wp14:anchorId="42D9D1DF" wp14:editId="2DED5BF0">
-            <wp:simplePos x="0" y="0"/>
-            <wp:positionH relativeFrom="column">
-              <wp:posOffset>4841240</wp:posOffset>
-            </wp:positionH>
-            <wp:positionV relativeFrom="paragraph">
-              <wp:posOffset>2788158</wp:posOffset>
-            </wp:positionV>
-            <wp:extent cx="1466215" cy="1133475"/>
-            <wp:effectExtent l="190500" t="190500" r="191135" b="200025"/>
-            <wp:wrapSquare wrapText="bothSides"/>
-            <wp:docPr id="631480940" name="Kép 1"/>
-            <wp:cNvGraphicFramePr>
-              <a:graphicFrameLocks xmlns:a="http://schemas.openxmlformats.org/drawingml/2006/main" noChangeAspect="1"/>
-            </wp:cNvGraphicFramePr>
-            <a:graphic xmlns:a="http://schemas.openxmlformats.org/drawingml/2006/main">
-              <a:graphicData uri="http://schemas.openxmlformats.org/drawingml/2006/picture">
-                <pic:pic xmlns:pic="http://schemas.openxmlformats.org/drawingml/2006/picture">
-                  <pic:nvPicPr>
-                    <pic:cNvPr id="631480940" name=""/>
-                    <pic:cNvPicPr/>
-                  </pic:nvPicPr>
-                  <pic:blipFill>
-                    <a:blip r:embed="rId31" cstate="print">
-                      <a:extLst>
-                        <a:ext uri="{28A0092B-C50C-407E-A947-70E740481C1C}">
-                          <a14:useLocalDpi xmlns:a14="http://schemas.microsoft.com/office/drawing/2010/main" val="0"/>
-                        </a:ext>
-                      </a:extLst>
-                    </a:blip>
-                    <a:stretch>
-                      <a:fillRect/>
-                    </a:stretch>
-                  </pic:blipFill>
-                  <pic:spPr>
-                    <a:xfrm>
-                      <a:off x="0" y="0"/>
-                      <a:ext cx="1466215" cy="1133475"/>
-                    </a:xfrm>
-                    <a:prstGeom prst="rect">
-                      <a:avLst/>
-                    </a:prstGeom>
-                    <a:ln>
-                      <a:noFill/>
-                    </a:ln>
-                    <a:effectLst>
-                      <a:outerShdw blurRad="190500" algn="tl" rotWithShape="0">
-                        <a:srgbClr val="000000">
-                          <a:alpha val="70000"/>
-                        </a:srgbClr>
-                      </a:outerShdw>
-                    </a:effectLst>
-                  </pic:spPr>
-                </pic:pic>
-              </a:graphicData>
-            </a:graphic>
-            <wp14:sizeRelH relativeFrom="margin">
-              <wp14:pctWidth>0</wp14:pctWidth>
-            </wp14:sizeRelH>
-            <wp14:sizeRelV relativeFrom="margin">
-              <wp14:pctHeight>0</wp14:pctHeight>
-            </wp14:sizeRelV>
-          </wp:anchor>
-        </w:drawing>
-      </w:r>
-      <w:r>
-        <w:rPr>
           <w:noProof/>
         </w:rPr>
         <mc:AlternateContent>
           <mc:Choice Requires="wps">
             <w:drawing>
-              <wp:anchor distT="0" distB="0" distL="114300" distR="114300" simplePos="0" relativeHeight="251724288" behindDoc="0" locked="0" layoutInCell="1" allowOverlap="1" wp14:anchorId="0B662D61" wp14:editId="652B5E70">
+              <wp:anchor distT="0" distB="0" distL="114300" distR="114300" simplePos="0" relativeHeight="251718144" behindDoc="0" locked="0" layoutInCell="1" allowOverlap="1" wp14:anchorId="19C28025" wp14:editId="1D0CBCE0">
                 <wp:simplePos x="0" y="0"/>
                 <wp:positionH relativeFrom="column">
-                  <wp:posOffset>4841240</wp:posOffset>
+                  <wp:posOffset>-328295</wp:posOffset>
                 </wp:positionH>
                 <wp:positionV relativeFrom="paragraph">
-                  <wp:posOffset>3944315</wp:posOffset>
+                  <wp:posOffset>1296035</wp:posOffset>
                 </wp:positionV>
-                <wp:extent cx="1466215" cy="635"/>
-                <wp:effectExtent l="0" t="0" r="0" b="0"/>
-                <wp:wrapSquare wrapText="bothSides"/>
-                <wp:docPr id="1752795455" name="Szövegdoboz 1"/>
-                <wp:cNvGraphicFramePr/>
-                <a:graphic xmlns:a="http://schemas.openxmlformats.org/drawingml/2006/main">
-                  <a:graphicData uri="http://schemas.microsoft.com/office/word/2010/wordprocessingShape">
-                    <wps:wsp>
-                      <wps:cNvSpPr txBox="1"/>
-                      <wps:spPr>
-                        <a:xfrm>
-                          <a:off x="0" y="0"/>
-                          <a:ext cx="1466215" cy="635"/>
-                        </a:xfrm>
-                        <a:prstGeom prst="rect">
-                          <a:avLst/>
-                        </a:prstGeom>
-                        <a:solidFill>
-                          <a:prstClr val="white"/>
-                        </a:solidFill>
-                        <a:ln>
-                          <a:noFill/>
-                        </a:ln>
-                      </wps:spPr>
-                      <wps:txbx>
-                        <w:txbxContent>
-                          <w:p>
-                            <w:pPr>
-                              <w:pStyle w:val="Kpalrs"/>
-                              <w:jc w:val="center"/>
-                              <w:rPr>
-                                <w:noProof/>
-                                <w:sz w:val="22"/>
-                                <w:szCs w:val="22"/>
-                              </w:rPr>
-                            </w:pPr>
-                            <w:r>
-                              <w:rPr>
-                                <w:noProof/>
-                              </w:rPr>
-                              <w:t>1</w:t>
-                            </w:r>
-                            <w:r>
-                              <w:rPr>
-                                <w:noProof/>
-                              </w:rPr>
-                              <w:t>6</w:t>
-                            </w:r>
-                            <w:r>
-                              <w:t>. ábra: Jelszó módosítása</w:t>
-                            </w:r>
-                          </w:p>
-                        </w:txbxContent>
-                      </wps:txbx>
-                      <wps:bodyPr rot="0" spcFirstLastPara="0" vertOverflow="overflow" horzOverflow="overflow" vert="horz" wrap="square" lIns="0" tIns="0" rIns="0" bIns="0" numCol="1" spcCol="0" rtlCol="0" fromWordArt="0" anchor="t" anchorCtr="0" forceAA="0" compatLnSpc="1">
-                        <a:prstTxWarp prst="textNoShape">
-                          <a:avLst/>
-                        </a:prstTxWarp>
-                        <a:spAutoFit/>
-                      </wps:bodyPr>
-                    </wps:wsp>
-                  </a:graphicData>
-                </a:graphic>
-              </wp:anchor>
-            </w:drawing>
-          </mc:Choice>
-          <mc:Fallback>
-            <w:pict>
-              <v:shape w14:anchorId="0B662D61" id="_x0000_s1040" type="#_x0000_t202" style="position:absolute;margin-left:381.2pt;margin-top:310.6pt;width:115.45pt;height:.05pt;z-index:251724288;visibility:visible;mso-wrap-style:square;mso-wrap-distance-left:9pt;mso-wrap-distance-top:0;mso-wrap-distance-right:9pt;mso-wrap-distance-bottom:0;mso-position-horizontal:absolute;mso-position-horizontal-relative:text;mso-position-vertical:absolute;mso-position-vertical-relative:text;v-text-anchor:top" o:gfxdata="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" stroked="f">
-                <v:textbox style="mso-fit-shape-to-text:t" inset="0,0,0,0">
-                  <w:txbxContent>
-                    <w:p>
-                      <w:pPr>
-                        <w:pStyle w:val="Kpalrs"/>
-                        <w:jc w:val="center"/>
-                        <w:rPr>
-                          <w:noProof/>
-                          <w:sz w:val="22"/>
-                          <w:szCs w:val="22"/>
-                        </w:rPr>
-                      </w:pPr>
-                      <w:r>
-                        <w:rPr>
-                          <w:noProof/>
-                        </w:rPr>
-                        <w:t>1</w:t>
-                      </w:r>
-                      <w:r>
-                        <w:rPr>
-                          <w:noProof/>
-                        </w:rPr>
-                        <w:t>6</w:t>
-                      </w:r>
-                      <w:r>
-                        <w:t>. ábra: Jelszó módosítása</w:t>
-                      </w:r>
-                    </w:p>
-                  </w:txbxContent>
-                </v:textbox>
-                <w10:wrap type="square"/>
-              </v:shape>
-            </w:pict>
-          </mc:Fallback>
-        </mc:AlternateContent>
-      </w:r>
-      <w:r>
-        <w:rPr>
-          <w:noProof/>
-        </w:rPr>
-        <w:drawing>
-          <wp:anchor distT="0" distB="0" distL="114300" distR="114300" simplePos="0" relativeHeight="251714048" behindDoc="0" locked="0" layoutInCell="1" allowOverlap="1" wp14:anchorId="22F1B5FA" wp14:editId="13244CFC">
-            <wp:simplePos x="0" y="0"/>
-            <wp:positionH relativeFrom="column">
-              <wp:posOffset>3115945</wp:posOffset>
-            </wp:positionH>
-            <wp:positionV relativeFrom="paragraph">
-              <wp:posOffset>2937281</wp:posOffset>
-            </wp:positionV>
-            <wp:extent cx="1681480" cy="995680"/>
-            <wp:effectExtent l="190500" t="190500" r="185420" b="185420"/>
-            <wp:wrapSquare wrapText="bothSides"/>
-            <wp:docPr id="2080885197" name="Kép 1"/>
-            <wp:cNvGraphicFramePr>
-              <a:graphicFrameLocks xmlns:a="http://schemas.openxmlformats.org/drawingml/2006/main" noChangeAspect="1"/>
-            </wp:cNvGraphicFramePr>
-            <a:graphic xmlns:a="http://schemas.openxmlformats.org/drawingml/2006/main">
-              <a:graphicData uri="http://schemas.openxmlformats.org/drawingml/2006/picture">
-                <pic:pic xmlns:pic="http://schemas.openxmlformats.org/drawingml/2006/picture">
-                  <pic:nvPicPr>
-                    <pic:cNvPr id="2080885197" name=""/>
-                    <pic:cNvPicPr/>
-                  </pic:nvPicPr>
-                  <pic:blipFill rotWithShape="1">
-                    <a:blip r:embed="rId32" cstate="print">
-                      <a:extLst>
-                        <a:ext uri="{28A0092B-C50C-407E-A947-70E740481C1C}">
-                          <a14:useLocalDpi xmlns:a14="http://schemas.microsoft.com/office/drawing/2010/main" val="0"/>
-                        </a:ext>
-                      </a:extLst>
-                    </a:blip>
-                    <a:srcRect t="1447"/>
-                    <a:stretch>
-                      <a:fillRect/>
-                    </a:stretch>
-                  </pic:blipFill>
-                  <pic:spPr bwMode="auto">
-                    <a:xfrm>
-                      <a:off x="0" y="0"/>
-                      <a:ext cx="1681480" cy="995680"/>
-                    </a:xfrm>
-                    <a:prstGeom prst="rect">
-                      <a:avLst/>
-                    </a:prstGeom>
-                    <a:ln>
-                      <a:noFill/>
-                    </a:ln>
-                    <a:effectLst>
-                      <a:outerShdw blurRad="190500" algn="tl" rotWithShape="0">
-                        <a:srgbClr val="000000">
-                          <a:alpha val="70000"/>
-                        </a:srgbClr>
-                      </a:outerShdw>
-                    </a:effectLst>
-                    <a:extLst>
-                      <a:ext uri="{53640926-AAD7-44D8-BBD7-CCE9431645EC}">
-                        <a14:shadowObscured xmlns:a14="http://schemas.microsoft.com/office/drawing/2010/main"/>
-                      </a:ext>
-                    </a:extLst>
-                  </pic:spPr>
-                </pic:pic>
-              </a:graphicData>
-            </a:graphic>
-            <wp14:sizeRelH relativeFrom="margin">
-              <wp14:pctWidth>0</wp14:pctWidth>
-            </wp14:sizeRelH>
-            <wp14:sizeRelV relativeFrom="margin">
-              <wp14:pctHeight>0</wp14:pctHeight>
-            </wp14:sizeRelV>
-          </wp:anchor>
-        </w:drawing>
-      </w:r>
-      <w:r>
-        <w:rPr>
-          <w:noProof/>
-        </w:rPr>
-        <mc:AlternateContent>
-          <mc:Choice Requires="wps">
-            <w:drawing>
-              <wp:anchor distT="0" distB="0" distL="114300" distR="114300" simplePos="0" relativeHeight="251722240" behindDoc="0" locked="0" layoutInCell="1" allowOverlap="1" wp14:anchorId="6ED8EA8B" wp14:editId="1E559B38">
-                <wp:simplePos x="0" y="0"/>
-                <wp:positionH relativeFrom="column">
-                  <wp:posOffset>3115945</wp:posOffset>
-                </wp:positionH>
-                <wp:positionV relativeFrom="paragraph">
-                  <wp:posOffset>3919627</wp:posOffset>
-                </wp:positionV>
-                <wp:extent cx="1681480" cy="635"/>
-                <wp:effectExtent l="0" t="0" r="0" b="0"/>
-                <wp:wrapSquare wrapText="bothSides"/>
-                <wp:docPr id="813854415" name="Szövegdoboz 1"/>
-                <wp:cNvGraphicFramePr/>
-                <a:graphic xmlns:a="http://schemas.openxmlformats.org/drawingml/2006/main">
-                  <a:graphicData uri="http://schemas.microsoft.com/office/word/2010/wordprocessingShape">
-                    <wps:wsp>
-                      <wps:cNvSpPr txBox="1"/>
-                      <wps:spPr>
-                        <a:xfrm>
-                          <a:off x="0" y="0"/>
-                          <a:ext cx="1681480" cy="635"/>
-                        </a:xfrm>
-                        <a:prstGeom prst="rect">
-                          <a:avLst/>
-                        </a:prstGeom>
-                        <a:solidFill>
-                          <a:prstClr val="white"/>
-                        </a:solidFill>
-                        <a:ln>
-                          <a:noFill/>
-                        </a:ln>
-                      </wps:spPr>
-                      <wps:txbx>
-                        <w:txbxContent>
-                          <w:p>
-                            <w:pPr>
-                              <w:pStyle w:val="Kpalrs"/>
-                              <w:jc w:val="center"/>
-                              <w:rPr>
-                                <w:noProof/>
-                                <w:sz w:val="22"/>
-                                <w:szCs w:val="22"/>
-                              </w:rPr>
-                            </w:pPr>
-                            <w:r>
-                              <w:rPr>
-                                <w:noProof/>
-                              </w:rPr>
-                              <w:t>1</w:t>
-                            </w:r>
-                            <w:r>
-                              <w:rPr>
-                                <w:noProof/>
-                              </w:rPr>
-                              <w:t>5</w:t>
-                            </w:r>
-                            <w:r>
-                              <w:t>. ábra: Email módosítása</w:t>
-                            </w:r>
-                          </w:p>
-                        </w:txbxContent>
-                      </wps:txbx>
-                      <wps:bodyPr rot="0" spcFirstLastPara="0" vertOverflow="overflow" horzOverflow="overflow" vert="horz" wrap="square" lIns="0" tIns="0" rIns="0" bIns="0" numCol="1" spcCol="0" rtlCol="0" fromWordArt="0" anchor="t" anchorCtr="0" forceAA="0" compatLnSpc="1">
-                        <a:prstTxWarp prst="textNoShape">
-                          <a:avLst/>
-                        </a:prstTxWarp>
-                        <a:spAutoFit/>
-                      </wps:bodyPr>
-                    </wps:wsp>
-                  </a:graphicData>
-                </a:graphic>
-              </wp:anchor>
-            </w:drawing>
-          </mc:Choice>
-          <mc:Fallback>
-            <w:pict>
-              <v:shape w14:anchorId="6ED8EA8B" id="_x0000_s1041" type="#_x0000_t202" style="position:absolute;margin-left:245.35pt;margin-top:308.65pt;width:132.4pt;height:.05pt;z-index:251722240;visibility:visible;mso-wrap-style:square;mso-wrap-distance-left:9pt;mso-wrap-distance-top:0;mso-wrap-distance-right:9pt;mso-wrap-distance-bottom:0;mso-position-horizontal:absolute;mso-position-horizontal-relative:text;mso-position-vertical:absolute;mso-position-vertical-relative:text;v-text-anchor:top" o:gfxdata="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" stroked="f">
-                <v:textbox style="mso-fit-shape-to-text:t" inset="0,0,0,0">
-                  <w:txbxContent>
-                    <w:p>
-                      <w:pPr>
-                        <w:pStyle w:val="Kpalrs"/>
-                        <w:jc w:val="center"/>
-                        <w:rPr>
-                          <w:noProof/>
-                          <w:sz w:val="22"/>
-                          <w:szCs w:val="22"/>
-                        </w:rPr>
-                      </w:pPr>
-                      <w:r>
-                        <w:rPr>
-                          <w:noProof/>
-                        </w:rPr>
-                        <w:t>1</w:t>
-                      </w:r>
-                      <w:r>
-                        <w:rPr>
-                          <w:noProof/>
-                        </w:rPr>
-                        <w:t>5</w:t>
-                      </w:r>
-                      <w:r>
-                        <w:t>. ábra: Email módosítása</w:t>
-                      </w:r>
-                    </w:p>
-                  </w:txbxContent>
-                </v:textbox>
-                <w10:wrap type="square"/>
-              </v:shape>
-            </w:pict>
-          </mc:Fallback>
-        </mc:AlternateContent>
-      </w:r>
-      <w:r>
-        <w:rPr>
-          <w:noProof/>
-        </w:rPr>
-        <w:drawing>
-          <wp:anchor distT="0" distB="0" distL="114300" distR="114300" simplePos="0" relativeHeight="251715072" behindDoc="0" locked="0" layoutInCell="1" allowOverlap="1" wp14:anchorId="12F9CCDF" wp14:editId="5A2503EE">
-            <wp:simplePos x="0" y="0"/>
-            <wp:positionH relativeFrom="column">
-              <wp:posOffset>1401445</wp:posOffset>
-            </wp:positionH>
-            <wp:positionV relativeFrom="paragraph">
-              <wp:posOffset>2919654</wp:posOffset>
-            </wp:positionV>
-            <wp:extent cx="1644650" cy="997585"/>
-            <wp:effectExtent l="190500" t="190500" r="184150" b="183515"/>
-            <wp:wrapSquare wrapText="bothSides"/>
-            <wp:docPr id="750999690" name="Kép 1"/>
-            <wp:cNvGraphicFramePr>
-              <a:graphicFrameLocks xmlns:a="http://schemas.openxmlformats.org/drawingml/2006/main" noChangeAspect="1"/>
-            </wp:cNvGraphicFramePr>
-            <a:graphic xmlns:a="http://schemas.openxmlformats.org/drawingml/2006/main">
-              <a:graphicData uri="http://schemas.openxmlformats.org/drawingml/2006/picture">
-                <pic:pic xmlns:pic="http://schemas.openxmlformats.org/drawingml/2006/picture">
-                  <pic:nvPicPr>
-                    <pic:cNvPr id="750999690" name=""/>
-                    <pic:cNvPicPr/>
-                  </pic:nvPicPr>
-                  <pic:blipFill>
-                    <a:blip r:embed="rId33" cstate="print">
-                      <a:extLst>
-                        <a:ext uri="{28A0092B-C50C-407E-A947-70E740481C1C}">
-                          <a14:useLocalDpi xmlns:a14="http://schemas.microsoft.com/office/drawing/2010/main" val="0"/>
-                        </a:ext>
-                      </a:extLst>
-                    </a:blip>
-                    <a:stretch>
-                      <a:fillRect/>
-                    </a:stretch>
-                  </pic:blipFill>
-                  <pic:spPr>
-                    <a:xfrm>
-                      <a:off x="0" y="0"/>
-                      <a:ext cx="1644650" cy="997585"/>
-                    </a:xfrm>
-                    <a:prstGeom prst="rect">
-                      <a:avLst/>
-                    </a:prstGeom>
-                    <a:ln>
-                      <a:noFill/>
-                    </a:ln>
-                    <a:effectLst>
-                      <a:outerShdw blurRad="190500" algn="tl" rotWithShape="0">
-                        <a:srgbClr val="000000">
-                          <a:alpha val="70000"/>
-                        </a:srgbClr>
-                      </a:outerShdw>
-                    </a:effectLst>
-                  </pic:spPr>
-                </pic:pic>
-              </a:graphicData>
-            </a:graphic>
-            <wp14:sizeRelH relativeFrom="margin">
-              <wp14:pctWidth>0</wp14:pctWidth>
-            </wp14:sizeRelH>
-            <wp14:sizeRelV relativeFrom="margin">
-              <wp14:pctHeight>0</wp14:pctHeight>
-            </wp14:sizeRelV>
-          </wp:anchor>
-        </w:drawing>
-      </w:r>
-      <w:r>
-        <w:rPr>
-          <w:noProof/>
-        </w:rPr>
-        <w:drawing>
-          <wp:anchor distT="0" distB="0" distL="114300" distR="114300" simplePos="0" relativeHeight="251716096" behindDoc="0" locked="0" layoutInCell="1" allowOverlap="1" wp14:anchorId="32C34153" wp14:editId="0D75CEF9">
-            <wp:simplePos x="0" y="0"/>
-            <wp:positionH relativeFrom="column">
-              <wp:posOffset>-328930</wp:posOffset>
-            </wp:positionH>
-            <wp:positionV relativeFrom="paragraph">
-              <wp:posOffset>2920288</wp:posOffset>
-            </wp:positionV>
-            <wp:extent cx="1676400" cy="990600"/>
-            <wp:effectExtent l="190500" t="190500" r="190500" b="190500"/>
-            <wp:wrapSquare wrapText="bothSides"/>
-            <wp:docPr id="640515945" name="Kép 1"/>
-            <wp:cNvGraphicFramePr>
-              <a:graphicFrameLocks xmlns:a="http://schemas.openxmlformats.org/drawingml/2006/main" noChangeAspect="1"/>
-            </wp:cNvGraphicFramePr>
-            <a:graphic xmlns:a="http://schemas.openxmlformats.org/drawingml/2006/main">
-              <a:graphicData uri="http://schemas.openxmlformats.org/drawingml/2006/picture">
-                <pic:pic xmlns:pic="http://schemas.openxmlformats.org/drawingml/2006/picture">
-                  <pic:nvPicPr>
-                    <pic:cNvPr id="640515945" name=""/>
-                    <pic:cNvPicPr/>
-                  </pic:nvPicPr>
-                  <pic:blipFill>
-                    <a:blip r:embed="rId34" cstate="print">
-                      <a:extLst>
-                        <a:ext uri="{28A0092B-C50C-407E-A947-70E740481C1C}">
-                          <a14:useLocalDpi xmlns:a14="http://schemas.microsoft.com/office/drawing/2010/main" val="0"/>
-                        </a:ext>
-                      </a:extLst>
-                    </a:blip>
-                    <a:stretch>
-                      <a:fillRect/>
-                    </a:stretch>
-                  </pic:blipFill>
-                  <pic:spPr>
-                    <a:xfrm>
-                      <a:off x="0" y="0"/>
-                      <a:ext cx="1676400" cy="990600"/>
-                    </a:xfrm>
-                    <a:prstGeom prst="rect">
-                      <a:avLst/>
-                    </a:prstGeom>
-                    <a:ln>
-                      <a:noFill/>
-                    </a:ln>
-                    <a:effectLst>
-                      <a:outerShdw blurRad="190500" algn="tl" rotWithShape="0">
-                        <a:srgbClr val="000000">
-                          <a:alpha val="70000"/>
-                        </a:srgbClr>
-                      </a:outerShdw>
-                    </a:effectLst>
-                  </pic:spPr>
-                </pic:pic>
-              </a:graphicData>
-            </a:graphic>
-            <wp14:sizeRelH relativeFrom="margin">
-              <wp14:pctWidth>0</wp14:pctWidth>
-            </wp14:sizeRelH>
-            <wp14:sizeRelV relativeFrom="margin">
-              <wp14:pctHeight>0</wp14:pctHeight>
-            </wp14:sizeRelV>
-          </wp:anchor>
-        </w:drawing>
-      </w:r>
-      <w:r>
-        <w:rPr>
-          <w:noProof/>
-        </w:rPr>
-        <mc:AlternateContent>
-          <mc:Choice Requires="wps">
-            <w:drawing>
-              <wp:anchor distT="0" distB="0" distL="114300" distR="114300" simplePos="0" relativeHeight="251718144" behindDoc="0" locked="0" layoutInCell="1" allowOverlap="1" wp14:anchorId="19C28025" wp14:editId="563D6247">
-                <wp:simplePos x="0" y="0"/>
-                <wp:positionH relativeFrom="column">
-                  <wp:posOffset>-328930</wp:posOffset>
-                </wp:positionH>
-                <wp:positionV relativeFrom="paragraph">
-                  <wp:posOffset>3910939</wp:posOffset>
-                </wp:positionV>
-                <wp:extent cx="1676400" cy="635"/>
-                <wp:effectExtent l="0" t="0" r="0" b="0"/>
+                <wp:extent cx="1676400" cy="219075"/>
+                <wp:effectExtent l="0" t="0" r="0" b="9525"/>
                 <wp:wrapSquare wrapText="bothSides"/>
                 <wp:docPr id="1251128021" name="Szövegdoboz 1"/>
                 <wp:cNvGraphicFramePr/>
@@ -8581,7 +8531,7 @@
                       <wps:spPr>
                         <a:xfrm>
                           <a:off x="0" y="0"/>
-                          <a:ext cx="1676400" cy="635"/>
+                          <a:ext cx="1676400" cy="219075"/>
                         </a:xfrm>
                         <a:prstGeom prst="rect">
                           <a:avLst/>
@@ -8627,18 +8577,21 @@
                         <a:prstTxWarp prst="textNoShape">
                           <a:avLst/>
                         </a:prstTxWarp>
-                        <a:spAutoFit/>
+                        <a:noAutofit/>
                       </wps:bodyPr>
                     </wps:wsp>
                   </a:graphicData>
                 </a:graphic>
+                <wp14:sizeRelV relativeFrom="margin">
+                  <wp14:pctHeight>0</wp14:pctHeight>
+                </wp14:sizeRelV>
               </wp:anchor>
             </w:drawing>
           </mc:Choice>
           <mc:Fallback>
             <w:pict>
-              <v:shape w14:anchorId="19C28025" id="_x0000_s1042" type="#_x0000_t202" style="position:absolute;margin-left:-25.9pt;margin-top:307.95pt;width:132pt;height:.05pt;z-index:251718144;visibility:visible;mso-wrap-style:square;mso-wrap-distance-left:9pt;mso-wrap-distance-top:0;mso-wrap-distance-right:9pt;mso-wrap-distance-bottom:0;mso-position-horizontal:absolute;mso-position-horizontal-relative:text;mso-position-vertical:absolute;mso-position-vertical-relative:text;v-text-anchor:top" o:gfxdata="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" stroked="f">
-                <v:textbox style="mso-fit-shape-to-text:t" inset="0,0,0,0">
+              <v:shape w14:anchorId="19C28025" id="_x0000_s1042" type="#_x0000_t202" style="position:absolute;margin-left:-25.85pt;margin-top:102.05pt;width:132pt;height:17.25pt;z-index:251718144;visibility:visible;mso-wrap-style:square;mso-height-percent:0;mso-wrap-distance-left:9pt;mso-wrap-distance-top:0;mso-wrap-distance-right:9pt;mso-wrap-distance-bottom:0;mso-position-horizontal:absolute;mso-position-horizontal-relative:text;mso-position-vertical:absolute;mso-position-vertical-relative:text;mso-height-percent:0;mso-height-relative:margin;v-text-anchor:top" o:gfxdata="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" stroked="f">
+                <v:textbox inset="0,0,0,0">
                   <w:txbxContent>
                     <w:p>
                       <w:pPr>
@@ -8674,88 +8627,6 @@
           </mc:Fallback>
         </mc:AlternateContent>
       </w:r>
-      <w:r>
-        <w:rPr>
-          <w:rFonts w:ascii="Times New Roman" w:hAnsi="Times New Roman" w:cs="Times New Roman"/>
-          <w:sz w:val="24"/>
-          <w:szCs w:val="24"/>
-        </w:rPr>
-        <w:t>A „Profil beállítások” gombra kattintva megjelenő felületek a képen látható menü fogadja a felhasználót. Profiljának négy tulajdonságát módosíthatja.</w:t>
-      </w:r>
-      <w:r>
-        <w:rPr>
-          <w:noProof/>
-        </w:rPr>
-        <w:t xml:space="preserve"> </w:t>
-      </w:r>
-      <w:r>
-        <w:rPr>
-          <w:rFonts w:ascii="Times New Roman" w:hAnsi="Times New Roman" w:cs="Times New Roman"/>
-          <w:noProof/>
-          <w:sz w:val="24"/>
-          <w:szCs w:val="24"/>
-        </w:rPr>
-        <w:t>Ezekre a gombokra kattintva négy különböző űrlap jelenik meg, amelyben megadva friss adatait a „Mentés” gombra kattintva elmentheti a feelhasználó, legközelebbi bejelentkezés alkalmával már ezeket használhatja.</w:t>
-      </w:r>
-      <w:r>
-        <w:rPr>
-          <w:rFonts w:ascii="Times New Roman" w:hAnsi="Times New Roman" w:cs="Times New Roman"/>
-          <w:noProof/>
-          <w:sz w:val="24"/>
-          <w:szCs w:val="24"/>
-        </w:rPr>
-        <w:t xml:space="preserve"> Ha a fiók jelszavát szeretné módosítani, előbb meg kell adni a régi jelszót, ha ez hibás, nem lehet</w:t>
-      </w:r>
-      <w:r>
-        <w:rPr>
-          <w:rFonts w:ascii="Times New Roman" w:hAnsi="Times New Roman" w:cs="Times New Roman"/>
-          <w:noProof/>
-          <w:sz w:val="24"/>
-          <w:szCs w:val="24"/>
-        </w:rPr>
-        <w:t xml:space="preserve"> </w:t>
-      </w:r>
-      <w:r>
-        <w:rPr>
-          <w:rFonts w:ascii="Times New Roman" w:hAnsi="Times New Roman" w:cs="Times New Roman"/>
-          <w:noProof/>
-          <w:sz w:val="24"/>
-          <w:szCs w:val="24"/>
-        </w:rPr>
-        <w:t>módosítani.</w:t>
-      </w:r>
-    </w:p>
-    <w:p>
-      <w:pPr>
-        <w:spacing w:line="360" w:lineRule="auto"/>
-        <w:rPr>
-          <w:rFonts w:ascii="Times New Roman" w:hAnsi="Times New Roman" w:cs="Times New Roman"/>
-          <w:noProof/>
-          <w:sz w:val="24"/>
-          <w:szCs w:val="24"/>
-        </w:rPr>
-      </w:pPr>
-    </w:p>
-    <w:p>
-      <w:pPr>
-        <w:spacing w:line="360" w:lineRule="auto"/>
-        <w:rPr>
-          <w:rFonts w:ascii="Times New Roman" w:hAnsi="Times New Roman" w:cs="Times New Roman"/>
-          <w:noProof/>
-          <w:sz w:val="24"/>
-          <w:szCs w:val="24"/>
-        </w:rPr>
-      </w:pPr>
-    </w:p>
-    <w:p>
-      <w:pPr>
-        <w:rPr>
-          <w:rFonts w:ascii="Times New Roman" w:hAnsi="Times New Roman" w:cs="Times New Roman"/>
-          <w:noProof/>
-          <w:sz w:val="24"/>
-          <w:szCs w:val="24"/>
-        </w:rPr>
-      </w:pPr>
       <w:r>
         <w:rPr>
           <w:rFonts w:ascii="Times New Roman" w:hAnsi="Times New Roman" w:cs="Times New Roman"/>

--- a/Felhasznalói dokumentació.docx
+++ b/Felhasznalói dokumentació.docx
@@ -4,23 +4,16 @@
   <w:body>
     <w:p>
       <w:pPr>
-        <w:spacing w:line="360" w:lineRule="auto"/>
         <w:jc w:val="center"/>
-        <w:rPr>
-          <w:rFonts w:ascii="Times New Roman" w:hAnsi="Times New Roman" w:cs="Times New Roman"/>
-          <w:sz w:val="24"/>
-          <w:szCs w:val="24"/>
-        </w:rPr>
-      </w:pPr>
-      <w:r>
-        <w:rPr>
-          <w:rFonts w:ascii="Times New Roman" w:hAnsi="Times New Roman" w:cs="Times New Roman"/>
+      </w:pPr>
+      <w:r>
+        <w:rPr>
           <w:noProof/>
           <w:sz w:val="36"/>
           <w:szCs w:val="36"/>
         </w:rPr>
         <w:drawing>
-          <wp:inline distT="0" distB="0" distL="0" distR="0" wp14:anchorId="7887EAA1" wp14:editId="11411522">
+          <wp:inline distT="0" distB="0" distL="0" distR="0" wp14:anchorId="352339FD" wp14:editId="2374681E">
             <wp:extent cx="2008461" cy="2008461"/>
             <wp:effectExtent l="0" t="0" r="0" b="0"/>
             <wp:docPr id="39" name="Kép 39"/>
@@ -69,191 +62,101 @@
         </w:drawing>
       </w:r>
     </w:p>
-    <w:p>
-      <w:pPr>
-        <w:spacing w:line="360" w:lineRule="auto"/>
-        <w:ind w:firstLine="708"/>
+    <w:p/>
+    <w:p>
+      <w:pPr>
+        <w:spacing w:before="240" w:after="120"/>
         <w:jc w:val="center"/>
-        <w:rPr>
-          <w:rFonts w:ascii="Times New Roman" w:hAnsi="Times New Roman" w:cs="Times New Roman"/>
-          <w:b/>
-          <w:bCs/>
-          <w:color w:val="4472C4" w:themeColor="accent1"/>
-          <w:sz w:val="36"/>
-          <w:szCs w:val="36"/>
-          <w14:shadow w14:blurRad="38100" w14:dist="25400" w14:dir="5400000" w14:sx="100000" w14:sy="100000" w14:kx="0" w14:ky="0" w14:algn="ctr">
-            <w14:srgbClr w14:val="6E747A">
-              <w14:alpha w14:val="57000"/>
-            </w14:srgbClr>
-          </w14:shadow>
-          <w14:textOutline w14:w="0" w14:cap="flat" w14:cmpd="sng" w14:algn="ctr">
-            <w14:noFill/>
-            <w14:prstDash w14:val="solid"/>
-            <w14:round/>
-          </w14:textOutline>
-        </w:rPr>
-      </w:pPr>
-      <w:r>
-        <w:rPr>
-          <w:rFonts w:ascii="Times New Roman" w:hAnsi="Times New Roman" w:cs="Times New Roman"/>
-          <w:b/>
-          <w:bCs/>
-          <w:color w:val="4472C4" w:themeColor="accent1"/>
-          <w:sz w:val="36"/>
-          <w:szCs w:val="36"/>
-          <w14:shadow w14:blurRad="38100" w14:dist="25400" w14:dir="5400000" w14:sx="100000" w14:sy="100000" w14:kx="0" w14:ky="0" w14:algn="ctr">
-            <w14:srgbClr w14:val="6E747A">
-              <w14:alpha w14:val="57000"/>
-            </w14:srgbClr>
-          </w14:shadow>
-          <w14:textOutline w14:w="0" w14:cap="flat" w14:cmpd="sng" w14:algn="ctr">
-            <w14:noFill/>
-            <w14:prstDash w14:val="solid"/>
-            <w14:round/>
-          </w14:textOutline>
-        </w:rPr>
-        <w:t>Felhasználói dokumentáció –</w:t>
-      </w:r>
-      <w:r>
-        <w:rPr>
-          <w:rFonts w:ascii="Times New Roman" w:hAnsi="Times New Roman" w:cs="Times New Roman"/>
-          <w:b/>
-          <w:bCs/>
-          <w:color w:val="4472C4" w:themeColor="accent1"/>
-          <w:sz w:val="36"/>
-          <w:szCs w:val="36"/>
-          <w14:shadow w14:blurRad="38100" w14:dist="25400" w14:dir="5400000" w14:sx="100000" w14:sy="100000" w14:kx="0" w14:ky="0" w14:algn="ctr">
-            <w14:srgbClr w14:val="6E747A">
-              <w14:alpha w14:val="57000"/>
-            </w14:srgbClr>
-          </w14:shadow>
-          <w14:textOutline w14:w="0" w14:cap="flat" w14:cmpd="sng" w14:algn="ctr">
-            <w14:noFill/>
-            <w14:prstDash w14:val="solid"/>
-            <w14:round/>
-          </w14:textOutline>
-        </w:rPr>
-        <w:t xml:space="preserve"> </w:t>
-      </w:r>
+      </w:pPr>
+      <w:r>
+        <w:rPr>
+          <w:b/>
+          <w:bCs/>
+          <w:color w:val="4472C4"/>
+          <w:sz w:val="48"/>
+          <w:szCs w:val="48"/>
+        </w:rPr>
+        <w:t>Felhasználói</w:t>
+      </w:r>
+      <w:r>
+        <w:rPr>
+          <w:b/>
+          <w:bCs/>
+          <w:color w:val="4472C4"/>
+          <w:sz w:val="48"/>
+          <w:szCs w:val="48"/>
+        </w:rPr>
+        <w:t xml:space="preserve"> dokumentáció</w:t>
+      </w:r>
+    </w:p>
+    <w:p>
+      <w:pPr>
+        <w:spacing w:after="80"/>
+        <w:jc w:val="center"/>
+        <w:rPr>
+          <w:b/>
+          <w:bCs/>
+          <w:color w:val="2E5A9C"/>
+          <w:sz w:val="32"/>
+          <w:szCs w:val="32"/>
+        </w:rPr>
+      </w:pPr>
       <w:proofErr w:type="spellStart"/>
       <w:r>
         <w:rPr>
-          <w:rFonts w:ascii="Times New Roman" w:hAnsi="Times New Roman" w:cs="Times New Roman"/>
-          <w:b/>
-          <w:bCs/>
-          <w:color w:val="4472C4" w:themeColor="accent1"/>
-          <w:sz w:val="36"/>
-          <w:szCs w:val="36"/>
-          <w14:shadow w14:blurRad="38100" w14:dist="25400" w14:dir="5400000" w14:sx="100000" w14:sy="100000" w14:kx="0" w14:ky="0" w14:algn="ctr">
-            <w14:srgbClr w14:val="6E747A">
-              <w14:alpha w14:val="57000"/>
-            </w14:srgbClr>
-          </w14:shadow>
-          <w14:textOutline w14:w="0" w14:cap="flat" w14:cmpd="sng" w14:algn="ctr">
-            <w14:noFill/>
-            <w14:prstDash w14:val="solid"/>
-            <w14:round/>
-          </w14:textOutline>
+          <w:b/>
+          <w:bCs/>
+          <w:color w:val="2E5A9C"/>
+          <w:sz w:val="32"/>
+          <w:szCs w:val="32"/>
         </w:rPr>
         <w:t>SnackSuli</w:t>
       </w:r>
       <w:proofErr w:type="spellEnd"/>
       <w:r>
         <w:rPr>
-          <w:rFonts w:ascii="Times New Roman" w:hAnsi="Times New Roman" w:cs="Times New Roman"/>
-          <w:b/>
-          <w:bCs/>
-          <w:color w:val="4472C4" w:themeColor="accent1"/>
-          <w:sz w:val="36"/>
-          <w:szCs w:val="36"/>
-          <w14:shadow w14:blurRad="38100" w14:dist="25400" w14:dir="5400000" w14:sx="100000" w14:sy="100000" w14:kx="0" w14:ky="0" w14:algn="ctr">
-            <w14:srgbClr w14:val="6E747A">
-              <w14:alpha w14:val="57000"/>
-            </w14:srgbClr>
-          </w14:shadow>
-          <w14:textOutline w14:w="0" w14:cap="flat" w14:cmpd="sng" w14:algn="ctr">
-            <w14:noFill/>
-            <w14:prstDash w14:val="solid"/>
-            <w14:round/>
-          </w14:textOutline>
-        </w:rPr>
-        <w:t xml:space="preserve"> </w:t>
-      </w:r>
-      <w:r>
-        <w:rPr>
-          <w:rFonts w:ascii="Times New Roman" w:hAnsi="Times New Roman" w:cs="Times New Roman"/>
-          <w:b/>
-          <w:bCs/>
-          <w:color w:val="4472C4" w:themeColor="accent1"/>
-          <w:sz w:val="36"/>
-          <w:szCs w:val="36"/>
-          <w14:shadow w14:blurRad="38100" w14:dist="25400" w14:dir="5400000" w14:sx="100000" w14:sy="100000" w14:kx="0" w14:ky="0" w14:algn="ctr">
-            <w14:srgbClr w14:val="6E747A">
-              <w14:alpha w14:val="57000"/>
-            </w14:srgbClr>
-          </w14:shadow>
-          <w14:textOutline w14:w="0" w14:cap="flat" w14:cmpd="sng" w14:algn="ctr">
-            <w14:noFill/>
-            <w14:prstDash w14:val="solid"/>
-            <w14:round/>
-          </w14:textOutline>
-        </w:rPr>
-        <w:t>vizsgaremek</w:t>
-      </w:r>
-    </w:p>
-    <w:p>
-      <w:pPr>
-        <w:spacing w:line="360" w:lineRule="auto"/>
+          <w:b/>
+          <w:bCs/>
+          <w:color w:val="2E5A9C"/>
+          <w:sz w:val="32"/>
+          <w:szCs w:val="32"/>
+        </w:rPr>
+        <w:t xml:space="preserve"> vizsgaremek</w:t>
+      </w:r>
+    </w:p>
+    <w:p>
+      <w:pPr>
+        <w:spacing w:after="80"/>
         <w:jc w:val="center"/>
         <w:rPr>
-          <w:rFonts w:ascii="Times New Roman" w:hAnsi="Times New Roman" w:cs="Times New Roman"/>
-          <w:i/>
-          <w:iCs/>
-          <w:color w:val="4472C4" w:themeColor="accent1"/>
-          <w:sz w:val="28"/>
-          <w:szCs w:val="28"/>
-        </w:rPr>
-      </w:pPr>
-      <w:r>
-        <w:rPr>
-          <w:rFonts w:ascii="Times New Roman" w:hAnsi="Times New Roman" w:cs="Times New Roman"/>
-          <w:i/>
-          <w:iCs/>
-          <w:color w:val="4472C4" w:themeColor="accent1"/>
-          <w:sz w:val="28"/>
-          <w:szCs w:val="28"/>
-        </w:rPr>
-        <w:t>Sugár Márton Levente – Tömpe Barnabás</w:t>
-      </w:r>
-    </w:p>
-    <w:p>
-      <w:pPr>
-        <w:spacing w:line="360" w:lineRule="auto"/>
+          <w:b/>
+          <w:bCs/>
+          <w:color w:val="2E5A9C"/>
+          <w:sz w:val="32"/>
+          <w:szCs w:val="32"/>
+        </w:rPr>
+      </w:pPr>
+    </w:p>
+    <w:p>
+      <w:pPr>
+        <w:spacing w:after="80"/>
         <w:jc w:val="center"/>
         <w:rPr>
-          <w:rFonts w:ascii="Times New Roman" w:hAnsi="Times New Roman" w:cs="Times New Roman"/>
-          <w:i/>
-          <w:iCs/>
-          <w:color w:val="4472C4" w:themeColor="accent1"/>
-          <w:sz w:val="28"/>
-          <w:szCs w:val="28"/>
-        </w:rPr>
-      </w:pPr>
-    </w:p>
-    <w:p>
-      <w:pPr>
-        <w:spacing w:line="360" w:lineRule="auto"/>
-        <w:ind w:firstLine="708"/>
+          <w:b/>
+          <w:bCs/>
+          <w:color w:val="2E5A9C"/>
+          <w:sz w:val="32"/>
+          <w:szCs w:val="32"/>
+        </w:rPr>
+      </w:pPr>
+    </w:p>
+    <w:p>
+      <w:pPr>
+        <w:spacing w:after="80"/>
         <w:jc w:val="center"/>
-        <w:rPr>
-          <w:rFonts w:ascii="Times New Roman" w:hAnsi="Times New Roman" w:cs="Times New Roman"/>
-          <w:sz w:val="24"/>
-          <w:szCs w:val="24"/>
-        </w:rPr>
-      </w:pPr>
-      <w:r>
-        <w:rPr>
-          <w:rFonts w:ascii="Times New Roman" w:hAnsi="Times New Roman" w:cs="Times New Roman"/>
+      </w:pPr>
+      <w:r>
+        <w:rPr>
           <w:i/>
           <w:iCs/>
           <w:noProof/>
@@ -262,9 +165,9 @@
           <w:szCs w:val="28"/>
         </w:rPr>
         <w:drawing>
-          <wp:inline distT="0" distB="0" distL="0" distR="0" wp14:anchorId="1BEF9F66" wp14:editId="469FB7BA">
-            <wp:extent cx="2610068" cy="3067050"/>
-            <wp:effectExtent l="0" t="0" r="0" b="0"/>
+          <wp:inline distT="0" distB="0" distL="0" distR="0" wp14:anchorId="43CB0C22" wp14:editId="5F9D47E5">
+            <wp:extent cx="2715444" cy="3190875"/>
+            <wp:effectExtent l="0" t="0" r="8890" b="0"/>
             <wp:docPr id="43" name="Kép 43"/>
             <wp:cNvGraphicFramePr>
               <a:graphicFrameLocks xmlns:a="http://schemas.openxmlformats.org/drawingml/2006/main" noChangeAspect="1"/>
@@ -285,7 +188,7 @@
                   <pic:spPr>
                     <a:xfrm>
                       <a:off x="0" y="0"/>
-                      <a:ext cx="2616789" cy="3074947"/>
+                      <a:ext cx="2716590" cy="3192222"/>
                     </a:xfrm>
                     <a:prstGeom prst="rect">
                       <a:avLst/>
@@ -300,1536 +203,51 @@
     </w:p>
     <w:p>
       <w:pPr>
-        <w:spacing w:line="360" w:lineRule="auto"/>
-        <w:ind w:firstLine="708"/>
+        <w:spacing w:after="80"/>
         <w:jc w:val="center"/>
-        <w:rPr>
-          <w:rFonts w:ascii="Times New Roman" w:hAnsi="Times New Roman" w:cs="Times New Roman"/>
-          <w:sz w:val="24"/>
-          <w:szCs w:val="24"/>
-        </w:rPr>
-      </w:pPr>
-    </w:p>
-    <w:p>
-      <w:pPr>
-        <w:spacing w:line="360" w:lineRule="auto"/>
+      </w:pPr>
+    </w:p>
+    <w:p>
+      <w:pPr>
+        <w:spacing w:after="80"/>
         <w:jc w:val="center"/>
-        <w:rPr>
-          <w:rFonts w:ascii="Times New Roman" w:hAnsi="Times New Roman" w:cs="Times New Roman"/>
-          <w:i/>
-          <w:iCs/>
-          <w:color w:val="4472C4" w:themeColor="accent1"/>
-          <w:sz w:val="28"/>
-          <w:szCs w:val="28"/>
-        </w:rPr>
-      </w:pPr>
-      <w:r>
-        <w:rPr>
-          <w:rFonts w:ascii="Times New Roman" w:hAnsi="Times New Roman" w:cs="Times New Roman"/>
-          <w:i/>
-          <w:iCs/>
-          <w:color w:val="4472C4" w:themeColor="accent1"/>
-          <w:sz w:val="28"/>
-          <w:szCs w:val="28"/>
-        </w:rPr>
-        <w:t>Veszprém, Veszprémi Szakképzési Centrum Ipari Technikum</w:t>
-      </w:r>
-    </w:p>
-    <w:p>
-      <w:pPr>
-        <w:spacing w:line="360" w:lineRule="auto"/>
+      </w:pPr>
+    </w:p>
+    <w:p/>
+    <w:p>
+      <w:pPr>
         <w:jc w:val="center"/>
-        <w:rPr>
-          <w:rFonts w:ascii="Times New Roman" w:hAnsi="Times New Roman" w:cs="Times New Roman"/>
-          <w:i/>
-          <w:iCs/>
-          <w:color w:val="4472C4" w:themeColor="accent1"/>
-          <w:sz w:val="28"/>
-          <w:szCs w:val="28"/>
-        </w:rPr>
-      </w:pPr>
-      <w:r>
-        <w:rPr>
-          <w:rFonts w:ascii="Times New Roman" w:hAnsi="Times New Roman" w:cs="Times New Roman"/>
-          <w:i/>
-          <w:iCs/>
-          <w:color w:val="4472C4" w:themeColor="accent1"/>
-          <w:sz w:val="28"/>
-          <w:szCs w:val="28"/>
-        </w:rPr>
-        <w:t>2026.</w:t>
-      </w:r>
-    </w:p>
-    <w:p>
-      <w:pPr>
-        <w:spacing w:line="360" w:lineRule="auto"/>
-        <w:ind w:firstLine="708"/>
+      </w:pPr>
+      <w:r>
+        <w:rPr>
+          <w:color w:val="333333"/>
+          <w:sz w:val="24"/>
+          <w:szCs w:val="24"/>
+        </w:rPr>
+        <w:t>Sugár Márton Levente – Tömpe Barnabás</w:t>
+      </w:r>
+    </w:p>
+    <w:p>
+      <w:pPr>
+        <w:spacing w:after="60"/>
         <w:jc w:val="center"/>
-        <w:rPr>
-          <w:rFonts w:ascii="Times New Roman" w:hAnsi="Times New Roman" w:cs="Times New Roman"/>
-          <w:i/>
-          <w:iCs/>
-          <w:color w:val="4472C4" w:themeColor="accent1"/>
-          <w:sz w:val="28"/>
-          <w:szCs w:val="28"/>
-        </w:rPr>
-      </w:pPr>
-      <w:r>
-        <w:rPr>
-          <w:rFonts w:ascii="Times New Roman" w:hAnsi="Times New Roman" w:cs="Times New Roman"/>
-          <w:sz w:val="24"/>
-          <w:szCs w:val="24"/>
-        </w:rPr>
-        <w:br w:type="page"/>
-      </w:r>
-    </w:p>
-    <w:p>
-      <w:pPr>
-        <w:spacing w:line="360" w:lineRule="auto"/>
-        <w:rPr>
-          <w:rFonts w:ascii="Times New Roman" w:hAnsi="Times New Roman" w:cs="Times New Roman"/>
-          <w:sz w:val="24"/>
-          <w:szCs w:val="24"/>
-        </w:rPr>
-      </w:pPr>
-    </w:p>
-    <w:p>
-      <w:pPr>
-        <w:rPr>
-          <w:rFonts w:ascii="Times New Roman" w:eastAsiaTheme="majorEastAsia" w:hAnsi="Times New Roman" w:cs="Times New Roman"/>
-          <w:color w:val="EE0000"/>
-          <w:kern w:val="0"/>
-          <w:sz w:val="28"/>
-          <w:szCs w:val="28"/>
-          <w:lang w:eastAsia="hu-HU"/>
-          <w14:ligatures w14:val="none"/>
-        </w:rPr>
-      </w:pPr>
-      <w:proofErr w:type="spellStart"/>
-      <w:r>
-        <w:rPr>
-          <w:rFonts w:ascii="Times New Roman" w:eastAsiaTheme="majorEastAsia" w:hAnsi="Times New Roman" w:cs="Times New Roman"/>
-          <w:color w:val="EE0000"/>
-          <w:kern w:val="0"/>
-          <w:sz w:val="28"/>
-          <w:szCs w:val="28"/>
-          <w:lang w:eastAsia="hu-HU"/>
-          <w14:ligatures w14:val="none"/>
-        </w:rPr>
-        <w:t>tartalomjegyzek</w:t>
-      </w:r>
-      <w:proofErr w:type="spellEnd"/>
-      <w:r>
-        <w:rPr>
-          <w:rFonts w:ascii="Times New Roman" w:eastAsiaTheme="majorEastAsia" w:hAnsi="Times New Roman" w:cs="Times New Roman"/>
-          <w:color w:val="EE0000"/>
-          <w:kern w:val="0"/>
-          <w:sz w:val="28"/>
-          <w:szCs w:val="28"/>
-          <w:lang w:eastAsia="hu-HU"/>
-          <w14:ligatures w14:val="none"/>
-        </w:rPr>
-        <w:t xml:space="preserve"> </w:t>
-      </w:r>
-      <w:proofErr w:type="spellStart"/>
-      <w:r>
-        <w:rPr>
-          <w:rFonts w:ascii="Times New Roman" w:eastAsiaTheme="majorEastAsia" w:hAnsi="Times New Roman" w:cs="Times New Roman"/>
-          <w:color w:val="EE0000"/>
-          <w:kern w:val="0"/>
-          <w:sz w:val="28"/>
-          <w:szCs w:val="28"/>
-          <w:lang w:eastAsia="hu-HU"/>
-          <w14:ligatures w14:val="none"/>
-        </w:rPr>
-        <w:t>kezdemeny</w:t>
-      </w:r>
-      <w:proofErr w:type="spellEnd"/>
-      <w:r>
-        <w:rPr>
-          <w:rFonts w:ascii="Times New Roman" w:eastAsiaTheme="majorEastAsia" w:hAnsi="Times New Roman" w:cs="Times New Roman"/>
-          <w:color w:val="EE0000"/>
-          <w:kern w:val="0"/>
-          <w:sz w:val="28"/>
-          <w:szCs w:val="28"/>
-          <w:lang w:eastAsia="hu-HU"/>
-          <w14:ligatures w14:val="none"/>
-        </w:rPr>
-        <w:t xml:space="preserve">, ne </w:t>
-      </w:r>
-      <w:proofErr w:type="spellStart"/>
-      <w:r>
-        <w:rPr>
-          <w:rFonts w:ascii="Times New Roman" w:eastAsiaTheme="majorEastAsia" w:hAnsi="Times New Roman" w:cs="Times New Roman"/>
-          <w:color w:val="EE0000"/>
-          <w:kern w:val="0"/>
-          <w:sz w:val="28"/>
-          <w:szCs w:val="28"/>
-          <w:lang w:eastAsia="hu-HU"/>
-          <w14:ligatures w14:val="none"/>
-        </w:rPr>
-        <w:t>editeld</w:t>
-      </w:r>
-      <w:proofErr w:type="spellEnd"/>
-      <w:r>
-        <w:rPr>
-          <w:rFonts w:ascii="Times New Roman" w:eastAsiaTheme="majorEastAsia" w:hAnsi="Times New Roman" w:cs="Times New Roman"/>
-          <w:color w:val="EE0000"/>
-          <w:kern w:val="0"/>
-          <w:sz w:val="28"/>
-          <w:szCs w:val="28"/>
-          <w:lang w:eastAsia="hu-HU"/>
-          <w14:ligatures w14:val="none"/>
-        </w:rPr>
-        <w:t xml:space="preserve">, </w:t>
-      </w:r>
-      <w:proofErr w:type="spellStart"/>
-      <w:r>
-        <w:rPr>
-          <w:rFonts w:ascii="Times New Roman" w:eastAsiaTheme="majorEastAsia" w:hAnsi="Times New Roman" w:cs="Times New Roman"/>
-          <w:color w:val="EE0000"/>
-          <w:kern w:val="0"/>
-          <w:sz w:val="28"/>
-          <w:szCs w:val="28"/>
-          <w:lang w:eastAsia="hu-HU"/>
-          <w14:ligatures w14:val="none"/>
-        </w:rPr>
-        <w:t>valtozni</w:t>
-      </w:r>
-      <w:proofErr w:type="spellEnd"/>
-      <w:r>
-        <w:rPr>
-          <w:rFonts w:ascii="Times New Roman" w:eastAsiaTheme="majorEastAsia" w:hAnsi="Times New Roman" w:cs="Times New Roman"/>
-          <w:color w:val="EE0000"/>
-          <w:kern w:val="0"/>
-          <w:sz w:val="28"/>
-          <w:szCs w:val="28"/>
-          <w:lang w:eastAsia="hu-HU"/>
-          <w14:ligatures w14:val="none"/>
-        </w:rPr>
-        <w:t xml:space="preserve"> fog meg a tartalom</w:t>
-      </w:r>
-    </w:p>
-    <w:p>
-      <w:pPr>
-        <w:rPr>
-          <w:rFonts w:ascii="Times New Roman" w:eastAsiaTheme="majorEastAsia" w:hAnsi="Times New Roman" w:cs="Times New Roman"/>
-          <w:color w:val="000000" w:themeColor="text1"/>
-          <w:kern w:val="0"/>
-          <w:sz w:val="28"/>
-          <w:szCs w:val="28"/>
-          <w:lang w:eastAsia="hu-HU"/>
-          <w14:ligatures w14:val="none"/>
-        </w:rPr>
-      </w:pPr>
-      <w:r>
-        <w:rPr>
-          <w:rFonts w:ascii="Times New Roman" w:eastAsiaTheme="majorEastAsia" w:hAnsi="Times New Roman" w:cs="Times New Roman"/>
-          <w:color w:val="000000" w:themeColor="text1"/>
-          <w:kern w:val="0"/>
-          <w:sz w:val="28"/>
-          <w:szCs w:val="28"/>
-          <w:lang w:eastAsia="hu-HU"/>
-          <w14:ligatures w14:val="none"/>
-        </w:rPr>
-        <w:t>Bevezetés 3</w:t>
-      </w:r>
-    </w:p>
-    <w:p>
-      <w:pPr>
-        <w:rPr>
-          <w:rFonts w:ascii="Times New Roman" w:eastAsiaTheme="majorEastAsia" w:hAnsi="Times New Roman" w:cs="Times New Roman"/>
-          <w:color w:val="000000" w:themeColor="text1"/>
-          <w:kern w:val="0"/>
-          <w:sz w:val="28"/>
-          <w:szCs w:val="28"/>
-          <w:lang w:eastAsia="hu-HU"/>
-          <w14:ligatures w14:val="none"/>
-        </w:rPr>
-      </w:pPr>
-      <w:r>
-        <w:rPr>
-          <w:rFonts w:ascii="Times New Roman" w:eastAsiaTheme="majorEastAsia" w:hAnsi="Times New Roman" w:cs="Times New Roman"/>
-          <w:color w:val="000000" w:themeColor="text1"/>
-          <w:kern w:val="0"/>
-          <w:sz w:val="28"/>
-          <w:szCs w:val="28"/>
-          <w:lang w:eastAsia="hu-HU"/>
-          <w14:ligatures w14:val="none"/>
-        </w:rPr>
-        <w:t>Á</w:t>
-      </w:r>
-      <w:r>
-        <w:rPr>
-          <w:rFonts w:ascii="Times New Roman" w:eastAsiaTheme="majorEastAsia" w:hAnsi="Times New Roman" w:cs="Times New Roman"/>
-          <w:color w:val="000000" w:themeColor="text1"/>
-          <w:kern w:val="0"/>
-          <w:sz w:val="28"/>
-          <w:szCs w:val="28"/>
-          <w:lang w:eastAsia="hu-HU"/>
-          <w14:ligatures w14:val="none"/>
-        </w:rPr>
-        <w:t>ltalános felhasználói felületek</w:t>
-      </w:r>
-      <w:r>
-        <w:rPr>
-          <w:rFonts w:ascii="Times New Roman" w:eastAsiaTheme="majorEastAsia" w:hAnsi="Times New Roman" w:cs="Times New Roman"/>
-          <w:color w:val="000000" w:themeColor="text1"/>
-          <w:kern w:val="0"/>
-          <w:sz w:val="28"/>
-          <w:szCs w:val="28"/>
-          <w:lang w:eastAsia="hu-HU"/>
-          <w14:ligatures w14:val="none"/>
-        </w:rPr>
-        <w:tab/>
-      </w:r>
-      <w:r>
-        <w:rPr>
-          <w:rFonts w:ascii="Times New Roman" w:eastAsiaTheme="majorEastAsia" w:hAnsi="Times New Roman" w:cs="Times New Roman"/>
-          <w:color w:val="000000" w:themeColor="text1"/>
-          <w:kern w:val="0"/>
-          <w:sz w:val="28"/>
-          <w:szCs w:val="28"/>
-          <w:lang w:eastAsia="hu-HU"/>
-          <w14:ligatures w14:val="none"/>
-        </w:rPr>
-        <w:t>4</w:t>
-      </w:r>
-    </w:p>
-    <w:p>
-      <w:pPr>
-        <w:rPr>
-          <w:rFonts w:ascii="Times New Roman" w:eastAsiaTheme="majorEastAsia" w:hAnsi="Times New Roman" w:cs="Times New Roman"/>
-          <w:color w:val="000000" w:themeColor="text1"/>
-          <w:kern w:val="0"/>
-          <w:sz w:val="28"/>
-          <w:szCs w:val="28"/>
-          <w:lang w:eastAsia="hu-HU"/>
-          <w14:ligatures w14:val="none"/>
-        </w:rPr>
-      </w:pPr>
-      <w:r>
-        <w:rPr>
-          <w:rFonts w:ascii="Times New Roman" w:eastAsiaTheme="majorEastAsia" w:hAnsi="Times New Roman" w:cs="Times New Roman"/>
-          <w:color w:val="000000" w:themeColor="text1"/>
-          <w:kern w:val="0"/>
-          <w:sz w:val="28"/>
-          <w:szCs w:val="28"/>
-          <w:lang w:eastAsia="hu-HU"/>
-          <w14:ligatures w14:val="none"/>
-        </w:rPr>
-        <w:tab/>
-        <w:t>1</w:t>
-      </w:r>
-      <w:r>
-        <w:rPr>
-          <w:rFonts w:ascii="Times New Roman" w:eastAsiaTheme="majorEastAsia" w:hAnsi="Times New Roman" w:cs="Times New Roman"/>
-          <w:color w:val="000000" w:themeColor="text1"/>
-          <w:kern w:val="0"/>
-          <w:sz w:val="28"/>
-          <w:szCs w:val="28"/>
-          <w:lang w:eastAsia="hu-HU"/>
-          <w14:ligatures w14:val="none"/>
-        </w:rPr>
-        <w:t xml:space="preserve">. </w:t>
-      </w:r>
-      <w:r>
-        <w:rPr>
-          <w:rFonts w:ascii="Times New Roman" w:eastAsiaTheme="majorEastAsia" w:hAnsi="Times New Roman" w:cs="Times New Roman"/>
-          <w:color w:val="000000" w:themeColor="text1"/>
-          <w:kern w:val="0"/>
-          <w:sz w:val="28"/>
-          <w:szCs w:val="28"/>
-          <w:lang w:eastAsia="hu-HU"/>
-          <w14:ligatures w14:val="none"/>
-        </w:rPr>
-        <w:t>Belépés</w:t>
-      </w:r>
-      <w:r>
-        <w:rPr>
-          <w:rFonts w:ascii="Times New Roman" w:eastAsiaTheme="majorEastAsia" w:hAnsi="Times New Roman" w:cs="Times New Roman"/>
-          <w:color w:val="000000" w:themeColor="text1"/>
-          <w:kern w:val="0"/>
-          <w:sz w:val="28"/>
-          <w:szCs w:val="28"/>
-          <w:lang w:eastAsia="hu-HU"/>
-          <w14:ligatures w14:val="none"/>
-        </w:rPr>
-        <w:tab/>
-        <w:t>4</w:t>
-      </w:r>
-    </w:p>
-    <w:p>
-      <w:pPr>
-        <w:rPr>
-          <w:rFonts w:ascii="Times New Roman" w:hAnsi="Times New Roman" w:cs="Times New Roman"/>
-          <w:sz w:val="24"/>
-          <w:szCs w:val="24"/>
-          <w:lang w:eastAsia="hu-HU"/>
-        </w:rPr>
-      </w:pPr>
-      <w:r>
-        <w:rPr>
-          <w:lang w:eastAsia="hu-HU"/>
-        </w:rPr>
-        <w:tab/>
-      </w:r>
-      <w:r>
-        <w:rPr>
-          <w:lang w:eastAsia="hu-HU"/>
-        </w:rPr>
-        <w:tab/>
-      </w:r>
-      <w:r>
-        <w:rPr>
-          <w:rFonts w:ascii="Times New Roman" w:hAnsi="Times New Roman" w:cs="Times New Roman"/>
-          <w:sz w:val="24"/>
-          <w:szCs w:val="24"/>
-          <w:lang w:eastAsia="hu-HU"/>
-        </w:rPr>
-        <w:t>1.1 Regisztráció</w:t>
-      </w:r>
-      <w:r>
-        <w:rPr>
-          <w:rFonts w:ascii="Times New Roman" w:hAnsi="Times New Roman" w:cs="Times New Roman"/>
-          <w:sz w:val="24"/>
-          <w:szCs w:val="24"/>
-          <w:lang w:eastAsia="hu-HU"/>
-        </w:rPr>
-        <w:tab/>
-        <w:t>4</w:t>
-      </w:r>
-    </w:p>
-    <w:p>
-      <w:pPr>
-        <w:rPr>
-          <w:rFonts w:ascii="Times New Roman" w:hAnsi="Times New Roman" w:cs="Times New Roman"/>
-          <w:sz w:val="24"/>
-          <w:szCs w:val="24"/>
-          <w:lang w:eastAsia="hu-HU"/>
-        </w:rPr>
-      </w:pPr>
-      <w:r>
-        <w:rPr>
-          <w:rFonts w:ascii="Times New Roman" w:hAnsi="Times New Roman" w:cs="Times New Roman"/>
-          <w:sz w:val="24"/>
-          <w:szCs w:val="24"/>
-          <w:lang w:eastAsia="hu-HU"/>
-        </w:rPr>
-        <w:tab/>
-      </w:r>
-      <w:r>
-        <w:rPr>
-          <w:rFonts w:ascii="Times New Roman" w:hAnsi="Times New Roman" w:cs="Times New Roman"/>
-          <w:sz w:val="24"/>
-          <w:szCs w:val="24"/>
-          <w:lang w:eastAsia="hu-HU"/>
-        </w:rPr>
-        <w:tab/>
-        <w:t>1.2 Bejelentkezés</w:t>
-      </w:r>
-      <w:r>
-        <w:rPr>
-          <w:rFonts w:ascii="Times New Roman" w:hAnsi="Times New Roman" w:cs="Times New Roman"/>
-          <w:sz w:val="24"/>
-          <w:szCs w:val="24"/>
-          <w:lang w:eastAsia="hu-HU"/>
-        </w:rPr>
-        <w:tab/>
-        <w:t>6</w:t>
-      </w:r>
-    </w:p>
-    <w:p>
-      <w:pPr>
-        <w:rPr>
-          <w:rFonts w:ascii="Times New Roman" w:eastAsiaTheme="majorEastAsia" w:hAnsi="Times New Roman" w:cs="Times New Roman"/>
-          <w:color w:val="000000" w:themeColor="text1"/>
-          <w:kern w:val="0"/>
-          <w:sz w:val="28"/>
-          <w:szCs w:val="28"/>
-          <w:lang w:eastAsia="hu-HU"/>
-          <w14:ligatures w14:val="none"/>
-        </w:rPr>
-      </w:pPr>
-      <w:r>
-        <w:rPr>
-          <w:rFonts w:ascii="Times New Roman" w:eastAsiaTheme="majorEastAsia" w:hAnsi="Times New Roman" w:cs="Times New Roman"/>
-          <w:color w:val="000000" w:themeColor="text1"/>
-          <w:kern w:val="0"/>
-          <w:sz w:val="28"/>
-          <w:szCs w:val="28"/>
-          <w:lang w:eastAsia="hu-HU"/>
-          <w14:ligatures w14:val="none"/>
-        </w:rPr>
-        <w:tab/>
-        <w:t>2. Navigáció</w:t>
-      </w:r>
-      <w:r>
-        <w:rPr>
-          <w:rFonts w:ascii="Times New Roman" w:eastAsiaTheme="majorEastAsia" w:hAnsi="Times New Roman" w:cs="Times New Roman"/>
-          <w:color w:val="000000" w:themeColor="text1"/>
-          <w:kern w:val="0"/>
-          <w:sz w:val="28"/>
-          <w:szCs w:val="28"/>
-          <w:lang w:eastAsia="hu-HU"/>
-          <w14:ligatures w14:val="none"/>
-        </w:rPr>
-        <w:tab/>
-      </w:r>
-      <w:r>
-        <w:rPr>
-          <w:rFonts w:ascii="Times New Roman" w:eastAsiaTheme="majorEastAsia" w:hAnsi="Times New Roman" w:cs="Times New Roman"/>
-          <w:color w:val="000000" w:themeColor="text1"/>
-          <w:kern w:val="0"/>
-          <w:sz w:val="28"/>
-          <w:szCs w:val="28"/>
-          <w:lang w:eastAsia="hu-HU"/>
-          <w14:ligatures w14:val="none"/>
-        </w:rPr>
-        <w:t>7</w:t>
-      </w:r>
-    </w:p>
-    <w:p>
-      <w:pPr>
-        <w:rPr>
-          <w:rFonts w:ascii="Times New Roman" w:eastAsiaTheme="majorEastAsia" w:hAnsi="Times New Roman" w:cs="Times New Roman"/>
-          <w:color w:val="000000" w:themeColor="text1"/>
-          <w:kern w:val="0"/>
-          <w:sz w:val="28"/>
-          <w:szCs w:val="28"/>
-          <w:lang w:eastAsia="hu-HU"/>
-          <w14:ligatures w14:val="none"/>
-        </w:rPr>
-      </w:pPr>
-      <w:r>
-        <w:rPr>
-          <w:rFonts w:ascii="Times New Roman" w:eastAsiaTheme="majorEastAsia" w:hAnsi="Times New Roman" w:cs="Times New Roman"/>
-          <w:color w:val="000000" w:themeColor="text1"/>
-          <w:kern w:val="0"/>
-          <w:sz w:val="28"/>
-          <w:szCs w:val="28"/>
-          <w:lang w:eastAsia="hu-HU"/>
-          <w14:ligatures w14:val="none"/>
-        </w:rPr>
-        <w:tab/>
-        <w:t>3. Termékek rendelése</w:t>
-      </w:r>
-      <w:r>
-        <w:rPr>
-          <w:rFonts w:ascii="Times New Roman" w:eastAsiaTheme="majorEastAsia" w:hAnsi="Times New Roman" w:cs="Times New Roman"/>
-          <w:color w:val="000000" w:themeColor="text1"/>
-          <w:kern w:val="0"/>
-          <w:sz w:val="28"/>
-          <w:szCs w:val="28"/>
-          <w:lang w:eastAsia="hu-HU"/>
-          <w14:ligatures w14:val="none"/>
-        </w:rPr>
-        <w:tab/>
-      </w:r>
-      <w:r>
-        <w:rPr>
-          <w:rFonts w:ascii="Times New Roman" w:eastAsiaTheme="majorEastAsia" w:hAnsi="Times New Roman" w:cs="Times New Roman"/>
-          <w:color w:val="000000" w:themeColor="text1"/>
-          <w:kern w:val="0"/>
-          <w:sz w:val="28"/>
-          <w:szCs w:val="28"/>
-          <w:lang w:eastAsia="hu-HU"/>
-          <w14:ligatures w14:val="none"/>
-        </w:rPr>
-        <w:t>7</w:t>
-      </w:r>
-    </w:p>
-    <w:p>
-      <w:pPr>
-        <w:rPr>
-          <w:rFonts w:ascii="Times New Roman" w:eastAsiaTheme="majorEastAsia" w:hAnsi="Times New Roman" w:cs="Times New Roman"/>
-          <w:color w:val="000000" w:themeColor="text1"/>
-          <w:kern w:val="0"/>
-          <w:sz w:val="28"/>
-          <w:szCs w:val="28"/>
-          <w:lang w:eastAsia="hu-HU"/>
-          <w14:ligatures w14:val="none"/>
-        </w:rPr>
-      </w:pPr>
-      <w:r>
-        <w:rPr>
-          <w:rFonts w:ascii="Times New Roman" w:eastAsiaTheme="majorEastAsia" w:hAnsi="Times New Roman" w:cs="Times New Roman"/>
-          <w:color w:val="000000" w:themeColor="text1"/>
-          <w:kern w:val="0"/>
-          <w:sz w:val="28"/>
-          <w:szCs w:val="28"/>
-          <w:lang w:eastAsia="hu-HU"/>
-          <w14:ligatures w14:val="none"/>
-        </w:rPr>
-        <w:tab/>
-      </w:r>
-      <w:r>
-        <w:rPr>
-          <w:rFonts w:ascii="Times New Roman" w:eastAsiaTheme="majorEastAsia" w:hAnsi="Times New Roman" w:cs="Times New Roman"/>
-          <w:color w:val="000000" w:themeColor="text1"/>
-          <w:kern w:val="0"/>
-          <w:sz w:val="28"/>
-          <w:szCs w:val="28"/>
-          <w:lang w:eastAsia="hu-HU"/>
-          <w14:ligatures w14:val="none"/>
-        </w:rPr>
-        <w:tab/>
-        <w:t>3.1 Szűrők</w:t>
-      </w:r>
-      <w:r>
-        <w:rPr>
-          <w:rFonts w:ascii="Times New Roman" w:eastAsiaTheme="majorEastAsia" w:hAnsi="Times New Roman" w:cs="Times New Roman"/>
-          <w:color w:val="000000" w:themeColor="text1"/>
-          <w:kern w:val="0"/>
-          <w:sz w:val="28"/>
-          <w:szCs w:val="28"/>
-          <w:lang w:eastAsia="hu-HU"/>
-          <w14:ligatures w14:val="none"/>
-        </w:rPr>
-        <w:tab/>
-      </w:r>
-      <w:r>
-        <w:rPr>
-          <w:rFonts w:ascii="Times New Roman" w:eastAsiaTheme="majorEastAsia" w:hAnsi="Times New Roman" w:cs="Times New Roman"/>
-          <w:color w:val="000000" w:themeColor="text1"/>
-          <w:kern w:val="0"/>
-          <w:sz w:val="28"/>
-          <w:szCs w:val="28"/>
-          <w:lang w:eastAsia="hu-HU"/>
-          <w14:ligatures w14:val="none"/>
-        </w:rPr>
-        <w:t>7</w:t>
-      </w:r>
-    </w:p>
-    <w:p>
-      <w:pPr>
-        <w:rPr>
-          <w:rFonts w:ascii="Times New Roman" w:eastAsiaTheme="majorEastAsia" w:hAnsi="Times New Roman" w:cs="Times New Roman"/>
-          <w:color w:val="000000" w:themeColor="text1"/>
-          <w:kern w:val="0"/>
-          <w:sz w:val="28"/>
-          <w:szCs w:val="28"/>
-          <w:lang w:eastAsia="hu-HU"/>
-          <w14:ligatures w14:val="none"/>
-        </w:rPr>
-      </w:pPr>
-      <w:r>
-        <w:rPr>
-          <w:rFonts w:ascii="Times New Roman" w:eastAsiaTheme="majorEastAsia" w:hAnsi="Times New Roman" w:cs="Times New Roman"/>
-          <w:color w:val="000000" w:themeColor="text1"/>
-          <w:kern w:val="0"/>
-          <w:sz w:val="28"/>
-          <w:szCs w:val="28"/>
-          <w:lang w:eastAsia="hu-HU"/>
-          <w14:ligatures w14:val="none"/>
-        </w:rPr>
-        <w:tab/>
-      </w:r>
-      <w:r>
-        <w:rPr>
-          <w:rFonts w:ascii="Times New Roman" w:eastAsiaTheme="majorEastAsia" w:hAnsi="Times New Roman" w:cs="Times New Roman"/>
-          <w:color w:val="000000" w:themeColor="text1"/>
-          <w:kern w:val="0"/>
-          <w:sz w:val="28"/>
-          <w:szCs w:val="28"/>
-          <w:lang w:eastAsia="hu-HU"/>
-          <w14:ligatures w14:val="none"/>
-        </w:rPr>
-        <w:tab/>
-        <w:t>3.2 Termékek listája</w:t>
-      </w:r>
-      <w:r>
-        <w:rPr>
-          <w:rFonts w:ascii="Times New Roman" w:eastAsiaTheme="majorEastAsia" w:hAnsi="Times New Roman" w:cs="Times New Roman"/>
-          <w:color w:val="000000" w:themeColor="text1"/>
-          <w:kern w:val="0"/>
-          <w:sz w:val="28"/>
-          <w:szCs w:val="28"/>
-          <w:lang w:eastAsia="hu-HU"/>
-          <w14:ligatures w14:val="none"/>
-        </w:rPr>
-        <w:tab/>
-      </w:r>
-      <w:r>
-        <w:rPr>
-          <w:rFonts w:ascii="Times New Roman" w:eastAsiaTheme="majorEastAsia" w:hAnsi="Times New Roman" w:cs="Times New Roman"/>
-          <w:color w:val="000000" w:themeColor="text1"/>
-          <w:kern w:val="0"/>
-          <w:sz w:val="28"/>
-          <w:szCs w:val="28"/>
-          <w:lang w:eastAsia="hu-HU"/>
-          <w14:ligatures w14:val="none"/>
-        </w:rPr>
-        <w:t>8</w:t>
-      </w:r>
-    </w:p>
-    <w:p>
-      <w:pPr>
-        <w:rPr>
-          <w:rFonts w:ascii="Times New Roman" w:eastAsiaTheme="majorEastAsia" w:hAnsi="Times New Roman" w:cs="Times New Roman"/>
-          <w:color w:val="000000" w:themeColor="text1"/>
-          <w:kern w:val="0"/>
-          <w:sz w:val="28"/>
-          <w:szCs w:val="28"/>
-          <w:lang w:eastAsia="hu-HU"/>
-          <w14:ligatures w14:val="none"/>
-        </w:rPr>
-      </w:pPr>
-      <w:r>
-        <w:rPr>
-          <w:rFonts w:ascii="Times New Roman" w:eastAsiaTheme="majorEastAsia" w:hAnsi="Times New Roman" w:cs="Times New Roman"/>
-          <w:color w:val="000000" w:themeColor="text1"/>
-          <w:kern w:val="0"/>
-          <w:sz w:val="28"/>
-          <w:szCs w:val="28"/>
-          <w:lang w:eastAsia="hu-HU"/>
-          <w14:ligatures w14:val="none"/>
-        </w:rPr>
-        <w:tab/>
-      </w:r>
-      <w:r>
-        <w:rPr>
-          <w:rFonts w:ascii="Times New Roman" w:eastAsiaTheme="majorEastAsia" w:hAnsi="Times New Roman" w:cs="Times New Roman"/>
-          <w:color w:val="000000" w:themeColor="text1"/>
-          <w:kern w:val="0"/>
-          <w:sz w:val="28"/>
-          <w:szCs w:val="28"/>
-          <w:lang w:eastAsia="hu-HU"/>
-          <w14:ligatures w14:val="none"/>
-        </w:rPr>
-        <w:tab/>
-        <w:t>3.3 Kosár</w:t>
-      </w:r>
-      <w:r>
-        <w:rPr>
-          <w:rFonts w:ascii="Times New Roman" w:eastAsiaTheme="majorEastAsia" w:hAnsi="Times New Roman" w:cs="Times New Roman"/>
-          <w:color w:val="000000" w:themeColor="text1"/>
-          <w:kern w:val="0"/>
-          <w:sz w:val="28"/>
-          <w:szCs w:val="28"/>
-          <w:lang w:eastAsia="hu-HU"/>
-          <w14:ligatures w14:val="none"/>
-        </w:rPr>
-        <w:tab/>
-      </w:r>
-      <w:r>
-        <w:rPr>
-          <w:rFonts w:ascii="Times New Roman" w:eastAsiaTheme="majorEastAsia" w:hAnsi="Times New Roman" w:cs="Times New Roman"/>
-          <w:color w:val="000000" w:themeColor="text1"/>
-          <w:kern w:val="0"/>
-          <w:sz w:val="28"/>
-          <w:szCs w:val="28"/>
-          <w:lang w:eastAsia="hu-HU"/>
-          <w14:ligatures w14:val="none"/>
-        </w:rPr>
-        <w:t>8</w:t>
-      </w:r>
-    </w:p>
-    <w:p>
-      <w:pPr>
-        <w:rPr>
-          <w:rFonts w:ascii="Times New Roman" w:eastAsiaTheme="majorEastAsia" w:hAnsi="Times New Roman" w:cs="Times New Roman"/>
-          <w:color w:val="000000" w:themeColor="text1"/>
-          <w:kern w:val="0"/>
-          <w:sz w:val="28"/>
-          <w:szCs w:val="28"/>
-          <w:lang w:eastAsia="hu-HU"/>
-          <w14:ligatures w14:val="none"/>
-        </w:rPr>
-      </w:pPr>
-      <w:r>
-        <w:rPr>
-          <w:rFonts w:ascii="Times New Roman" w:eastAsiaTheme="majorEastAsia" w:hAnsi="Times New Roman" w:cs="Times New Roman"/>
-          <w:color w:val="000000" w:themeColor="text1"/>
-          <w:kern w:val="0"/>
-          <w:sz w:val="28"/>
-          <w:szCs w:val="28"/>
-          <w:lang w:eastAsia="hu-HU"/>
-          <w14:ligatures w14:val="none"/>
-        </w:rPr>
-        <w:tab/>
-        <w:t>4. Menük rendelése</w:t>
-      </w:r>
-      <w:r>
-        <w:rPr>
-          <w:rFonts w:ascii="Times New Roman" w:eastAsiaTheme="majorEastAsia" w:hAnsi="Times New Roman" w:cs="Times New Roman"/>
-          <w:color w:val="000000" w:themeColor="text1"/>
-          <w:kern w:val="0"/>
-          <w:sz w:val="28"/>
-          <w:szCs w:val="28"/>
-          <w:lang w:eastAsia="hu-HU"/>
-          <w14:ligatures w14:val="none"/>
-        </w:rPr>
-        <w:tab/>
-      </w:r>
-      <w:r>
-        <w:rPr>
-          <w:rFonts w:ascii="Times New Roman" w:eastAsiaTheme="majorEastAsia" w:hAnsi="Times New Roman" w:cs="Times New Roman"/>
-          <w:color w:val="000000" w:themeColor="text1"/>
-          <w:kern w:val="0"/>
-          <w:sz w:val="28"/>
-          <w:szCs w:val="28"/>
-          <w:lang w:eastAsia="hu-HU"/>
-          <w14:ligatures w14:val="none"/>
-        </w:rPr>
-        <w:t>9</w:t>
-      </w:r>
-    </w:p>
-    <w:p>
-      <w:pPr>
-        <w:rPr>
-          <w:rFonts w:ascii="Times New Roman" w:eastAsiaTheme="majorEastAsia" w:hAnsi="Times New Roman" w:cs="Times New Roman"/>
-          <w:color w:val="000000" w:themeColor="text1"/>
-          <w:kern w:val="0"/>
-          <w:sz w:val="28"/>
-          <w:szCs w:val="28"/>
-          <w:lang w:eastAsia="hu-HU"/>
-          <w14:ligatures w14:val="none"/>
-        </w:rPr>
-      </w:pPr>
-      <w:r>
-        <w:rPr>
-          <w:rFonts w:ascii="Times New Roman" w:eastAsiaTheme="majorEastAsia" w:hAnsi="Times New Roman" w:cs="Times New Roman"/>
-          <w:color w:val="000000" w:themeColor="text1"/>
-          <w:kern w:val="0"/>
-          <w:sz w:val="28"/>
-          <w:szCs w:val="28"/>
-          <w:lang w:eastAsia="hu-HU"/>
-          <w14:ligatures w14:val="none"/>
-        </w:rPr>
-        <w:tab/>
-        <w:t>5. Felhasználó korábbi rendelései</w:t>
-      </w:r>
-      <w:r>
-        <w:rPr>
-          <w:rFonts w:ascii="Times New Roman" w:eastAsiaTheme="majorEastAsia" w:hAnsi="Times New Roman" w:cs="Times New Roman"/>
-          <w:color w:val="000000" w:themeColor="text1"/>
-          <w:kern w:val="0"/>
-          <w:sz w:val="28"/>
-          <w:szCs w:val="28"/>
-          <w:lang w:eastAsia="hu-HU"/>
-          <w14:ligatures w14:val="none"/>
-        </w:rPr>
-        <w:tab/>
-      </w:r>
-      <w:r>
-        <w:rPr>
-          <w:rFonts w:ascii="Times New Roman" w:eastAsiaTheme="majorEastAsia" w:hAnsi="Times New Roman" w:cs="Times New Roman"/>
-          <w:color w:val="000000" w:themeColor="text1"/>
-          <w:kern w:val="0"/>
-          <w:sz w:val="28"/>
-          <w:szCs w:val="28"/>
-          <w:lang w:eastAsia="hu-HU"/>
-          <w14:ligatures w14:val="none"/>
-        </w:rPr>
-        <w:t>10</w:t>
-      </w:r>
-    </w:p>
-    <w:p>
-      <w:pPr>
-        <w:rPr>
-          <w:rFonts w:ascii="Times New Roman" w:eastAsiaTheme="majorEastAsia" w:hAnsi="Times New Roman" w:cs="Times New Roman"/>
-          <w:color w:val="000000" w:themeColor="text1"/>
-          <w:kern w:val="0"/>
-          <w:sz w:val="28"/>
-          <w:szCs w:val="28"/>
-          <w:lang w:eastAsia="hu-HU"/>
-          <w14:ligatures w14:val="none"/>
-        </w:rPr>
-      </w:pPr>
-      <w:r>
-        <w:rPr>
-          <w:rFonts w:ascii="Times New Roman" w:eastAsiaTheme="majorEastAsia" w:hAnsi="Times New Roman" w:cs="Times New Roman"/>
-          <w:color w:val="000000" w:themeColor="text1"/>
-          <w:kern w:val="0"/>
-          <w:sz w:val="28"/>
-          <w:szCs w:val="28"/>
-          <w:lang w:eastAsia="hu-HU"/>
-          <w14:ligatures w14:val="none"/>
-        </w:rPr>
-        <w:tab/>
-      </w:r>
-      <w:r>
-        <w:rPr>
-          <w:rFonts w:ascii="Times New Roman" w:eastAsiaTheme="majorEastAsia" w:hAnsi="Times New Roman" w:cs="Times New Roman"/>
-          <w:color w:val="000000" w:themeColor="text1"/>
-          <w:kern w:val="0"/>
-          <w:sz w:val="28"/>
-          <w:szCs w:val="28"/>
-          <w:lang w:eastAsia="hu-HU"/>
-          <w14:ligatures w14:val="none"/>
-        </w:rPr>
-        <w:t>6</w:t>
-      </w:r>
-      <w:r>
-        <w:rPr>
-          <w:rFonts w:ascii="Times New Roman" w:eastAsiaTheme="majorEastAsia" w:hAnsi="Times New Roman" w:cs="Times New Roman"/>
-          <w:color w:val="000000" w:themeColor="text1"/>
-          <w:kern w:val="0"/>
-          <w:sz w:val="28"/>
-          <w:szCs w:val="28"/>
-          <w:lang w:eastAsia="hu-HU"/>
-          <w14:ligatures w14:val="none"/>
-        </w:rPr>
-        <w:t>. Visszajelzések</w:t>
-      </w:r>
-      <w:r>
-        <w:rPr>
-          <w:rFonts w:ascii="Times New Roman" w:eastAsiaTheme="majorEastAsia" w:hAnsi="Times New Roman" w:cs="Times New Roman"/>
-          <w:color w:val="000000" w:themeColor="text1"/>
-          <w:kern w:val="0"/>
-          <w:sz w:val="28"/>
-          <w:szCs w:val="28"/>
-          <w:lang w:eastAsia="hu-HU"/>
-          <w14:ligatures w14:val="none"/>
-        </w:rPr>
-        <w:tab/>
-      </w:r>
-      <w:r>
-        <w:rPr>
-          <w:rFonts w:ascii="Times New Roman" w:eastAsiaTheme="majorEastAsia" w:hAnsi="Times New Roman" w:cs="Times New Roman"/>
-          <w:color w:val="000000" w:themeColor="text1"/>
-          <w:kern w:val="0"/>
-          <w:sz w:val="28"/>
-          <w:szCs w:val="28"/>
-          <w:lang w:eastAsia="hu-HU"/>
-          <w14:ligatures w14:val="none"/>
-        </w:rPr>
-        <w:t>11</w:t>
-      </w:r>
-    </w:p>
-    <w:p>
-      <w:pPr>
-        <w:rPr>
-          <w:rFonts w:ascii="Times New Roman" w:eastAsiaTheme="majorEastAsia" w:hAnsi="Times New Roman" w:cs="Times New Roman"/>
-          <w:color w:val="000000" w:themeColor="text1"/>
-          <w:kern w:val="0"/>
-          <w:sz w:val="28"/>
-          <w:szCs w:val="28"/>
-          <w:lang w:eastAsia="hu-HU"/>
-          <w14:ligatures w14:val="none"/>
-        </w:rPr>
-      </w:pPr>
-      <w:r>
-        <w:rPr>
-          <w:rFonts w:ascii="Times New Roman" w:eastAsiaTheme="majorEastAsia" w:hAnsi="Times New Roman" w:cs="Times New Roman"/>
-          <w:color w:val="000000" w:themeColor="text1"/>
-          <w:kern w:val="0"/>
-          <w:sz w:val="28"/>
-          <w:szCs w:val="28"/>
-          <w:lang w:eastAsia="hu-HU"/>
-          <w14:ligatures w14:val="none"/>
-        </w:rPr>
-        <w:tab/>
-      </w:r>
-      <w:r>
-        <w:rPr>
-          <w:rFonts w:ascii="Times New Roman" w:eastAsiaTheme="majorEastAsia" w:hAnsi="Times New Roman" w:cs="Times New Roman"/>
-          <w:color w:val="000000" w:themeColor="text1"/>
-          <w:kern w:val="0"/>
-          <w:sz w:val="28"/>
-          <w:szCs w:val="28"/>
-          <w:lang w:eastAsia="hu-HU"/>
-          <w14:ligatures w14:val="none"/>
-        </w:rPr>
-        <w:tab/>
-      </w:r>
-      <w:r>
-        <w:rPr>
-          <w:rFonts w:ascii="Times New Roman" w:eastAsiaTheme="majorEastAsia" w:hAnsi="Times New Roman" w:cs="Times New Roman"/>
-          <w:color w:val="000000" w:themeColor="text1"/>
-          <w:kern w:val="0"/>
-          <w:sz w:val="28"/>
-          <w:szCs w:val="28"/>
-          <w:lang w:eastAsia="hu-HU"/>
-          <w14:ligatures w14:val="none"/>
-        </w:rPr>
-        <w:t>6</w:t>
-      </w:r>
-      <w:r>
-        <w:rPr>
-          <w:rFonts w:ascii="Times New Roman" w:eastAsiaTheme="majorEastAsia" w:hAnsi="Times New Roman" w:cs="Times New Roman"/>
-          <w:color w:val="000000" w:themeColor="text1"/>
-          <w:kern w:val="0"/>
-          <w:sz w:val="28"/>
-          <w:szCs w:val="28"/>
-          <w:lang w:eastAsia="hu-HU"/>
-          <w14:ligatures w14:val="none"/>
-        </w:rPr>
-        <w:t>.1 Űrlap</w:t>
-      </w:r>
-      <w:r>
-        <w:rPr>
-          <w:rFonts w:ascii="Times New Roman" w:eastAsiaTheme="majorEastAsia" w:hAnsi="Times New Roman" w:cs="Times New Roman"/>
-          <w:color w:val="000000" w:themeColor="text1"/>
-          <w:kern w:val="0"/>
-          <w:sz w:val="28"/>
-          <w:szCs w:val="28"/>
-          <w:lang w:eastAsia="hu-HU"/>
-          <w14:ligatures w14:val="none"/>
-        </w:rPr>
-        <w:tab/>
-      </w:r>
-      <w:r>
-        <w:rPr>
-          <w:rFonts w:ascii="Times New Roman" w:eastAsiaTheme="majorEastAsia" w:hAnsi="Times New Roman" w:cs="Times New Roman"/>
-          <w:color w:val="000000" w:themeColor="text1"/>
-          <w:kern w:val="0"/>
-          <w:sz w:val="28"/>
-          <w:szCs w:val="28"/>
-          <w:lang w:eastAsia="hu-HU"/>
-          <w14:ligatures w14:val="none"/>
-        </w:rPr>
-        <w:t>11</w:t>
-      </w:r>
-    </w:p>
-    <w:p>
-      <w:pPr>
-        <w:rPr>
-          <w:rFonts w:ascii="Times New Roman" w:eastAsiaTheme="majorEastAsia" w:hAnsi="Times New Roman" w:cs="Times New Roman"/>
-          <w:color w:val="000000" w:themeColor="text1"/>
-          <w:kern w:val="0"/>
-          <w:sz w:val="28"/>
-          <w:szCs w:val="28"/>
-          <w:lang w:eastAsia="hu-HU"/>
-          <w14:ligatures w14:val="none"/>
-        </w:rPr>
-      </w:pPr>
-      <w:r>
-        <w:rPr>
-          <w:rFonts w:ascii="Times New Roman" w:eastAsiaTheme="majorEastAsia" w:hAnsi="Times New Roman" w:cs="Times New Roman"/>
-          <w:color w:val="000000" w:themeColor="text1"/>
-          <w:kern w:val="0"/>
-          <w:sz w:val="28"/>
-          <w:szCs w:val="28"/>
-          <w:lang w:eastAsia="hu-HU"/>
-          <w14:ligatures w14:val="none"/>
-        </w:rPr>
-        <w:tab/>
-      </w:r>
-      <w:r>
-        <w:rPr>
-          <w:rFonts w:ascii="Times New Roman" w:eastAsiaTheme="majorEastAsia" w:hAnsi="Times New Roman" w:cs="Times New Roman"/>
-          <w:color w:val="000000" w:themeColor="text1"/>
-          <w:kern w:val="0"/>
-          <w:sz w:val="28"/>
-          <w:szCs w:val="28"/>
-          <w:lang w:eastAsia="hu-HU"/>
-          <w14:ligatures w14:val="none"/>
-        </w:rPr>
-        <w:tab/>
-      </w:r>
-      <w:r>
-        <w:rPr>
-          <w:rFonts w:ascii="Times New Roman" w:eastAsiaTheme="majorEastAsia" w:hAnsi="Times New Roman" w:cs="Times New Roman"/>
-          <w:color w:val="000000" w:themeColor="text1"/>
-          <w:kern w:val="0"/>
-          <w:sz w:val="28"/>
-          <w:szCs w:val="28"/>
-          <w:lang w:eastAsia="hu-HU"/>
-          <w14:ligatures w14:val="none"/>
-        </w:rPr>
-        <w:t>6</w:t>
-      </w:r>
-      <w:r>
-        <w:rPr>
-          <w:rFonts w:ascii="Times New Roman" w:eastAsiaTheme="majorEastAsia" w:hAnsi="Times New Roman" w:cs="Times New Roman"/>
-          <w:color w:val="000000" w:themeColor="text1"/>
-          <w:kern w:val="0"/>
-          <w:sz w:val="28"/>
-          <w:szCs w:val="28"/>
-          <w:lang w:eastAsia="hu-HU"/>
-          <w14:ligatures w14:val="none"/>
-        </w:rPr>
-        <w:t>.2 Korábbi visszajelzések</w:t>
-      </w:r>
-      <w:r>
-        <w:rPr>
-          <w:rFonts w:ascii="Times New Roman" w:eastAsiaTheme="majorEastAsia" w:hAnsi="Times New Roman" w:cs="Times New Roman"/>
-          <w:color w:val="000000" w:themeColor="text1"/>
-          <w:kern w:val="0"/>
-          <w:sz w:val="28"/>
-          <w:szCs w:val="28"/>
-          <w:lang w:eastAsia="hu-HU"/>
-          <w14:ligatures w14:val="none"/>
-        </w:rPr>
-        <w:tab/>
-      </w:r>
-      <w:r>
-        <w:rPr>
-          <w:rFonts w:ascii="Times New Roman" w:eastAsiaTheme="majorEastAsia" w:hAnsi="Times New Roman" w:cs="Times New Roman"/>
-          <w:color w:val="000000" w:themeColor="text1"/>
-          <w:kern w:val="0"/>
-          <w:sz w:val="28"/>
-          <w:szCs w:val="28"/>
-          <w:lang w:eastAsia="hu-HU"/>
-          <w14:ligatures w14:val="none"/>
-        </w:rPr>
-        <w:t>1</w:t>
-      </w:r>
-      <w:r>
-        <w:rPr>
-          <w:rFonts w:ascii="Times New Roman" w:eastAsiaTheme="majorEastAsia" w:hAnsi="Times New Roman" w:cs="Times New Roman"/>
-          <w:color w:val="000000" w:themeColor="text1"/>
-          <w:kern w:val="0"/>
-          <w:sz w:val="28"/>
-          <w:szCs w:val="28"/>
-          <w:lang w:eastAsia="hu-HU"/>
-          <w14:ligatures w14:val="none"/>
-        </w:rPr>
-        <w:t>2</w:t>
-      </w:r>
-    </w:p>
-    <w:p>
-      <w:pPr>
-        <w:rPr>
-          <w:rFonts w:ascii="Times New Roman" w:eastAsiaTheme="majorEastAsia" w:hAnsi="Times New Roman" w:cs="Times New Roman"/>
-          <w:color w:val="000000" w:themeColor="text1"/>
-          <w:kern w:val="0"/>
-          <w:sz w:val="28"/>
-          <w:szCs w:val="28"/>
-          <w:lang w:eastAsia="hu-HU"/>
-          <w14:ligatures w14:val="none"/>
-        </w:rPr>
-      </w:pPr>
-      <w:r>
-        <w:rPr>
-          <w:rFonts w:ascii="Times New Roman" w:eastAsiaTheme="majorEastAsia" w:hAnsi="Times New Roman" w:cs="Times New Roman"/>
-          <w:color w:val="000000" w:themeColor="text1"/>
-          <w:kern w:val="0"/>
-          <w:sz w:val="28"/>
-          <w:szCs w:val="28"/>
-          <w:lang w:eastAsia="hu-HU"/>
-          <w14:ligatures w14:val="none"/>
-        </w:rPr>
-        <w:tab/>
-      </w:r>
-      <w:r>
-        <w:rPr>
-          <w:rFonts w:ascii="Times New Roman" w:eastAsiaTheme="majorEastAsia" w:hAnsi="Times New Roman" w:cs="Times New Roman"/>
-          <w:color w:val="000000" w:themeColor="text1"/>
-          <w:kern w:val="0"/>
-          <w:sz w:val="28"/>
-          <w:szCs w:val="28"/>
-          <w:lang w:eastAsia="hu-HU"/>
-          <w14:ligatures w14:val="none"/>
-        </w:rPr>
-        <w:t>7</w:t>
-      </w:r>
-      <w:r>
-        <w:rPr>
-          <w:rFonts w:ascii="Times New Roman" w:eastAsiaTheme="majorEastAsia" w:hAnsi="Times New Roman" w:cs="Times New Roman"/>
-          <w:color w:val="000000" w:themeColor="text1"/>
-          <w:kern w:val="0"/>
-          <w:sz w:val="28"/>
-          <w:szCs w:val="28"/>
-          <w:lang w:eastAsia="hu-HU"/>
-          <w14:ligatures w14:val="none"/>
-        </w:rPr>
-        <w:t>. Felhasználói profil szerkesztése</w:t>
-      </w:r>
-      <w:r>
-        <w:rPr>
-          <w:rFonts w:ascii="Times New Roman" w:eastAsiaTheme="majorEastAsia" w:hAnsi="Times New Roman" w:cs="Times New Roman"/>
-          <w:color w:val="000000" w:themeColor="text1"/>
-          <w:kern w:val="0"/>
-          <w:sz w:val="28"/>
-          <w:szCs w:val="28"/>
-          <w:lang w:eastAsia="hu-HU"/>
-          <w14:ligatures w14:val="none"/>
-        </w:rPr>
-        <w:tab/>
-      </w:r>
-      <w:r>
-        <w:rPr>
-          <w:rFonts w:ascii="Times New Roman" w:eastAsiaTheme="majorEastAsia" w:hAnsi="Times New Roman" w:cs="Times New Roman"/>
-          <w:color w:val="000000" w:themeColor="text1"/>
-          <w:kern w:val="0"/>
-          <w:sz w:val="28"/>
-          <w:szCs w:val="28"/>
-          <w:lang w:eastAsia="hu-HU"/>
-          <w14:ligatures w14:val="none"/>
-        </w:rPr>
-        <w:t>1</w:t>
-      </w:r>
-      <w:r>
-        <w:rPr>
-          <w:rFonts w:ascii="Times New Roman" w:eastAsiaTheme="majorEastAsia" w:hAnsi="Times New Roman" w:cs="Times New Roman"/>
-          <w:color w:val="000000" w:themeColor="text1"/>
-          <w:kern w:val="0"/>
-          <w:sz w:val="28"/>
-          <w:szCs w:val="28"/>
-          <w:lang w:eastAsia="hu-HU"/>
-          <w14:ligatures w14:val="none"/>
-        </w:rPr>
-        <w:t>3</w:t>
-      </w:r>
-    </w:p>
-    <w:p>
-      <w:pPr>
-        <w:rPr>
-          <w:rFonts w:ascii="Times New Roman" w:eastAsiaTheme="majorEastAsia" w:hAnsi="Times New Roman" w:cs="Times New Roman"/>
-          <w:color w:val="000000" w:themeColor="text1"/>
-          <w:kern w:val="0"/>
-          <w:sz w:val="28"/>
-          <w:szCs w:val="28"/>
-          <w:lang w:eastAsia="hu-HU"/>
-          <w14:ligatures w14:val="none"/>
-        </w:rPr>
-      </w:pPr>
-      <w:r>
-        <w:rPr>
-          <w:rFonts w:ascii="Times New Roman" w:eastAsiaTheme="majorEastAsia" w:hAnsi="Times New Roman" w:cs="Times New Roman"/>
-          <w:color w:val="000000" w:themeColor="text1"/>
-          <w:kern w:val="0"/>
-          <w:sz w:val="28"/>
-          <w:szCs w:val="28"/>
-          <w:lang w:eastAsia="hu-HU"/>
-          <w14:ligatures w14:val="none"/>
-        </w:rPr>
-        <w:t>Adminisztrátori felületek</w:t>
-      </w:r>
-      <w:r>
-        <w:rPr>
-          <w:rFonts w:ascii="Times New Roman" w:eastAsiaTheme="majorEastAsia" w:hAnsi="Times New Roman" w:cs="Times New Roman"/>
-          <w:color w:val="000000" w:themeColor="text1"/>
-          <w:kern w:val="0"/>
-          <w:sz w:val="28"/>
-          <w:szCs w:val="28"/>
-          <w:lang w:eastAsia="hu-HU"/>
-          <w14:ligatures w14:val="none"/>
-        </w:rPr>
-        <w:tab/>
-      </w:r>
-      <w:r>
-        <w:rPr>
-          <w:rFonts w:ascii="Times New Roman" w:eastAsiaTheme="majorEastAsia" w:hAnsi="Times New Roman" w:cs="Times New Roman"/>
-          <w:color w:val="000000" w:themeColor="text1"/>
-          <w:kern w:val="0"/>
-          <w:sz w:val="28"/>
-          <w:szCs w:val="28"/>
-          <w:lang w:eastAsia="hu-HU"/>
-          <w14:ligatures w14:val="none"/>
-        </w:rPr>
-        <w:tab/>
-        <w:t>14</w:t>
-      </w:r>
-    </w:p>
-    <w:p>
-      <w:pPr>
-        <w:rPr>
-          <w:rFonts w:ascii="Times New Roman" w:eastAsiaTheme="majorEastAsia" w:hAnsi="Times New Roman" w:cs="Times New Roman"/>
-          <w:color w:val="000000" w:themeColor="text1"/>
-          <w:kern w:val="0"/>
-          <w:sz w:val="28"/>
-          <w:szCs w:val="28"/>
-          <w:lang w:eastAsia="hu-HU"/>
-          <w14:ligatures w14:val="none"/>
-        </w:rPr>
-      </w:pPr>
-      <w:r>
-        <w:rPr>
-          <w:rFonts w:ascii="Times New Roman" w:eastAsiaTheme="majorEastAsia" w:hAnsi="Times New Roman" w:cs="Times New Roman"/>
-          <w:color w:val="000000" w:themeColor="text1"/>
-          <w:kern w:val="0"/>
-          <w:sz w:val="28"/>
-          <w:szCs w:val="28"/>
-          <w:lang w:eastAsia="hu-HU"/>
-          <w14:ligatures w14:val="none"/>
-        </w:rPr>
-        <w:tab/>
-        <w:t xml:space="preserve">8. </w:t>
-      </w:r>
-      <w:proofErr w:type="spellStart"/>
-      <w:r>
-        <w:rPr>
-          <w:rFonts w:ascii="Times New Roman" w:eastAsiaTheme="majorEastAsia" w:hAnsi="Times New Roman" w:cs="Times New Roman"/>
-          <w:color w:val="000000" w:themeColor="text1"/>
-          <w:kern w:val="0"/>
-          <w:sz w:val="28"/>
-          <w:szCs w:val="28"/>
-          <w:lang w:eastAsia="hu-HU"/>
-          <w14:ligatures w14:val="none"/>
-        </w:rPr>
-        <w:t>Dashboard</w:t>
-      </w:r>
-      <w:proofErr w:type="spellEnd"/>
-      <w:r>
-        <w:rPr>
-          <w:rFonts w:ascii="Times New Roman" w:eastAsiaTheme="majorEastAsia" w:hAnsi="Times New Roman" w:cs="Times New Roman"/>
-          <w:color w:val="000000" w:themeColor="text1"/>
-          <w:kern w:val="0"/>
-          <w:sz w:val="28"/>
-          <w:szCs w:val="28"/>
-          <w:lang w:eastAsia="hu-HU"/>
-          <w14:ligatures w14:val="none"/>
-        </w:rPr>
-        <w:t xml:space="preserve"> menü</w:t>
-      </w:r>
-      <w:r>
-        <w:rPr>
-          <w:rFonts w:ascii="Times New Roman" w:eastAsiaTheme="majorEastAsia" w:hAnsi="Times New Roman" w:cs="Times New Roman"/>
-          <w:color w:val="000000" w:themeColor="text1"/>
-          <w:kern w:val="0"/>
-          <w:sz w:val="28"/>
-          <w:szCs w:val="28"/>
-          <w:lang w:eastAsia="hu-HU"/>
-          <w14:ligatures w14:val="none"/>
-        </w:rPr>
-        <w:tab/>
-      </w:r>
-      <w:r>
-        <w:rPr>
-          <w:rFonts w:ascii="Times New Roman" w:eastAsiaTheme="majorEastAsia" w:hAnsi="Times New Roman" w:cs="Times New Roman"/>
-          <w:color w:val="000000" w:themeColor="text1"/>
-          <w:kern w:val="0"/>
-          <w:sz w:val="28"/>
-          <w:szCs w:val="28"/>
-          <w:lang w:eastAsia="hu-HU"/>
-          <w14:ligatures w14:val="none"/>
-        </w:rPr>
-        <w:t>14</w:t>
-      </w:r>
-    </w:p>
-    <w:p>
-      <w:pPr>
-        <w:rPr>
-          <w:rFonts w:ascii="Times New Roman" w:eastAsiaTheme="majorEastAsia" w:hAnsi="Times New Roman" w:cs="Times New Roman"/>
-          <w:color w:val="000000" w:themeColor="text1"/>
-          <w:kern w:val="0"/>
-          <w:sz w:val="28"/>
-          <w:szCs w:val="28"/>
-          <w:lang w:eastAsia="hu-HU"/>
-          <w14:ligatures w14:val="none"/>
-        </w:rPr>
-      </w:pPr>
-      <w:r>
-        <w:rPr>
-          <w:rFonts w:ascii="Times New Roman" w:eastAsiaTheme="majorEastAsia" w:hAnsi="Times New Roman" w:cs="Times New Roman"/>
-          <w:color w:val="000000" w:themeColor="text1"/>
-          <w:kern w:val="0"/>
-          <w:sz w:val="28"/>
-          <w:szCs w:val="28"/>
-          <w:lang w:eastAsia="hu-HU"/>
-          <w14:ligatures w14:val="none"/>
-        </w:rPr>
-        <w:tab/>
-      </w:r>
-      <w:r>
-        <w:rPr>
-          <w:rFonts w:ascii="Times New Roman" w:eastAsiaTheme="majorEastAsia" w:hAnsi="Times New Roman" w:cs="Times New Roman"/>
-          <w:color w:val="000000" w:themeColor="text1"/>
-          <w:kern w:val="0"/>
-          <w:sz w:val="28"/>
-          <w:szCs w:val="28"/>
-          <w:lang w:eastAsia="hu-HU"/>
-          <w14:ligatures w14:val="none"/>
-        </w:rPr>
-        <w:t xml:space="preserve">9. </w:t>
-      </w:r>
-      <w:r>
-        <w:rPr>
-          <w:rFonts w:ascii="Times New Roman" w:eastAsiaTheme="majorEastAsia" w:hAnsi="Times New Roman" w:cs="Times New Roman"/>
-          <w:color w:val="000000" w:themeColor="text1"/>
-          <w:kern w:val="0"/>
-          <w:sz w:val="28"/>
-          <w:szCs w:val="28"/>
-          <w:lang w:eastAsia="hu-HU"/>
-          <w14:ligatures w14:val="none"/>
-        </w:rPr>
-        <w:t>Statisztikák</w:t>
-      </w:r>
-      <w:r>
-        <w:rPr>
-          <w:rFonts w:ascii="Times New Roman" w:eastAsiaTheme="majorEastAsia" w:hAnsi="Times New Roman" w:cs="Times New Roman"/>
-          <w:color w:val="000000" w:themeColor="text1"/>
-          <w:kern w:val="0"/>
-          <w:sz w:val="28"/>
-          <w:szCs w:val="28"/>
-          <w:lang w:eastAsia="hu-HU"/>
-          <w14:ligatures w14:val="none"/>
-        </w:rPr>
-        <w:tab/>
-        <w:t>15</w:t>
-      </w:r>
-    </w:p>
-    <w:p>
-      <w:pPr>
-        <w:rPr>
-          <w:rFonts w:ascii="Times New Roman" w:eastAsiaTheme="majorEastAsia" w:hAnsi="Times New Roman" w:cs="Times New Roman"/>
-          <w:color w:val="000000" w:themeColor="text1"/>
-          <w:kern w:val="0"/>
-          <w:sz w:val="28"/>
-          <w:szCs w:val="28"/>
-          <w:lang w:eastAsia="hu-HU"/>
-          <w14:ligatures w14:val="none"/>
-        </w:rPr>
-      </w:pPr>
-      <w:r>
-        <w:rPr>
-          <w:rFonts w:ascii="Times New Roman" w:eastAsiaTheme="majorEastAsia" w:hAnsi="Times New Roman" w:cs="Times New Roman"/>
-          <w:color w:val="000000" w:themeColor="text1"/>
-          <w:kern w:val="0"/>
-          <w:sz w:val="28"/>
-          <w:szCs w:val="28"/>
-          <w:lang w:eastAsia="hu-HU"/>
-          <w14:ligatures w14:val="none"/>
-        </w:rPr>
-        <w:tab/>
-      </w:r>
-      <w:r>
-        <w:rPr>
-          <w:rFonts w:ascii="Times New Roman" w:eastAsiaTheme="majorEastAsia" w:hAnsi="Times New Roman" w:cs="Times New Roman"/>
-          <w:color w:val="000000" w:themeColor="text1"/>
-          <w:kern w:val="0"/>
-          <w:sz w:val="28"/>
-          <w:szCs w:val="28"/>
-          <w:lang w:eastAsia="hu-HU"/>
-          <w14:ligatures w14:val="none"/>
-        </w:rPr>
-        <w:t>10.</w:t>
-      </w:r>
-      <w:r>
-        <w:rPr>
-          <w:rFonts w:ascii="Times New Roman" w:eastAsiaTheme="majorEastAsia" w:hAnsi="Times New Roman" w:cs="Times New Roman"/>
-          <w:color w:val="000000" w:themeColor="text1"/>
-          <w:kern w:val="0"/>
-          <w:sz w:val="28"/>
-          <w:szCs w:val="28"/>
-          <w:lang w:eastAsia="hu-HU"/>
-          <w14:ligatures w14:val="none"/>
-        </w:rPr>
-        <w:t xml:space="preserve"> Vélemények</w:t>
-      </w:r>
-      <w:r>
-        <w:rPr>
-          <w:rFonts w:ascii="Times New Roman" w:eastAsiaTheme="majorEastAsia" w:hAnsi="Times New Roman" w:cs="Times New Roman"/>
-          <w:color w:val="000000" w:themeColor="text1"/>
-          <w:kern w:val="0"/>
-          <w:sz w:val="28"/>
-          <w:szCs w:val="28"/>
-          <w:lang w:eastAsia="hu-HU"/>
-          <w14:ligatures w14:val="none"/>
-        </w:rPr>
-        <w:tab/>
-        <w:t>16</w:t>
-      </w:r>
-    </w:p>
-    <w:p>
-      <w:pPr>
-        <w:rPr>
-          <w:rFonts w:ascii="Times New Roman" w:eastAsiaTheme="majorEastAsia" w:hAnsi="Times New Roman" w:cs="Times New Roman"/>
-          <w:color w:val="000000" w:themeColor="text1"/>
-          <w:kern w:val="0"/>
-          <w:sz w:val="28"/>
-          <w:szCs w:val="28"/>
-          <w:lang w:eastAsia="hu-HU"/>
-          <w14:ligatures w14:val="none"/>
-        </w:rPr>
-      </w:pPr>
-      <w:r>
-        <w:rPr>
-          <w:rFonts w:ascii="Times New Roman" w:eastAsiaTheme="majorEastAsia" w:hAnsi="Times New Roman" w:cs="Times New Roman"/>
-          <w:color w:val="000000" w:themeColor="text1"/>
-          <w:kern w:val="0"/>
-          <w:sz w:val="28"/>
-          <w:szCs w:val="28"/>
-          <w:lang w:eastAsia="hu-HU"/>
-          <w14:ligatures w14:val="none"/>
-        </w:rPr>
-        <w:tab/>
-        <w:t>11. Rendelések</w:t>
-      </w:r>
-      <w:r>
-        <w:rPr>
-          <w:rFonts w:ascii="Times New Roman" w:eastAsiaTheme="majorEastAsia" w:hAnsi="Times New Roman" w:cs="Times New Roman"/>
-          <w:color w:val="000000" w:themeColor="text1"/>
-          <w:kern w:val="0"/>
-          <w:sz w:val="28"/>
-          <w:szCs w:val="28"/>
-          <w:lang w:eastAsia="hu-HU"/>
-          <w14:ligatures w14:val="none"/>
-        </w:rPr>
-        <w:tab/>
-        <w:t>17</w:t>
-      </w:r>
-    </w:p>
-    <w:p>
-      <w:pPr>
-        <w:rPr>
-          <w:rFonts w:ascii="Times New Roman" w:eastAsiaTheme="majorEastAsia" w:hAnsi="Times New Roman" w:cs="Times New Roman"/>
-          <w:color w:val="000000" w:themeColor="text1"/>
-          <w:kern w:val="0"/>
-          <w:sz w:val="28"/>
-          <w:szCs w:val="28"/>
-          <w:lang w:eastAsia="hu-HU"/>
-          <w14:ligatures w14:val="none"/>
-        </w:rPr>
-      </w:pPr>
-      <w:r>
-        <w:rPr>
-          <w:rFonts w:ascii="Times New Roman" w:eastAsiaTheme="majorEastAsia" w:hAnsi="Times New Roman" w:cs="Times New Roman"/>
-          <w:color w:val="000000" w:themeColor="text1"/>
-          <w:kern w:val="0"/>
-          <w:sz w:val="28"/>
-          <w:szCs w:val="28"/>
-          <w:lang w:eastAsia="hu-HU"/>
-          <w14:ligatures w14:val="none"/>
-        </w:rPr>
-        <w:tab/>
-        <w:t>12. Termékek</w:t>
-      </w:r>
-      <w:r>
-        <w:rPr>
-          <w:rFonts w:ascii="Times New Roman" w:eastAsiaTheme="majorEastAsia" w:hAnsi="Times New Roman" w:cs="Times New Roman"/>
-          <w:color w:val="000000" w:themeColor="text1"/>
-          <w:kern w:val="0"/>
-          <w:sz w:val="28"/>
-          <w:szCs w:val="28"/>
-          <w:lang w:eastAsia="hu-HU"/>
-          <w14:ligatures w14:val="none"/>
-        </w:rPr>
-        <w:tab/>
-        <w:t>18</w:t>
-      </w:r>
-    </w:p>
-    <w:p>
-      <w:pPr>
-        <w:rPr>
-          <w:rFonts w:ascii="Times New Roman" w:eastAsiaTheme="majorEastAsia" w:hAnsi="Times New Roman" w:cs="Times New Roman"/>
-          <w:color w:val="000000" w:themeColor="text1"/>
-          <w:kern w:val="0"/>
-          <w:sz w:val="28"/>
-          <w:szCs w:val="28"/>
-          <w:lang w:eastAsia="hu-HU"/>
-          <w14:ligatures w14:val="none"/>
-        </w:rPr>
-      </w:pPr>
-      <w:r>
-        <w:rPr>
-          <w:rFonts w:ascii="Times New Roman" w:eastAsiaTheme="majorEastAsia" w:hAnsi="Times New Roman" w:cs="Times New Roman"/>
-          <w:color w:val="000000" w:themeColor="text1"/>
-          <w:kern w:val="0"/>
-          <w:sz w:val="28"/>
-          <w:szCs w:val="28"/>
-          <w:lang w:eastAsia="hu-HU"/>
-          <w14:ligatures w14:val="none"/>
-        </w:rPr>
-        <w:tab/>
-        <w:t>13. Menük</w:t>
-      </w:r>
-      <w:r>
-        <w:rPr>
-          <w:rFonts w:ascii="Times New Roman" w:eastAsiaTheme="majorEastAsia" w:hAnsi="Times New Roman" w:cs="Times New Roman"/>
-          <w:color w:val="000000" w:themeColor="text1"/>
-          <w:kern w:val="0"/>
-          <w:sz w:val="28"/>
-          <w:szCs w:val="28"/>
-          <w:lang w:eastAsia="hu-HU"/>
-          <w14:ligatures w14:val="none"/>
-        </w:rPr>
-        <w:tab/>
-        <w:t>20</w:t>
+      </w:pPr>
+      <w:r>
+        <w:rPr>
+          <w:color w:val="555555"/>
+        </w:rPr>
+        <w:t>Veszprémi Szakképzési Centrum Ipari Technikum</w:t>
+      </w:r>
+    </w:p>
+    <w:p>
+      <w:pPr>
+        <w:jc w:val="center"/>
+      </w:pPr>
+      <w:r>
+        <w:rPr>
+          <w:color w:val="555555"/>
+        </w:rPr>
+        <w:t>2026</w:t>
       </w:r>
       <w:r>
         <w:rPr>
@@ -2210,17 +628,21 @@
         <w:spacing w:line="360" w:lineRule="auto"/>
         <w:rPr>
           <w:rFonts w:ascii="Times New Roman" w:hAnsi="Times New Roman" w:cs="Times New Roman"/>
+          <w:b/>
+          <w:bCs/>
           <w:color w:val="4472C4" w:themeColor="accent1"/>
-          <w:sz w:val="36"/>
-          <w:szCs w:val="36"/>
-        </w:rPr>
-      </w:pPr>
-      <w:r>
-        <w:rPr>
-          <w:rFonts w:ascii="Times New Roman" w:hAnsi="Times New Roman" w:cs="Times New Roman"/>
+          <w:sz w:val="32"/>
+          <w:szCs w:val="32"/>
+        </w:rPr>
+      </w:pPr>
+      <w:r>
+        <w:rPr>
+          <w:rFonts w:ascii="Times New Roman" w:hAnsi="Times New Roman" w:cs="Times New Roman"/>
+          <w:b/>
+          <w:bCs/>
           <w:color w:val="4472C4" w:themeColor="accent1"/>
-          <w:sz w:val="36"/>
-          <w:szCs w:val="36"/>
+          <w:sz w:val="32"/>
+          <w:szCs w:val="32"/>
         </w:rPr>
         <w:t>1. Belépés</w:t>
       </w:r>
@@ -2477,7 +899,7 @@
           <w14:ligatures w14:val="none"/>
         </w:rPr>
         <w:drawing>
-          <wp:anchor distT="0" distB="0" distL="114300" distR="114300" simplePos="0" relativeHeight="251799040" behindDoc="0" locked="0" layoutInCell="1" allowOverlap="1" wp14:anchorId="7CA8138D" wp14:editId="5D3F6B5D">
+          <wp:anchor distT="0" distB="0" distL="114300" distR="114300" simplePos="0" relativeHeight="251799040" behindDoc="0" locked="0" layoutInCell="1" allowOverlap="1" wp14:anchorId="7CA8138D" wp14:editId="750707F6">
             <wp:simplePos x="0" y="0"/>
             <wp:positionH relativeFrom="margin">
               <wp:posOffset>138430</wp:posOffset>
@@ -2486,7 +908,7 @@
               <wp:posOffset>63500</wp:posOffset>
             </wp:positionV>
             <wp:extent cx="2316480" cy="3663315"/>
-            <wp:effectExtent l="0" t="0" r="7620" b="0"/>
+            <wp:effectExtent l="152400" t="152400" r="369570" b="356235"/>
             <wp:wrapSquare wrapText="bothSides"/>
             <wp:docPr id="6" name="Kép 6"/>
             <wp:cNvGraphicFramePr>
@@ -2519,6 +941,16 @@
                     <a:prstGeom prst="rect">
                       <a:avLst/>
                     </a:prstGeom>
+                    <a:ln>
+                      <a:noFill/>
+                    </a:ln>
+                    <a:effectLst>
+                      <a:outerShdw blurRad="292100" dist="139700" dir="2700000" algn="tl" rotWithShape="0">
+                        <a:srgbClr val="333333">
+                          <a:alpha val="65000"/>
+                        </a:srgbClr>
+                      </a:outerShdw>
+                    </a:effectLst>
                   </pic:spPr>
                 </pic:pic>
               </a:graphicData>
@@ -2965,7 +1397,6 @@
           <w:sz w:val="26"/>
           <w:szCs w:val="26"/>
         </w:rPr>
-        <w:lastRenderedPageBreak/>
         <w:t>FONTOS</w:t>
       </w:r>
     </w:p>
@@ -2983,6 +1414,7 @@
       <w:r>
         <w:rPr>
           <w:rFonts w:ascii="Times New Roman" w:hAnsi="Times New Roman" w:cs="Times New Roman"/>
+          <w:noProof/>
           <w:sz w:val="24"/>
           <w:szCs w:val="24"/>
         </w:rPr>
@@ -3283,6 +1715,7 @@
       <w:r>
         <w:rPr>
           <w:rFonts w:ascii="Times New Roman" w:hAnsi="Times New Roman" w:cs="Times New Roman"/>
+          <w:noProof/>
           <w:sz w:val="24"/>
           <w:szCs w:val="24"/>
         </w:rPr>
@@ -3470,7 +1903,7 @@
         </w:rPr>
         <w:lastRenderedPageBreak/>
         <w:drawing>
-          <wp:anchor distT="0" distB="0" distL="114300" distR="114300" simplePos="0" relativeHeight="251798016" behindDoc="0" locked="0" layoutInCell="1" allowOverlap="1" wp14:anchorId="367D0BC6" wp14:editId="3C5A5B09">
+          <wp:anchor distT="0" distB="0" distL="114300" distR="114300" simplePos="0" relativeHeight="251798016" behindDoc="0" locked="0" layoutInCell="1" allowOverlap="1" wp14:anchorId="367D0BC6" wp14:editId="57D87453">
             <wp:simplePos x="0" y="0"/>
             <wp:positionH relativeFrom="margin">
               <wp:posOffset>-90805</wp:posOffset>
@@ -3479,7 +1912,7 @@
               <wp:posOffset>357505</wp:posOffset>
             </wp:positionV>
             <wp:extent cx="2427605" cy="3267075"/>
-            <wp:effectExtent l="0" t="0" r="0" b="9525"/>
+            <wp:effectExtent l="152400" t="152400" r="353695" b="371475"/>
             <wp:wrapSquare wrapText="bothSides"/>
             <wp:docPr id="4" name="Kép 4"/>
             <wp:cNvGraphicFramePr>
@@ -3512,6 +1945,16 @@
                     <a:prstGeom prst="rect">
                       <a:avLst/>
                     </a:prstGeom>
+                    <a:ln>
+                      <a:noFill/>
+                    </a:ln>
+                    <a:effectLst>
+                      <a:outerShdw blurRad="292100" dist="139700" dir="2700000" algn="tl" rotWithShape="0">
+                        <a:srgbClr val="333333">
+                          <a:alpha val="65000"/>
+                        </a:srgbClr>
+                      </a:outerShdw>
+                    </a:effectLst>
                   </pic:spPr>
                 </pic:pic>
               </a:graphicData>
@@ -3553,15 +1996,15 @@
         <mc:AlternateContent>
           <mc:Choice Requires="wps">
             <w:drawing>
-              <wp:anchor distT="0" distB="0" distL="114300" distR="114300" simplePos="0" relativeHeight="251685376" behindDoc="0" locked="0" layoutInCell="1" allowOverlap="1" wp14:anchorId="7480BFDF" wp14:editId="5E76832F">
+              <wp:anchor distT="0" distB="0" distL="114300" distR="114300" simplePos="0" relativeHeight="251685376" behindDoc="0" locked="0" layoutInCell="1" allowOverlap="1" wp14:anchorId="7480BFDF" wp14:editId="65D8ABB5">
                 <wp:simplePos x="0" y="0"/>
                 <wp:positionH relativeFrom="column">
-                  <wp:posOffset>-219075</wp:posOffset>
+                  <wp:posOffset>-13970</wp:posOffset>
                 </wp:positionH>
                 <wp:positionV relativeFrom="paragraph">
-                  <wp:posOffset>3397250</wp:posOffset>
+                  <wp:posOffset>3343910</wp:posOffset>
                 </wp:positionV>
-                <wp:extent cx="2581275" cy="635"/>
+                <wp:extent cx="2324100" cy="635"/>
                 <wp:effectExtent l="0" t="0" r="0" b="0"/>
                 <wp:wrapTopAndBottom/>
                 <wp:docPr id="1762267734" name="Szövegdoboz 1"/>
@@ -3573,7 +2016,7 @@
                       <wps:spPr>
                         <a:xfrm>
                           <a:off x="0" y="0"/>
-                          <a:ext cx="2581275" cy="635"/>
+                          <a:ext cx="2324100" cy="635"/>
                         </a:xfrm>
                         <a:prstGeom prst="rect">
                           <a:avLst/>
@@ -3616,12 +2059,15 @@
                     </wps:wsp>
                   </a:graphicData>
                 </a:graphic>
+                <wp14:sizeRelH relativeFrom="margin">
+                  <wp14:pctWidth>0</wp14:pctWidth>
+                </wp14:sizeRelH>
               </wp:anchor>
             </w:drawing>
           </mc:Choice>
           <mc:Fallback>
             <w:pict>
-              <v:shape w14:anchorId="7480BFDF" id="_x0000_s1028" type="#_x0000_t202" style="position:absolute;margin-left:-17.25pt;margin-top:267.5pt;width:203.25pt;height:.05pt;z-index:251685376;visibility:visible;mso-wrap-style:square;mso-wrap-distance-left:9pt;mso-wrap-distance-top:0;mso-wrap-distance-right:9pt;mso-wrap-distance-bottom:0;mso-position-horizontal:absolute;mso-position-horizontal-relative:text;mso-position-vertical:absolute;mso-position-vertical-relative:text;v-text-anchor:top" o:gfxdata="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" stroked="f">
+              <v:shape w14:anchorId="7480BFDF" id="_x0000_s1028" type="#_x0000_t202" style="position:absolute;margin-left:-1.1pt;margin-top:263.3pt;width:183pt;height:.05pt;z-index:251685376;visibility:visible;mso-wrap-style:square;mso-width-percent:0;mso-wrap-distance-left:9pt;mso-wrap-distance-top:0;mso-wrap-distance-right:9pt;mso-wrap-distance-bottom:0;mso-position-horizontal:absolute;mso-position-horizontal-relative:text;mso-position-vertical:absolute;mso-position-vertical-relative:text;mso-width-percent:0;mso-width-relative:margin;v-text-anchor:top" o:gfxdata="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" stroked="f">
                 <v:textbox style="mso-fit-shape-to-text:t" inset="0,0,0,0">
                   <w:txbxContent>
                     <w:p>
@@ -3933,86 +2379,20 @@
       <w:r>
         <w:rPr>
           <w:rFonts w:ascii="Times New Roman" w:hAnsi="Times New Roman" w:cs="Times New Roman"/>
-          <w:kern w:val="0"/>
-          <w:sz w:val="24"/>
-          <w:szCs w:val="24"/>
-          <w14:ligatures w14:val="none"/>
-        </w:rPr>
-        <w:t xml:space="preserve">Amennyiben </w:t>
-      </w:r>
-      <w:r>
-        <w:rPr>
-          <w:rFonts w:ascii="Times New Roman" w:hAnsi="Times New Roman" w:cs="Times New Roman"/>
-          <w:b/>
-          <w:bCs/>
-          <w:kern w:val="0"/>
-          <w:sz w:val="24"/>
-          <w:szCs w:val="24"/>
-          <w14:ligatures w14:val="none"/>
-        </w:rPr>
-        <w:t>hibás email-t, hibás jelszót</w:t>
-      </w:r>
-      <w:r>
-        <w:rPr>
-          <w:rFonts w:ascii="Times New Roman" w:hAnsi="Times New Roman" w:cs="Times New Roman"/>
-          <w:kern w:val="0"/>
-          <w:sz w:val="24"/>
-          <w:szCs w:val="24"/>
-          <w14:ligatures w14:val="none"/>
-        </w:rPr>
-        <w:t xml:space="preserve"> adunk meg avagy </w:t>
-      </w:r>
-      <w:r>
-        <w:rPr>
-          <w:rFonts w:ascii="Times New Roman" w:hAnsi="Times New Roman" w:cs="Times New Roman"/>
-          <w:b/>
-          <w:bCs/>
-          <w:kern w:val="0"/>
-          <w:sz w:val="24"/>
-          <w:szCs w:val="24"/>
-          <w14:ligatures w14:val="none"/>
-        </w:rPr>
-        <w:t>nem töltjük ki az összes szükséges mezőt</w:t>
-      </w:r>
-      <w:r>
-        <w:rPr>
-          <w:rFonts w:ascii="Times New Roman" w:hAnsi="Times New Roman" w:cs="Times New Roman"/>
-          <w:kern w:val="0"/>
-          <w:sz w:val="24"/>
-          <w:szCs w:val="24"/>
-          <w14:ligatures w14:val="none"/>
-        </w:rPr>
-        <w:t xml:space="preserve"> azt egy feltűnő hiba üzenet jelzi a felhasználó számára.</w:t>
-      </w:r>
-    </w:p>
-    <w:p>
-      <w:pPr>
-        <w:rPr>
-          <w:rFonts w:ascii="Times New Roman" w:hAnsi="Times New Roman" w:cs="Times New Roman"/>
           <w:noProof/>
           <w:kern w:val="0"/>
           <w:sz w:val="24"/>
           <w:szCs w:val="24"/>
           <w14:ligatures w14:val="none"/>
         </w:rPr>
-      </w:pPr>
-      <w:r>
-        <w:rPr>
-          <w:rFonts w:ascii="Times New Roman" w:hAnsi="Times New Roman" w:cs="Times New Roman"/>
-          <w:noProof/>
-          <w:kern w:val="0"/>
-          <w:sz w:val="24"/>
-          <w:szCs w:val="24"/>
-          <w14:ligatures w14:val="none"/>
-        </w:rPr>
         <w:drawing>
-          <wp:anchor distT="0" distB="0" distL="114300" distR="114300" simplePos="0" relativeHeight="251813376" behindDoc="0" locked="0" layoutInCell="1" allowOverlap="1" wp14:anchorId="55221A7F" wp14:editId="69958FB9">
+          <wp:anchor distT="0" distB="0" distL="114300" distR="114300" simplePos="0" relativeHeight="251813376" behindDoc="0" locked="0" layoutInCell="1" allowOverlap="1" wp14:anchorId="55221A7F" wp14:editId="36B9603A">
             <wp:simplePos x="0" y="0"/>
             <wp:positionH relativeFrom="margin">
               <wp:posOffset>3085465</wp:posOffset>
             </wp:positionH>
             <wp:positionV relativeFrom="paragraph">
-              <wp:posOffset>170815</wp:posOffset>
+              <wp:posOffset>607695</wp:posOffset>
             </wp:positionV>
             <wp:extent cx="2599055" cy="474345"/>
             <wp:effectExtent l="0" t="0" r="0" b="1905"/>
@@ -4071,13 +2451,13 @@
           <w14:ligatures w14:val="none"/>
         </w:rPr>
         <w:drawing>
-          <wp:anchor distT="0" distB="0" distL="114300" distR="114300" simplePos="0" relativeHeight="251812352" behindDoc="0" locked="0" layoutInCell="1" allowOverlap="1" wp14:anchorId="24C08599" wp14:editId="25A1DB13">
+          <wp:anchor distT="0" distB="0" distL="114300" distR="114300" simplePos="0" relativeHeight="251812352" behindDoc="0" locked="0" layoutInCell="1" allowOverlap="1" wp14:anchorId="24C08599" wp14:editId="7E68527F">
             <wp:simplePos x="0" y="0"/>
             <wp:positionH relativeFrom="margin">
-              <wp:posOffset>66675</wp:posOffset>
+              <wp:posOffset>28575</wp:posOffset>
             </wp:positionH>
             <wp:positionV relativeFrom="paragraph">
-              <wp:posOffset>181610</wp:posOffset>
+              <wp:posOffset>618490</wp:posOffset>
             </wp:positionV>
             <wp:extent cx="2790825" cy="455295"/>
             <wp:effectExtent l="0" t="0" r="9525" b="1905"/>
@@ -4126,13 +2506,70 @@
           </wp:anchor>
         </w:drawing>
       </w:r>
-    </w:p>
-    <w:p>
-      <w:pPr>
-        <w:rPr>
-          <w:rFonts w:ascii="Times New Roman" w:hAnsi="Times New Roman" w:cs="Times New Roman"/>
-          <w:sz w:val="36"/>
-          <w:szCs w:val="36"/>
+      <w:r>
+        <w:rPr>
+          <w:rFonts w:ascii="Times New Roman" w:hAnsi="Times New Roman" w:cs="Times New Roman"/>
+          <w:kern w:val="0"/>
+          <w:sz w:val="24"/>
+          <w:szCs w:val="24"/>
+          <w14:ligatures w14:val="none"/>
+        </w:rPr>
+        <w:t xml:space="preserve">Amennyiben </w:t>
+      </w:r>
+      <w:r>
+        <w:rPr>
+          <w:rFonts w:ascii="Times New Roman" w:hAnsi="Times New Roman" w:cs="Times New Roman"/>
+          <w:b/>
+          <w:bCs/>
+          <w:kern w:val="0"/>
+          <w:sz w:val="24"/>
+          <w:szCs w:val="24"/>
+          <w14:ligatures w14:val="none"/>
+        </w:rPr>
+        <w:t>hibás email-t, hibás jelszót</w:t>
+      </w:r>
+      <w:r>
+        <w:rPr>
+          <w:rFonts w:ascii="Times New Roman" w:hAnsi="Times New Roman" w:cs="Times New Roman"/>
+          <w:kern w:val="0"/>
+          <w:sz w:val="24"/>
+          <w:szCs w:val="24"/>
+          <w14:ligatures w14:val="none"/>
+        </w:rPr>
+        <w:t xml:space="preserve"> adunk meg avagy </w:t>
+      </w:r>
+      <w:r>
+        <w:rPr>
+          <w:rFonts w:ascii="Times New Roman" w:hAnsi="Times New Roman" w:cs="Times New Roman"/>
+          <w:b/>
+          <w:bCs/>
+          <w:kern w:val="0"/>
+          <w:sz w:val="24"/>
+          <w:szCs w:val="24"/>
+          <w14:ligatures w14:val="none"/>
+        </w:rPr>
+        <w:t>nem töltjük ki az összes szükséges mezőt</w:t>
+      </w:r>
+      <w:r>
+        <w:rPr>
+          <w:rFonts w:ascii="Times New Roman" w:hAnsi="Times New Roman" w:cs="Times New Roman"/>
+          <w:kern w:val="0"/>
+          <w:sz w:val="24"/>
+          <w:szCs w:val="24"/>
+          <w14:ligatures w14:val="none"/>
+        </w:rPr>
+        <w:t xml:space="preserve"> azt egy feltűnő hiba üzenet jelzi a felhasználó számára.</w:t>
+      </w:r>
+    </w:p>
+    <w:p>
+      <w:pPr>
+        <w:rPr>
+          <w:rFonts w:ascii="Times New Roman" w:hAnsi="Times New Roman" w:cs="Times New Roman"/>
+          <w:noProof/>
+          <w:kern w:val="0"/>
+          <w:sz w:val="24"/>
+          <w:szCs w:val="24"/>
+          <w14:ligatures w14:val="none"/>
         </w:rPr>
       </w:pPr>
     </w:p>
@@ -4221,9 +2658,9 @@
           <w14:ligatures w14:val="none"/>
         </w:rPr>
         <w:drawing>
-          <wp:inline distT="0" distB="0" distL="0" distR="0" wp14:anchorId="05B346B2" wp14:editId="49ABC7B2">
-            <wp:extent cx="3181794" cy="552527"/>
-            <wp:effectExtent l="0" t="0" r="0" b="0"/>
+          <wp:inline distT="0" distB="0" distL="0" distR="0" wp14:anchorId="05B346B2" wp14:editId="24E478FC">
+            <wp:extent cx="2838450" cy="492904"/>
+            <wp:effectExtent l="0" t="0" r="0" b="2540"/>
             <wp:docPr id="48" name="Kép 48"/>
             <wp:cNvGraphicFramePr>
               <a:graphicFrameLocks xmlns:a="http://schemas.openxmlformats.org/drawingml/2006/main" noChangeAspect="1"/>
@@ -4244,7 +2681,7 @@
                   <pic:spPr>
                     <a:xfrm>
                       <a:off x="0" y="0"/>
-                      <a:ext cx="3181794" cy="552527"/>
+                      <a:ext cx="2847724" cy="494514"/>
                     </a:xfrm>
                     <a:prstGeom prst="rect">
                       <a:avLst/>
@@ -4357,6 +2794,7 @@
     </w:p>
     <w:p>
       <w:pPr>
+        <w:spacing w:line="360" w:lineRule="auto"/>
         <w:rPr>
           <w:rFonts w:ascii="Times New Roman" w:hAnsi="Times New Roman" w:cs="Times New Roman"/>
           <w:sz w:val="36"/>
@@ -4373,14 +2811,87 @@
       </w:r>
       <w:r>
         <w:rPr>
-          <w:noProof/>
+          <w:rFonts w:ascii="Times New Roman" w:hAnsi="Times New Roman" w:cs="Times New Roman"/>
+          <w:b/>
+          <w:bCs/>
           <w:color w:val="4472C4" w:themeColor="accent1"/>
+          <w:sz w:val="32"/>
+          <w:szCs w:val="32"/>
         </w:rPr>
         <w:lastRenderedPageBreak/>
+        <w:drawing>
+          <wp:anchor distT="0" distB="0" distL="114300" distR="114300" simplePos="0" relativeHeight="251814400" behindDoc="0" locked="0" layoutInCell="1" allowOverlap="1" wp14:anchorId="0073E4BE" wp14:editId="76BF08A7">
+            <wp:simplePos x="0" y="0"/>
+            <wp:positionH relativeFrom="margin">
+              <wp:align>center</wp:align>
+            </wp:positionH>
+            <wp:positionV relativeFrom="paragraph">
+              <wp:posOffset>386080</wp:posOffset>
+            </wp:positionV>
+            <wp:extent cx="5760720" cy="297180"/>
+            <wp:effectExtent l="152400" t="152400" r="335280" b="369570"/>
+            <wp:wrapSquare wrapText="bothSides"/>
+            <wp:docPr id="1" name="Kép 1"/>
+            <wp:cNvGraphicFramePr>
+              <a:graphicFrameLocks xmlns:a="http://schemas.openxmlformats.org/drawingml/2006/main" noChangeAspect="1"/>
+            </wp:cNvGraphicFramePr>
+            <a:graphic xmlns:a="http://schemas.openxmlformats.org/drawingml/2006/main">
+              <a:graphicData uri="http://schemas.openxmlformats.org/drawingml/2006/picture">
+                <pic:pic xmlns:pic="http://schemas.openxmlformats.org/drawingml/2006/picture">
+                  <pic:nvPicPr>
+                    <pic:cNvPr id="1" name=""/>
+                    <pic:cNvPicPr/>
+                  </pic:nvPicPr>
+                  <pic:blipFill>
+                    <a:blip r:embed="rId21" cstate="print">
+                      <a:extLst>
+                        <a:ext uri="{28A0092B-C50C-407E-A947-70E740481C1C}">
+                          <a14:useLocalDpi xmlns:a14="http://schemas.microsoft.com/office/drawing/2010/main" val="0"/>
+                        </a:ext>
+                      </a:extLst>
+                    </a:blip>
+                    <a:stretch>
+                      <a:fillRect/>
+                    </a:stretch>
+                  </pic:blipFill>
+                  <pic:spPr>
+                    <a:xfrm>
+                      <a:off x="0" y="0"/>
+                      <a:ext cx="5760720" cy="297180"/>
+                    </a:xfrm>
+                    <a:prstGeom prst="rect">
+                      <a:avLst/>
+                    </a:prstGeom>
+                    <a:ln>
+                      <a:noFill/>
+                    </a:ln>
+                    <a:effectLst>
+                      <a:outerShdw blurRad="292100" dist="139700" dir="2700000" algn="tl" rotWithShape="0">
+                        <a:srgbClr val="333333">
+                          <a:alpha val="65000"/>
+                        </a:srgbClr>
+                      </a:outerShdw>
+                    </a:effectLst>
+                  </pic:spPr>
+                </pic:pic>
+              </a:graphicData>
+            </a:graphic>
+          </wp:anchor>
+        </w:drawing>
+      </w:r>
+      <w:r>
+        <w:rPr>
+          <w:rFonts w:ascii="Times New Roman" w:hAnsi="Times New Roman" w:cs="Times New Roman"/>
+          <w:b/>
+          <w:bCs/>
+          <w:color w:val="4472C4" w:themeColor="accent1"/>
+          <w:sz w:val="32"/>
+          <w:szCs w:val="32"/>
+        </w:rPr>
         <mc:AlternateContent>
           <mc:Choice Requires="wps">
             <w:drawing>
-              <wp:anchor distT="0" distB="0" distL="114300" distR="114300" simplePos="0" relativeHeight="251705856" behindDoc="0" locked="0" layoutInCell="1" allowOverlap="1" wp14:anchorId="043227F0" wp14:editId="6B63D498">
+              <wp:anchor distT="0" distB="0" distL="114300" distR="114300" simplePos="0" relativeHeight="251705856" behindDoc="0" locked="0" layoutInCell="1" allowOverlap="1" wp14:anchorId="043227F0" wp14:editId="51520CD9">
                 <wp:simplePos x="0" y="0"/>
                 <wp:positionH relativeFrom="column">
                   <wp:posOffset>-107950</wp:posOffset>
@@ -4498,75 +3009,22 @@
       <w:r>
         <w:rPr>
           <w:rFonts w:ascii="Times New Roman" w:hAnsi="Times New Roman" w:cs="Times New Roman"/>
-          <w:noProof/>
-          <w:sz w:val="36"/>
-          <w:szCs w:val="36"/>
-        </w:rPr>
-        <w:drawing>
-          <wp:anchor distT="0" distB="0" distL="114300" distR="114300" simplePos="0" relativeHeight="251814400" behindDoc="0" locked="0" layoutInCell="1" allowOverlap="1" wp14:anchorId="0073E4BE" wp14:editId="61AC63DD">
-            <wp:simplePos x="0" y="0"/>
-            <wp:positionH relativeFrom="margin">
-              <wp:align>right</wp:align>
-            </wp:positionH>
-            <wp:positionV relativeFrom="paragraph">
-              <wp:posOffset>386080</wp:posOffset>
-            </wp:positionV>
-            <wp:extent cx="5760720" cy="297180"/>
-            <wp:effectExtent l="0" t="0" r="0" b="7620"/>
-            <wp:wrapSquare wrapText="bothSides"/>
-            <wp:docPr id="1" name="Kép 1"/>
-            <wp:cNvGraphicFramePr>
-              <a:graphicFrameLocks xmlns:a="http://schemas.openxmlformats.org/drawingml/2006/main" noChangeAspect="1"/>
-            </wp:cNvGraphicFramePr>
-            <a:graphic xmlns:a="http://schemas.openxmlformats.org/drawingml/2006/main">
-              <a:graphicData uri="http://schemas.openxmlformats.org/drawingml/2006/picture">
-                <pic:pic xmlns:pic="http://schemas.openxmlformats.org/drawingml/2006/picture">
-                  <pic:nvPicPr>
-                    <pic:cNvPr id="1" name=""/>
-                    <pic:cNvPicPr/>
-                  </pic:nvPicPr>
-                  <pic:blipFill>
-                    <a:blip r:embed="rId21" cstate="print">
-                      <a:extLst>
-                        <a:ext uri="{28A0092B-C50C-407E-A947-70E740481C1C}">
-                          <a14:useLocalDpi xmlns:a14="http://schemas.microsoft.com/office/drawing/2010/main" val="0"/>
-                        </a:ext>
-                      </a:extLst>
-                    </a:blip>
-                    <a:stretch>
-                      <a:fillRect/>
-                    </a:stretch>
-                  </pic:blipFill>
-                  <pic:spPr>
-                    <a:xfrm>
-                      <a:off x="0" y="0"/>
-                      <a:ext cx="5760720" cy="297180"/>
-                    </a:xfrm>
-                    <a:prstGeom prst="rect">
-                      <a:avLst/>
-                    </a:prstGeom>
-                  </pic:spPr>
-                </pic:pic>
-              </a:graphicData>
-            </a:graphic>
-          </wp:anchor>
-        </w:drawing>
-      </w:r>
-      <w:r>
-        <w:rPr>
-          <w:rFonts w:ascii="Times New Roman" w:hAnsi="Times New Roman" w:cs="Times New Roman"/>
+          <w:b/>
+          <w:bCs/>
           <w:color w:val="4472C4" w:themeColor="accent1"/>
-          <w:sz w:val="36"/>
-          <w:szCs w:val="36"/>
+          <w:sz w:val="32"/>
+          <w:szCs w:val="32"/>
         </w:rPr>
         <w:t xml:space="preserve">2. </w:t>
       </w:r>
       <w:r>
         <w:rPr>
           <w:rFonts w:ascii="Times New Roman" w:hAnsi="Times New Roman" w:cs="Times New Roman"/>
+          <w:b/>
+          <w:bCs/>
           <w:color w:val="4472C4" w:themeColor="accent1"/>
-          <w:sz w:val="36"/>
-          <w:szCs w:val="36"/>
+          <w:sz w:val="32"/>
+          <w:szCs w:val="32"/>
         </w:rPr>
         <w:t>Navigáció</w:t>
       </w:r>
@@ -4652,26 +3110,32 @@
         <w:spacing w:line="360" w:lineRule="auto"/>
         <w:rPr>
           <w:rFonts w:ascii="Times New Roman" w:hAnsi="Times New Roman" w:cs="Times New Roman"/>
+          <w:b/>
+          <w:bCs/>
           <w:color w:val="4472C4" w:themeColor="accent1"/>
-          <w:sz w:val="36"/>
-          <w:szCs w:val="36"/>
-        </w:rPr>
-      </w:pPr>
-      <w:r>
-        <w:rPr>
-          <w:rFonts w:ascii="Times New Roman" w:hAnsi="Times New Roman" w:cs="Times New Roman"/>
+          <w:sz w:val="32"/>
+          <w:szCs w:val="32"/>
+        </w:rPr>
+      </w:pPr>
+      <w:r>
+        <w:rPr>
+          <w:rFonts w:ascii="Times New Roman" w:hAnsi="Times New Roman" w:cs="Times New Roman"/>
+          <w:b/>
+          <w:bCs/>
           <w:color w:val="4472C4" w:themeColor="accent1"/>
-          <w:sz w:val="36"/>
-          <w:szCs w:val="36"/>
+          <w:sz w:val="32"/>
+          <w:szCs w:val="32"/>
         </w:rPr>
         <w:t xml:space="preserve">3. </w:t>
       </w:r>
       <w:r>
         <w:rPr>
           <w:rFonts w:ascii="Times New Roman" w:hAnsi="Times New Roman" w:cs="Times New Roman"/>
+          <w:b/>
+          <w:bCs/>
           <w:color w:val="4472C4" w:themeColor="accent1"/>
-          <w:sz w:val="36"/>
-          <w:szCs w:val="36"/>
+          <w:sz w:val="32"/>
+          <w:szCs w:val="32"/>
         </w:rPr>
         <w:t>Termékek rendelése</w:t>
       </w:r>
@@ -4901,32 +3365,7 @@
                               <w:rPr>
                                 <w:rFonts w:ascii="Times New Roman" w:hAnsi="Times New Roman" w:cs="Times New Roman"/>
                               </w:rPr>
-                              <w:fldChar w:fldCharType="begin"/>
-                            </w:r>
-                            <w:r>
-                              <w:rPr>
-                                <w:rFonts w:ascii="Times New Roman" w:hAnsi="Times New Roman" w:cs="Times New Roman"/>
-                              </w:rPr>
-                              <w:instrText xml:space="preserve"> SEQ ábra \* ARABIC </w:instrText>
-                            </w:r>
-                            <w:r>
-                              <w:rPr>
-                                <w:rFonts w:ascii="Times New Roman" w:hAnsi="Times New Roman" w:cs="Times New Roman"/>
-                              </w:rPr>
-                              <w:fldChar w:fldCharType="separate"/>
-                            </w:r>
-                            <w:r>
-                              <w:rPr>
-                                <w:rFonts w:ascii="Times New Roman" w:hAnsi="Times New Roman" w:cs="Times New Roman"/>
-                                <w:noProof/>
-                              </w:rPr>
-                              <w:t>2</w:t>
-                            </w:r>
-                            <w:r>
-                              <w:rPr>
-                                <w:rFonts w:ascii="Times New Roman" w:hAnsi="Times New Roman" w:cs="Times New Roman"/>
-                              </w:rPr>
-                              <w:fldChar w:fldCharType="end"/>
+                              <w:t>4</w:t>
                             </w:r>
                             <w:r>
                               <w:t>. ábra: Szűrőket tartalmazó menü</w:t>
@@ -4966,32 +3405,7 @@
                         <w:rPr>
                           <w:rFonts w:ascii="Times New Roman" w:hAnsi="Times New Roman" w:cs="Times New Roman"/>
                         </w:rPr>
-                        <w:fldChar w:fldCharType="begin"/>
-                      </w:r>
-                      <w:r>
-                        <w:rPr>
-                          <w:rFonts w:ascii="Times New Roman" w:hAnsi="Times New Roman" w:cs="Times New Roman"/>
-                        </w:rPr>
-                        <w:instrText xml:space="preserve"> SEQ ábra \* ARABIC </w:instrText>
-                      </w:r>
-                      <w:r>
-                        <w:rPr>
-                          <w:rFonts w:ascii="Times New Roman" w:hAnsi="Times New Roman" w:cs="Times New Roman"/>
-                        </w:rPr>
-                        <w:fldChar w:fldCharType="separate"/>
-                      </w:r>
-                      <w:r>
-                        <w:rPr>
-                          <w:rFonts w:ascii="Times New Roman" w:hAnsi="Times New Roman" w:cs="Times New Roman"/>
-                          <w:noProof/>
-                        </w:rPr>
-                        <w:t>2</w:t>
-                      </w:r>
-                      <w:r>
-                        <w:rPr>
-                          <w:rFonts w:ascii="Times New Roman" w:hAnsi="Times New Roman" w:cs="Times New Roman"/>
-                        </w:rPr>
-                        <w:fldChar w:fldCharType="end"/>
+                        <w:t>4</w:t>
                       </w:r>
                       <w:r>
                         <w:t>. ábra: Szűrőket tartalmazó menü</w:t>
@@ -5053,7 +3467,7 @@
           <w:szCs w:val="30"/>
         </w:rPr>
         <w:drawing>
-          <wp:anchor distT="0" distB="0" distL="114300" distR="114300" simplePos="0" relativeHeight="251801088" behindDoc="0" locked="0" layoutInCell="1" allowOverlap="1" wp14:anchorId="7104D21C" wp14:editId="2AE0B370">
+          <wp:anchor distT="0" distB="0" distL="114300" distR="114300" simplePos="0" relativeHeight="251801088" behindDoc="0" locked="0" layoutInCell="1" allowOverlap="1" wp14:anchorId="7104D21C" wp14:editId="5D5906B8">
             <wp:simplePos x="0" y="0"/>
             <wp:positionH relativeFrom="margin">
               <wp:align>left</wp:align>
@@ -5061,8 +3475,8 @@
             <wp:positionV relativeFrom="paragraph">
               <wp:posOffset>312420</wp:posOffset>
             </wp:positionV>
-            <wp:extent cx="3705225" cy="2572385"/>
-            <wp:effectExtent l="0" t="0" r="0" b="0"/>
+            <wp:extent cx="3195955" cy="2219325"/>
+            <wp:effectExtent l="0" t="0" r="4445" b="0"/>
             <wp:wrapSquare wrapText="bothSides"/>
             <wp:docPr id="15" name="Kép 15"/>
             <wp:cNvGraphicFramePr>
@@ -5076,7 +3490,7 @@
                     <pic:cNvPicPr/>
                   </pic:nvPicPr>
                   <pic:blipFill>
-                    <a:blip r:embed="rId23">
+                    <a:blip r:embed="rId23" cstate="print">
                       <a:extLst>
                         <a:ext uri="{28A0092B-C50C-407E-A947-70E740481C1C}">
                           <a14:useLocalDpi xmlns:a14="http://schemas.microsoft.com/office/drawing/2010/main" val="0"/>
@@ -5090,7 +3504,7 @@
                   <pic:spPr>
                     <a:xfrm>
                       <a:off x="0" y="0"/>
-                      <a:ext cx="3708238" cy="2574663"/>
+                      <a:ext cx="3203178" cy="2223996"/>
                     </a:xfrm>
                     <a:prstGeom prst="rect">
                       <a:avLst/>
@@ -5145,16 +3559,16 @@
         <mc:AlternateContent>
           <mc:Choice Requires="wps">
             <w:drawing>
-              <wp:anchor distT="0" distB="0" distL="114300" distR="114300" simplePos="0" relativeHeight="251689472" behindDoc="0" locked="0" layoutInCell="1" allowOverlap="1" wp14:anchorId="4E9C6900" wp14:editId="232F8C76">
+              <wp:anchor distT="0" distB="0" distL="114300" distR="114300" simplePos="0" relativeHeight="251689472" behindDoc="0" locked="0" layoutInCell="1" allowOverlap="1" wp14:anchorId="4E9C6900" wp14:editId="67F01C3E">
                 <wp:simplePos x="0" y="0"/>
                 <wp:positionH relativeFrom="margin">
                   <wp:align>left</wp:align>
                 </wp:positionH>
                 <wp:positionV relativeFrom="paragraph">
-                  <wp:posOffset>2508885</wp:posOffset>
+                  <wp:posOffset>2137410</wp:posOffset>
                 </wp:positionV>
-                <wp:extent cx="3705225" cy="247650"/>
-                <wp:effectExtent l="0" t="0" r="9525" b="0"/>
+                <wp:extent cx="3219450" cy="247650"/>
+                <wp:effectExtent l="0" t="0" r="0" b="0"/>
                 <wp:wrapSquare wrapText="bothSides"/>
                 <wp:docPr id="167343865" name="Szövegdoboz 1"/>
                 <wp:cNvGraphicFramePr/>
@@ -5165,7 +3579,7 @@
                       <wps:spPr>
                         <a:xfrm>
                           <a:off x="0" y="0"/>
-                          <a:ext cx="3705225" cy="247650"/>
+                          <a:ext cx="3219450" cy="247650"/>
                         </a:xfrm>
                         <a:prstGeom prst="rect">
                           <a:avLst/>
@@ -5191,32 +3605,7 @@
                               <w:rPr>
                                 <w:rFonts w:ascii="Times New Roman" w:hAnsi="Times New Roman" w:cs="Times New Roman"/>
                               </w:rPr>
-                              <w:fldChar w:fldCharType="begin"/>
-                            </w:r>
-                            <w:r>
-                              <w:rPr>
-                                <w:rFonts w:ascii="Times New Roman" w:hAnsi="Times New Roman" w:cs="Times New Roman"/>
-                              </w:rPr>
-                              <w:instrText xml:space="preserve"> SEQ ábra \* ARABIC </w:instrText>
-                            </w:r>
-                            <w:r>
-                              <w:rPr>
-                                <w:rFonts w:ascii="Times New Roman" w:hAnsi="Times New Roman" w:cs="Times New Roman"/>
-                              </w:rPr>
-                              <w:fldChar w:fldCharType="separate"/>
-                            </w:r>
-                            <w:r>
-                              <w:rPr>
-                                <w:rFonts w:ascii="Times New Roman" w:hAnsi="Times New Roman" w:cs="Times New Roman"/>
-                                <w:noProof/>
-                              </w:rPr>
-                              <w:t>3</w:t>
-                            </w:r>
-                            <w:r>
-                              <w:rPr>
-                                <w:rFonts w:ascii="Times New Roman" w:hAnsi="Times New Roman" w:cs="Times New Roman"/>
-                              </w:rPr>
-                              <w:fldChar w:fldCharType="end"/>
+                              <w:t>5</w:t>
                             </w:r>
                             <w:r>
                               <w:t>. ábra: Termékek megjelenése</w:t>
@@ -5244,7 +3633,7 @@
           </mc:Choice>
           <mc:Fallback>
             <w:pict>
-              <v:shape w14:anchorId="4E9C6900" id="_x0000_s1031" type="#_x0000_t202" style="position:absolute;margin-left:0;margin-top:197.55pt;width:291.75pt;height:19.5pt;z-index:251689472;visibility:visible;mso-wrap-style:square;mso-width-percent:0;mso-height-percent:0;mso-wrap-distance-left:9pt;mso-wrap-distance-top:0;mso-wrap-distance-right:9pt;mso-wrap-distance-bottom:0;mso-position-horizontal:left;mso-position-horizontal-relative:margin;mso-position-vertical:absolute;mso-position-vertical-relative:text;mso-width-percent:0;mso-height-percent:0;mso-width-relative:margin;mso-height-relative:margin;v-text-anchor:top" o:gfxdata="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" stroked="f">
+              <v:shape w14:anchorId="4E9C6900" id="_x0000_s1031" type="#_x0000_t202" style="position:absolute;margin-left:0;margin-top:168.3pt;width:253.5pt;height:19.5pt;z-index:251689472;visibility:visible;mso-wrap-style:square;mso-width-percent:0;mso-height-percent:0;mso-wrap-distance-left:9pt;mso-wrap-distance-top:0;mso-wrap-distance-right:9pt;mso-wrap-distance-bottom:0;mso-position-horizontal:left;mso-position-horizontal-relative:margin;mso-position-vertical:absolute;mso-position-vertical-relative:text;mso-width-percent:0;mso-height-percent:0;mso-width-relative:margin;mso-height-relative:margin;v-text-anchor:top" o:gfxdata="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" stroked="f">
                 <v:textbox inset="0,0,0,0">
                   <w:txbxContent>
                     <w:p>
@@ -5259,32 +3648,7 @@
                         <w:rPr>
                           <w:rFonts w:ascii="Times New Roman" w:hAnsi="Times New Roman" w:cs="Times New Roman"/>
                         </w:rPr>
-                        <w:fldChar w:fldCharType="begin"/>
-                      </w:r>
-                      <w:r>
-                        <w:rPr>
-                          <w:rFonts w:ascii="Times New Roman" w:hAnsi="Times New Roman" w:cs="Times New Roman"/>
-                        </w:rPr>
-                        <w:instrText xml:space="preserve"> SEQ ábra \* ARABIC </w:instrText>
-                      </w:r>
-                      <w:r>
-                        <w:rPr>
-                          <w:rFonts w:ascii="Times New Roman" w:hAnsi="Times New Roman" w:cs="Times New Roman"/>
-                        </w:rPr>
-                        <w:fldChar w:fldCharType="separate"/>
-                      </w:r>
-                      <w:r>
-                        <w:rPr>
-                          <w:rFonts w:ascii="Times New Roman" w:hAnsi="Times New Roman" w:cs="Times New Roman"/>
-                          <w:noProof/>
-                        </w:rPr>
-                        <w:t>3</w:t>
-                      </w:r>
-                      <w:r>
-                        <w:rPr>
-                          <w:rFonts w:ascii="Times New Roman" w:hAnsi="Times New Roman" w:cs="Times New Roman"/>
-                        </w:rPr>
-                        <w:fldChar w:fldCharType="end"/>
+                        <w:t>5</w:t>
                       </w:r>
                       <w:r>
                         <w:t>. ábra: Termékek megjelenése</w:t>
@@ -5387,6 +3751,34 @@
         <w:rPr>
           <w:rFonts w:ascii="Times New Roman" w:hAnsi="Times New Roman" w:cs="Times New Roman"/>
           <w:color w:val="4472C4" w:themeColor="accent1"/>
+          <w:sz w:val="30"/>
+          <w:szCs w:val="30"/>
+        </w:rPr>
+      </w:pPr>
+      <w:r>
+        <w:rPr>
+          <w:rFonts w:ascii="Times New Roman" w:hAnsi="Times New Roman" w:cs="Times New Roman"/>
+          <w:color w:val="4472C4" w:themeColor="accent1"/>
+          <w:sz w:val="30"/>
+          <w:szCs w:val="30"/>
+        </w:rPr>
+        <w:t xml:space="preserve">3.3 </w:t>
+      </w:r>
+      <w:r>
+        <w:rPr>
+          <w:rFonts w:ascii="Times New Roman" w:hAnsi="Times New Roman" w:cs="Times New Roman"/>
+          <w:color w:val="4472C4" w:themeColor="accent1"/>
+          <w:sz w:val="30"/>
+          <w:szCs w:val="30"/>
+        </w:rPr>
+        <w:t>Kosár</w:t>
+      </w:r>
+    </w:p>
+    <w:p>
+      <w:pPr>
+        <w:spacing w:line="360" w:lineRule="auto"/>
+        <w:rPr>
+          <w:rFonts w:ascii="Times New Roman" w:hAnsi="Times New Roman" w:cs="Times New Roman"/>
           <w:sz w:val="24"/>
           <w:szCs w:val="24"/>
         </w:rPr>
@@ -5400,16 +3792,16 @@
           <w:szCs w:val="30"/>
         </w:rPr>
         <w:drawing>
-          <wp:anchor distT="0" distB="0" distL="114300" distR="114300" simplePos="0" relativeHeight="251802112" behindDoc="0" locked="0" layoutInCell="1" allowOverlap="1" wp14:anchorId="18DEA3E6" wp14:editId="3CBEAF06">
+          <wp:anchor distT="0" distB="0" distL="114300" distR="114300" simplePos="0" relativeHeight="251802112" behindDoc="0" locked="0" layoutInCell="1" allowOverlap="1" wp14:anchorId="18DEA3E6" wp14:editId="77E7C018">
             <wp:simplePos x="0" y="0"/>
             <wp:positionH relativeFrom="margin">
-              <wp:posOffset>3810</wp:posOffset>
+              <wp:posOffset>5080</wp:posOffset>
             </wp:positionH>
             <wp:positionV relativeFrom="paragraph">
-              <wp:posOffset>355600</wp:posOffset>
+              <wp:posOffset>85090</wp:posOffset>
             </wp:positionV>
-            <wp:extent cx="1638300" cy="3838575"/>
-            <wp:effectExtent l="0" t="0" r="0" b="9525"/>
+            <wp:extent cx="1409700" cy="3303905"/>
+            <wp:effectExtent l="152400" t="152400" r="361950" b="353695"/>
             <wp:wrapSquare wrapText="bothSides"/>
             <wp:docPr id="19" name="Kép 19"/>
             <wp:cNvGraphicFramePr>
@@ -5437,11 +3829,21 @@
                   <pic:spPr>
                     <a:xfrm>
                       <a:off x="0" y="0"/>
-                      <a:ext cx="1638300" cy="3838575"/>
+                      <a:ext cx="1409700" cy="3303905"/>
                     </a:xfrm>
                     <a:prstGeom prst="rect">
                       <a:avLst/>
                     </a:prstGeom>
+                    <a:ln>
+                      <a:noFill/>
+                    </a:ln>
+                    <a:effectLst>
+                      <a:outerShdw blurRad="292100" dist="139700" dir="2700000" algn="tl" rotWithShape="0">
+                        <a:srgbClr val="333333">
+                          <a:alpha val="65000"/>
+                        </a:srgbClr>
+                      </a:outerShdw>
+                    </a:effectLst>
                   </pic:spPr>
                 </pic:pic>
               </a:graphicData>
@@ -5458,20 +3860,42 @@
       <w:r>
         <w:rPr>
           <w:rFonts w:ascii="Times New Roman" w:hAnsi="Times New Roman" w:cs="Times New Roman"/>
-          <w:color w:val="4472C4" w:themeColor="accent1"/>
-          <w:sz w:val="30"/>
-          <w:szCs w:val="30"/>
-        </w:rPr>
-        <w:t xml:space="preserve">3.3 </w:t>
-      </w:r>
-      <w:r>
-        <w:rPr>
-          <w:rFonts w:ascii="Times New Roman" w:hAnsi="Times New Roman" w:cs="Times New Roman"/>
-          <w:color w:val="4472C4" w:themeColor="accent1"/>
-          <w:sz w:val="30"/>
-          <w:szCs w:val="30"/>
-        </w:rPr>
-        <w:t>Kosár</w:t>
+          <w:sz w:val="24"/>
+          <w:szCs w:val="24"/>
+        </w:rPr>
+        <w:t xml:space="preserve">A kosár az </w:t>
+      </w:r>
+      <w:r>
+        <w:rPr>
+          <w:rFonts w:ascii="Times New Roman" w:hAnsi="Times New Roman" w:cs="Times New Roman"/>
+          <w:sz w:val="24"/>
+          <w:szCs w:val="24"/>
+        </w:rPr>
+        <w:t>felület</w:t>
+      </w:r>
+      <w:r>
+        <w:rPr>
+          <w:rFonts w:ascii="Times New Roman" w:hAnsi="Times New Roman" w:cs="Times New Roman"/>
+          <w:sz w:val="24"/>
+          <w:szCs w:val="24"/>
+        </w:rPr>
+        <w:t xml:space="preserve"> jobb oldalán kap helyzet asztali nézetben. Adott termék kártyájában lévő gombra kattintva kerül a kosárba. A különböző termékek a kosárban egymás alatt jelennek meg. Látható a termék neve, ára, illetve az adott termékből kosárba helyezett mennyiség, </w:t>
+      </w:r>
+      <w:r>
+        <w:rPr>
+          <w:rFonts w:ascii="Times New Roman" w:hAnsi="Times New Roman" w:cs="Times New Roman"/>
+          <w:sz w:val="24"/>
+          <w:szCs w:val="24"/>
+        </w:rPr>
+        <w:t>és</w:t>
+      </w:r>
+      <w:r>
+        <w:rPr>
+          <w:rFonts w:ascii="Times New Roman" w:hAnsi="Times New Roman" w:cs="Times New Roman"/>
+          <w:sz w:val="24"/>
+          <w:szCs w:val="24"/>
+        </w:rPr>
+        <w:t xml:space="preserve"> az egységár.</w:t>
       </w:r>
     </w:p>
     <w:p>
@@ -5489,56 +3913,6 @@
           <w:sz w:val="24"/>
           <w:szCs w:val="24"/>
         </w:rPr>
-        <w:t xml:space="preserve">A kosár az </w:t>
-      </w:r>
-      <w:r>
-        <w:rPr>
-          <w:rFonts w:ascii="Times New Roman" w:hAnsi="Times New Roman" w:cs="Times New Roman"/>
-          <w:sz w:val="24"/>
-          <w:szCs w:val="24"/>
-        </w:rPr>
-        <w:t>felület</w:t>
-      </w:r>
-      <w:r>
-        <w:rPr>
-          <w:rFonts w:ascii="Times New Roman" w:hAnsi="Times New Roman" w:cs="Times New Roman"/>
-          <w:sz w:val="24"/>
-          <w:szCs w:val="24"/>
-        </w:rPr>
-        <w:t xml:space="preserve"> jobb oldalán kap helyzet asztali nézetben. Adott termék kártyájában lévő gombra kattintva kerül a kosárba. A különböző termékek a kosárban egymás alatt jelennek meg. Látható a termék neve, ára, illetve az adott termékből kosárba helyezett mennyiség, </w:t>
-      </w:r>
-      <w:r>
-        <w:rPr>
-          <w:rFonts w:ascii="Times New Roman" w:hAnsi="Times New Roman" w:cs="Times New Roman"/>
-          <w:sz w:val="24"/>
-          <w:szCs w:val="24"/>
-        </w:rPr>
-        <w:t>és</w:t>
-      </w:r>
-      <w:r>
-        <w:rPr>
-          <w:rFonts w:ascii="Times New Roman" w:hAnsi="Times New Roman" w:cs="Times New Roman"/>
-          <w:sz w:val="24"/>
-          <w:szCs w:val="24"/>
-        </w:rPr>
-        <w:t xml:space="preserve"> az egységár.</w:t>
-      </w:r>
-    </w:p>
-    <w:p>
-      <w:pPr>
-        <w:spacing w:line="360" w:lineRule="auto"/>
-        <w:rPr>
-          <w:rFonts w:ascii="Times New Roman" w:hAnsi="Times New Roman" w:cs="Times New Roman"/>
-          <w:sz w:val="24"/>
-          <w:szCs w:val="24"/>
-        </w:rPr>
-      </w:pPr>
-      <w:r>
-        <w:rPr>
-          <w:rFonts w:ascii="Times New Roman" w:hAnsi="Times New Roman" w:cs="Times New Roman"/>
-          <w:sz w:val="24"/>
-          <w:szCs w:val="24"/>
-        </w:rPr>
         <w:t xml:space="preserve">A kosárba úgy </w:t>
       </w:r>
       <w:r>
@@ -5572,24 +3946,6 @@
           <w:szCs w:val="24"/>
         </w:rPr>
         <w:t xml:space="preserve"> Kosárból terméket eltávolítani a piros X gombbal lehet.</w:t>
-      </w:r>
-    </w:p>
-    <w:p>
-      <w:pPr>
-        <w:spacing w:line="360" w:lineRule="auto"/>
-        <w:rPr>
-          <w:rFonts w:ascii="Times New Roman" w:hAnsi="Times New Roman" w:cs="Times New Roman"/>
-          <w:sz w:val="24"/>
-          <w:szCs w:val="24"/>
-        </w:rPr>
-      </w:pPr>
-      <w:r>
-        <w:rPr>
-          <w:rFonts w:ascii="Times New Roman" w:hAnsi="Times New Roman" w:cs="Times New Roman"/>
-          <w:sz w:val="24"/>
-          <w:szCs w:val="24"/>
-        </w:rPr>
-        <w:t>A kosár alsó részén kap helyet a kosárban lévő termékek árából számított összeg.</w:t>
       </w:r>
     </w:p>
     <w:p>
@@ -5608,16 +3964,16 @@
         <mc:AlternateContent>
           <mc:Choice Requires="wps">
             <w:drawing>
-              <wp:anchor distT="0" distB="0" distL="114300" distR="114300" simplePos="0" relativeHeight="251776512" behindDoc="0" locked="0" layoutInCell="1" allowOverlap="1" wp14:anchorId="14C013F2" wp14:editId="4E81CC3F">
+              <wp:anchor distT="0" distB="0" distL="114300" distR="114300" simplePos="0" relativeHeight="251776512" behindDoc="0" locked="0" layoutInCell="1" allowOverlap="1" wp14:anchorId="14C013F2" wp14:editId="60A02600">
                 <wp:simplePos x="0" y="0"/>
                 <wp:positionH relativeFrom="margin">
-                  <wp:align>left</wp:align>
+                  <wp:posOffset>104775</wp:posOffset>
                 </wp:positionH>
                 <wp:positionV relativeFrom="paragraph">
-                  <wp:posOffset>904240</wp:posOffset>
+                  <wp:posOffset>1189990</wp:posOffset>
                 </wp:positionV>
-                <wp:extent cx="1638300" cy="255905"/>
-                <wp:effectExtent l="0" t="0" r="0" b="0"/>
+                <wp:extent cx="1289685" cy="255905"/>
+                <wp:effectExtent l="0" t="0" r="5715" b="0"/>
                 <wp:wrapSquare wrapText="bothSides"/>
                 <wp:docPr id="1165702471" name="Szövegdoboz 1"/>
                 <wp:cNvGraphicFramePr/>
@@ -5628,7 +3984,7 @@
                       <wps:spPr>
                         <a:xfrm>
                           <a:off x="0" y="0"/>
-                          <a:ext cx="1638300" cy="255905"/>
+                          <a:ext cx="1289685" cy="255905"/>
                         </a:xfrm>
                         <a:prstGeom prst="rect">
                           <a:avLst/>
@@ -5653,7 +4009,13 @@
                               </w:rPr>
                             </w:pPr>
                             <w:r>
-                              <w:t xml:space="preserve"> 4. ábra: A kosár felépítése</w:t>
+                              <w:t xml:space="preserve"> </w:t>
+                            </w:r>
+                            <w:r>
+                              <w:t>6</w:t>
+                            </w:r>
+                            <w:r>
+                              <w:t>. ábra: A kosár felépítése</w:t>
                             </w:r>
                           </w:p>
                         </w:txbxContent>
@@ -5678,7 +4040,7 @@
           </mc:Choice>
           <mc:Fallback>
             <w:pict>
-              <v:shape w14:anchorId="14C013F2" id="_x0000_s1032" type="#_x0000_t202" style="position:absolute;margin-left:0;margin-top:71.2pt;width:129pt;height:20.15pt;z-index:251776512;visibility:visible;mso-wrap-style:square;mso-width-percent:0;mso-height-percent:0;mso-wrap-distance-left:9pt;mso-wrap-distance-top:0;mso-wrap-distance-right:9pt;mso-wrap-distance-bottom:0;mso-position-horizontal:left;mso-position-horizontal-relative:margin;mso-position-vertical:absolute;mso-position-vertical-relative:text;mso-width-percent:0;mso-height-percent:0;mso-width-relative:margin;mso-height-relative:margin;v-text-anchor:top" o:gfxdata="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" stroked="f">
+              <v:shape w14:anchorId="14C013F2" id="_x0000_s1032" type="#_x0000_t202" style="position:absolute;margin-left:8.25pt;margin-top:93.7pt;width:101.55pt;height:20.15pt;z-index:251776512;visibility:visible;mso-wrap-style:square;mso-width-percent:0;mso-height-percent:0;mso-wrap-distance-left:9pt;mso-wrap-distance-top:0;mso-wrap-distance-right:9pt;mso-wrap-distance-bottom:0;mso-position-horizontal:absolute;mso-position-horizontal-relative:margin;mso-position-vertical:absolute;mso-position-vertical-relative:text;mso-width-percent:0;mso-height-percent:0;mso-width-relative:margin;mso-height-relative:margin;v-text-anchor:top" o:gfxdata="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" stroked="f">
                 <v:textbox inset="0,0,0,0">
                   <w:txbxContent>
                     <w:p>
@@ -5692,7 +4054,13 @@
                         </w:rPr>
                       </w:pPr>
                       <w:r>
-                        <w:t xml:space="preserve"> 4. ábra: A kosár felépítése</w:t>
+                        <w:t xml:space="preserve"> </w:t>
+                      </w:r>
+                      <w:r>
+                        <w:t>6</w:t>
+                      </w:r>
+                      <w:r>
+                        <w:t>. ábra: A kosár felépítése</w:t>
                       </w:r>
                     </w:p>
                   </w:txbxContent>
@@ -5709,6 +4077,22 @@
           <w:sz w:val="24"/>
           <w:szCs w:val="24"/>
         </w:rPr>
+        <w:t>A kosár alsó részén kap helyet a kosárban lévő termékek árából számított összeg.</w:t>
+      </w:r>
+      <w:r>
+        <w:rPr>
+          <w:rFonts w:ascii="Times New Roman" w:hAnsi="Times New Roman" w:cs="Times New Roman"/>
+          <w:sz w:val="24"/>
+          <w:szCs w:val="24"/>
+        </w:rPr>
+        <w:t xml:space="preserve"> </w:t>
+      </w:r>
+      <w:r>
+        <w:rPr>
+          <w:rFonts w:ascii="Times New Roman" w:hAnsi="Times New Roman" w:cs="Times New Roman"/>
+          <w:sz w:val="24"/>
+          <w:szCs w:val="24"/>
+        </w:rPr>
         <w:t xml:space="preserve">Legalul a gombra kattintva a rendszer elküldi a kosár tartalmát </w:t>
       </w:r>
       <w:r>
@@ -5717,43 +4101,39 @@
           <w:sz w:val="24"/>
           <w:szCs w:val="24"/>
         </w:rPr>
-        <w:t xml:space="preserve">a büfésnek, aki elkezdheti összeállítani a rendelést. A felhasználó </w:t>
-      </w:r>
-      <w:r>
-        <w:rPr>
-          <w:rFonts w:ascii="Times New Roman" w:hAnsi="Times New Roman" w:cs="Times New Roman"/>
-          <w:sz w:val="24"/>
-          <w:szCs w:val="24"/>
+        <w:t>a büfésnek, aki elkezdheti összeállítani a rendelést. A felhasználó visszajelzést kap, ha sikeres a rendelés leadása, a kosár pedig kiürítésre kerül.</w:t>
+      </w:r>
+      <w:r>
+        <w:rPr>
+          <w:rFonts w:ascii="Times New Roman" w:hAnsi="Times New Roman" w:cs="Times New Roman"/>
+          <w:sz w:val="24"/>
+          <w:szCs w:val="24"/>
+        </w:rPr>
+        <w:t xml:space="preserve"> </w:t>
+      </w:r>
+    </w:p>
+    <w:p>
+      <w:pPr>
+        <w:spacing w:line="360" w:lineRule="auto"/>
+        <w:rPr>
+          <w:rFonts w:ascii="Times New Roman" w:hAnsi="Times New Roman" w:cs="Times New Roman"/>
+          <w:b/>
+          <w:bCs/>
+          <w:color w:val="4472C4" w:themeColor="accent1"/>
+          <w:sz w:val="32"/>
+          <w:szCs w:val="32"/>
+        </w:rPr>
+      </w:pPr>
+      <w:r>
+        <w:rPr>
+          <w:rFonts w:ascii="Times New Roman" w:hAnsi="Times New Roman" w:cs="Times New Roman"/>
+          <w:b/>
+          <w:bCs/>
+          <w:color w:val="4472C4" w:themeColor="accent1"/>
+          <w:sz w:val="32"/>
+          <w:szCs w:val="32"/>
         </w:rPr>
         <w:lastRenderedPageBreak/>
-        <w:t>visszajelzést kap, ha sikeres a rendelés leadása, a kosár pedig kiürítésre kerül.</w:t>
-      </w:r>
-      <w:r>
-        <w:rPr>
-          <w:rFonts w:ascii="Times New Roman" w:hAnsi="Times New Roman" w:cs="Times New Roman"/>
-          <w:sz w:val="24"/>
-          <w:szCs w:val="24"/>
-        </w:rPr>
-        <w:t xml:space="preserve"> </w:t>
-      </w:r>
-    </w:p>
-    <w:p>
-      <w:pPr>
-        <w:spacing w:line="360" w:lineRule="auto"/>
-        <w:rPr>
-          <w:rFonts w:ascii="Times New Roman" w:hAnsi="Times New Roman" w:cs="Times New Roman"/>
-          <w:color w:val="4472C4" w:themeColor="accent1"/>
-          <w:sz w:val="30"/>
-          <w:szCs w:val="30"/>
-        </w:rPr>
-      </w:pPr>
-      <w:r>
-        <w:rPr>
-          <w:noProof/>
-          <w:color w:val="4472C4" w:themeColor="accent1"/>
-          <w:sz w:val="30"/>
-          <w:szCs w:val="30"/>
-        </w:rPr>
         <mc:AlternateContent>
           <mc:Choice Requires="wps">
             <w:drawing>
@@ -5803,32 +4183,7 @@
                               <w:rPr>
                                 <w:rFonts w:ascii="Times New Roman" w:hAnsi="Times New Roman" w:cs="Times New Roman"/>
                               </w:rPr>
-                              <w:fldChar w:fldCharType="begin"/>
-                            </w:r>
-                            <w:r>
-                              <w:rPr>
-                                <w:rFonts w:ascii="Times New Roman" w:hAnsi="Times New Roman" w:cs="Times New Roman"/>
-                              </w:rPr>
-                              <w:instrText xml:space="preserve"> SEQ ábra \* ARABIC </w:instrText>
-                            </w:r>
-                            <w:r>
-                              <w:rPr>
-                                <w:rFonts w:ascii="Times New Roman" w:hAnsi="Times New Roman" w:cs="Times New Roman"/>
-                              </w:rPr>
-                              <w:fldChar w:fldCharType="separate"/>
-                            </w:r>
-                            <w:r>
-                              <w:rPr>
-                                <w:rFonts w:ascii="Times New Roman" w:hAnsi="Times New Roman" w:cs="Times New Roman"/>
-                                <w:noProof/>
-                              </w:rPr>
-                              <w:t>5</w:t>
-                            </w:r>
-                            <w:r>
-                              <w:rPr>
-                                <w:rFonts w:ascii="Times New Roman" w:hAnsi="Times New Roman" w:cs="Times New Roman"/>
-                              </w:rPr>
-                              <w:fldChar w:fldCharType="end"/>
+                              <w:t>7</w:t>
                             </w:r>
                             <w:r>
                               <w:t>. ábra Menü rendelés oldal</w:t>
@@ -5865,32 +4220,7 @@
                         <w:rPr>
                           <w:rFonts w:ascii="Times New Roman" w:hAnsi="Times New Roman" w:cs="Times New Roman"/>
                         </w:rPr>
-                        <w:fldChar w:fldCharType="begin"/>
-                      </w:r>
-                      <w:r>
-                        <w:rPr>
-                          <w:rFonts w:ascii="Times New Roman" w:hAnsi="Times New Roman" w:cs="Times New Roman"/>
-                        </w:rPr>
-                        <w:instrText xml:space="preserve"> SEQ ábra \* ARABIC </w:instrText>
-                      </w:r>
-                      <w:r>
-                        <w:rPr>
-                          <w:rFonts w:ascii="Times New Roman" w:hAnsi="Times New Roman" w:cs="Times New Roman"/>
-                        </w:rPr>
-                        <w:fldChar w:fldCharType="separate"/>
-                      </w:r>
-                      <w:r>
-                        <w:rPr>
-                          <w:rFonts w:ascii="Times New Roman" w:hAnsi="Times New Roman" w:cs="Times New Roman"/>
-                          <w:noProof/>
-                        </w:rPr>
-                        <w:t>5</w:t>
-                      </w:r>
-                      <w:r>
-                        <w:rPr>
-                          <w:rFonts w:ascii="Times New Roman" w:hAnsi="Times New Roman" w:cs="Times New Roman"/>
-                        </w:rPr>
-                        <w:fldChar w:fldCharType="end"/>
+                        <w:t>7</w:t>
                       </w:r>
                       <w:r>
                         <w:t>. ábra Menü rendelés oldal</w:t>
@@ -5907,10 +4237,11 @@
       <w:r>
         <w:rPr>
           <w:rFonts w:ascii="Times New Roman" w:hAnsi="Times New Roman" w:cs="Times New Roman"/>
-          <w:noProof/>
+          <w:b/>
+          <w:bCs/>
           <w:color w:val="4472C4" w:themeColor="accent1"/>
-          <w:sz w:val="30"/>
-          <w:szCs w:val="30"/>
+          <w:sz w:val="32"/>
+          <w:szCs w:val="32"/>
         </w:rPr>
         <w:drawing>
           <wp:anchor distT="0" distB="0" distL="114300" distR="114300" simplePos="0" relativeHeight="251803136" behindDoc="0" locked="0" layoutInCell="1" allowOverlap="1" wp14:anchorId="136A6459" wp14:editId="15568145">
@@ -5975,18 +4306,22 @@
       <w:r>
         <w:rPr>
           <w:rFonts w:ascii="Times New Roman" w:hAnsi="Times New Roman" w:cs="Times New Roman"/>
+          <w:b/>
+          <w:bCs/>
           <w:color w:val="4472C4" w:themeColor="accent1"/>
-          <w:sz w:val="30"/>
-          <w:szCs w:val="30"/>
+          <w:sz w:val="32"/>
+          <w:szCs w:val="32"/>
         </w:rPr>
         <w:t xml:space="preserve">4. </w:t>
       </w:r>
       <w:r>
         <w:rPr>
           <w:rFonts w:ascii="Times New Roman" w:hAnsi="Times New Roman" w:cs="Times New Roman"/>
+          <w:b/>
+          <w:bCs/>
           <w:color w:val="4472C4" w:themeColor="accent1"/>
-          <w:sz w:val="30"/>
-          <w:szCs w:val="30"/>
+          <w:sz w:val="32"/>
+          <w:szCs w:val="32"/>
         </w:rPr>
         <w:t>Menük rendelése</w:t>
       </w:r>
@@ -6073,19 +4408,24 @@
     </w:p>
     <w:p>
       <w:pPr>
-        <w:rPr>
-          <w:rFonts w:ascii="Times New Roman" w:hAnsi="Times New Roman" w:cs="Times New Roman"/>
+        <w:spacing w:line="360" w:lineRule="auto"/>
+        <w:rPr>
+          <w:rFonts w:ascii="Times New Roman" w:hAnsi="Times New Roman" w:cs="Times New Roman"/>
+          <w:b/>
+          <w:bCs/>
           <w:color w:val="4472C4" w:themeColor="accent1"/>
-          <w:sz w:val="36"/>
-          <w:szCs w:val="36"/>
-        </w:rPr>
-      </w:pPr>
-      <w:r>
-        <w:rPr>
-          <w:rFonts w:ascii="Times New Roman" w:hAnsi="Times New Roman" w:cs="Times New Roman"/>
+          <w:sz w:val="32"/>
+          <w:szCs w:val="32"/>
+        </w:rPr>
+      </w:pPr>
+      <w:r>
+        <w:rPr>
+          <w:rFonts w:ascii="Times New Roman" w:hAnsi="Times New Roman" w:cs="Times New Roman"/>
+          <w:b/>
+          <w:bCs/>
           <w:color w:val="4472C4" w:themeColor="accent1"/>
-          <w:sz w:val="36"/>
-          <w:szCs w:val="36"/>
+          <w:sz w:val="32"/>
+          <w:szCs w:val="32"/>
         </w:rPr>
         <w:lastRenderedPageBreak/>
         <w:t>5. Felhasználó korábbi rendelései</w:t>
@@ -6466,17 +4806,21 @@
         <w:spacing w:line="360" w:lineRule="auto"/>
         <w:rPr>
           <w:rFonts w:ascii="Times New Roman" w:hAnsi="Times New Roman" w:cs="Times New Roman"/>
+          <w:b/>
+          <w:bCs/>
           <w:color w:val="4472C4" w:themeColor="accent1"/>
-          <w:sz w:val="36"/>
-          <w:szCs w:val="36"/>
-        </w:rPr>
-      </w:pPr>
-      <w:r>
-        <w:rPr>
-          <w:rFonts w:ascii="Times New Roman" w:hAnsi="Times New Roman" w:cs="Times New Roman"/>
+          <w:sz w:val="32"/>
+          <w:szCs w:val="32"/>
+        </w:rPr>
+      </w:pPr>
+      <w:r>
+        <w:rPr>
+          <w:rFonts w:ascii="Times New Roman" w:hAnsi="Times New Roman" w:cs="Times New Roman"/>
+          <w:b/>
+          <w:bCs/>
           <w:color w:val="4472C4" w:themeColor="accent1"/>
-          <w:sz w:val="36"/>
-          <w:szCs w:val="36"/>
+          <w:sz w:val="32"/>
+          <w:szCs w:val="32"/>
         </w:rPr>
         <w:lastRenderedPageBreak/>
         <w:t>6</w:t>
@@ -6484,18 +4828,22 @@
       <w:r>
         <w:rPr>
           <w:rFonts w:ascii="Times New Roman" w:hAnsi="Times New Roman" w:cs="Times New Roman"/>
+          <w:b/>
+          <w:bCs/>
           <w:color w:val="4472C4" w:themeColor="accent1"/>
-          <w:sz w:val="36"/>
-          <w:szCs w:val="36"/>
+          <w:sz w:val="32"/>
+          <w:szCs w:val="32"/>
         </w:rPr>
         <w:t xml:space="preserve">. </w:t>
       </w:r>
       <w:r>
         <w:rPr>
           <w:rFonts w:ascii="Times New Roman" w:hAnsi="Times New Roman" w:cs="Times New Roman"/>
+          <w:b/>
+          <w:bCs/>
           <w:color w:val="4472C4" w:themeColor="accent1"/>
-          <w:sz w:val="36"/>
-          <w:szCs w:val="36"/>
+          <w:sz w:val="32"/>
+          <w:szCs w:val="32"/>
         </w:rPr>
         <w:t>Visszajelzések</w:t>
       </w:r>
@@ -7342,17 +5690,21 @@
         <w:spacing w:line="360" w:lineRule="auto"/>
         <w:rPr>
           <w:rFonts w:ascii="Times New Roman" w:hAnsi="Times New Roman" w:cs="Times New Roman"/>
+          <w:b/>
+          <w:bCs/>
           <w:color w:val="4472C4" w:themeColor="accent1"/>
-          <w:sz w:val="36"/>
-          <w:szCs w:val="36"/>
-        </w:rPr>
-      </w:pPr>
-      <w:r>
-        <w:rPr>
-          <w:rFonts w:ascii="Times New Roman" w:hAnsi="Times New Roman" w:cs="Times New Roman"/>
+          <w:sz w:val="32"/>
+          <w:szCs w:val="32"/>
+        </w:rPr>
+      </w:pPr>
+      <w:r>
+        <w:rPr>
+          <w:rFonts w:ascii="Times New Roman" w:hAnsi="Times New Roman" w:cs="Times New Roman"/>
+          <w:b/>
+          <w:bCs/>
           <w:color w:val="4472C4" w:themeColor="accent1"/>
-          <w:sz w:val="36"/>
-          <w:szCs w:val="36"/>
+          <w:sz w:val="32"/>
+          <w:szCs w:val="32"/>
         </w:rPr>
         <w:lastRenderedPageBreak/>
         <w:t>7</w:t>
@@ -7360,118 +5712,13 @@
       <w:r>
         <w:rPr>
           <w:rFonts w:ascii="Times New Roman" w:hAnsi="Times New Roman" w:cs="Times New Roman"/>
+          <w:b/>
+          <w:bCs/>
           <w:color w:val="4472C4" w:themeColor="accent1"/>
-          <w:sz w:val="36"/>
-          <w:szCs w:val="36"/>
+          <w:sz w:val="32"/>
+          <w:szCs w:val="32"/>
         </w:rPr>
         <w:t>. Felhasználói profil szerkesztése</w:t>
-      </w:r>
-    </w:p>
-    <w:p>
-      <w:pPr>
-        <w:spacing w:line="360" w:lineRule="auto"/>
-        <w:rPr>
-          <w:rFonts w:ascii="Times New Roman" w:hAnsi="Times New Roman" w:cs="Times New Roman"/>
-          <w:sz w:val="24"/>
-          <w:szCs w:val="24"/>
-        </w:rPr>
-      </w:pPr>
-      <w:r>
-        <w:rPr>
-          <w:rFonts w:ascii="Times New Roman" w:hAnsi="Times New Roman" w:cs="Times New Roman"/>
-          <w:noProof/>
-          <w:sz w:val="24"/>
-          <w:szCs w:val="24"/>
-        </w:rPr>
-        <w:drawing>
-          <wp:anchor distT="0" distB="0" distL="114300" distR="114300" simplePos="0" relativeHeight="251817472" behindDoc="0" locked="0" layoutInCell="1" allowOverlap="1" wp14:anchorId="3537A5A8" wp14:editId="249DADFC">
-            <wp:simplePos x="0" y="0"/>
-            <wp:positionH relativeFrom="margin">
-              <wp:align>left</wp:align>
-            </wp:positionH>
-            <wp:positionV relativeFrom="paragraph">
-              <wp:posOffset>13970</wp:posOffset>
-            </wp:positionV>
-            <wp:extent cx="2066925" cy="1616710"/>
-            <wp:effectExtent l="0" t="0" r="9525" b="2540"/>
-            <wp:wrapSquare wrapText="bothSides"/>
-            <wp:docPr id="46" name="Kép 46"/>
-            <wp:cNvGraphicFramePr>
-              <a:graphicFrameLocks xmlns:a="http://schemas.openxmlformats.org/drawingml/2006/main" noChangeAspect="1"/>
-            </wp:cNvGraphicFramePr>
-            <a:graphic xmlns:a="http://schemas.openxmlformats.org/drawingml/2006/main">
-              <a:graphicData uri="http://schemas.openxmlformats.org/drawingml/2006/picture">
-                <pic:pic xmlns:pic="http://schemas.openxmlformats.org/drawingml/2006/picture">
-                  <pic:nvPicPr>
-                    <pic:cNvPr id="1" name=""/>
-                    <pic:cNvPicPr/>
-                  </pic:nvPicPr>
-                  <pic:blipFill>
-                    <a:blip r:embed="rId29">
-                      <a:extLst>
-                        <a:ext uri="{28A0092B-C50C-407E-A947-70E740481C1C}">
-                          <a14:useLocalDpi xmlns:a14="http://schemas.microsoft.com/office/drawing/2010/main" val="0"/>
-                        </a:ext>
-                      </a:extLst>
-                    </a:blip>
-                    <a:stretch>
-                      <a:fillRect/>
-                    </a:stretch>
-                  </pic:blipFill>
-                  <pic:spPr>
-                    <a:xfrm>
-                      <a:off x="0" y="0"/>
-                      <a:ext cx="2066925" cy="1616710"/>
-                    </a:xfrm>
-                    <a:prstGeom prst="rect">
-                      <a:avLst/>
-                    </a:prstGeom>
-                  </pic:spPr>
-                </pic:pic>
-              </a:graphicData>
-            </a:graphic>
-          </wp:anchor>
-        </w:drawing>
-      </w:r>
-      <w:r>
-        <w:rPr>
-          <w:rFonts w:ascii="Times New Roman" w:hAnsi="Times New Roman" w:cs="Times New Roman"/>
-          <w:sz w:val="24"/>
-          <w:szCs w:val="24"/>
-        </w:rPr>
-        <w:t xml:space="preserve">A navigációs sávon, a felhasználó monogramját jelző ikonra kattintva megjelenik egy mező, amely a felhasználó köszöntésén kívül két gombot tartalmaz. Az alsó </w:t>
-      </w:r>
-      <w:r>
-        <w:rPr>
-          <w:rFonts w:ascii="Times New Roman" w:hAnsi="Times New Roman" w:cs="Times New Roman"/>
-          <w:sz w:val="24"/>
-          <w:szCs w:val="24"/>
-        </w:rPr>
-        <w:t xml:space="preserve">gomb </w:t>
-      </w:r>
-      <w:r>
-        <w:rPr>
-          <w:rFonts w:ascii="Times New Roman" w:hAnsi="Times New Roman" w:cs="Times New Roman"/>
-          <w:sz w:val="24"/>
-          <w:szCs w:val="24"/>
-        </w:rPr>
-        <w:t xml:space="preserve">a fiókból való kijelentkezést teszi lehetővé, </w:t>
-      </w:r>
-      <w:r>
-        <w:rPr>
-          <w:rFonts w:ascii="Times New Roman" w:hAnsi="Times New Roman" w:cs="Times New Roman"/>
-          <w:sz w:val="24"/>
-          <w:szCs w:val="24"/>
-        </w:rPr>
-        <w:t xml:space="preserve">a böngésző törli a felhasználó adatait és </w:t>
-      </w:r>
-      <w:r>
-        <w:rPr>
-          <w:rFonts w:ascii="Times New Roman" w:hAnsi="Times New Roman" w:cs="Times New Roman"/>
-          <w:sz w:val="24"/>
-          <w:szCs w:val="24"/>
-        </w:rPr>
-        <w:t xml:space="preserve">átirányít a bejelentkezési felületre. </w:t>
       </w:r>
     </w:p>
     <w:p>
@@ -7490,15 +5737,15 @@
         <mc:AlternateContent>
           <mc:Choice Requires="wps">
             <w:drawing>
-              <wp:anchor distT="0" distB="0" distL="114300" distR="114300" simplePos="0" relativeHeight="251708928" behindDoc="0" locked="0" layoutInCell="1" allowOverlap="1" wp14:anchorId="33FA4C5B" wp14:editId="2FB216DA">
+              <wp:anchor distT="0" distB="0" distL="114300" distR="114300" simplePos="0" relativeHeight="251708928" behindDoc="0" locked="0" layoutInCell="1" allowOverlap="1" wp14:anchorId="33FA4C5B" wp14:editId="3FE6ADF7">
                 <wp:simplePos x="0" y="0"/>
                 <wp:positionH relativeFrom="margin">
-                  <wp:posOffset>-209550</wp:posOffset>
+                  <wp:posOffset>205105</wp:posOffset>
                 </wp:positionH>
                 <wp:positionV relativeFrom="paragraph">
-                  <wp:posOffset>13335</wp:posOffset>
+                  <wp:posOffset>1626870</wp:posOffset>
                 </wp:positionV>
-                <wp:extent cx="2562225" cy="476250"/>
+                <wp:extent cx="2009775" cy="266700"/>
                 <wp:effectExtent l="0" t="0" r="9525" b="0"/>
                 <wp:wrapSquare wrapText="bothSides"/>
                 <wp:docPr id="1426074135" name="Szövegdoboz 1"/>
@@ -7510,7 +5757,7 @@
                       <wps:spPr>
                         <a:xfrm>
                           <a:off x="0" y="0"/>
-                          <a:ext cx="2562225" cy="476250"/>
+                          <a:ext cx="2009775" cy="266700"/>
                         </a:xfrm>
                         <a:prstGeom prst="rect">
                           <a:avLst/>
@@ -7564,7 +5811,7 @@
           </mc:Choice>
           <mc:Fallback>
             <w:pict>
-              <v:shape w14:anchorId="33FA4C5B" id="_x0000_s1037" type="#_x0000_t202" style="position:absolute;margin-left:-16.5pt;margin-top:1.05pt;width:201.75pt;height:37.5pt;z-index:251708928;visibility:visible;mso-wrap-style:square;mso-width-percent:0;mso-height-percent:0;mso-wrap-distance-left:9pt;mso-wrap-distance-top:0;mso-wrap-distance-right:9pt;mso-wrap-distance-bottom:0;mso-position-horizontal:absolute;mso-position-horizontal-relative:margin;mso-position-vertical:absolute;mso-position-vertical-relative:text;mso-width-percent:0;mso-height-percent:0;mso-width-relative:margin;mso-height-relative:margin;v-text-anchor:top" o:gfxdata="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" stroked="f">
+              <v:shape w14:anchorId="33FA4C5B" id="_x0000_s1037" type="#_x0000_t202" style="position:absolute;margin-left:16.15pt;margin-top:128.1pt;width:158.25pt;height:21pt;z-index:251708928;visibility:visible;mso-wrap-style:square;mso-width-percent:0;mso-height-percent:0;mso-wrap-distance-left:9pt;mso-wrap-distance-top:0;mso-wrap-distance-right:9pt;mso-wrap-distance-bottom:0;mso-position-horizontal:absolute;mso-position-horizontal-relative:margin;mso-position-vertical:absolute;mso-position-vertical-relative:text;mso-width-percent:0;mso-height-percent:0;mso-width-relative:margin;mso-height-relative:margin;v-text-anchor:top" o:gfxdata="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" stroked="f">
                 <v:textbox inset="0,0,0,0">
                   <w:txbxContent>
                     <w:p>
@@ -7593,6 +5840,123 @@
           </mc:Fallback>
         </mc:AlternateContent>
       </w:r>
+      <w:r>
+        <w:rPr>
+          <w:rFonts w:ascii="Times New Roman" w:hAnsi="Times New Roman" w:cs="Times New Roman"/>
+          <w:noProof/>
+          <w:sz w:val="24"/>
+          <w:szCs w:val="24"/>
+        </w:rPr>
+        <w:drawing>
+          <wp:anchor distT="0" distB="0" distL="114300" distR="114300" simplePos="0" relativeHeight="251817472" behindDoc="0" locked="0" layoutInCell="1" allowOverlap="1" wp14:anchorId="3537A5A8" wp14:editId="3FDCF2EC">
+            <wp:simplePos x="0" y="0"/>
+            <wp:positionH relativeFrom="margin">
+              <wp:align>left</wp:align>
+            </wp:positionH>
+            <wp:positionV relativeFrom="paragraph">
+              <wp:posOffset>13970</wp:posOffset>
+            </wp:positionV>
+            <wp:extent cx="2066925" cy="1616710"/>
+            <wp:effectExtent l="152400" t="152400" r="371475" b="364490"/>
+            <wp:wrapSquare wrapText="bothSides"/>
+            <wp:docPr id="46" name="Kép 46"/>
+            <wp:cNvGraphicFramePr>
+              <a:graphicFrameLocks xmlns:a="http://schemas.openxmlformats.org/drawingml/2006/main" noChangeAspect="1"/>
+            </wp:cNvGraphicFramePr>
+            <a:graphic xmlns:a="http://schemas.openxmlformats.org/drawingml/2006/main">
+              <a:graphicData uri="http://schemas.openxmlformats.org/drawingml/2006/picture">
+                <pic:pic xmlns:pic="http://schemas.openxmlformats.org/drawingml/2006/picture">
+                  <pic:nvPicPr>
+                    <pic:cNvPr id="1" name=""/>
+                    <pic:cNvPicPr/>
+                  </pic:nvPicPr>
+                  <pic:blipFill>
+                    <a:blip r:embed="rId29">
+                      <a:extLst>
+                        <a:ext uri="{28A0092B-C50C-407E-A947-70E740481C1C}">
+                          <a14:useLocalDpi xmlns:a14="http://schemas.microsoft.com/office/drawing/2010/main" val="0"/>
+                        </a:ext>
+                      </a:extLst>
+                    </a:blip>
+                    <a:stretch>
+                      <a:fillRect/>
+                    </a:stretch>
+                  </pic:blipFill>
+                  <pic:spPr>
+                    <a:xfrm>
+                      <a:off x="0" y="0"/>
+                      <a:ext cx="2066925" cy="1616710"/>
+                    </a:xfrm>
+                    <a:prstGeom prst="rect">
+                      <a:avLst/>
+                    </a:prstGeom>
+                    <a:ln>
+                      <a:noFill/>
+                    </a:ln>
+                    <a:effectLst>
+                      <a:outerShdw blurRad="292100" dist="139700" dir="2700000" algn="tl" rotWithShape="0">
+                        <a:srgbClr val="333333">
+                          <a:alpha val="65000"/>
+                        </a:srgbClr>
+                      </a:outerShdw>
+                    </a:effectLst>
+                  </pic:spPr>
+                </pic:pic>
+              </a:graphicData>
+            </a:graphic>
+          </wp:anchor>
+        </w:drawing>
+      </w:r>
+      <w:r>
+        <w:rPr>
+          <w:rFonts w:ascii="Times New Roman" w:hAnsi="Times New Roman" w:cs="Times New Roman"/>
+          <w:sz w:val="24"/>
+          <w:szCs w:val="24"/>
+        </w:rPr>
+        <w:t xml:space="preserve">A navigációs sávon, a felhasználó monogramját jelző ikonra kattintva megjelenik egy mező, amely a felhasználó köszöntésén kívül két gombot tartalmaz. Az alsó </w:t>
+      </w:r>
+      <w:r>
+        <w:rPr>
+          <w:rFonts w:ascii="Times New Roman" w:hAnsi="Times New Roman" w:cs="Times New Roman"/>
+          <w:sz w:val="24"/>
+          <w:szCs w:val="24"/>
+        </w:rPr>
+        <w:t xml:space="preserve">gomb </w:t>
+      </w:r>
+      <w:r>
+        <w:rPr>
+          <w:rFonts w:ascii="Times New Roman" w:hAnsi="Times New Roman" w:cs="Times New Roman"/>
+          <w:sz w:val="24"/>
+          <w:szCs w:val="24"/>
+        </w:rPr>
+        <w:t xml:space="preserve">a fiókból való kijelentkezést teszi lehetővé, </w:t>
+      </w:r>
+      <w:r>
+        <w:rPr>
+          <w:rFonts w:ascii="Times New Roman" w:hAnsi="Times New Roman" w:cs="Times New Roman"/>
+          <w:sz w:val="24"/>
+          <w:szCs w:val="24"/>
+        </w:rPr>
+        <w:t xml:space="preserve">a böngésző törli a felhasználó adatait és </w:t>
+      </w:r>
+      <w:r>
+        <w:rPr>
+          <w:rFonts w:ascii="Times New Roman" w:hAnsi="Times New Roman" w:cs="Times New Roman"/>
+          <w:sz w:val="24"/>
+          <w:szCs w:val="24"/>
+        </w:rPr>
+        <w:t xml:space="preserve">átirányít a bejelentkezési felületre. </w:t>
+      </w:r>
+    </w:p>
+    <w:p>
+      <w:pPr>
+        <w:spacing w:line="360" w:lineRule="auto"/>
+        <w:rPr>
+          <w:rFonts w:ascii="Times New Roman" w:hAnsi="Times New Roman" w:cs="Times New Roman"/>
+          <w:sz w:val="24"/>
+          <w:szCs w:val="24"/>
+        </w:rPr>
+      </w:pPr>
     </w:p>
     <w:p>
       <w:pPr>
@@ -7884,18 +6248,18 @@
           <w:szCs w:val="24"/>
         </w:rPr>
         <w:drawing>
-          <wp:anchor distT="0" distB="0" distL="114300" distR="114300" simplePos="0" relativeHeight="251819520" behindDoc="0" locked="0" layoutInCell="1" allowOverlap="1" wp14:anchorId="793EB15C" wp14:editId="33289647">
+          <wp:anchor distT="0" distB="0" distL="114300" distR="114300" simplePos="0" relativeHeight="251816448" behindDoc="0" locked="0" layoutInCell="1" allowOverlap="1" wp14:anchorId="68FAFC6A" wp14:editId="46EA0BD6">
             <wp:simplePos x="0" y="0"/>
-            <wp:positionH relativeFrom="page">
-              <wp:posOffset>5720080</wp:posOffset>
+            <wp:positionH relativeFrom="margin">
+              <wp:posOffset>1483995</wp:posOffset>
             </wp:positionH>
             <wp:positionV relativeFrom="paragraph">
-              <wp:posOffset>98425</wp:posOffset>
+              <wp:posOffset>240665</wp:posOffset>
             </wp:positionV>
-            <wp:extent cx="1511300" cy="1170305"/>
-            <wp:effectExtent l="0" t="0" r="0" b="0"/>
+            <wp:extent cx="1670050" cy="981075"/>
+            <wp:effectExtent l="152400" t="152400" r="368300" b="371475"/>
             <wp:wrapSquare wrapText="bothSides"/>
-            <wp:docPr id="53" name="Kép 53"/>
+            <wp:docPr id="51" name="Kép 51"/>
             <wp:cNvGraphicFramePr>
               <a:graphicFrameLocks xmlns:a="http://schemas.openxmlformats.org/drawingml/2006/main" noChangeAspect="1"/>
             </wp:cNvGraphicFramePr>
@@ -7921,11 +6285,21 @@
                   <pic:spPr>
                     <a:xfrm>
                       <a:off x="0" y="0"/>
-                      <a:ext cx="1511300" cy="1170305"/>
+                      <a:ext cx="1670050" cy="981075"/>
                     </a:xfrm>
                     <a:prstGeom prst="rect">
                       <a:avLst/>
                     </a:prstGeom>
+                    <a:ln>
+                      <a:noFill/>
+                    </a:ln>
+                    <a:effectLst>
+                      <a:outerShdw blurRad="292100" dist="139700" dir="2700000" algn="tl" rotWithShape="0">
+                        <a:srgbClr val="333333">
+                          <a:alpha val="65000"/>
+                        </a:srgbClr>
+                      </a:outerShdw>
+                    </a:effectLst>
                   </pic:spPr>
                 </pic:pic>
               </a:graphicData>
@@ -7947,16 +6321,16 @@
           <w:szCs w:val="24"/>
         </w:rPr>
         <w:drawing>
-          <wp:anchor distT="0" distB="0" distL="114300" distR="114300" simplePos="0" relativeHeight="251818496" behindDoc="0" locked="0" layoutInCell="1" allowOverlap="1" wp14:anchorId="1AFEA4E0" wp14:editId="36EFC416">
+          <wp:anchor distT="0" distB="0" distL="114300" distR="114300" simplePos="0" relativeHeight="251818496" behindDoc="0" locked="0" layoutInCell="1" allowOverlap="1" wp14:anchorId="1AFEA4E0" wp14:editId="5B7D0396">
             <wp:simplePos x="0" y="0"/>
             <wp:positionH relativeFrom="column">
-              <wp:posOffset>3148330</wp:posOffset>
+              <wp:posOffset>3224530</wp:posOffset>
             </wp:positionH>
             <wp:positionV relativeFrom="paragraph">
               <wp:posOffset>229870</wp:posOffset>
             </wp:positionV>
             <wp:extent cx="1631950" cy="971550"/>
-            <wp:effectExtent l="0" t="0" r="6350" b="0"/>
+            <wp:effectExtent l="152400" t="152400" r="368300" b="361950"/>
             <wp:wrapSquare wrapText="bothSides"/>
             <wp:docPr id="52" name="Kép 52"/>
             <wp:cNvGraphicFramePr>
@@ -7989,6 +6363,16 @@
                     <a:prstGeom prst="rect">
                       <a:avLst/>
                     </a:prstGeom>
+                    <a:ln>
+                      <a:noFill/>
+                    </a:ln>
+                    <a:effectLst>
+                      <a:outerShdw blurRad="292100" dist="139700" dir="2700000" algn="tl" rotWithShape="0">
+                        <a:srgbClr val="333333">
+                          <a:alpha val="65000"/>
+                        </a:srgbClr>
+                      </a:outerShdw>
+                    </a:effectLst>
                   </pic:spPr>
                 </pic:pic>
               </a:graphicData>
@@ -8010,7 +6394,80 @@
           <w:szCs w:val="24"/>
         </w:rPr>
         <w:drawing>
-          <wp:anchor distT="0" distB="0" distL="114300" distR="114300" simplePos="0" relativeHeight="251815424" behindDoc="0" locked="0" layoutInCell="1" allowOverlap="1" wp14:anchorId="69A848F2" wp14:editId="20D4CC56">
+          <wp:anchor distT="0" distB="0" distL="114300" distR="114300" simplePos="0" relativeHeight="251819520" behindDoc="0" locked="0" layoutInCell="1" allowOverlap="1" wp14:anchorId="793EB15C" wp14:editId="30780496">
+            <wp:simplePos x="0" y="0"/>
+            <wp:positionH relativeFrom="page">
+              <wp:posOffset>5848350</wp:posOffset>
+            </wp:positionH>
+            <wp:positionV relativeFrom="paragraph">
+              <wp:posOffset>231775</wp:posOffset>
+            </wp:positionV>
+            <wp:extent cx="1244600" cy="962660"/>
+            <wp:effectExtent l="152400" t="152400" r="355600" b="370840"/>
+            <wp:wrapSquare wrapText="bothSides"/>
+            <wp:docPr id="53" name="Kép 53"/>
+            <wp:cNvGraphicFramePr>
+              <a:graphicFrameLocks xmlns:a="http://schemas.openxmlformats.org/drawingml/2006/main" noChangeAspect="1"/>
+            </wp:cNvGraphicFramePr>
+            <a:graphic xmlns:a="http://schemas.openxmlformats.org/drawingml/2006/main">
+              <a:graphicData uri="http://schemas.openxmlformats.org/drawingml/2006/picture">
+                <pic:pic xmlns:pic="http://schemas.openxmlformats.org/drawingml/2006/picture">
+                  <pic:nvPicPr>
+                    <pic:cNvPr id="1" name=""/>
+                    <pic:cNvPicPr/>
+                  </pic:nvPicPr>
+                  <pic:blipFill>
+                    <a:blip r:embed="rId33" cstate="print">
+                      <a:extLst>
+                        <a:ext uri="{28A0092B-C50C-407E-A947-70E740481C1C}">
+                          <a14:useLocalDpi xmlns:a14="http://schemas.microsoft.com/office/drawing/2010/main" val="0"/>
+                        </a:ext>
+                      </a:extLst>
+                    </a:blip>
+                    <a:stretch>
+                      <a:fillRect/>
+                    </a:stretch>
+                  </pic:blipFill>
+                  <pic:spPr>
+                    <a:xfrm>
+                      <a:off x="0" y="0"/>
+                      <a:ext cx="1244600" cy="962660"/>
+                    </a:xfrm>
+                    <a:prstGeom prst="rect">
+                      <a:avLst/>
+                    </a:prstGeom>
+                    <a:ln>
+                      <a:noFill/>
+                    </a:ln>
+                    <a:effectLst>
+                      <a:outerShdw blurRad="292100" dist="139700" dir="2700000" algn="tl" rotWithShape="0">
+                        <a:srgbClr val="333333">
+                          <a:alpha val="65000"/>
+                        </a:srgbClr>
+                      </a:outerShdw>
+                    </a:effectLst>
+                  </pic:spPr>
+                </pic:pic>
+              </a:graphicData>
+            </a:graphic>
+            <wp14:sizeRelH relativeFrom="margin">
+              <wp14:pctWidth>0</wp14:pctWidth>
+            </wp14:sizeRelH>
+            <wp14:sizeRelV relativeFrom="margin">
+              <wp14:pctHeight>0</wp14:pctHeight>
+            </wp14:sizeRelV>
+          </wp:anchor>
+        </w:drawing>
+      </w:r>
+      <w:r>
+        <w:rPr>
+          <w:rFonts w:ascii="Times New Roman" w:hAnsi="Times New Roman" w:cs="Times New Roman"/>
+          <w:noProof/>
+          <w:sz w:val="24"/>
+          <w:szCs w:val="24"/>
+        </w:rPr>
+        <w:drawing>
+          <wp:anchor distT="0" distB="0" distL="114300" distR="114300" simplePos="0" relativeHeight="251815424" behindDoc="0" locked="0" layoutInCell="1" allowOverlap="1" wp14:anchorId="69A848F2" wp14:editId="46A16150">
             <wp:simplePos x="0" y="0"/>
             <wp:positionH relativeFrom="margin">
               <wp:posOffset>-276225</wp:posOffset>
@@ -8019,7 +6476,7 @@
               <wp:posOffset>239395</wp:posOffset>
             </wp:positionV>
             <wp:extent cx="1668780" cy="981710"/>
-            <wp:effectExtent l="0" t="0" r="7620" b="8890"/>
+            <wp:effectExtent l="152400" t="152400" r="369570" b="370840"/>
             <wp:wrapSquare wrapText="bothSides"/>
             <wp:docPr id="50" name="Kép 50"/>
             <wp:cNvGraphicFramePr>
@@ -8035,7 +6492,7 @@
                     </pic:cNvPicPr>
                   </pic:nvPicPr>
                   <pic:blipFill>
-                    <a:blip r:embed="rId33" cstate="print">
+                    <a:blip r:embed="rId34" cstate="print">
                       <a:extLst>
                         <a:ext uri="{28A0092B-C50C-407E-A947-70E740481C1C}">
                           <a14:useLocalDpi xmlns:a14="http://schemas.microsoft.com/office/drawing/2010/main" val="0"/>
@@ -8055,70 +6512,16 @@
                     <a:prstGeom prst="rect">
                       <a:avLst/>
                     </a:prstGeom>
-                    <a:noFill/>
-                  </pic:spPr>
-                </pic:pic>
-              </a:graphicData>
-            </a:graphic>
-            <wp14:sizeRelH relativeFrom="margin">
-              <wp14:pctWidth>0</wp14:pctWidth>
-            </wp14:sizeRelH>
-            <wp14:sizeRelV relativeFrom="margin">
-              <wp14:pctHeight>0</wp14:pctHeight>
-            </wp14:sizeRelV>
-          </wp:anchor>
-        </w:drawing>
-      </w:r>
-      <w:r>
-        <w:rPr>
-          <w:rFonts w:ascii="Times New Roman" w:hAnsi="Times New Roman" w:cs="Times New Roman"/>
-          <w:noProof/>
-          <w:sz w:val="24"/>
-          <w:szCs w:val="24"/>
-        </w:rPr>
-        <w:drawing>
-          <wp:anchor distT="0" distB="0" distL="114300" distR="114300" simplePos="0" relativeHeight="251816448" behindDoc="0" locked="0" layoutInCell="1" allowOverlap="1" wp14:anchorId="68FAFC6A" wp14:editId="0402C7D9">
-            <wp:simplePos x="0" y="0"/>
-            <wp:positionH relativeFrom="margin">
-              <wp:posOffset>1426845</wp:posOffset>
-            </wp:positionH>
-            <wp:positionV relativeFrom="paragraph">
-              <wp:posOffset>230505</wp:posOffset>
-            </wp:positionV>
-            <wp:extent cx="1670050" cy="981075"/>
-            <wp:effectExtent l="0" t="0" r="6350" b="9525"/>
-            <wp:wrapSquare wrapText="bothSides"/>
-            <wp:docPr id="51" name="Kép 51"/>
-            <wp:cNvGraphicFramePr>
-              <a:graphicFrameLocks xmlns:a="http://schemas.openxmlformats.org/drawingml/2006/main" noChangeAspect="1"/>
-            </wp:cNvGraphicFramePr>
-            <a:graphic xmlns:a="http://schemas.openxmlformats.org/drawingml/2006/main">
-              <a:graphicData uri="http://schemas.openxmlformats.org/drawingml/2006/picture">
-                <pic:pic xmlns:pic="http://schemas.openxmlformats.org/drawingml/2006/picture">
-                  <pic:nvPicPr>
-                    <pic:cNvPr id="1" name=""/>
-                    <pic:cNvPicPr/>
-                  </pic:nvPicPr>
-                  <pic:blipFill>
-                    <a:blip r:embed="rId34" cstate="print">
-                      <a:extLst>
-                        <a:ext uri="{28A0092B-C50C-407E-A947-70E740481C1C}">
-                          <a14:useLocalDpi xmlns:a14="http://schemas.microsoft.com/office/drawing/2010/main" val="0"/>
-                        </a:ext>
-                      </a:extLst>
-                    </a:blip>
-                    <a:stretch>
-                      <a:fillRect/>
-                    </a:stretch>
-                  </pic:blipFill>
-                  <pic:spPr>
-                    <a:xfrm>
-                      <a:off x="0" y="0"/>
-                      <a:ext cx="1670050" cy="981075"/>
-                    </a:xfrm>
-                    <a:prstGeom prst="rect">
-                      <a:avLst/>
-                    </a:prstGeom>
+                    <a:ln>
+                      <a:noFill/>
+                    </a:ln>
+                    <a:effectLst>
+                      <a:outerShdw blurRad="292100" dist="139700" dir="2700000" algn="tl" rotWithShape="0">
+                        <a:srgbClr val="333333">
+                          <a:alpha val="65000"/>
+                        </a:srgbClr>
+                      </a:outerShdw>
+                    </a:effectLst>
                   </pic:spPr>
                 </pic:pic>
               </a:graphicData>
@@ -8668,26 +7071,32 @@
         <w:spacing w:line="360" w:lineRule="auto"/>
         <w:rPr>
           <w:rFonts w:ascii="Times New Roman" w:hAnsi="Times New Roman" w:cs="Times New Roman"/>
+          <w:b/>
+          <w:bCs/>
           <w:color w:val="4472C4" w:themeColor="accent1"/>
-          <w:sz w:val="36"/>
-          <w:szCs w:val="36"/>
-        </w:rPr>
-      </w:pPr>
-      <w:r>
-        <w:rPr>
-          <w:rFonts w:ascii="Times New Roman" w:hAnsi="Times New Roman" w:cs="Times New Roman"/>
+          <w:sz w:val="32"/>
+          <w:szCs w:val="32"/>
+        </w:rPr>
+      </w:pPr>
+      <w:r>
+        <w:rPr>
+          <w:rFonts w:ascii="Times New Roman" w:hAnsi="Times New Roman" w:cs="Times New Roman"/>
+          <w:b/>
+          <w:bCs/>
           <w:color w:val="4472C4" w:themeColor="accent1"/>
-          <w:sz w:val="36"/>
-          <w:szCs w:val="36"/>
+          <w:sz w:val="32"/>
+          <w:szCs w:val="32"/>
         </w:rPr>
         <w:t>8</w:t>
       </w:r>
       <w:r>
         <w:rPr>
           <w:rFonts w:ascii="Times New Roman" w:hAnsi="Times New Roman" w:cs="Times New Roman"/>
+          <w:b/>
+          <w:bCs/>
           <w:color w:val="4472C4" w:themeColor="accent1"/>
-          <w:sz w:val="36"/>
-          <w:szCs w:val="36"/>
+          <w:sz w:val="32"/>
+          <w:szCs w:val="32"/>
         </w:rPr>
         <w:t xml:space="preserve">. </w:t>
       </w:r>
@@ -8695,9 +7104,11 @@
       <w:r>
         <w:rPr>
           <w:rFonts w:ascii="Times New Roman" w:hAnsi="Times New Roman" w:cs="Times New Roman"/>
+          <w:b/>
+          <w:bCs/>
           <w:color w:val="4472C4" w:themeColor="accent1"/>
-          <w:sz w:val="36"/>
-          <w:szCs w:val="36"/>
+          <w:sz w:val="32"/>
+          <w:szCs w:val="32"/>
         </w:rPr>
         <w:t>Dashboard</w:t>
       </w:r>
@@ -8705,9 +7116,11 @@
       <w:r>
         <w:rPr>
           <w:rFonts w:ascii="Times New Roman" w:hAnsi="Times New Roman" w:cs="Times New Roman"/>
+          <w:b/>
+          <w:bCs/>
           <w:color w:val="4472C4" w:themeColor="accent1"/>
-          <w:sz w:val="36"/>
-          <w:szCs w:val="36"/>
+          <w:sz w:val="32"/>
+          <w:szCs w:val="32"/>
         </w:rPr>
         <w:t xml:space="preserve"> menü</w:t>
       </w:r>
@@ -8728,7 +7141,7 @@
           <w:szCs w:val="24"/>
         </w:rPr>
         <w:drawing>
-          <wp:anchor distT="0" distB="0" distL="114300" distR="114300" simplePos="0" relativeHeight="251743744" behindDoc="0" locked="0" layoutInCell="1" allowOverlap="1" wp14:anchorId="61B20E2C" wp14:editId="31B22F12">
+          <wp:anchor distT="0" distB="0" distL="114300" distR="114300" simplePos="0" relativeHeight="251743744" behindDoc="0" locked="0" layoutInCell="1" allowOverlap="1" wp14:anchorId="61B20E2C" wp14:editId="6990B89F">
             <wp:simplePos x="0" y="0"/>
             <wp:positionH relativeFrom="column">
               <wp:posOffset>-635</wp:posOffset>
@@ -9038,18 +7451,18 @@
         <mc:AlternateContent>
           <mc:Choice Requires="wps">
             <w:drawing>
-              <wp:anchor distT="0" distB="0" distL="114300" distR="114300" simplePos="0" relativeHeight="251742720" behindDoc="0" locked="0" layoutInCell="1" allowOverlap="1" wp14:anchorId="0CB362D0" wp14:editId="1B95D3E8">
+              <wp:anchor distT="0" distB="0" distL="114300" distR="114300" simplePos="0" relativeHeight="251832832" behindDoc="0" locked="0" layoutInCell="1" allowOverlap="1" wp14:anchorId="4AED4894" wp14:editId="5A2D363B">
                 <wp:simplePos x="0" y="0"/>
-                <wp:positionH relativeFrom="column">
-                  <wp:posOffset>94819</wp:posOffset>
+                <wp:positionH relativeFrom="margin">
+                  <wp:align>left</wp:align>
                 </wp:positionH>
                 <wp:positionV relativeFrom="paragraph">
-                  <wp:posOffset>2566314</wp:posOffset>
+                  <wp:posOffset>2560320</wp:posOffset>
                 </wp:positionV>
-                <wp:extent cx="2033270" cy="635"/>
-                <wp:effectExtent l="0" t="0" r="5080" b="0"/>
+                <wp:extent cx="2235200" cy="302260"/>
+                <wp:effectExtent l="0" t="0" r="0" b="2540"/>
                 <wp:wrapSquare wrapText="bothSides"/>
-                <wp:docPr id="384290670" name="Szövegdoboz 1"/>
+                <wp:docPr id="11" name="Szövegdoboz 11"/>
                 <wp:cNvGraphicFramePr/>
                 <a:graphic xmlns:a="http://schemas.openxmlformats.org/drawingml/2006/main">
                   <a:graphicData uri="http://schemas.microsoft.com/office/word/2010/wordprocessingShape">
@@ -9058,7 +7471,7 @@
                       <wps:spPr>
                         <a:xfrm>
                           <a:off x="0" y="0"/>
-                          <a:ext cx="2033270" cy="635"/>
+                          <a:ext cx="2235200" cy="302260"/>
                         </a:xfrm>
                         <a:prstGeom prst="rect">
                           <a:avLst/>
@@ -9077,24 +7490,26 @@
                               <w:pStyle w:val="Kpalrs"/>
                               <w:rPr>
                                 <w:rFonts w:ascii="Times New Roman" w:hAnsi="Times New Roman" w:cs="Times New Roman"/>
+                                <w:noProof/>
                               </w:rPr>
                             </w:pPr>
                             <w:r>
                               <w:rPr>
                                 <w:rFonts w:ascii="Times New Roman" w:hAnsi="Times New Roman" w:cs="Times New Roman"/>
+                                <w:noProof/>
                               </w:rPr>
                               <w:t>17</w:t>
                             </w:r>
                             <w:r>
-                              <w:t xml:space="preserve">. ábra: Adminisztrátori felület </w:t>
+                              <w:t xml:space="preserve">. ábra: </w:t>
                             </w:r>
                             <w:proofErr w:type="spellStart"/>
                             <w:r>
-                              <w:t>sidebar</w:t>
+                              <w:t>Dashboard</w:t>
                             </w:r>
                             <w:proofErr w:type="spellEnd"/>
                             <w:r>
-                              <w:t>-ja</w:t>
+                              <w:t xml:space="preserve"> oldal menü</w:t>
                             </w:r>
                           </w:p>
                         </w:txbxContent>
@@ -9108,15 +7523,12 @@
                     </wps:wsp>
                   </a:graphicData>
                 </a:graphic>
-                <wp14:sizeRelH relativeFrom="margin">
-                  <wp14:pctWidth>0</wp14:pctWidth>
-                </wp14:sizeRelH>
               </wp:anchor>
             </w:drawing>
           </mc:Choice>
           <mc:Fallback>
             <w:pict>
-              <v:shape w14:anchorId="0CB362D0" id="_x0000_s1043" type="#_x0000_t202" style="position:absolute;margin-left:7.45pt;margin-top:202.05pt;width:160.1pt;height:.05pt;z-index:251742720;visibility:visible;mso-wrap-style:square;mso-width-percent:0;mso-wrap-distance-left:9pt;mso-wrap-distance-top:0;mso-wrap-distance-right:9pt;mso-wrap-distance-bottom:0;mso-position-horizontal:absolute;mso-position-horizontal-relative:text;mso-position-vertical:absolute;mso-position-vertical-relative:text;mso-width-percent:0;mso-width-relative:margin;v-text-anchor:top" o:gfxdata="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" stroked="f">
+              <v:shape w14:anchorId="4AED4894" id="Szövegdoboz 11" o:spid="_x0000_s1043" type="#_x0000_t202" style="position:absolute;margin-left:0;margin-top:201.6pt;width:176pt;height:23.8pt;z-index:251832832;visibility:visible;mso-wrap-style:square;mso-wrap-distance-left:9pt;mso-wrap-distance-top:0;mso-wrap-distance-right:9pt;mso-wrap-distance-bottom:0;mso-position-horizontal:left;mso-position-horizontal-relative:margin;mso-position-vertical:absolute;mso-position-vertical-relative:text;v-text-anchor:top" o:gfxdata="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" stroked="f">
                 <v:textbox style="mso-fit-shape-to-text:t" inset="0,0,0,0">
                   <w:txbxContent>
                     <w:p>
@@ -9124,29 +7536,31 @@
                         <w:pStyle w:val="Kpalrs"/>
                         <w:rPr>
                           <w:rFonts w:ascii="Times New Roman" w:hAnsi="Times New Roman" w:cs="Times New Roman"/>
+                          <w:noProof/>
                         </w:rPr>
                       </w:pPr>
                       <w:r>
                         <w:rPr>
                           <w:rFonts w:ascii="Times New Roman" w:hAnsi="Times New Roman" w:cs="Times New Roman"/>
+                          <w:noProof/>
                         </w:rPr>
                         <w:t>17</w:t>
                       </w:r>
                       <w:r>
-                        <w:t xml:space="preserve">. ábra: Adminisztrátori felület </w:t>
+                        <w:t xml:space="preserve">. ábra: </w:t>
                       </w:r>
                       <w:proofErr w:type="spellStart"/>
                       <w:r>
-                        <w:t>sidebar</w:t>
+                        <w:t>Dashboard</w:t>
                       </w:r>
                       <w:proofErr w:type="spellEnd"/>
                       <w:r>
-                        <w:t>-ja</w:t>
+                        <w:t xml:space="preserve"> oldal menü</w:t>
                       </w:r>
                     </w:p>
                   </w:txbxContent>
                 </v:textbox>
-                <w10:wrap type="square"/>
+                <w10:wrap type="square" anchorx="margin"/>
               </v:shape>
             </w:pict>
           </mc:Fallback>
@@ -9166,17 +7580,21 @@
         <w:spacing w:line="360" w:lineRule="auto"/>
         <w:rPr>
           <w:rFonts w:ascii="Times New Roman" w:hAnsi="Times New Roman" w:cs="Times New Roman"/>
+          <w:b/>
+          <w:bCs/>
           <w:color w:val="4472C4" w:themeColor="accent1"/>
-          <w:sz w:val="36"/>
-          <w:szCs w:val="36"/>
-        </w:rPr>
-      </w:pPr>
-      <w:r>
-        <w:rPr>
-          <w:rFonts w:ascii="Times New Roman" w:hAnsi="Times New Roman" w:cs="Times New Roman"/>
+          <w:sz w:val="32"/>
+          <w:szCs w:val="32"/>
+        </w:rPr>
+      </w:pPr>
+      <w:r>
+        <w:rPr>
+          <w:rFonts w:ascii="Times New Roman" w:hAnsi="Times New Roman" w:cs="Times New Roman"/>
+          <w:b/>
+          <w:bCs/>
           <w:color w:val="4472C4" w:themeColor="accent1"/>
-          <w:sz w:val="36"/>
-          <w:szCs w:val="36"/>
+          <w:sz w:val="32"/>
+          <w:szCs w:val="32"/>
         </w:rPr>
         <w:lastRenderedPageBreak/>
         <w:t>9.</w:t>
@@ -9184,9 +7602,11 @@
       <w:r>
         <w:rPr>
           <w:rFonts w:ascii="Times New Roman" w:hAnsi="Times New Roman" w:cs="Times New Roman"/>
+          <w:b/>
+          <w:bCs/>
           <w:color w:val="4472C4" w:themeColor="accent1"/>
-          <w:sz w:val="36"/>
-          <w:szCs w:val="36"/>
+          <w:sz w:val="32"/>
+          <w:szCs w:val="32"/>
         </w:rPr>
         <w:t xml:space="preserve"> Statisztikák</w:t>
       </w:r>
@@ -9199,110 +7619,6 @@
           <w:sz w:val="24"/>
           <w:szCs w:val="24"/>
         </w:rPr>
-      </w:pPr>
-      <w:r>
-        <w:rPr>
-          <w:rFonts w:ascii="Times New Roman" w:hAnsi="Times New Roman" w:cs="Times New Roman"/>
-          <w:sz w:val="24"/>
-          <w:szCs w:val="24"/>
-        </w:rPr>
-        <w:t xml:space="preserve">A legelső oldalra érkezve rendelési statisztikák tárulnak az adminisztrátor és a büfés elé, egy fejlécben lehetősége van megtekinteni az eddigi </w:t>
-      </w:r>
-      <w:r>
-        <w:rPr>
-          <w:rFonts w:ascii="Times New Roman" w:hAnsi="Times New Roman" w:cs="Times New Roman"/>
-          <w:b/>
-          <w:bCs/>
-          <w:sz w:val="24"/>
-          <w:szCs w:val="24"/>
-        </w:rPr>
-        <w:t>„Összes rendelés”</w:t>
-      </w:r>
-      <w:r>
-        <w:rPr>
-          <w:rFonts w:ascii="Times New Roman" w:hAnsi="Times New Roman" w:cs="Times New Roman"/>
-          <w:sz w:val="24"/>
-          <w:szCs w:val="24"/>
-        </w:rPr>
-        <w:t xml:space="preserve">-t, </w:t>
-      </w:r>
-      <w:r>
-        <w:rPr>
-          <w:rFonts w:ascii="Times New Roman" w:hAnsi="Times New Roman" w:cs="Times New Roman"/>
-          <w:b/>
-          <w:bCs/>
-          <w:sz w:val="24"/>
-          <w:szCs w:val="24"/>
-        </w:rPr>
-        <w:t>„Összes bevétel”</w:t>
-      </w:r>
-      <w:r>
-        <w:rPr>
-          <w:rFonts w:ascii="Times New Roman" w:hAnsi="Times New Roman" w:cs="Times New Roman"/>
-          <w:sz w:val="24"/>
-          <w:szCs w:val="24"/>
-        </w:rPr>
-        <w:t>-t,</w:t>
-      </w:r>
-      <w:r>
-        <w:rPr>
-          <w:rFonts w:ascii="Times New Roman" w:hAnsi="Times New Roman" w:cs="Times New Roman"/>
-          <w:b/>
-          <w:bCs/>
-          <w:sz w:val="24"/>
-          <w:szCs w:val="24"/>
-        </w:rPr>
-        <w:t xml:space="preserve"> „Átlagos rendelés”</w:t>
-      </w:r>
-      <w:r>
-        <w:rPr>
-          <w:rFonts w:ascii="Times New Roman" w:hAnsi="Times New Roman" w:cs="Times New Roman"/>
-          <w:sz w:val="24"/>
-          <w:szCs w:val="24"/>
-        </w:rPr>
-        <w:t xml:space="preserve"> összegét és a </w:t>
-      </w:r>
-      <w:r>
-        <w:rPr>
-          <w:rFonts w:ascii="Times New Roman" w:hAnsi="Times New Roman" w:cs="Times New Roman"/>
-          <w:b/>
-          <w:bCs/>
-          <w:sz w:val="24"/>
-          <w:szCs w:val="24"/>
-        </w:rPr>
-        <w:t>„Top termék”</w:t>
-      </w:r>
-      <w:r>
-        <w:rPr>
-          <w:rFonts w:ascii="Times New Roman" w:hAnsi="Times New Roman" w:cs="Times New Roman"/>
-          <w:sz w:val="24"/>
-          <w:szCs w:val="24"/>
-        </w:rPr>
-        <w:t>-</w:t>
-      </w:r>
-      <w:proofErr w:type="spellStart"/>
-      <w:r>
-        <w:rPr>
-          <w:rFonts w:ascii="Times New Roman" w:hAnsi="Times New Roman" w:cs="Times New Roman"/>
-          <w:sz w:val="24"/>
-          <w:szCs w:val="24"/>
-        </w:rPr>
-        <w:t>et</w:t>
-      </w:r>
-      <w:proofErr w:type="spellEnd"/>
-      <w:r>
-        <w:rPr>
-          <w:rFonts w:ascii="Times New Roman" w:hAnsi="Times New Roman" w:cs="Times New Roman"/>
-          <w:sz w:val="24"/>
-          <w:szCs w:val="24"/>
-        </w:rPr>
-        <w:t xml:space="preserve"> azaz a legtöbbet rendelt terméket.</w:t>
-      </w:r>
-    </w:p>
-    <w:p>
-      <w:pPr>
-        <w:keepNext/>
-        <w:spacing w:line="360" w:lineRule="auto"/>
       </w:pPr>
       <w:r>
         <w:rPr>
@@ -9311,13 +7627,13 @@
         <mc:AlternateContent>
           <mc:Choice Requires="wps">
             <w:drawing>
-              <wp:anchor distT="0" distB="0" distL="114300" distR="114300" simplePos="0" relativeHeight="251749888" behindDoc="0" locked="0" layoutInCell="1" allowOverlap="1" wp14:anchorId="065E8A99" wp14:editId="3ADDD430">
+              <wp:anchor distT="0" distB="0" distL="114300" distR="114300" simplePos="0" relativeHeight="251749888" behindDoc="0" locked="0" layoutInCell="1" allowOverlap="1" wp14:anchorId="065E8A99" wp14:editId="1A86F5C0">
                 <wp:simplePos x="0" y="0"/>
-                <wp:positionH relativeFrom="column">
-                  <wp:posOffset>0</wp:posOffset>
+                <wp:positionH relativeFrom="margin">
+                  <wp:align>right</wp:align>
                 </wp:positionH>
                 <wp:positionV relativeFrom="paragraph">
-                  <wp:posOffset>877570</wp:posOffset>
+                  <wp:posOffset>1691640</wp:posOffset>
                 </wp:positionV>
                 <wp:extent cx="5760720" cy="635"/>
                 <wp:effectExtent l="0" t="0" r="0" b="0"/>
@@ -9370,7 +7686,7 @@
           </mc:Choice>
           <mc:Fallback>
             <w:pict>
-              <v:shape w14:anchorId="065E8A99" id="_x0000_s1044" type="#_x0000_t202" style="position:absolute;margin-left:0;margin-top:69.1pt;width:453.6pt;height:.05pt;z-index:251749888;visibility:visible;mso-wrap-style:square;mso-wrap-distance-left:9pt;mso-wrap-distance-top:0;mso-wrap-distance-right:9pt;mso-wrap-distance-bottom:0;mso-position-horizontal:absolute;mso-position-horizontal-relative:text;mso-position-vertical:absolute;mso-position-vertical-relative:text;v-text-anchor:top" o:gfxdata="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" stroked="f">
+              <v:shape w14:anchorId="065E8A99" id="_x0000_s1044" type="#_x0000_t202" style="position:absolute;margin-left:402.4pt;margin-top:133.2pt;width:453.6pt;height:.05pt;z-index:251749888;visibility:visible;mso-wrap-style:square;mso-wrap-distance-left:9pt;mso-wrap-distance-top:0;mso-wrap-distance-right:9pt;mso-wrap-distance-bottom:0;mso-position-horizontal:right;mso-position-horizontal-relative:margin;mso-position-vertical:absolute;mso-position-vertical-relative:text;v-text-anchor:top" o:gfxdata="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" stroked="f">
                 <v:textbox style="mso-fit-shape-to-text:t" inset="0,0,0,0">
                   <w:txbxContent>
                     <w:p>
@@ -9384,12 +7700,116 @@
                     </w:p>
                   </w:txbxContent>
                 </v:textbox>
-                <w10:wrap type="square"/>
+                <w10:wrap type="square" anchorx="margin"/>
               </v:shape>
             </w:pict>
           </mc:Fallback>
         </mc:AlternateContent>
       </w:r>
+      <w:r>
+        <w:rPr>
+          <w:rFonts w:ascii="Times New Roman" w:hAnsi="Times New Roman" w:cs="Times New Roman"/>
+          <w:sz w:val="24"/>
+          <w:szCs w:val="24"/>
+        </w:rPr>
+        <w:t xml:space="preserve">A legelső oldalra érkezve rendelési statisztikák tárulnak az adminisztrátor és a büfés elé, egy fejlécben lehetősége van megtekinteni az eddigi </w:t>
+      </w:r>
+      <w:r>
+        <w:rPr>
+          <w:rFonts w:ascii="Times New Roman" w:hAnsi="Times New Roman" w:cs="Times New Roman"/>
+          <w:b/>
+          <w:bCs/>
+          <w:sz w:val="24"/>
+          <w:szCs w:val="24"/>
+        </w:rPr>
+        <w:t>„Összes rendelés”</w:t>
+      </w:r>
+      <w:r>
+        <w:rPr>
+          <w:rFonts w:ascii="Times New Roman" w:hAnsi="Times New Roman" w:cs="Times New Roman"/>
+          <w:sz w:val="24"/>
+          <w:szCs w:val="24"/>
+        </w:rPr>
+        <w:t xml:space="preserve">-t, </w:t>
+      </w:r>
+      <w:r>
+        <w:rPr>
+          <w:rFonts w:ascii="Times New Roman" w:hAnsi="Times New Roman" w:cs="Times New Roman"/>
+          <w:b/>
+          <w:bCs/>
+          <w:sz w:val="24"/>
+          <w:szCs w:val="24"/>
+        </w:rPr>
+        <w:t>„Összes bevétel”</w:t>
+      </w:r>
+      <w:r>
+        <w:rPr>
+          <w:rFonts w:ascii="Times New Roman" w:hAnsi="Times New Roman" w:cs="Times New Roman"/>
+          <w:sz w:val="24"/>
+          <w:szCs w:val="24"/>
+        </w:rPr>
+        <w:t>-t,</w:t>
+      </w:r>
+      <w:r>
+        <w:rPr>
+          <w:rFonts w:ascii="Times New Roman" w:hAnsi="Times New Roman" w:cs="Times New Roman"/>
+          <w:b/>
+          <w:bCs/>
+          <w:sz w:val="24"/>
+          <w:szCs w:val="24"/>
+        </w:rPr>
+        <w:t xml:space="preserve"> „Átlagos rendelés”</w:t>
+      </w:r>
+      <w:r>
+        <w:rPr>
+          <w:rFonts w:ascii="Times New Roman" w:hAnsi="Times New Roman" w:cs="Times New Roman"/>
+          <w:sz w:val="24"/>
+          <w:szCs w:val="24"/>
+        </w:rPr>
+        <w:t xml:space="preserve"> összegét és a </w:t>
+      </w:r>
+      <w:r>
+        <w:rPr>
+          <w:rFonts w:ascii="Times New Roman" w:hAnsi="Times New Roman" w:cs="Times New Roman"/>
+          <w:b/>
+          <w:bCs/>
+          <w:sz w:val="24"/>
+          <w:szCs w:val="24"/>
+        </w:rPr>
+        <w:t>„Top termék”</w:t>
+      </w:r>
+      <w:r>
+        <w:rPr>
+          <w:rFonts w:ascii="Times New Roman" w:hAnsi="Times New Roman" w:cs="Times New Roman"/>
+          <w:sz w:val="24"/>
+          <w:szCs w:val="24"/>
+        </w:rPr>
+        <w:t>-</w:t>
+      </w:r>
+      <w:proofErr w:type="spellStart"/>
+      <w:r>
+        <w:rPr>
+          <w:rFonts w:ascii="Times New Roman" w:hAnsi="Times New Roman" w:cs="Times New Roman"/>
+          <w:sz w:val="24"/>
+          <w:szCs w:val="24"/>
+        </w:rPr>
+        <w:t>et</w:t>
+      </w:r>
+      <w:proofErr w:type="spellEnd"/>
+      <w:r>
+        <w:rPr>
+          <w:rFonts w:ascii="Times New Roman" w:hAnsi="Times New Roman" w:cs="Times New Roman"/>
+          <w:sz w:val="24"/>
+          <w:szCs w:val="24"/>
+        </w:rPr>
+        <w:t xml:space="preserve"> azaz a legtöbbet rendelt terméket.</w:t>
+      </w:r>
+    </w:p>
+    <w:p>
+      <w:pPr>
+        <w:keepNext/>
+        <w:spacing w:line="360" w:lineRule="auto"/>
+      </w:pPr>
       <w:r>
         <w:rPr>
           <w:noProof/>
@@ -9856,27 +8276,44 @@
         <w:spacing w:line="360" w:lineRule="auto"/>
         <w:rPr>
           <w:rFonts w:ascii="Times New Roman" w:hAnsi="Times New Roman" w:cs="Times New Roman"/>
+          <w:b/>
+          <w:bCs/>
           <w:color w:val="4472C4" w:themeColor="accent1"/>
-          <w:sz w:val="36"/>
-          <w:szCs w:val="36"/>
-        </w:rPr>
-      </w:pPr>
-      <w:r>
-        <w:rPr>
-          <w:rFonts w:ascii="Times New Roman" w:hAnsi="Times New Roman" w:cs="Times New Roman"/>
+          <w:sz w:val="32"/>
+          <w:szCs w:val="32"/>
+        </w:rPr>
+      </w:pPr>
+    </w:p>
+    <w:p>
+      <w:pPr>
+        <w:rPr>
+          <w:rFonts w:ascii="Times New Roman" w:hAnsi="Times New Roman" w:cs="Times New Roman"/>
+          <w:b/>
+          <w:bCs/>
           <w:color w:val="4472C4" w:themeColor="accent1"/>
-          <w:sz w:val="36"/>
-          <w:szCs w:val="36"/>
-        </w:rPr>
-        <w:lastRenderedPageBreak/>
+          <w:sz w:val="32"/>
+          <w:szCs w:val="32"/>
+        </w:rPr>
+      </w:pPr>
+      <w:r>
+        <w:rPr>
+          <w:rFonts w:ascii="Times New Roman" w:hAnsi="Times New Roman" w:cs="Times New Roman"/>
+          <w:b/>
+          <w:bCs/>
+          <w:color w:val="4472C4" w:themeColor="accent1"/>
+          <w:sz w:val="32"/>
+          <w:szCs w:val="32"/>
+        </w:rPr>
         <w:t>10.</w:t>
       </w:r>
       <w:r>
         <w:rPr>
           <w:rFonts w:ascii="Times New Roman" w:hAnsi="Times New Roman" w:cs="Times New Roman"/>
+          <w:b/>
+          <w:bCs/>
           <w:color w:val="4472C4" w:themeColor="accent1"/>
-          <w:sz w:val="36"/>
-          <w:szCs w:val="36"/>
+          <w:sz w:val="32"/>
+          <w:szCs w:val="32"/>
         </w:rPr>
         <w:t xml:space="preserve"> Vélemények</w:t>
       </w:r>
@@ -9896,13 +8333,13 @@
         <mc:AlternateContent>
           <mc:Choice Requires="wps">
             <w:drawing>
-              <wp:anchor distT="0" distB="0" distL="114300" distR="114300" simplePos="0" relativeHeight="251756032" behindDoc="0" locked="0" layoutInCell="1" allowOverlap="1" wp14:anchorId="7597AA5E" wp14:editId="36D7C456">
+              <wp:anchor distT="0" distB="0" distL="114300" distR="114300" simplePos="0" relativeHeight="251756032" behindDoc="0" locked="0" layoutInCell="1" allowOverlap="1" wp14:anchorId="7597AA5E" wp14:editId="7CBB8F32">
                 <wp:simplePos x="0" y="0"/>
-                <wp:positionH relativeFrom="column">
-                  <wp:posOffset>268605</wp:posOffset>
+                <wp:positionH relativeFrom="margin">
+                  <wp:align>center</wp:align>
                 </wp:positionH>
                 <wp:positionV relativeFrom="paragraph">
-                  <wp:posOffset>6957695</wp:posOffset>
+                  <wp:posOffset>6910070</wp:posOffset>
                 </wp:positionV>
                 <wp:extent cx="5209540" cy="635"/>
                 <wp:effectExtent l="0" t="0" r="0" b="0"/>
@@ -9945,8 +8382,13 @@
                               <w:t>20</w:t>
                             </w:r>
                             <w:r>
-                              <w:t>. ábra: Nyilvános vélemények</w:t>
+                              <w:t xml:space="preserve">. ábra: Nyilvános </w:t>
                             </w:r>
+                            <w:proofErr w:type="spellStart"/>
+                            <w:r>
+                              <w:t>vélemények</w:t>
+                            </w:r>
+                            <w:proofErr w:type="spellEnd"/>
                           </w:p>
                         </w:txbxContent>
                       </wps:txbx>
@@ -9964,7 +8406,7 @@
           </mc:Choice>
           <mc:Fallback>
             <w:pict>
-              <v:shape w14:anchorId="7597AA5E" id="_x0000_s1046" type="#_x0000_t202" style="position:absolute;margin-left:21.15pt;margin-top:547.85pt;width:410.2pt;height:.05pt;z-index:251756032;visibility:visible;mso-wrap-style:square;mso-wrap-distance-left:9pt;mso-wrap-distance-top:0;mso-wrap-distance-right:9pt;mso-wrap-distance-bottom:0;mso-position-horizontal:absolute;mso-position-horizontal-relative:text;mso-position-vertical:absolute;mso-position-vertical-relative:text;v-text-anchor:top" o:gfxdata="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" stroked="f">
+              <v:shape w14:anchorId="7597AA5E" id="_x0000_s1046" type="#_x0000_t202" style="position:absolute;margin-left:0;margin-top:544.1pt;width:410.2pt;height:.05pt;z-index:251756032;visibility:visible;mso-wrap-style:square;mso-wrap-distance-left:9pt;mso-wrap-distance-top:0;mso-wrap-distance-right:9pt;mso-wrap-distance-bottom:0;mso-position-horizontal:center;mso-position-horizontal-relative:margin;mso-position-vertical:absolute;mso-position-vertical-relative:text;v-text-anchor:top" o:gfxdata="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" stroked="f">
                 <v:textbox style="mso-fit-shape-to-text:t" inset="0,0,0,0">
                   <w:txbxContent>
                     <w:p>
@@ -9982,12 +8424,17 @@
                         <w:t>20</w:t>
                       </w:r>
                       <w:r>
-                        <w:t>. ábra: Nyilvános vélemények</w:t>
+                        <w:t xml:space="preserve">. ábra: Nyilvános </w:t>
                       </w:r>
+                      <w:proofErr w:type="spellStart"/>
+                      <w:r>
+                        <w:t>vélemények</w:t>
+                      </w:r>
+                      <w:proofErr w:type="spellEnd"/>
                     </w:p>
                   </w:txbxContent>
                 </v:textbox>
-                <w10:wrap type="square"/>
+                <w10:wrap type="square" anchorx="margin"/>
               </v:shape>
             </w:pict>
           </mc:Fallback>
@@ -10266,52 +8713,444 @@
           <w:szCs w:val="24"/>
         </w:rPr>
       </w:pPr>
-      <w:r>
-        <w:rPr>
-          <w:rFonts w:ascii="Times New Roman" w:hAnsi="Times New Roman" w:cs="Times New Roman"/>
-          <w:sz w:val="24"/>
-          <w:szCs w:val="24"/>
-        </w:rPr>
-        <w:br w:type="page"/>
-      </w:r>
-    </w:p>
-    <w:p>
-      <w:pPr>
-        <w:spacing w:line="360" w:lineRule="auto"/>
-        <w:rPr>
-          <w:rFonts w:ascii="Times New Roman" w:hAnsi="Times New Roman" w:cs="Times New Roman"/>
-          <w:color w:val="4472C4" w:themeColor="accent1"/>
-          <w:sz w:val="36"/>
-          <w:szCs w:val="36"/>
-        </w:rPr>
-      </w:pPr>
-      <w:r>
-        <w:rPr>
-          <w:rFonts w:ascii="Times New Roman" w:hAnsi="Times New Roman" w:cs="Times New Roman"/>
-          <w:color w:val="4472C4" w:themeColor="accent1"/>
-          <w:sz w:val="36"/>
-          <w:szCs w:val="36"/>
+    </w:p>
+    <w:p>
+      <w:pPr>
+        <w:keepNext/>
+      </w:pPr>
+      <w:r>
+        <w:rPr>
+          <w:noProof/>
         </w:rPr>
         <w:lastRenderedPageBreak/>
-        <w:t>11. Rendelések</w:t>
-      </w:r>
-    </w:p>
-    <w:p>
-      <w:pPr>
-        <w:rPr>
-          <w:rFonts w:ascii="Times New Roman" w:hAnsi="Times New Roman" w:cs="Times New Roman"/>
-          <w:sz w:val="24"/>
-          <w:szCs w:val="24"/>
-        </w:rPr>
-      </w:pPr>
-      <w:r>
-        <w:rPr>
-          <w:noProof/>
-        </w:rPr>
         <mc:AlternateContent>
           <mc:Choice Requires="wps">
             <w:drawing>
-              <wp:anchor distT="0" distB="0" distL="114300" distR="114300" simplePos="0" relativeHeight="251765248" behindDoc="0" locked="0" layoutInCell="1" allowOverlap="1" wp14:anchorId="731B636C" wp14:editId="45D6C5D9">
+              <wp:anchor distT="0" distB="0" distL="114300" distR="114300" simplePos="0" relativeHeight="251830784" behindDoc="0" locked="0" layoutInCell="1" allowOverlap="1" wp14:anchorId="74B4EB7D" wp14:editId="5FAAE130">
+                <wp:simplePos x="0" y="0"/>
+                <wp:positionH relativeFrom="column">
+                  <wp:posOffset>157480</wp:posOffset>
+                </wp:positionH>
+                <wp:positionV relativeFrom="paragraph">
+                  <wp:posOffset>2964180</wp:posOffset>
+                </wp:positionV>
+                <wp:extent cx="5760720" cy="635"/>
+                <wp:effectExtent l="0" t="0" r="0" b="0"/>
+                <wp:wrapSquare wrapText="bothSides"/>
+                <wp:docPr id="10" name="Szövegdoboz 10"/>
+                <wp:cNvGraphicFramePr/>
+                <a:graphic xmlns:a="http://schemas.openxmlformats.org/drawingml/2006/main">
+                  <a:graphicData uri="http://schemas.microsoft.com/office/word/2010/wordprocessingShape">
+                    <wps:wsp>
+                      <wps:cNvSpPr txBox="1"/>
+                      <wps:spPr>
+                        <a:xfrm>
+                          <a:off x="0" y="0"/>
+                          <a:ext cx="5760720" cy="635"/>
+                        </a:xfrm>
+                        <a:prstGeom prst="rect">
+                          <a:avLst/>
+                        </a:prstGeom>
+                        <a:solidFill>
+                          <a:prstClr val="white"/>
+                        </a:solidFill>
+                        <a:ln>
+                          <a:noFill/>
+                        </a:ln>
+                      </wps:spPr>
+                      <wps:txbx>
+                        <w:txbxContent>
+                          <w:p>
+                            <w:pPr>
+                              <w:pStyle w:val="Kpalrs"/>
+                              <w:jc w:val="center"/>
+                              <w:rPr>
+                                <w:noProof/>
+                              </w:rPr>
+                            </w:pPr>
+                            <w:r>
+                              <w:rPr>
+                                <w:noProof/>
+                              </w:rPr>
+                              <w:t>21</w:t>
+                            </w:r>
+                            <w:r>
+                              <w:t>. ábra: Teljes statisztika oldal</w:t>
+                            </w:r>
+                          </w:p>
+                        </w:txbxContent>
+                      </wps:txbx>
+                      <wps:bodyPr rot="0" spcFirstLastPara="0" vertOverflow="overflow" horzOverflow="overflow" vert="horz" wrap="square" lIns="0" tIns="0" rIns="0" bIns="0" numCol="1" spcCol="0" rtlCol="0" fromWordArt="0" anchor="t" anchorCtr="0" forceAA="0" compatLnSpc="1">
+                        <a:prstTxWarp prst="textNoShape">
+                          <a:avLst/>
+                        </a:prstTxWarp>
+                        <a:spAutoFit/>
+                      </wps:bodyPr>
+                    </wps:wsp>
+                  </a:graphicData>
+                </a:graphic>
+              </wp:anchor>
+            </w:drawing>
+          </mc:Choice>
+          <mc:Fallback>
+            <w:pict>
+              <v:shape w14:anchorId="74B4EB7D" id="Szövegdoboz 10" o:spid="_x0000_s1047" type="#_x0000_t202" style="position:absolute;margin-left:12.4pt;margin-top:233.4pt;width:453.6pt;height:.05pt;z-index:251830784;visibility:visible;mso-wrap-style:square;mso-wrap-distance-left:9pt;mso-wrap-distance-top:0;mso-wrap-distance-right:9pt;mso-wrap-distance-bottom:0;mso-position-horizontal:absolute;mso-position-horizontal-relative:text;mso-position-vertical:absolute;mso-position-vertical-relative:text;v-text-anchor:top" o:gfxdata="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" stroked="f">
+                <v:textbox style="mso-fit-shape-to-text:t" inset="0,0,0,0">
+                  <w:txbxContent>
+                    <w:p>
+                      <w:pPr>
+                        <w:pStyle w:val="Kpalrs"/>
+                        <w:jc w:val="center"/>
+                        <w:rPr>
+                          <w:noProof/>
+                        </w:rPr>
+                      </w:pPr>
+                      <w:r>
+                        <w:rPr>
+                          <w:noProof/>
+                        </w:rPr>
+                        <w:t>21</w:t>
+                      </w:r>
+                      <w:r>
+                        <w:t>. ábra: Teljes statisztika oldal</w:t>
+                      </w:r>
+                    </w:p>
+                  </w:txbxContent>
+                </v:textbox>
+                <w10:wrap type="square"/>
+              </v:shape>
+            </w:pict>
+          </mc:Fallback>
+        </mc:AlternateContent>
+      </w:r>
+      <w:r>
+        <w:rPr>
+          <w:rFonts w:ascii="Times New Roman" w:hAnsi="Times New Roman" w:cs="Times New Roman"/>
+          <w:b/>
+          <w:bCs/>
+          <w:color w:val="4472C4" w:themeColor="accent1"/>
+          <w:sz w:val="32"/>
+          <w:szCs w:val="32"/>
+        </w:rPr>
+        <w:drawing>
+          <wp:anchor distT="0" distB="0" distL="114300" distR="114300" simplePos="0" relativeHeight="251828736" behindDoc="0" locked="0" layoutInCell="1" allowOverlap="1" wp14:anchorId="54EEB64A" wp14:editId="4BBE233A">
+            <wp:simplePos x="0" y="0"/>
+            <wp:positionH relativeFrom="column">
+              <wp:posOffset>147955</wp:posOffset>
+            </wp:positionH>
+            <wp:positionV relativeFrom="paragraph">
+              <wp:posOffset>152400</wp:posOffset>
+            </wp:positionV>
+            <wp:extent cx="5760720" cy="2815590"/>
+            <wp:effectExtent l="152400" t="152400" r="354330" b="365760"/>
+            <wp:wrapSquare wrapText="bothSides"/>
+            <wp:docPr id="7" name="Kép 7"/>
+            <wp:cNvGraphicFramePr>
+              <a:graphicFrameLocks xmlns:a="http://schemas.openxmlformats.org/drawingml/2006/main" noChangeAspect="1"/>
+            </wp:cNvGraphicFramePr>
+            <a:graphic xmlns:a="http://schemas.openxmlformats.org/drawingml/2006/main">
+              <a:graphicData uri="http://schemas.openxmlformats.org/drawingml/2006/picture">
+                <pic:pic xmlns:pic="http://schemas.openxmlformats.org/drawingml/2006/picture">
+                  <pic:nvPicPr>
+                    <pic:cNvPr id="1" name=""/>
+                    <pic:cNvPicPr/>
+                  </pic:nvPicPr>
+                  <pic:blipFill>
+                    <a:blip r:embed="rId39" cstate="print">
+                      <a:extLst>
+                        <a:ext uri="{28A0092B-C50C-407E-A947-70E740481C1C}">
+                          <a14:useLocalDpi xmlns:a14="http://schemas.microsoft.com/office/drawing/2010/main" val="0"/>
+                        </a:ext>
+                      </a:extLst>
+                    </a:blip>
+                    <a:stretch>
+                      <a:fillRect/>
+                    </a:stretch>
+                  </pic:blipFill>
+                  <pic:spPr>
+                    <a:xfrm>
+                      <a:off x="0" y="0"/>
+                      <a:ext cx="5760720" cy="2815590"/>
+                    </a:xfrm>
+                    <a:prstGeom prst="rect">
+                      <a:avLst/>
+                    </a:prstGeom>
+                    <a:ln>
+                      <a:noFill/>
+                    </a:ln>
+                    <a:effectLst>
+                      <a:outerShdw blurRad="292100" dist="139700" dir="2700000" algn="tl" rotWithShape="0">
+                        <a:srgbClr val="333333">
+                          <a:alpha val="65000"/>
+                        </a:srgbClr>
+                      </a:outerShdw>
+                    </a:effectLst>
+                  </pic:spPr>
+                </pic:pic>
+              </a:graphicData>
+            </a:graphic>
+          </wp:anchor>
+        </w:drawing>
+      </w:r>
+    </w:p>
+    <w:p>
+      <w:pPr>
+        <w:keepNext/>
+      </w:pPr>
+      <w:r>
+        <w:rPr>
+          <w:rFonts w:ascii="Times New Roman" w:hAnsi="Times New Roman" w:cs="Times New Roman"/>
+          <w:b/>
+          <w:bCs/>
+          <w:color w:val="4472C4" w:themeColor="accent1"/>
+          <w:sz w:val="32"/>
+          <w:szCs w:val="32"/>
+        </w:rPr>
+        <w:br w:type="page"/>
+      </w:r>
+    </w:p>
+    <w:p>
+      <w:pPr>
+        <w:spacing w:line="360" w:lineRule="auto"/>
+        <w:rPr>
+          <w:rFonts w:ascii="Times New Roman" w:hAnsi="Times New Roman" w:cs="Times New Roman"/>
+          <w:b/>
+          <w:bCs/>
+          <w:color w:val="4472C4" w:themeColor="accent1"/>
+          <w:sz w:val="32"/>
+          <w:szCs w:val="32"/>
+        </w:rPr>
+      </w:pPr>
+      <w:r>
+        <w:rPr>
+          <w:rFonts w:ascii="Times New Roman" w:hAnsi="Times New Roman" w:cs="Times New Roman"/>
+          <w:b/>
+          <w:bCs/>
+          <w:color w:val="4472C4" w:themeColor="accent1"/>
+          <w:sz w:val="32"/>
+          <w:szCs w:val="32"/>
+        </w:rPr>
+        <w:lastRenderedPageBreak/>
+        <w:t>11. Rendelések</w:t>
+      </w:r>
+    </w:p>
+    <w:p>
+      <w:pPr>
+        <w:rPr>
+          <w:rFonts w:ascii="Times New Roman" w:hAnsi="Times New Roman" w:cs="Times New Roman"/>
+          <w:sz w:val="24"/>
+          <w:szCs w:val="24"/>
+        </w:rPr>
+      </w:pPr>
+      <w:r>
+        <w:rPr>
+          <w:noProof/>
+          <w14:ligatures w14:val="none"/>
+        </w:rPr>
+        <w:drawing>
+          <wp:anchor distT="0" distB="0" distL="114300" distR="114300" simplePos="0" relativeHeight="251759104" behindDoc="0" locked="0" layoutInCell="1" allowOverlap="1" wp14:anchorId="35A48DB5" wp14:editId="71972734">
+            <wp:simplePos x="0" y="0"/>
+            <wp:positionH relativeFrom="column">
+              <wp:posOffset>170815</wp:posOffset>
+            </wp:positionH>
+            <wp:positionV relativeFrom="paragraph">
+              <wp:posOffset>4136390</wp:posOffset>
+            </wp:positionV>
+            <wp:extent cx="5760720" cy="751840"/>
+            <wp:effectExtent l="190500" t="190500" r="182880" b="181610"/>
+            <wp:wrapSquare wrapText="bothSides"/>
+            <wp:docPr id="22" name="Kép 22"/>
+            <wp:cNvGraphicFramePr>
+              <a:graphicFrameLocks xmlns:a="http://schemas.openxmlformats.org/drawingml/2006/main" noChangeAspect="1"/>
+            </wp:cNvGraphicFramePr>
+            <a:graphic xmlns:a="http://schemas.openxmlformats.org/drawingml/2006/main">
+              <a:graphicData uri="http://schemas.openxmlformats.org/drawingml/2006/picture">
+                <pic:pic xmlns:pic="http://schemas.openxmlformats.org/drawingml/2006/picture">
+                  <pic:nvPicPr>
+                    <pic:cNvPr id="1" name=""/>
+                    <pic:cNvPicPr/>
+                  </pic:nvPicPr>
+                  <pic:blipFill rotWithShape="1">
+                    <a:blip r:embed="rId40" cstate="print">
+                      <a:extLst>
+                        <a:ext uri="{28A0092B-C50C-407E-A947-70E740481C1C}">
+                          <a14:useLocalDpi xmlns:a14="http://schemas.microsoft.com/office/drawing/2010/main" val="0"/>
+                        </a:ext>
+                      </a:extLst>
+                    </a:blip>
+                    <a:srcRect l="992"/>
+                    <a:stretch/>
+                  </pic:blipFill>
+                  <pic:spPr bwMode="auto">
+                    <a:xfrm>
+                      <a:off x="0" y="0"/>
+                      <a:ext cx="5760720" cy="751840"/>
+                    </a:xfrm>
+                    <a:prstGeom prst="rect">
+                      <a:avLst/>
+                    </a:prstGeom>
+                    <a:ln>
+                      <a:noFill/>
+                    </a:ln>
+                    <a:effectLst>
+                      <a:outerShdw blurRad="190500" algn="tl" rotWithShape="0">
+                        <a:srgbClr val="000000">
+                          <a:alpha val="70000"/>
+                        </a:srgbClr>
+                      </a:outerShdw>
+                    </a:effectLst>
+                    <a:extLst>
+                      <a:ext uri="{53640926-AAD7-44D8-BBD7-CCE9431645EC}">
+                        <a14:shadowObscured xmlns:a14="http://schemas.microsoft.com/office/drawing/2010/main"/>
+                      </a:ext>
+                    </a:extLst>
+                  </pic:spPr>
+                </pic:pic>
+              </a:graphicData>
+            </a:graphic>
+          </wp:anchor>
+        </w:drawing>
+      </w:r>
+      <w:r>
+        <w:rPr>
+          <w:noProof/>
+          <w:sz w:val="24"/>
+          <w:szCs w:val="24"/>
+        </w:rPr>
+        <w:drawing>
+          <wp:anchor distT="0" distB="0" distL="114300" distR="114300" simplePos="0" relativeHeight="251758080" behindDoc="0" locked="0" layoutInCell="1" allowOverlap="1" wp14:anchorId="335174E9" wp14:editId="414B177F">
+            <wp:simplePos x="0" y="0"/>
+            <wp:positionH relativeFrom="margin">
+              <wp:posOffset>171450</wp:posOffset>
+            </wp:positionH>
+            <wp:positionV relativeFrom="paragraph">
+              <wp:posOffset>2779395</wp:posOffset>
+            </wp:positionV>
+            <wp:extent cx="5760720" cy="764540"/>
+            <wp:effectExtent l="190500" t="190500" r="182880" b="187960"/>
+            <wp:wrapSquare wrapText="bothSides"/>
+            <wp:docPr id="21" name="Kép 21"/>
+            <wp:cNvGraphicFramePr>
+              <a:graphicFrameLocks xmlns:a="http://schemas.openxmlformats.org/drawingml/2006/main" noChangeAspect="1"/>
+            </wp:cNvGraphicFramePr>
+            <a:graphic xmlns:a="http://schemas.openxmlformats.org/drawingml/2006/main">
+              <a:graphicData uri="http://schemas.openxmlformats.org/drawingml/2006/picture">
+                <pic:pic xmlns:pic="http://schemas.openxmlformats.org/drawingml/2006/picture">
+                  <pic:nvPicPr>
+                    <pic:cNvPr id="1" name=""/>
+                    <pic:cNvPicPr/>
+                  </pic:nvPicPr>
+                  <pic:blipFill>
+                    <a:blip r:embed="rId41" cstate="print">
+                      <a:extLst>
+                        <a:ext uri="{28A0092B-C50C-407E-A947-70E740481C1C}">
+                          <a14:useLocalDpi xmlns:a14="http://schemas.microsoft.com/office/drawing/2010/main" val="0"/>
+                        </a:ext>
+                      </a:extLst>
+                    </a:blip>
+                    <a:stretch>
+                      <a:fillRect/>
+                    </a:stretch>
+                  </pic:blipFill>
+                  <pic:spPr>
+                    <a:xfrm>
+                      <a:off x="0" y="0"/>
+                      <a:ext cx="5760720" cy="764540"/>
+                    </a:xfrm>
+                    <a:prstGeom prst="rect">
+                      <a:avLst/>
+                    </a:prstGeom>
+                    <a:ln>
+                      <a:noFill/>
+                    </a:ln>
+                    <a:effectLst>
+                      <a:outerShdw blurRad="190500" algn="tl" rotWithShape="0">
+                        <a:srgbClr val="000000">
+                          <a:alpha val="70000"/>
+                        </a:srgbClr>
+                      </a:outerShdw>
+                    </a:effectLst>
+                  </pic:spPr>
+                </pic:pic>
+              </a:graphicData>
+            </a:graphic>
+          </wp:anchor>
+        </w:drawing>
+      </w:r>
+      <w:r>
+        <w:rPr>
+          <w:noProof/>
+          <w:sz w:val="24"/>
+          <w:szCs w:val="24"/>
+        </w:rPr>
+        <w:drawing>
+          <wp:anchor distT="0" distB="0" distL="114300" distR="114300" simplePos="0" relativeHeight="251757056" behindDoc="0" locked="0" layoutInCell="1" allowOverlap="1" wp14:anchorId="284DB483" wp14:editId="6C2DFEBE">
+            <wp:simplePos x="0" y="0"/>
+            <wp:positionH relativeFrom="margin">
+              <wp:posOffset>200025</wp:posOffset>
+            </wp:positionH>
+            <wp:positionV relativeFrom="paragraph">
+              <wp:posOffset>1435735</wp:posOffset>
+            </wp:positionV>
+            <wp:extent cx="5760720" cy="765810"/>
+            <wp:effectExtent l="190500" t="190500" r="182880" b="186690"/>
+            <wp:wrapSquare wrapText="bothSides"/>
+            <wp:docPr id="20" name="Kép 20"/>
+            <wp:cNvGraphicFramePr>
+              <a:graphicFrameLocks xmlns:a="http://schemas.openxmlformats.org/drawingml/2006/main" noChangeAspect="1"/>
+            </wp:cNvGraphicFramePr>
+            <a:graphic xmlns:a="http://schemas.openxmlformats.org/drawingml/2006/main">
+              <a:graphicData uri="http://schemas.openxmlformats.org/drawingml/2006/picture">
+                <pic:pic xmlns:pic="http://schemas.openxmlformats.org/drawingml/2006/picture">
+                  <pic:nvPicPr>
+                    <pic:cNvPr id="1" name=""/>
+                    <pic:cNvPicPr/>
+                  </pic:nvPicPr>
+                  <pic:blipFill>
+                    <a:blip r:embed="rId42" cstate="print">
+                      <a:extLst>
+                        <a:ext uri="{28A0092B-C50C-407E-A947-70E740481C1C}">
+                          <a14:useLocalDpi xmlns:a14="http://schemas.microsoft.com/office/drawing/2010/main" val="0"/>
+                        </a:ext>
+                      </a:extLst>
+                    </a:blip>
+                    <a:stretch>
+                      <a:fillRect/>
+                    </a:stretch>
+                  </pic:blipFill>
+                  <pic:spPr>
+                    <a:xfrm>
+                      <a:off x="0" y="0"/>
+                      <a:ext cx="5760720" cy="765810"/>
+                    </a:xfrm>
+                    <a:prstGeom prst="rect">
+                      <a:avLst/>
+                    </a:prstGeom>
+                    <a:ln>
+                      <a:noFill/>
+                    </a:ln>
+                    <a:effectLst>
+                      <a:outerShdw blurRad="190500" algn="tl" rotWithShape="0">
+                        <a:srgbClr val="000000">
+                          <a:alpha val="70000"/>
+                        </a:srgbClr>
+                      </a:outerShdw>
+                    </a:effectLst>
+                  </pic:spPr>
+                </pic:pic>
+              </a:graphicData>
+            </a:graphic>
+          </wp:anchor>
+        </w:drawing>
+      </w:r>
+      <w:r>
+        <w:rPr>
+          <w:noProof/>
+        </w:rPr>
+        <mc:AlternateContent>
+          <mc:Choice Requires="wps">
+            <w:drawing>
+              <wp:anchor distT="0" distB="0" distL="114300" distR="114300" simplePos="0" relativeHeight="251765248" behindDoc="0" locked="0" layoutInCell="1" allowOverlap="1" wp14:anchorId="731B636C" wp14:editId="53E093C3">
                 <wp:simplePos x="0" y="0"/>
                 <wp:positionH relativeFrom="column">
                   <wp:posOffset>189865</wp:posOffset>
@@ -10361,11 +9200,26 @@
                                 <w:noProof/>
                                 <w14:ligatures w14:val="none"/>
                               </w:rPr>
-                              <w:t>23</w:t>
+                              <w:t>2</w:t>
                             </w:r>
                             <w:r>
-                              <w:t>. ábra: Rendelés átvehető</w:t>
+                              <w:rPr>
+                                <w:noProof/>
+                                <w14:ligatures w14:val="none"/>
+                              </w:rPr>
+                              <w:t>4</w:t>
                             </w:r>
+                            <w:r>
+                              <w:t xml:space="preserve">. ábra: Rendelés </w:t>
+                            </w:r>
+                            <w:proofErr w:type="spellStart"/>
+                            <w:r>
+                              <w:t>átv</w:t>
+                            </w:r>
+                            <w:r>
+                              <w:t>éve</w:t>
+                            </w:r>
+                            <w:proofErr w:type="spellEnd"/>
                           </w:p>
                         </w:txbxContent>
                       </wps:txbx>
@@ -10386,7 +9240,7 @@
           </mc:Choice>
           <mc:Fallback>
             <w:pict>
-              <v:shape w14:anchorId="731B636C" id="_x0000_s1047" type="#_x0000_t202" style="position:absolute;margin-left:14.95pt;margin-top:388.2pt;width:453.6pt;height:25.7pt;z-index:251765248;visibility:visible;mso-wrap-style:square;mso-height-percent:0;mso-wrap-distance-left:9pt;mso-wrap-distance-top:0;mso-wrap-distance-right:9pt;mso-wrap-distance-bottom:0;mso-position-horizontal:absolute;mso-position-horizontal-relative:text;mso-position-vertical:absolute;mso-position-vertical-relative:text;mso-height-percent:0;mso-height-relative:margin;v-text-anchor:top" o:gfxdata="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" stroked="f">
+              <v:shape w14:anchorId="731B636C" id="_x0000_s1048" type="#_x0000_t202" style="position:absolute;margin-left:14.95pt;margin-top:388.2pt;width:453.6pt;height:25.7pt;z-index:251765248;visibility:visible;mso-wrap-style:square;mso-height-percent:0;mso-wrap-distance-left:9pt;mso-wrap-distance-top:0;mso-wrap-distance-right:9pt;mso-wrap-distance-bottom:0;mso-position-horizontal:absolute;mso-position-horizontal-relative:text;mso-position-vertical:absolute;mso-position-vertical-relative:text;mso-height-percent:0;mso-height-relative:margin;v-text-anchor:top" o:gfxdata="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" stroked="f">
                 <v:textbox inset="0,0,0,0">
                   <w:txbxContent>
                     <w:p>
@@ -10405,11 +9259,26 @@
                           <w:noProof/>
                           <w14:ligatures w14:val="none"/>
                         </w:rPr>
-                        <w:t>23</w:t>
+                        <w:t>2</w:t>
                       </w:r>
                       <w:r>
-                        <w:t>. ábra: Rendelés átvehető</w:t>
+                        <w:rPr>
+                          <w:noProof/>
+                          <w14:ligatures w14:val="none"/>
+                        </w:rPr>
+                        <w:t>4</w:t>
                       </w:r>
+                      <w:r>
+                        <w:t xml:space="preserve">. ábra: Rendelés </w:t>
+                      </w:r>
+                      <w:proofErr w:type="spellStart"/>
+                      <w:r>
+                        <w:t>átv</w:t>
+                      </w:r>
+                      <w:r>
+                        <w:t>éve</w:t>
+                      </w:r>
+                      <w:proofErr w:type="spellEnd"/>
                     </w:p>
                   </w:txbxContent>
                 </v:textbox>
@@ -10422,80 +9291,11 @@
       <w:r>
         <w:rPr>
           <w:noProof/>
-          <w14:ligatures w14:val="none"/>
-        </w:rPr>
-        <w:drawing>
-          <wp:anchor distT="0" distB="0" distL="114300" distR="114300" simplePos="0" relativeHeight="251759104" behindDoc="0" locked="0" layoutInCell="1" allowOverlap="1" wp14:anchorId="35A48DB5" wp14:editId="2FD32F09">
-            <wp:simplePos x="0" y="0"/>
-            <wp:positionH relativeFrom="column">
-              <wp:posOffset>189865</wp:posOffset>
-            </wp:positionH>
-            <wp:positionV relativeFrom="paragraph">
-              <wp:posOffset>4180840</wp:posOffset>
-            </wp:positionV>
-            <wp:extent cx="5760720" cy="751840"/>
-            <wp:effectExtent l="190500" t="190500" r="182880" b="181610"/>
-            <wp:wrapSquare wrapText="bothSides"/>
-            <wp:docPr id="22" name="Kép 22"/>
-            <wp:cNvGraphicFramePr>
-              <a:graphicFrameLocks xmlns:a="http://schemas.openxmlformats.org/drawingml/2006/main" noChangeAspect="1"/>
-            </wp:cNvGraphicFramePr>
-            <a:graphic xmlns:a="http://schemas.openxmlformats.org/drawingml/2006/main">
-              <a:graphicData uri="http://schemas.openxmlformats.org/drawingml/2006/picture">
-                <pic:pic xmlns:pic="http://schemas.openxmlformats.org/drawingml/2006/picture">
-                  <pic:nvPicPr>
-                    <pic:cNvPr id="1" name=""/>
-                    <pic:cNvPicPr/>
-                  </pic:nvPicPr>
-                  <pic:blipFill rotWithShape="1">
-                    <a:blip r:embed="rId39" cstate="print">
-                      <a:extLst>
-                        <a:ext uri="{28A0092B-C50C-407E-A947-70E740481C1C}">
-                          <a14:useLocalDpi xmlns:a14="http://schemas.microsoft.com/office/drawing/2010/main" val="0"/>
-                        </a:ext>
-                      </a:extLst>
-                    </a:blip>
-                    <a:srcRect l="992"/>
-                    <a:stretch/>
-                  </pic:blipFill>
-                  <pic:spPr bwMode="auto">
-                    <a:xfrm>
-                      <a:off x="0" y="0"/>
-                      <a:ext cx="5760720" cy="751840"/>
-                    </a:xfrm>
-                    <a:prstGeom prst="rect">
-                      <a:avLst/>
-                    </a:prstGeom>
-                    <a:ln>
-                      <a:noFill/>
-                    </a:ln>
-                    <a:effectLst>
-                      <a:outerShdw blurRad="190500" algn="tl" rotWithShape="0">
-                        <a:srgbClr val="000000">
-                          <a:alpha val="70000"/>
-                        </a:srgbClr>
-                      </a:outerShdw>
-                    </a:effectLst>
-                    <a:extLst>
-                      <a:ext uri="{53640926-AAD7-44D8-BBD7-CCE9431645EC}">
-                        <a14:shadowObscured xmlns:a14="http://schemas.microsoft.com/office/drawing/2010/main"/>
-                      </a:ext>
-                    </a:extLst>
-                  </pic:spPr>
-                </pic:pic>
-              </a:graphicData>
-            </a:graphic>
-          </wp:anchor>
-        </w:drawing>
-      </w:r>
-      <w:r>
-        <w:rPr>
-          <w:noProof/>
         </w:rPr>
         <mc:AlternateContent>
           <mc:Choice Requires="wps">
             <w:drawing>
-              <wp:anchor distT="0" distB="0" distL="114300" distR="114300" simplePos="0" relativeHeight="251763200" behindDoc="0" locked="0" layoutInCell="1" allowOverlap="1" wp14:anchorId="30303885" wp14:editId="45F61696">
+              <wp:anchor distT="0" distB="0" distL="114300" distR="114300" simplePos="0" relativeHeight="251763200" behindDoc="0" locked="0" layoutInCell="1" allowOverlap="1" wp14:anchorId="30303885" wp14:editId="14A82C7C">
                 <wp:simplePos x="0" y="0"/>
                 <wp:positionH relativeFrom="column">
                   <wp:posOffset>189865</wp:posOffset>
@@ -10541,7 +9341,13 @@
                               <w:rPr>
                                 <w:noProof/>
                               </w:rPr>
-                              <w:t>22</w:t>
+                              <w:t>2</w:t>
+                            </w:r>
+                            <w:r>
+                              <w:rPr>
+                                <w:noProof/>
+                              </w:rPr>
+                              <w:t>3</w:t>
                             </w:r>
                             <w:r>
                               <w:t>. ábra: Rendelés átvehető</w:t>
@@ -10566,7 +9372,7 @@
           </mc:Choice>
           <mc:Fallback>
             <w:pict>
-              <v:shape w14:anchorId="30303885" id="_x0000_s1048" type="#_x0000_t202" style="position:absolute;margin-left:14.95pt;margin-top:279.2pt;width:453.6pt;height:25.25pt;z-index:251763200;visibility:visible;mso-wrap-style:square;mso-height-percent:0;mso-wrap-distance-left:9pt;mso-wrap-distance-top:0;mso-wrap-distance-right:9pt;mso-wrap-distance-bottom:0;mso-position-horizontal:absolute;mso-position-horizontal-relative:text;mso-position-vertical:absolute;mso-position-vertical-relative:text;mso-height-percent:0;mso-height-relative:margin;v-text-anchor:top" o:gfxdata="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" stroked="f">
+              <v:shape w14:anchorId="30303885" id="_x0000_s1049" type="#_x0000_t202" style="position:absolute;margin-left:14.95pt;margin-top:279.2pt;width:453.6pt;height:25.25pt;z-index:251763200;visibility:visible;mso-wrap-style:square;mso-height-percent:0;mso-wrap-distance-left:9pt;mso-wrap-distance-top:0;mso-wrap-distance-right:9pt;mso-wrap-distance-bottom:0;mso-position-horizontal:absolute;mso-position-horizontal-relative:text;mso-position-vertical:absolute;mso-position-vertical-relative:text;mso-height-percent:0;mso-height-relative:margin;v-text-anchor:top" o:gfxdata="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" stroked="f">
                 <v:textbox inset="0,0,0,0">
                   <w:txbxContent>
                     <w:p>
@@ -10581,7 +9387,13 @@
                         <w:rPr>
                           <w:noProof/>
                         </w:rPr>
-                        <w:t>22</w:t>
+                        <w:t>2</w:t>
+                      </w:r>
+                      <w:r>
+                        <w:rPr>
+                          <w:noProof/>
+                        </w:rPr>
+                        <w:t>3</w:t>
                       </w:r>
                       <w:r>
                         <w:t>. ábra: Rendelés átvehető</w:t>
@@ -10598,77 +9410,11 @@
       <w:r>
         <w:rPr>
           <w:noProof/>
-          <w:sz w:val="24"/>
-          <w:szCs w:val="24"/>
-        </w:rPr>
-        <w:drawing>
-          <wp:anchor distT="0" distB="0" distL="114300" distR="114300" simplePos="0" relativeHeight="251758080" behindDoc="0" locked="0" layoutInCell="1" allowOverlap="1" wp14:anchorId="335174E9" wp14:editId="31EEC39D">
-            <wp:simplePos x="0" y="0"/>
-            <wp:positionH relativeFrom="column">
-              <wp:posOffset>189560</wp:posOffset>
-            </wp:positionH>
-            <wp:positionV relativeFrom="paragraph">
-              <wp:posOffset>2781046</wp:posOffset>
-            </wp:positionV>
-            <wp:extent cx="5760720" cy="764540"/>
-            <wp:effectExtent l="190500" t="190500" r="182880" b="187960"/>
-            <wp:wrapSquare wrapText="bothSides"/>
-            <wp:docPr id="21" name="Kép 21"/>
-            <wp:cNvGraphicFramePr>
-              <a:graphicFrameLocks xmlns:a="http://schemas.openxmlformats.org/drawingml/2006/main" noChangeAspect="1"/>
-            </wp:cNvGraphicFramePr>
-            <a:graphic xmlns:a="http://schemas.openxmlformats.org/drawingml/2006/main">
-              <a:graphicData uri="http://schemas.openxmlformats.org/drawingml/2006/picture">
-                <pic:pic xmlns:pic="http://schemas.openxmlformats.org/drawingml/2006/picture">
-                  <pic:nvPicPr>
-                    <pic:cNvPr id="1" name=""/>
-                    <pic:cNvPicPr/>
-                  </pic:nvPicPr>
-                  <pic:blipFill>
-                    <a:blip r:embed="rId40" cstate="print">
-                      <a:extLst>
-                        <a:ext uri="{28A0092B-C50C-407E-A947-70E740481C1C}">
-                          <a14:useLocalDpi xmlns:a14="http://schemas.microsoft.com/office/drawing/2010/main" val="0"/>
-                        </a:ext>
-                      </a:extLst>
-                    </a:blip>
-                    <a:stretch>
-                      <a:fillRect/>
-                    </a:stretch>
-                  </pic:blipFill>
-                  <pic:spPr>
-                    <a:xfrm>
-                      <a:off x="0" y="0"/>
-                      <a:ext cx="5760720" cy="764540"/>
-                    </a:xfrm>
-                    <a:prstGeom prst="rect">
-                      <a:avLst/>
-                    </a:prstGeom>
-                    <a:ln>
-                      <a:noFill/>
-                    </a:ln>
-                    <a:effectLst>
-                      <a:outerShdw blurRad="190500" algn="tl" rotWithShape="0">
-                        <a:srgbClr val="000000">
-                          <a:alpha val="70000"/>
-                        </a:srgbClr>
-                      </a:outerShdw>
-                    </a:effectLst>
-                  </pic:spPr>
-                </pic:pic>
-              </a:graphicData>
-            </a:graphic>
-          </wp:anchor>
-        </w:drawing>
-      </w:r>
-      <w:r>
-        <w:rPr>
-          <w:noProof/>
         </w:rPr>
         <mc:AlternateContent>
           <mc:Choice Requires="wps">
             <w:drawing>
-              <wp:anchor distT="0" distB="0" distL="114300" distR="114300" simplePos="0" relativeHeight="251761152" behindDoc="0" locked="0" layoutInCell="1" allowOverlap="1" wp14:anchorId="0A1E1DB9" wp14:editId="4A2BCD89">
+              <wp:anchor distT="0" distB="0" distL="114300" distR="114300" simplePos="0" relativeHeight="251761152" behindDoc="0" locked="0" layoutInCell="1" allowOverlap="1" wp14:anchorId="0A1E1DB9" wp14:editId="3CCEDD44">
                 <wp:simplePos x="0" y="0"/>
                 <wp:positionH relativeFrom="column">
                   <wp:posOffset>189865</wp:posOffset>
@@ -10714,7 +9460,13 @@
                               <w:rPr>
                                 <w:noProof/>
                               </w:rPr>
-                              <w:t>21</w:t>
+                              <w:t>2</w:t>
+                            </w:r>
+                            <w:r>
+                              <w:rPr>
+                                <w:noProof/>
+                              </w:rPr>
+                              <w:t>2</w:t>
                             </w:r>
                             <w:r>
                               <w:t>. ábra: Rendelés feldolgozás alatt</w:t>
@@ -10736,7 +9488,7 @@
           </mc:Choice>
           <mc:Fallback>
             <w:pict>
-              <v:shape w14:anchorId="0A1E1DB9" id="_x0000_s1049" type="#_x0000_t202" style="position:absolute;margin-left:14.95pt;margin-top:172.5pt;width:453.6pt;height:.05pt;z-index:251761152;visibility:visible;mso-wrap-style:square;mso-wrap-distance-left:9pt;mso-wrap-distance-top:0;mso-wrap-distance-right:9pt;mso-wrap-distance-bottom:0;mso-position-horizontal:absolute;mso-position-horizontal-relative:text;mso-position-vertical:absolute;mso-position-vertical-relative:text;v-text-anchor:top" o:gfxdata="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" stroked="f">
+              <v:shape w14:anchorId="0A1E1DB9" id="_x0000_s1050" type="#_x0000_t202" style="position:absolute;margin-left:14.95pt;margin-top:172.5pt;width:453.6pt;height:.05pt;z-index:251761152;visibility:visible;mso-wrap-style:square;mso-wrap-distance-left:9pt;mso-wrap-distance-top:0;mso-wrap-distance-right:9pt;mso-wrap-distance-bottom:0;mso-position-horizontal:absolute;mso-position-horizontal-relative:text;mso-position-vertical:absolute;mso-position-vertical-relative:text;v-text-anchor:top" o:gfxdata="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" stroked="f">
                 <v:textbox style="mso-fit-shape-to-text:t" inset="0,0,0,0">
                   <w:txbxContent>
                     <w:p>
@@ -10751,7 +9503,13 @@
                         <w:rPr>
                           <w:noProof/>
                         </w:rPr>
-                        <w:t>21</w:t>
+                        <w:t>2</w:t>
+                      </w:r>
+                      <w:r>
+                        <w:rPr>
+                          <w:noProof/>
+                        </w:rPr>
+                        <w:t>2</w:t>
                       </w:r>
                       <w:r>
                         <w:t>. ábra: Rendelés feldolgozás alatt</w:t>
@@ -11046,23 +9804,23 @@
       </w:pPr>
       <w:r>
         <w:rPr>
-          <w:noProof/>
+          <w:rFonts w:ascii="Times New Roman" w:hAnsi="Times New Roman" w:cs="Times New Roman"/>
           <w:sz w:val="24"/>
           <w:szCs w:val="24"/>
         </w:rPr>
         <w:drawing>
-          <wp:anchor distT="0" distB="0" distL="114300" distR="114300" simplePos="0" relativeHeight="251757056" behindDoc="0" locked="0" layoutInCell="1" allowOverlap="1" wp14:anchorId="284DB483" wp14:editId="59913017">
+          <wp:anchor distT="0" distB="0" distL="114300" distR="114300" simplePos="0" relativeHeight="251820544" behindDoc="0" locked="0" layoutInCell="1" allowOverlap="1" wp14:anchorId="0D6D190C" wp14:editId="0B8BF1E9">
             <wp:simplePos x="0" y="0"/>
-            <wp:positionH relativeFrom="column">
-              <wp:posOffset>190475</wp:posOffset>
+            <wp:positionH relativeFrom="margin">
+              <wp:posOffset>824230</wp:posOffset>
             </wp:positionH>
             <wp:positionV relativeFrom="paragraph">
-              <wp:posOffset>191897</wp:posOffset>
+              <wp:posOffset>4136390</wp:posOffset>
             </wp:positionV>
-            <wp:extent cx="5760720" cy="765810"/>
-            <wp:effectExtent l="190500" t="190500" r="182880" b="186690"/>
+            <wp:extent cx="4752975" cy="2335530"/>
+            <wp:effectExtent l="152400" t="152400" r="371475" b="369570"/>
             <wp:wrapSquare wrapText="bothSides"/>
-            <wp:docPr id="20" name="Kép 20"/>
+            <wp:docPr id="2" name="Kép 2"/>
             <wp:cNvGraphicFramePr>
               <a:graphicFrameLocks xmlns:a="http://schemas.openxmlformats.org/drawingml/2006/main" noChangeAspect="1"/>
             </wp:cNvGraphicFramePr>
@@ -11074,7 +9832,7 @@
                     <pic:cNvPicPr/>
                   </pic:nvPicPr>
                   <pic:blipFill>
-                    <a:blip r:embed="rId41" cstate="print">
+                    <a:blip r:embed="rId43" cstate="print">
                       <a:extLst>
                         <a:ext uri="{28A0092B-C50C-407E-A947-70E740481C1C}">
                           <a14:useLocalDpi xmlns:a14="http://schemas.microsoft.com/office/drawing/2010/main" val="0"/>
@@ -11088,7 +9846,7 @@
                   <pic:spPr>
                     <a:xfrm>
                       <a:off x="0" y="0"/>
-                      <a:ext cx="5760720" cy="765810"/>
+                      <a:ext cx="4752975" cy="2335530"/>
                     </a:xfrm>
                     <a:prstGeom prst="rect">
                       <a:avLst/>
@@ -11097,9 +9855,9 @@
                       <a:noFill/>
                     </a:ln>
                     <a:effectLst>
-                      <a:outerShdw blurRad="190500" algn="tl" rotWithShape="0">
-                        <a:srgbClr val="000000">
-                          <a:alpha val="70000"/>
+                      <a:outerShdw blurRad="292100" dist="139700" dir="2700000" algn="tl" rotWithShape="0">
+                        <a:srgbClr val="333333">
+                          <a:alpha val="65000"/>
                         </a:srgbClr>
                       </a:outerShdw>
                     </a:effectLst>
@@ -11107,16 +9865,147 @@
                 </pic:pic>
               </a:graphicData>
             </a:graphic>
+            <wp14:sizeRelH relativeFrom="margin">
+              <wp14:pctWidth>0</wp14:pctWidth>
+            </wp14:sizeRelH>
+            <wp14:sizeRelV relativeFrom="margin">
+              <wp14:pctHeight>0</wp14:pctHeight>
+            </wp14:sizeRelV>
           </wp:anchor>
         </w:drawing>
       </w:r>
-    </w:p>
-    <w:p>
-      <w:pPr>
-        <w:rPr>
-          <w:rFonts w:ascii="Times New Roman" w:hAnsi="Times New Roman" w:cs="Times New Roman"/>
-          <w:sz w:val="24"/>
-          <w:szCs w:val="24"/>
+      <w:r>
+        <w:rPr>
+          <w:noProof/>
+        </w:rPr>
+        <mc:AlternateContent>
+          <mc:Choice Requires="wps">
+            <w:drawing>
+              <wp:anchor distT="0" distB="0" distL="114300" distR="114300" simplePos="0" relativeHeight="251822592" behindDoc="0" locked="0" layoutInCell="1" allowOverlap="1" wp14:anchorId="27156412" wp14:editId="6ACA09B3">
+                <wp:simplePos x="0" y="0"/>
+                <wp:positionH relativeFrom="column">
+                  <wp:posOffset>824230</wp:posOffset>
+                </wp:positionH>
+                <wp:positionV relativeFrom="paragraph">
+                  <wp:posOffset>6473825</wp:posOffset>
+                </wp:positionV>
+                <wp:extent cx="4752975" cy="635"/>
+                <wp:effectExtent l="0" t="0" r="0" b="0"/>
+                <wp:wrapSquare wrapText="bothSides"/>
+                <wp:docPr id="3" name="Szövegdoboz 3"/>
+                <wp:cNvGraphicFramePr/>
+                <a:graphic xmlns:a="http://schemas.openxmlformats.org/drawingml/2006/main">
+                  <a:graphicData uri="http://schemas.microsoft.com/office/word/2010/wordprocessingShape">
+                    <wps:wsp>
+                      <wps:cNvSpPr txBox="1"/>
+                      <wps:spPr>
+                        <a:xfrm>
+                          <a:off x="0" y="0"/>
+                          <a:ext cx="4752975" cy="635"/>
+                        </a:xfrm>
+                        <a:prstGeom prst="rect">
+                          <a:avLst/>
+                        </a:prstGeom>
+                        <a:solidFill>
+                          <a:prstClr val="white"/>
+                        </a:solidFill>
+                        <a:ln>
+                          <a:noFill/>
+                        </a:ln>
+                      </wps:spPr>
+                      <wps:txbx>
+                        <w:txbxContent>
+                          <w:p>
+                            <w:pPr>
+                              <w:pStyle w:val="Kpalrs"/>
+                              <w:jc w:val="center"/>
+                              <w:rPr>
+                                <w:rFonts w:asciiTheme="majorHAnsi" w:hAnsiTheme="majorHAnsi" w:cstheme="majorHAnsi"/>
+                              </w:rPr>
+                            </w:pPr>
+                            <w:r>
+                              <w:rPr>
+                                <w:rFonts w:asciiTheme="majorHAnsi" w:hAnsiTheme="majorHAnsi" w:cstheme="majorHAnsi"/>
+                              </w:rPr>
+                              <w:t>2</w:t>
+                            </w:r>
+                            <w:r>
+                              <w:rPr>
+                                <w:rFonts w:asciiTheme="majorHAnsi" w:hAnsiTheme="majorHAnsi" w:cstheme="majorHAnsi"/>
+                              </w:rPr>
+                              <w:t>5</w:t>
+                            </w:r>
+                            <w:r>
+                              <w:rPr>
+                                <w:rFonts w:asciiTheme="majorHAnsi" w:hAnsiTheme="majorHAnsi" w:cstheme="majorHAnsi"/>
+                              </w:rPr>
+                              <w:t>. ábra: Teljes rendelés nyilvántartó oldal</w:t>
+                            </w:r>
+                          </w:p>
+                        </w:txbxContent>
+                      </wps:txbx>
+                      <wps:bodyPr rot="0" spcFirstLastPara="0" vertOverflow="overflow" horzOverflow="overflow" vert="horz" wrap="square" lIns="0" tIns="0" rIns="0" bIns="0" numCol="1" spcCol="0" rtlCol="0" fromWordArt="0" anchor="t" anchorCtr="0" forceAA="0" compatLnSpc="1">
+                        <a:prstTxWarp prst="textNoShape">
+                          <a:avLst/>
+                        </a:prstTxWarp>
+                        <a:spAutoFit/>
+                      </wps:bodyPr>
+                    </wps:wsp>
+                  </a:graphicData>
+                </a:graphic>
+              </wp:anchor>
+            </w:drawing>
+          </mc:Choice>
+          <mc:Fallback>
+            <w:pict>
+              <v:shape w14:anchorId="27156412" id="Szövegdoboz 3" o:spid="_x0000_s1051" type="#_x0000_t202" style="position:absolute;margin-left:64.9pt;margin-top:509.75pt;width:374.25pt;height:.05pt;z-index:251822592;visibility:visible;mso-wrap-style:square;mso-wrap-distance-left:9pt;mso-wrap-distance-top:0;mso-wrap-distance-right:9pt;mso-wrap-distance-bottom:0;mso-position-horizontal:absolute;mso-position-horizontal-relative:text;mso-position-vertical:absolute;mso-position-vertical-relative:text;v-text-anchor:top" o:gfxdata="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" stroked="f">
+                <v:textbox style="mso-fit-shape-to-text:t" inset="0,0,0,0">
+                  <w:txbxContent>
+                    <w:p>
+                      <w:pPr>
+                        <w:pStyle w:val="Kpalrs"/>
+                        <w:jc w:val="center"/>
+                        <w:rPr>
+                          <w:rFonts w:asciiTheme="majorHAnsi" w:hAnsiTheme="majorHAnsi" w:cstheme="majorHAnsi"/>
+                        </w:rPr>
+                      </w:pPr>
+                      <w:r>
+                        <w:rPr>
+                          <w:rFonts w:asciiTheme="majorHAnsi" w:hAnsiTheme="majorHAnsi" w:cstheme="majorHAnsi"/>
+                        </w:rPr>
+                        <w:t>2</w:t>
+                      </w:r>
+                      <w:r>
+                        <w:rPr>
+                          <w:rFonts w:asciiTheme="majorHAnsi" w:hAnsiTheme="majorHAnsi" w:cstheme="majorHAnsi"/>
+                        </w:rPr>
+                        <w:t>5</w:t>
+                      </w:r>
+                      <w:r>
+                        <w:rPr>
+                          <w:rFonts w:asciiTheme="majorHAnsi" w:hAnsiTheme="majorHAnsi" w:cstheme="majorHAnsi"/>
+                        </w:rPr>
+                        <w:t>. ábra: Teljes rendelés nyilvántartó oldal</w:t>
+                      </w:r>
+                    </w:p>
+                  </w:txbxContent>
+                </v:textbox>
+                <w10:wrap type="square"/>
+              </v:shape>
+            </w:pict>
+          </mc:Fallback>
+        </mc:AlternateContent>
+      </w:r>
+    </w:p>
+    <w:p>
+      <w:pPr>
+        <w:rPr>
+          <w:rFonts w:ascii="Times New Roman" w:hAnsi="Times New Roman" w:cs="Times New Roman"/>
+          <w:b/>
+          <w:bCs/>
+          <w:color w:val="4472C4" w:themeColor="accent1"/>
+          <w:sz w:val="32"/>
+          <w:szCs w:val="32"/>
         </w:rPr>
       </w:pPr>
       <w:r>
@@ -11127,23 +10016,14 @@
         </w:rPr>
         <w:br w:type="page"/>
       </w:r>
-    </w:p>
-    <w:p>
-      <w:pPr>
-        <w:spacing w:line="360" w:lineRule="auto"/>
-        <w:rPr>
-          <w:rFonts w:ascii="Times New Roman" w:hAnsi="Times New Roman" w:cs="Times New Roman"/>
+      <w:r>
+        <w:rPr>
+          <w:rFonts w:ascii="Times New Roman" w:hAnsi="Times New Roman" w:cs="Times New Roman"/>
+          <w:b/>
+          <w:bCs/>
           <w:color w:val="4472C4" w:themeColor="accent1"/>
-          <w:sz w:val="36"/>
-          <w:szCs w:val="36"/>
-        </w:rPr>
-      </w:pPr>
-      <w:r>
-        <w:rPr>
-          <w:rFonts w:ascii="Times New Roman" w:hAnsi="Times New Roman" w:cs="Times New Roman"/>
-          <w:color w:val="4472C4" w:themeColor="accent1"/>
-          <w:sz w:val="36"/>
-          <w:szCs w:val="36"/>
+          <w:sz w:val="32"/>
+          <w:szCs w:val="32"/>
         </w:rPr>
         <w:lastRenderedPageBreak/>
         <w:t>12. Termékek</w:t>
@@ -11258,7 +10138,7 @@
                     <pic:cNvPicPr/>
                   </pic:nvPicPr>
                   <pic:blipFill>
-                    <a:blip r:embed="rId42">
+                    <a:blip r:embed="rId44">
                       <a:extLst>
                         <a:ext uri="{28A0092B-C50C-407E-A947-70E740481C1C}">
                           <a14:useLocalDpi xmlns:a14="http://schemas.microsoft.com/office/drawing/2010/main" val="0"/>
@@ -11519,7 +10399,14 @@
                                 <w:rFonts w:ascii="Times New Roman" w:hAnsi="Times New Roman" w:cs="Times New Roman"/>
                                 <w:noProof/>
                               </w:rPr>
-                              <w:t>24</w:t>
+                              <w:t>2</w:t>
+                            </w:r>
+                            <w:r>
+                              <w:rPr>
+                                <w:rFonts w:ascii="Times New Roman" w:hAnsi="Times New Roman" w:cs="Times New Roman"/>
+                                <w:noProof/>
+                              </w:rPr>
+                              <w:t>6</w:t>
                             </w:r>
                             <w:r>
                               <w:t>. ábra: Termék létrehozása űrlap</w:t>
@@ -11544,7 +10431,7 @@
           </mc:Choice>
           <mc:Fallback>
             <w:pict>
-              <v:shape w14:anchorId="02136B8C" id="_x0000_s1050" type="#_x0000_t202" style="position:absolute;margin-left:2.3pt;margin-top:92.4pt;width:215.4pt;height:25.6pt;z-index:251767296;visibility:visible;mso-wrap-style:square;mso-height-percent:0;mso-wrap-distance-left:9pt;mso-wrap-distance-top:0;mso-wrap-distance-right:9pt;mso-wrap-distance-bottom:0;mso-position-horizontal:absolute;mso-position-horizontal-relative:text;mso-position-vertical:absolute;mso-position-vertical-relative:text;mso-height-percent:0;mso-height-relative:margin;v-text-anchor:top" o:gfxdata="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" stroked="f">
+              <v:shape w14:anchorId="02136B8C" id="_x0000_s1052" type="#_x0000_t202" style="position:absolute;margin-left:2.3pt;margin-top:92.4pt;width:215.4pt;height:25.6pt;z-index:251767296;visibility:visible;mso-wrap-style:square;mso-height-percent:0;mso-wrap-distance-left:9pt;mso-wrap-distance-top:0;mso-wrap-distance-right:9pt;mso-wrap-distance-bottom:0;mso-position-horizontal:absolute;mso-position-horizontal-relative:text;mso-position-vertical:absolute;mso-position-vertical-relative:text;mso-height-percent:0;mso-height-relative:margin;v-text-anchor:top" o:gfxdata="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" stroked="f">
                 <v:textbox inset="0,0,0,0">
                   <w:txbxContent>
                     <w:p>
@@ -11561,7 +10448,14 @@
                           <w:rFonts w:ascii="Times New Roman" w:hAnsi="Times New Roman" w:cs="Times New Roman"/>
                           <w:noProof/>
                         </w:rPr>
-                        <w:t>24</w:t>
+                        <w:t>2</w:t>
+                      </w:r>
+                      <w:r>
+                        <w:rPr>
+                          <w:rFonts w:ascii="Times New Roman" w:hAnsi="Times New Roman" w:cs="Times New Roman"/>
+                          <w:noProof/>
+                        </w:rPr>
+                        <w:t>6</w:t>
                       </w:r>
                       <w:r>
                         <w:t>. ábra: Termék létrehozása űrlap</w:t>
@@ -11677,7 +10571,7 @@
                     <pic:cNvPicPr/>
                   </pic:nvPicPr>
                   <pic:blipFill>
-                    <a:blip r:embed="rId43">
+                    <a:blip r:embed="rId45">
                       <a:extLst>
                         <a:ext uri="{28A0092B-C50C-407E-A947-70E740481C1C}">
                           <a14:useLocalDpi xmlns:a14="http://schemas.microsoft.com/office/drawing/2010/main" val="0"/>
@@ -11845,7 +10739,13 @@
                               <w:rPr>
                                 <w:noProof/>
                               </w:rPr>
-                              <w:t>26</w:t>
+                              <w:t>2</w:t>
+                            </w:r>
+                            <w:r>
+                              <w:rPr>
+                                <w:noProof/>
+                              </w:rPr>
+                              <w:t>8</w:t>
                             </w:r>
                             <w:r>
                               <w:t>. ábra: Termék törlése űrlap</w:t>
@@ -11870,7 +10770,7 @@
           </mc:Choice>
           <mc:Fallback>
             <w:pict>
-              <v:shape w14:anchorId="5DEDBFC4" id="_x0000_s1051" type="#_x0000_t202" style="position:absolute;margin-left:281.65pt;margin-top:274.3pt;width:179.2pt;height:25.6pt;z-index:251771392;visibility:visible;mso-wrap-style:square;mso-height-percent:0;mso-wrap-distance-left:9pt;mso-wrap-distance-top:0;mso-wrap-distance-right:9pt;mso-wrap-distance-bottom:0;mso-position-horizontal:absolute;mso-position-horizontal-relative:text;mso-position-vertical:absolute;mso-position-vertical-relative:text;mso-height-percent:0;mso-height-relative:margin;v-text-anchor:top" o:gfxdata="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" stroked="f">
+              <v:shape w14:anchorId="5DEDBFC4" id="_x0000_s1053" type="#_x0000_t202" style="position:absolute;margin-left:281.65pt;margin-top:274.3pt;width:179.2pt;height:25.6pt;z-index:251771392;visibility:visible;mso-wrap-style:square;mso-height-percent:0;mso-wrap-distance-left:9pt;mso-wrap-distance-top:0;mso-wrap-distance-right:9pt;mso-wrap-distance-bottom:0;mso-position-horizontal:absolute;mso-position-horizontal-relative:text;mso-position-vertical:absolute;mso-position-vertical-relative:text;mso-height-percent:0;mso-height-relative:margin;v-text-anchor:top" o:gfxdata="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" stroked="f">
                 <v:textbox inset="0,0,0,0">
                   <w:txbxContent>
                     <w:p>
@@ -11887,7 +10787,13 @@
                         <w:rPr>
                           <w:noProof/>
                         </w:rPr>
-                        <w:t>26</w:t>
+                        <w:t>2</w:t>
+                      </w:r>
+                      <w:r>
+                        <w:rPr>
+                          <w:noProof/>
+                        </w:rPr>
+                        <w:t>8</w:t>
                       </w:r>
                       <w:r>
                         <w:t>. ábra: Termék törlése űrlap</w:t>
@@ -11956,7 +10862,14 @@
                                 <w:rFonts w:ascii="Times New Roman" w:hAnsi="Times New Roman" w:cs="Times New Roman"/>
                                 <w:noProof/>
                               </w:rPr>
-                              <w:t>25</w:t>
+                              <w:t>2</w:t>
+                            </w:r>
+                            <w:r>
+                              <w:rPr>
+                                <w:rFonts w:ascii="Times New Roman" w:hAnsi="Times New Roman" w:cs="Times New Roman"/>
+                                <w:noProof/>
+                              </w:rPr>
+                              <w:t>7</w:t>
                             </w:r>
                             <w:r>
                               <w:t>. ábra: Termék módosítása űrlap</w:t>
@@ -11981,7 +10894,7 @@
           </mc:Choice>
           <mc:Fallback>
             <w:pict>
-              <v:shape w14:anchorId="4D140F4E" id="_x0000_s1052" type="#_x0000_t202" style="position:absolute;margin-left:2.3pt;margin-top:274.4pt;width:215.4pt;height:25.5pt;z-index:251769344;visibility:visible;mso-wrap-style:square;mso-height-percent:0;mso-wrap-distance-left:9pt;mso-wrap-distance-top:0;mso-wrap-distance-right:9pt;mso-wrap-distance-bottom:0;mso-position-horizontal:absolute;mso-position-horizontal-relative:text;mso-position-vertical:absolute;mso-position-vertical-relative:text;mso-height-percent:0;mso-height-relative:margin;v-text-anchor:top" o:gfxdata="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" stroked="f">
+              <v:shape w14:anchorId="4D140F4E" id="_x0000_s1054" type="#_x0000_t202" style="position:absolute;margin-left:2.3pt;margin-top:274.4pt;width:215.4pt;height:25.5pt;z-index:251769344;visibility:visible;mso-wrap-style:square;mso-height-percent:0;mso-wrap-distance-left:9pt;mso-wrap-distance-top:0;mso-wrap-distance-right:9pt;mso-wrap-distance-bottom:0;mso-position-horizontal:absolute;mso-position-horizontal-relative:text;mso-position-vertical:absolute;mso-position-vertical-relative:text;mso-height-percent:0;mso-height-relative:margin;v-text-anchor:top" o:gfxdata="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" stroked="f">
                 <v:textbox inset="0,0,0,0">
                   <w:txbxContent>
                     <w:p>
@@ -11998,7 +10911,14 @@
                           <w:rFonts w:ascii="Times New Roman" w:hAnsi="Times New Roman" w:cs="Times New Roman"/>
                           <w:noProof/>
                         </w:rPr>
-                        <w:t>25</w:t>
+                        <w:t>2</w:t>
+                      </w:r>
+                      <w:r>
+                        <w:rPr>
+                          <w:rFonts w:ascii="Times New Roman" w:hAnsi="Times New Roman" w:cs="Times New Roman"/>
+                          <w:noProof/>
+                        </w:rPr>
+                        <w:t>7</w:t>
                       </w:r>
                       <w:r>
                         <w:t>. ábra: Termék módosítása űrlap</w:t>
@@ -12042,7 +10962,7 @@
                     <pic:cNvPicPr/>
                   </pic:nvPicPr>
                   <pic:blipFill>
-                    <a:blip r:embed="rId44">
+                    <a:blip r:embed="rId46">
                       <a:extLst>
                         <a:ext uri="{28A0092B-C50C-407E-A947-70E740481C1C}">
                           <a14:useLocalDpi xmlns:a14="http://schemas.microsoft.com/office/drawing/2010/main" val="0"/>
@@ -12193,7 +11113,7 @@
                     <pic:cNvPicPr/>
                   </pic:nvPicPr>
                   <pic:blipFill>
-                    <a:blip r:embed="rId45"/>
+                    <a:blip r:embed="rId47"/>
                     <a:stretch>
                       <a:fillRect/>
                     </a:stretch>
@@ -12258,7 +11178,7 @@
                     <pic:cNvPicPr/>
                   </pic:nvPicPr>
                   <pic:blipFill>
-                    <a:blip r:embed="rId46">
+                    <a:blip r:embed="rId48">
                       <a:extLst>
                         <a:ext uri="{28A0092B-C50C-407E-A947-70E740481C1C}">
                           <a14:useLocalDpi xmlns:a14="http://schemas.microsoft.com/office/drawing/2010/main" val="0"/>
@@ -12551,7 +11471,13 @@
                               <w:rPr>
                                 <w:noProof/>
                               </w:rPr>
-                              <w:t>27</w:t>
+                              <w:t>2</w:t>
+                            </w:r>
+                            <w:r>
+                              <w:rPr>
+                                <w:noProof/>
+                              </w:rPr>
+                              <w:t>9</w:t>
                             </w:r>
                             <w:r>
                               <w:t>. ábra: Termék kártya megjelenése</w:t>
@@ -12576,7 +11502,7 @@
           </mc:Choice>
           <mc:Fallback>
             <w:pict>
-              <v:shape w14:anchorId="19AA2E1A" id="_x0000_s1053" type="#_x0000_t202" style="position:absolute;margin-left:-.05pt;margin-top:15.1pt;width:185.25pt;height:25.6pt;z-index:251779584;visibility:visible;mso-wrap-style:square;mso-height-percent:0;mso-wrap-distance-left:9pt;mso-wrap-distance-top:0;mso-wrap-distance-right:9pt;mso-wrap-distance-bottom:0;mso-position-horizontal:absolute;mso-position-horizontal-relative:text;mso-position-vertical:absolute;mso-position-vertical-relative:text;mso-height-percent:0;mso-height-relative:margin;v-text-anchor:top" o:gfxdata="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" stroked="f">
+              <v:shape w14:anchorId="19AA2E1A" id="_x0000_s1055" type="#_x0000_t202" style="position:absolute;margin-left:-.05pt;margin-top:15.1pt;width:185.25pt;height:25.6pt;z-index:251779584;visibility:visible;mso-wrap-style:square;mso-height-percent:0;mso-wrap-distance-left:9pt;mso-wrap-distance-top:0;mso-wrap-distance-right:9pt;mso-wrap-distance-bottom:0;mso-position-horizontal:absolute;mso-position-horizontal-relative:text;mso-position-vertical:absolute;mso-position-vertical-relative:text;mso-height-percent:0;mso-height-relative:margin;v-text-anchor:top" o:gfxdata="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" stroked="f">
                 <v:textbox inset="0,0,0,0">
                   <w:txbxContent>
                     <w:p>
@@ -12591,7 +11517,13 @@
                         <w:rPr>
                           <w:noProof/>
                         </w:rPr>
-                        <w:t>27</w:t>
+                        <w:t>2</w:t>
+                      </w:r>
+                      <w:r>
+                        <w:rPr>
+                          <w:noProof/>
+                        </w:rPr>
+                        <w:t>9</w:t>
                       </w:r>
                       <w:r>
                         <w:t>. ábra: Termék kártya megjelenése</w:t>
@@ -12645,7 +11577,7 @@
                     <pic:cNvPicPr/>
                   </pic:nvPicPr>
                   <pic:blipFill>
-                    <a:blip r:embed="rId47" cstate="print">
+                    <a:blip r:embed="rId49" cstate="print">
                       <a:extLst>
                         <a:ext uri="{28A0092B-C50C-407E-A947-70E740481C1C}">
                           <a14:useLocalDpi xmlns:a14="http://schemas.microsoft.com/office/drawing/2010/main" val="0"/>
@@ -12745,7 +11677,7 @@
                                 <w:rFonts w:ascii="Times New Roman" w:hAnsi="Times New Roman" w:cs="Times New Roman"/>
                                 <w:noProof/>
                               </w:rPr>
-                              <w:t>28</w:t>
+                              <w:t>30</w:t>
                             </w:r>
                             <w:r>
                               <w:t>. ábra: Termékek oldal kinézete</w:t>
@@ -12770,7 +11702,7 @@
           </mc:Choice>
           <mc:Fallback>
             <w:pict>
-              <v:shape w14:anchorId="40CD0FAA" id="_x0000_s1054" type="#_x0000_t202" style="position:absolute;margin-left:-.05pt;margin-top:245.3pt;width:441.3pt;height:25.55pt;z-index:251781632;visibility:visible;mso-wrap-style:square;mso-height-percent:0;mso-wrap-distance-left:9pt;mso-wrap-distance-top:0;mso-wrap-distance-right:9pt;mso-wrap-distance-bottom:0;mso-position-horizontal:absolute;mso-position-horizontal-relative:text;mso-position-vertical:absolute;mso-position-vertical-relative:text;mso-height-percent:0;mso-height-relative:margin;v-text-anchor:top" o:gfxdata="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" stroked="f">
+              <v:shape w14:anchorId="40CD0FAA" id="_x0000_s1056" type="#_x0000_t202" style="position:absolute;margin-left:-.05pt;margin-top:245.3pt;width:441.3pt;height:25.55pt;z-index:251781632;visibility:visible;mso-wrap-style:square;mso-height-percent:0;mso-wrap-distance-left:9pt;mso-wrap-distance-top:0;mso-wrap-distance-right:9pt;mso-wrap-distance-bottom:0;mso-position-horizontal:absolute;mso-position-horizontal-relative:text;mso-position-vertical:absolute;mso-position-vertical-relative:text;mso-height-percent:0;mso-height-relative:margin;v-text-anchor:top" o:gfxdata="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" stroked="f">
                 <v:textbox inset="0,0,0,0">
                   <w:txbxContent>
                     <w:p>
@@ -12787,7 +11719,7 @@
                           <w:rFonts w:ascii="Times New Roman" w:hAnsi="Times New Roman" w:cs="Times New Roman"/>
                           <w:noProof/>
                         </w:rPr>
-                        <w:t>28</w:t>
+                        <w:t>30</w:t>
                       </w:r>
                       <w:r>
                         <w:t>. ábra: Termékek oldal kinézete</w:t>
@@ -12807,14 +11739,6 @@
           <w:sz w:val="24"/>
           <w:szCs w:val="24"/>
         </w:rPr>
-        <w:t>A teljes oldal így néz ki:</w:t>
-      </w:r>
-      <w:r>
-        <w:rPr>
-          <w:rFonts w:ascii="Times New Roman" w:hAnsi="Times New Roman" w:cs="Times New Roman"/>
-          <w:sz w:val="24"/>
-          <w:szCs w:val="24"/>
-        </w:rPr>
         <w:br w:type="page"/>
       </w:r>
     </w:p>
@@ -12823,17 +11747,21 @@
         <w:spacing w:line="360" w:lineRule="auto"/>
         <w:rPr>
           <w:rFonts w:ascii="Times New Roman" w:hAnsi="Times New Roman" w:cs="Times New Roman"/>
+          <w:b/>
+          <w:bCs/>
           <w:color w:val="4472C4" w:themeColor="accent1"/>
-          <w:sz w:val="36"/>
-          <w:szCs w:val="36"/>
-        </w:rPr>
-      </w:pPr>
-      <w:r>
-        <w:rPr>
-          <w:rFonts w:ascii="Times New Roman" w:hAnsi="Times New Roman" w:cs="Times New Roman"/>
+          <w:sz w:val="32"/>
+          <w:szCs w:val="32"/>
+        </w:rPr>
+      </w:pPr>
+      <w:r>
+        <w:rPr>
+          <w:rFonts w:ascii="Times New Roman" w:hAnsi="Times New Roman" w:cs="Times New Roman"/>
+          <w:b/>
+          <w:bCs/>
           <w:color w:val="4472C4" w:themeColor="accent1"/>
-          <w:sz w:val="36"/>
-          <w:szCs w:val="36"/>
+          <w:sz w:val="32"/>
+          <w:szCs w:val="32"/>
         </w:rPr>
         <w:lastRenderedPageBreak/>
         <w:t>13. Menük</w:t>
@@ -12973,7 +11901,7 @@
                     <pic:cNvPicPr/>
                   </pic:nvPicPr>
                   <pic:blipFill>
-                    <a:blip r:embed="rId48">
+                    <a:blip r:embed="rId50">
                       <a:extLst>
                         <a:ext uri="{28A0092B-C50C-407E-A947-70E740481C1C}">
                           <a14:useLocalDpi xmlns:a14="http://schemas.microsoft.com/office/drawing/2010/main" val="0"/>
@@ -13264,7 +12192,7 @@
                                 <w:noProof/>
                                 <w14:ligatures w14:val="none"/>
                               </w:rPr>
-                              <w:t>29</w:t>
+                              <w:t>31</w:t>
                             </w:r>
                             <w:r>
                               <w:t>. ábra: Menü létrehozása űrlap</w:t>
@@ -13289,7 +12217,7 @@
           </mc:Choice>
           <mc:Fallback>
             <w:pict>
-              <v:shape w14:anchorId="27CEC967" id="_x0000_s1055" type="#_x0000_t202" style="position:absolute;margin-left:2.3pt;margin-top:13.5pt;width:229.3pt;height:14.95pt;z-index:251785728;visibility:visible;mso-wrap-style:square;mso-height-percent:0;mso-wrap-distance-left:9pt;mso-wrap-distance-top:0;mso-wrap-distance-right:9pt;mso-wrap-distance-bottom:0;mso-position-horizontal:absolute;mso-position-horizontal-relative:text;mso-position-vertical:absolute;mso-position-vertical-relative:text;mso-height-percent:0;mso-height-relative:margin;v-text-anchor:top" o:gfxdata="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" stroked="f">
+              <v:shape w14:anchorId="27CEC967" id="_x0000_s1057" type="#_x0000_t202" style="position:absolute;margin-left:2.3pt;margin-top:13.5pt;width:229.3pt;height:14.95pt;z-index:251785728;visibility:visible;mso-wrap-style:square;mso-height-percent:0;mso-wrap-distance-left:9pt;mso-wrap-distance-top:0;mso-wrap-distance-right:9pt;mso-wrap-distance-bottom:0;mso-position-horizontal:absolute;mso-position-horizontal-relative:text;mso-position-vertical:absolute;mso-position-vertical-relative:text;mso-height-percent:0;mso-height-relative:margin;v-text-anchor:top" o:gfxdata="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" stroked="f">
                 <v:textbox inset="0,0,0,0">
                   <w:txbxContent>
                     <w:p>
@@ -13308,7 +12236,7 @@
                           <w:noProof/>
                           <w14:ligatures w14:val="none"/>
                         </w:rPr>
-                        <w:t>29</w:t>
+                        <w:t>31</w:t>
                       </w:r>
                       <w:r>
                         <w:t>. ábra: Menü létrehozása űrlap</w:t>
@@ -13331,6 +12259,33 @@
           <w:szCs w:val="24"/>
         </w:rPr>
       </w:pPr>
+    </w:p>
+    <w:p>
+      <w:pPr>
+        <w:rPr>
+          <w:rFonts w:ascii="Times New Roman" w:hAnsi="Times New Roman" w:cs="Times New Roman"/>
+          <w:sz w:val="24"/>
+          <w:szCs w:val="24"/>
+        </w:rPr>
+      </w:pPr>
+    </w:p>
+    <w:p>
+      <w:pPr>
+        <w:rPr>
+          <w:rFonts w:ascii="Times New Roman" w:hAnsi="Times New Roman" w:cs="Times New Roman"/>
+          <w:sz w:val="24"/>
+          <w:szCs w:val="24"/>
+        </w:rPr>
+      </w:pPr>
+    </w:p>
+    <w:p>
+      <w:pPr>
+        <w:rPr>
+          <w:rFonts w:ascii="Times New Roman" w:hAnsi="Times New Roman" w:cs="Times New Roman"/>
+          <w:sz w:val="24"/>
+          <w:szCs w:val="24"/>
+        </w:rPr>
+      </w:pPr>
       <w:r>
         <w:rPr>
           <w:rFonts w:ascii="Times New Roman" w:hAnsi="Times New Roman" w:cs="Times New Roman"/>
@@ -13339,13 +12294,339 @@
           <w:szCs w:val="24"/>
         </w:rPr>
         <w:drawing>
-          <wp:anchor distT="0" distB="0" distL="114300" distR="114300" simplePos="0" relativeHeight="251782656" behindDoc="0" locked="0" layoutInCell="1" allowOverlap="1" wp14:anchorId="1EB3AC16" wp14:editId="0FA61278">
+          <wp:anchor distT="0" distB="0" distL="114300" distR="114300" simplePos="0" relativeHeight="251783680" behindDoc="0" locked="0" layoutInCell="1" allowOverlap="1" wp14:anchorId="31562E81" wp14:editId="7AB09E73">
             <wp:simplePos x="0" y="0"/>
             <wp:positionH relativeFrom="column">
-              <wp:posOffset>27305</wp:posOffset>
+              <wp:posOffset>5080</wp:posOffset>
             </wp:positionH>
             <wp:positionV relativeFrom="paragraph">
-              <wp:posOffset>252959</wp:posOffset>
+              <wp:posOffset>864870</wp:posOffset>
+            </wp:positionV>
+            <wp:extent cx="2600325" cy="2121535"/>
+            <wp:effectExtent l="152400" t="152400" r="371475" b="354965"/>
+            <wp:wrapSquare wrapText="bothSides"/>
+            <wp:docPr id="34" name="Kép 34"/>
+            <wp:cNvGraphicFramePr>
+              <a:graphicFrameLocks xmlns:a="http://schemas.openxmlformats.org/drawingml/2006/main" noChangeAspect="1"/>
+            </wp:cNvGraphicFramePr>
+            <a:graphic xmlns:a="http://schemas.openxmlformats.org/drawingml/2006/main">
+              <a:graphicData uri="http://schemas.openxmlformats.org/drawingml/2006/picture">
+                <pic:pic xmlns:pic="http://schemas.openxmlformats.org/drawingml/2006/picture">
+                  <pic:nvPicPr>
+                    <pic:cNvPr id="1" name=""/>
+                    <pic:cNvPicPr/>
+                  </pic:nvPicPr>
+                  <pic:blipFill>
+                    <a:blip r:embed="rId51">
+                      <a:extLst>
+                        <a:ext uri="{28A0092B-C50C-407E-A947-70E740481C1C}">
+                          <a14:useLocalDpi xmlns:a14="http://schemas.microsoft.com/office/drawing/2010/main" val="0"/>
+                        </a:ext>
+                      </a:extLst>
+                    </a:blip>
+                    <a:stretch>
+                      <a:fillRect/>
+                    </a:stretch>
+                  </pic:blipFill>
+                  <pic:spPr>
+                    <a:xfrm>
+                      <a:off x="0" y="0"/>
+                      <a:ext cx="2600325" cy="2121535"/>
+                    </a:xfrm>
+                    <a:prstGeom prst="rect">
+                      <a:avLst/>
+                    </a:prstGeom>
+                    <a:ln>
+                      <a:noFill/>
+                    </a:ln>
+                    <a:effectLst>
+                      <a:outerShdw blurRad="292100" dist="139700" dir="2700000" algn="tl" rotWithShape="0">
+                        <a:srgbClr val="333333">
+                          <a:alpha val="65000"/>
+                        </a:srgbClr>
+                      </a:outerShdw>
+                    </a:effectLst>
+                  </pic:spPr>
+                </pic:pic>
+              </a:graphicData>
+            </a:graphic>
+            <wp14:sizeRelH relativeFrom="margin">
+              <wp14:pctWidth>0</wp14:pctWidth>
+            </wp14:sizeRelH>
+            <wp14:sizeRelV relativeFrom="margin">
+              <wp14:pctHeight>0</wp14:pctHeight>
+            </wp14:sizeRelV>
+          </wp:anchor>
+        </w:drawing>
+      </w:r>
+      <w:r>
+        <w:rPr>
+          <w:noProof/>
+        </w:rPr>
+        <mc:AlternateContent>
+          <mc:Choice Requires="wps">
+            <w:drawing>
+              <wp:anchor distT="0" distB="0" distL="114300" distR="114300" simplePos="0" relativeHeight="251789824" behindDoc="0" locked="0" layoutInCell="1" allowOverlap="1" wp14:anchorId="3154542A" wp14:editId="05DCF2E5">
+                <wp:simplePos x="0" y="0"/>
+                <wp:positionH relativeFrom="margin">
+                  <wp:align>left</wp:align>
+                </wp:positionH>
+                <wp:positionV relativeFrom="paragraph">
+                  <wp:posOffset>3006090</wp:posOffset>
+                </wp:positionV>
+                <wp:extent cx="2628900" cy="356870"/>
+                <wp:effectExtent l="0" t="0" r="0" b="5080"/>
+                <wp:wrapSquare wrapText="bothSides"/>
+                <wp:docPr id="449291717" name="Szövegdoboz 1"/>
+                <wp:cNvGraphicFramePr/>
+                <a:graphic xmlns:a="http://schemas.openxmlformats.org/drawingml/2006/main">
+                  <a:graphicData uri="http://schemas.microsoft.com/office/word/2010/wordprocessingShape">
+                    <wps:wsp>
+                      <wps:cNvSpPr txBox="1"/>
+                      <wps:spPr>
+                        <a:xfrm>
+                          <a:off x="0" y="0"/>
+                          <a:ext cx="2628900" cy="356870"/>
+                        </a:xfrm>
+                        <a:prstGeom prst="rect">
+                          <a:avLst/>
+                        </a:prstGeom>
+                        <a:solidFill>
+                          <a:prstClr val="white"/>
+                        </a:solidFill>
+                        <a:ln>
+                          <a:noFill/>
+                        </a:ln>
+                      </wps:spPr>
+                      <wps:txbx>
+                        <w:txbxContent>
+                          <w:p>
+                            <w:pPr>
+                              <w:pStyle w:val="Kpalrs"/>
+                              <w:jc w:val="center"/>
+                              <w:rPr>
+                                <w:rFonts w:ascii="Times New Roman" w:hAnsi="Times New Roman" w:cs="Times New Roman"/>
+                                <w:noProof/>
+                              </w:rPr>
+                            </w:pPr>
+                            <w:r>
+                              <w:rPr>
+                                <w:rFonts w:ascii="Times New Roman" w:hAnsi="Times New Roman" w:cs="Times New Roman"/>
+                                <w:noProof/>
+                              </w:rPr>
+                              <w:t>3</w:t>
+                            </w:r>
+                            <w:r>
+                              <w:rPr>
+                                <w:rFonts w:ascii="Times New Roman" w:hAnsi="Times New Roman" w:cs="Times New Roman"/>
+                                <w:noProof/>
+                              </w:rPr>
+                              <w:t>2</w:t>
+                            </w:r>
+                            <w:r>
+                              <w:t>. ábra: Menü módosítása űrlap 2</w:t>
+                            </w:r>
+                          </w:p>
+                        </w:txbxContent>
+                      </wps:txbx>
+                      <wps:bodyPr rot="0" spcFirstLastPara="0" vertOverflow="overflow" horzOverflow="overflow" vert="horz" wrap="square" lIns="0" tIns="0" rIns="0" bIns="0" numCol="1" spcCol="0" rtlCol="0" fromWordArt="0" anchor="t" anchorCtr="0" forceAA="0" compatLnSpc="1">
+                        <a:prstTxWarp prst="textNoShape">
+                          <a:avLst/>
+                        </a:prstTxWarp>
+                        <a:noAutofit/>
+                      </wps:bodyPr>
+                    </wps:wsp>
+                  </a:graphicData>
+                </a:graphic>
+                <wp14:sizeRelH relativeFrom="margin">
+                  <wp14:pctWidth>0</wp14:pctWidth>
+                </wp14:sizeRelH>
+                <wp14:sizeRelV relativeFrom="margin">
+                  <wp14:pctHeight>0</wp14:pctHeight>
+                </wp14:sizeRelV>
+              </wp:anchor>
+            </w:drawing>
+          </mc:Choice>
+          <mc:Fallback>
+            <w:pict>
+              <v:shape w14:anchorId="3154542A" id="_x0000_s1058" type="#_x0000_t202" style="position:absolute;margin-left:0;margin-top:236.7pt;width:207pt;height:28.1pt;z-index:251789824;visibility:visible;mso-wrap-style:square;mso-width-percent:0;mso-height-percent:0;mso-wrap-distance-left:9pt;mso-wrap-distance-top:0;mso-wrap-distance-right:9pt;mso-wrap-distance-bottom:0;mso-position-horizontal:left;mso-position-horizontal-relative:margin;mso-position-vertical:absolute;mso-position-vertical-relative:text;mso-width-percent:0;mso-height-percent:0;mso-width-relative:margin;mso-height-relative:margin;v-text-anchor:top" o:gfxdata="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" stroked="f">
+                <v:textbox inset="0,0,0,0">
+                  <w:txbxContent>
+                    <w:p>
+                      <w:pPr>
+                        <w:pStyle w:val="Kpalrs"/>
+                        <w:jc w:val="center"/>
+                        <w:rPr>
+                          <w:rFonts w:ascii="Times New Roman" w:hAnsi="Times New Roman" w:cs="Times New Roman"/>
+                          <w:noProof/>
+                        </w:rPr>
+                      </w:pPr>
+                      <w:r>
+                        <w:rPr>
+                          <w:rFonts w:ascii="Times New Roman" w:hAnsi="Times New Roman" w:cs="Times New Roman"/>
+                          <w:noProof/>
+                        </w:rPr>
+                        <w:t>3</w:t>
+                      </w:r>
+                      <w:r>
+                        <w:rPr>
+                          <w:rFonts w:ascii="Times New Roman" w:hAnsi="Times New Roman" w:cs="Times New Roman"/>
+                          <w:noProof/>
+                        </w:rPr>
+                        <w:t>2</w:t>
+                      </w:r>
+                      <w:r>
+                        <w:t>. ábra: Menü módosítása űrlap 2</w:t>
+                      </w:r>
+                    </w:p>
+                  </w:txbxContent>
+                </v:textbox>
+                <w10:wrap type="square" anchorx="margin"/>
+              </v:shape>
+            </w:pict>
+          </mc:Fallback>
+        </mc:AlternateContent>
+      </w:r>
+      <w:r>
+        <w:rPr>
+          <w:noProof/>
+        </w:rPr>
+        <mc:AlternateContent>
+          <mc:Choice Requires="wps">
+            <w:drawing>
+              <wp:anchor distT="0" distB="0" distL="114300" distR="114300" simplePos="0" relativeHeight="251787776" behindDoc="0" locked="0" layoutInCell="1" allowOverlap="1" wp14:anchorId="19FA5647" wp14:editId="5F70717F">
+                <wp:simplePos x="0" y="0"/>
+                <wp:positionH relativeFrom="column">
+                  <wp:posOffset>3043555</wp:posOffset>
+                </wp:positionH>
+                <wp:positionV relativeFrom="paragraph">
+                  <wp:posOffset>3000375</wp:posOffset>
+                </wp:positionV>
+                <wp:extent cx="2548890" cy="342900"/>
+                <wp:effectExtent l="0" t="0" r="3810" b="0"/>
+                <wp:wrapSquare wrapText="bothSides"/>
+                <wp:docPr id="1059851889" name="Szövegdoboz 1"/>
+                <wp:cNvGraphicFramePr/>
+                <a:graphic xmlns:a="http://schemas.openxmlformats.org/drawingml/2006/main">
+                  <a:graphicData uri="http://schemas.microsoft.com/office/word/2010/wordprocessingShape">
+                    <wps:wsp>
+                      <wps:cNvSpPr txBox="1"/>
+                      <wps:spPr>
+                        <a:xfrm>
+                          <a:off x="0" y="0"/>
+                          <a:ext cx="2548890" cy="342900"/>
+                        </a:xfrm>
+                        <a:prstGeom prst="rect">
+                          <a:avLst/>
+                        </a:prstGeom>
+                        <a:solidFill>
+                          <a:prstClr val="white"/>
+                        </a:solidFill>
+                        <a:ln>
+                          <a:noFill/>
+                        </a:ln>
+                      </wps:spPr>
+                      <wps:txbx>
+                        <w:txbxContent>
+                          <w:p>
+                            <w:pPr>
+                              <w:pStyle w:val="Kpalrs"/>
+                              <w:jc w:val="center"/>
+                              <w:rPr>
+                                <w:rFonts w:ascii="Times New Roman" w:hAnsi="Times New Roman" w:cs="Times New Roman"/>
+                                <w:noProof/>
+                              </w:rPr>
+                            </w:pPr>
+                            <w:r>
+                              <w:rPr>
+                                <w:rFonts w:ascii="Times New Roman" w:hAnsi="Times New Roman" w:cs="Times New Roman"/>
+                                <w:noProof/>
+                              </w:rPr>
+                              <w:t>3</w:t>
+                            </w:r>
+                            <w:r>
+                              <w:rPr>
+                                <w:rFonts w:ascii="Times New Roman" w:hAnsi="Times New Roman" w:cs="Times New Roman"/>
+                                <w:noProof/>
+                              </w:rPr>
+                              <w:t>3</w:t>
+                            </w:r>
+                            <w:r>
+                              <w:t>. ábra: Menü módosítása űrlap</w:t>
+                            </w:r>
+                          </w:p>
+                        </w:txbxContent>
+                      </wps:txbx>
+                      <wps:bodyPr rot="0" spcFirstLastPara="0" vertOverflow="overflow" horzOverflow="overflow" vert="horz" wrap="square" lIns="0" tIns="0" rIns="0" bIns="0" numCol="1" spcCol="0" rtlCol="0" fromWordArt="0" anchor="t" anchorCtr="0" forceAA="0" compatLnSpc="1">
+                        <a:prstTxWarp prst="textNoShape">
+                          <a:avLst/>
+                        </a:prstTxWarp>
+                        <a:noAutofit/>
+                      </wps:bodyPr>
+                    </wps:wsp>
+                  </a:graphicData>
+                </a:graphic>
+                <wp14:sizeRelV relativeFrom="margin">
+                  <wp14:pctHeight>0</wp14:pctHeight>
+                </wp14:sizeRelV>
+              </wp:anchor>
+            </w:drawing>
+          </mc:Choice>
+          <mc:Fallback>
+            <w:pict>
+              <v:shape w14:anchorId="19FA5647" id="_x0000_s1059" type="#_x0000_t202" style="position:absolute;margin-left:239.65pt;margin-top:236.25pt;width:200.7pt;height:27pt;z-index:251787776;visibility:visible;mso-wrap-style:square;mso-height-percent:0;mso-wrap-distance-left:9pt;mso-wrap-distance-top:0;mso-wrap-distance-right:9pt;mso-wrap-distance-bottom:0;mso-position-horizontal:absolute;mso-position-horizontal-relative:text;mso-position-vertical:absolute;mso-position-vertical-relative:text;mso-height-percent:0;mso-height-relative:margin;v-text-anchor:top" o:gfxdata="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" stroked="f">
+                <v:textbox inset="0,0,0,0">
+                  <w:txbxContent>
+                    <w:p>
+                      <w:pPr>
+                        <w:pStyle w:val="Kpalrs"/>
+                        <w:jc w:val="center"/>
+                        <w:rPr>
+                          <w:rFonts w:ascii="Times New Roman" w:hAnsi="Times New Roman" w:cs="Times New Roman"/>
+                          <w:noProof/>
+                        </w:rPr>
+                      </w:pPr>
+                      <w:r>
+                        <w:rPr>
+                          <w:rFonts w:ascii="Times New Roman" w:hAnsi="Times New Roman" w:cs="Times New Roman"/>
+                          <w:noProof/>
+                        </w:rPr>
+                        <w:t>3</w:t>
+                      </w:r>
+                      <w:r>
+                        <w:rPr>
+                          <w:rFonts w:ascii="Times New Roman" w:hAnsi="Times New Roman" w:cs="Times New Roman"/>
+                          <w:noProof/>
+                        </w:rPr>
+                        <w:t>3</w:t>
+                      </w:r>
+                      <w:r>
+                        <w:t>. ábra: Menü módosítása űrlap</w:t>
+                      </w:r>
+                    </w:p>
+                  </w:txbxContent>
+                </v:textbox>
+                <w10:wrap type="square"/>
+              </v:shape>
+            </w:pict>
+          </mc:Fallback>
+        </mc:AlternateContent>
+      </w:r>
+      <w:r>
+        <w:rPr>
+          <w:rFonts w:ascii="Times New Roman" w:hAnsi="Times New Roman" w:cs="Times New Roman"/>
+          <w:noProof/>
+          <w:sz w:val="24"/>
+          <w:szCs w:val="24"/>
+        </w:rPr>
+        <w:drawing>
+          <wp:anchor distT="0" distB="0" distL="114300" distR="114300" simplePos="0" relativeHeight="251782656" behindDoc="0" locked="0" layoutInCell="1" allowOverlap="1" wp14:anchorId="1EB3AC16" wp14:editId="4E10FA41">
+            <wp:simplePos x="0" y="0"/>
+            <wp:positionH relativeFrom="column">
+              <wp:posOffset>3046730</wp:posOffset>
+            </wp:positionH>
+            <wp:positionV relativeFrom="paragraph">
+              <wp:posOffset>852805</wp:posOffset>
             </wp:positionV>
             <wp:extent cx="2548890" cy="2148840"/>
             <wp:effectExtent l="152400" t="152400" r="365760" b="365760"/>
@@ -13362,7 +12643,7 @@
                     <pic:cNvPicPr/>
                   </pic:nvPicPr>
                   <pic:blipFill>
-                    <a:blip r:embed="rId49">
+                    <a:blip r:embed="rId52">
                       <a:extLst>
                         <a:ext uri="{28A0092B-C50C-407E-A947-70E740481C1C}">
                           <a14:useLocalDpi xmlns:a14="http://schemas.microsoft.com/office/drawing/2010/main" val="0"/>
@@ -13404,262 +12685,6 @@
           </wp:anchor>
         </w:drawing>
       </w:r>
-    </w:p>
-    <w:p>
-      <w:pPr>
-        <w:rPr>
-          <w:rFonts w:ascii="Times New Roman" w:hAnsi="Times New Roman" w:cs="Times New Roman"/>
-          <w:sz w:val="24"/>
-          <w:szCs w:val="24"/>
-        </w:rPr>
-      </w:pPr>
-    </w:p>
-    <w:p>
-      <w:pPr>
-        <w:rPr>
-          <w:rFonts w:ascii="Times New Roman" w:hAnsi="Times New Roman" w:cs="Times New Roman"/>
-          <w:sz w:val="24"/>
-          <w:szCs w:val="24"/>
-        </w:rPr>
-      </w:pPr>
-    </w:p>
-    <w:p>
-      <w:pPr>
-        <w:rPr>
-          <w:rFonts w:ascii="Times New Roman" w:hAnsi="Times New Roman" w:cs="Times New Roman"/>
-          <w:sz w:val="24"/>
-          <w:szCs w:val="24"/>
-        </w:rPr>
-      </w:pPr>
-    </w:p>
-    <w:p>
-      <w:pPr>
-        <w:rPr>
-          <w:rFonts w:ascii="Times New Roman" w:hAnsi="Times New Roman" w:cs="Times New Roman"/>
-          <w:sz w:val="24"/>
-          <w:szCs w:val="24"/>
-        </w:rPr>
-      </w:pPr>
-    </w:p>
-    <w:p>
-      <w:pPr>
-        <w:rPr>
-          <w:rFonts w:ascii="Times New Roman" w:hAnsi="Times New Roman" w:cs="Times New Roman"/>
-          <w:sz w:val="24"/>
-          <w:szCs w:val="24"/>
-        </w:rPr>
-      </w:pPr>
-    </w:p>
-    <w:p>
-      <w:pPr>
-        <w:rPr>
-          <w:rFonts w:ascii="Times New Roman" w:hAnsi="Times New Roman" w:cs="Times New Roman"/>
-          <w:sz w:val="24"/>
-          <w:szCs w:val="24"/>
-        </w:rPr>
-      </w:pPr>
-    </w:p>
-    <w:p>
-      <w:pPr>
-        <w:rPr>
-          <w:rFonts w:ascii="Times New Roman" w:hAnsi="Times New Roman" w:cs="Times New Roman"/>
-          <w:sz w:val="24"/>
-          <w:szCs w:val="24"/>
-        </w:rPr>
-      </w:pPr>
-    </w:p>
-    <w:p>
-      <w:pPr>
-        <w:rPr>
-          <w:rFonts w:ascii="Times New Roman" w:hAnsi="Times New Roman" w:cs="Times New Roman"/>
-          <w:sz w:val="24"/>
-          <w:szCs w:val="24"/>
-        </w:rPr>
-      </w:pPr>
-      <w:r>
-        <w:rPr>
-          <w:noProof/>
-        </w:rPr>
-        <mc:AlternateContent>
-          <mc:Choice Requires="wps">
-            <w:drawing>
-              <wp:anchor distT="0" distB="0" distL="114300" distR="114300" simplePos="0" relativeHeight="251787776" behindDoc="0" locked="0" layoutInCell="1" allowOverlap="1" wp14:anchorId="19FA5647" wp14:editId="037BE51C">
-                <wp:simplePos x="0" y="0"/>
-                <wp:positionH relativeFrom="column">
-                  <wp:posOffset>29210</wp:posOffset>
-                </wp:positionH>
-                <wp:positionV relativeFrom="paragraph">
-                  <wp:posOffset>79451</wp:posOffset>
-                </wp:positionV>
-                <wp:extent cx="2548890" cy="219075"/>
-                <wp:effectExtent l="0" t="0" r="3810" b="9525"/>
-                <wp:wrapSquare wrapText="bothSides"/>
-                <wp:docPr id="1059851889" name="Szövegdoboz 1"/>
-                <wp:cNvGraphicFramePr/>
-                <a:graphic xmlns:a="http://schemas.openxmlformats.org/drawingml/2006/main">
-                  <a:graphicData uri="http://schemas.microsoft.com/office/word/2010/wordprocessingShape">
-                    <wps:wsp>
-                      <wps:cNvSpPr txBox="1"/>
-                      <wps:spPr>
-                        <a:xfrm>
-                          <a:off x="0" y="0"/>
-                          <a:ext cx="2548890" cy="219075"/>
-                        </a:xfrm>
-                        <a:prstGeom prst="rect">
-                          <a:avLst/>
-                        </a:prstGeom>
-                        <a:solidFill>
-                          <a:prstClr val="white"/>
-                        </a:solidFill>
-                        <a:ln>
-                          <a:noFill/>
-                        </a:ln>
-                      </wps:spPr>
-                      <wps:txbx>
-                        <w:txbxContent>
-                          <w:p>
-                            <w:pPr>
-                              <w:pStyle w:val="Kpalrs"/>
-                              <w:jc w:val="center"/>
-                              <w:rPr>
-                                <w:rFonts w:ascii="Times New Roman" w:hAnsi="Times New Roman" w:cs="Times New Roman"/>
-                                <w:noProof/>
-                              </w:rPr>
-                            </w:pPr>
-                            <w:r>
-                              <w:rPr>
-                                <w:rFonts w:ascii="Times New Roman" w:hAnsi="Times New Roman" w:cs="Times New Roman"/>
-                                <w:noProof/>
-                              </w:rPr>
-                              <w:t>30</w:t>
-                            </w:r>
-                            <w:r>
-                              <w:t>. ábra: Menü módosítása űrlap</w:t>
-                            </w:r>
-                          </w:p>
-                        </w:txbxContent>
-                      </wps:txbx>
-                      <wps:bodyPr rot="0" spcFirstLastPara="0" vertOverflow="overflow" horzOverflow="overflow" vert="horz" wrap="square" lIns="0" tIns="0" rIns="0" bIns="0" numCol="1" spcCol="0" rtlCol="0" fromWordArt="0" anchor="t" anchorCtr="0" forceAA="0" compatLnSpc="1">
-                        <a:prstTxWarp prst="textNoShape">
-                          <a:avLst/>
-                        </a:prstTxWarp>
-                        <a:noAutofit/>
-                      </wps:bodyPr>
-                    </wps:wsp>
-                  </a:graphicData>
-                </a:graphic>
-                <wp14:sizeRelV relativeFrom="margin">
-                  <wp14:pctHeight>0</wp14:pctHeight>
-                </wp14:sizeRelV>
-              </wp:anchor>
-            </w:drawing>
-          </mc:Choice>
-          <mc:Fallback>
-            <w:pict>
-              <v:shape w14:anchorId="19FA5647" id="_x0000_s1056" type="#_x0000_t202" style="position:absolute;margin-left:2.3pt;margin-top:6.25pt;width:200.7pt;height:17.25pt;z-index:251787776;visibility:visible;mso-wrap-style:square;mso-height-percent:0;mso-wrap-distance-left:9pt;mso-wrap-distance-top:0;mso-wrap-distance-right:9pt;mso-wrap-distance-bottom:0;mso-position-horizontal:absolute;mso-position-horizontal-relative:text;mso-position-vertical:absolute;mso-position-vertical-relative:text;mso-height-percent:0;mso-height-relative:margin;v-text-anchor:top" o:gfxdata="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" stroked="f">
-                <v:textbox inset="0,0,0,0">
-                  <w:txbxContent>
-                    <w:p>
-                      <w:pPr>
-                        <w:pStyle w:val="Kpalrs"/>
-                        <w:jc w:val="center"/>
-                        <w:rPr>
-                          <w:rFonts w:ascii="Times New Roman" w:hAnsi="Times New Roman" w:cs="Times New Roman"/>
-                          <w:noProof/>
-                        </w:rPr>
-                      </w:pPr>
-                      <w:r>
-                        <w:rPr>
-                          <w:rFonts w:ascii="Times New Roman" w:hAnsi="Times New Roman" w:cs="Times New Roman"/>
-                          <w:noProof/>
-                        </w:rPr>
-                        <w:t>30</w:t>
-                      </w:r>
-                      <w:r>
-                        <w:t>. ábra: Menü módosítása űrlap</w:t>
-                      </w:r>
-                    </w:p>
-                  </w:txbxContent>
-                </v:textbox>
-                <w10:wrap type="square"/>
-              </v:shape>
-            </w:pict>
-          </mc:Fallback>
-        </mc:AlternateContent>
-      </w:r>
-      <w:r>
-        <w:rPr>
-          <w:rFonts w:ascii="Times New Roman" w:hAnsi="Times New Roman" w:cs="Times New Roman"/>
-          <w:noProof/>
-          <w:sz w:val="24"/>
-          <w:szCs w:val="24"/>
-        </w:rPr>
-        <w:drawing>
-          <wp:anchor distT="0" distB="0" distL="114300" distR="114300" simplePos="0" relativeHeight="251783680" behindDoc="0" locked="0" layoutInCell="1" allowOverlap="1" wp14:anchorId="31562E81" wp14:editId="0F5947DA">
-            <wp:simplePos x="0" y="0"/>
-            <wp:positionH relativeFrom="column">
-              <wp:posOffset>27940</wp:posOffset>
-            </wp:positionH>
-            <wp:positionV relativeFrom="paragraph">
-              <wp:posOffset>1016000</wp:posOffset>
-            </wp:positionV>
-            <wp:extent cx="2548255" cy="2079625"/>
-            <wp:effectExtent l="152400" t="152400" r="366395" b="358775"/>
-            <wp:wrapSquare wrapText="bothSides"/>
-            <wp:docPr id="34" name="Kép 34"/>
-            <wp:cNvGraphicFramePr>
-              <a:graphicFrameLocks xmlns:a="http://schemas.openxmlformats.org/drawingml/2006/main" noChangeAspect="1"/>
-            </wp:cNvGraphicFramePr>
-            <a:graphic xmlns:a="http://schemas.openxmlformats.org/drawingml/2006/main">
-              <a:graphicData uri="http://schemas.openxmlformats.org/drawingml/2006/picture">
-                <pic:pic xmlns:pic="http://schemas.openxmlformats.org/drawingml/2006/picture">
-                  <pic:nvPicPr>
-                    <pic:cNvPr id="1" name=""/>
-                    <pic:cNvPicPr/>
-                  </pic:nvPicPr>
-                  <pic:blipFill>
-                    <a:blip r:embed="rId50">
-                      <a:extLst>
-                        <a:ext uri="{28A0092B-C50C-407E-A947-70E740481C1C}">
-                          <a14:useLocalDpi xmlns:a14="http://schemas.microsoft.com/office/drawing/2010/main" val="0"/>
-                        </a:ext>
-                      </a:extLst>
-                    </a:blip>
-                    <a:stretch>
-                      <a:fillRect/>
-                    </a:stretch>
-                  </pic:blipFill>
-                  <pic:spPr>
-                    <a:xfrm>
-                      <a:off x="0" y="0"/>
-                      <a:ext cx="2548255" cy="2079625"/>
-                    </a:xfrm>
-                    <a:prstGeom prst="rect">
-                      <a:avLst/>
-                    </a:prstGeom>
-                    <a:ln>
-                      <a:noFill/>
-                    </a:ln>
-                    <a:effectLst>
-                      <a:outerShdw blurRad="292100" dist="139700" dir="2700000" algn="tl" rotWithShape="0">
-                        <a:srgbClr val="333333">
-                          <a:alpha val="65000"/>
-                        </a:srgbClr>
-                      </a:outerShdw>
-                    </a:effectLst>
-                  </pic:spPr>
-                </pic:pic>
-              </a:graphicData>
-            </a:graphic>
-            <wp14:sizeRelH relativeFrom="margin">
-              <wp14:pctWidth>0</wp14:pctWidth>
-            </wp14:sizeRelH>
-            <wp14:sizeRelV relativeFrom="margin">
-              <wp14:pctHeight>0</wp14:pctHeight>
-            </wp14:sizeRelV>
-          </wp:anchor>
-        </w:drawing>
-      </w:r>
       <w:r>
         <w:rPr>
           <w:rFonts w:ascii="Times New Roman" w:hAnsi="Times New Roman" w:cs="Times New Roman"/>
@@ -13799,131 +12824,6 @@
           <w:szCs w:val="24"/>
         </w:rPr>
       </w:pPr>
-      <w:r>
-        <w:rPr>
-          <w:noProof/>
-        </w:rPr>
-        <mc:AlternateContent>
-          <mc:Choice Requires="wps">
-            <w:drawing>
-              <wp:anchor distT="0" distB="0" distL="114300" distR="114300" simplePos="0" relativeHeight="251789824" behindDoc="0" locked="0" layoutInCell="1" allowOverlap="1" wp14:anchorId="3154542A" wp14:editId="3B432BF5">
-                <wp:simplePos x="0" y="0"/>
-                <wp:positionH relativeFrom="column">
-                  <wp:posOffset>29210</wp:posOffset>
-                </wp:positionH>
-                <wp:positionV relativeFrom="paragraph">
-                  <wp:posOffset>1226185</wp:posOffset>
-                </wp:positionV>
-                <wp:extent cx="2548255" cy="356870"/>
-                <wp:effectExtent l="0" t="0" r="4445" b="5080"/>
-                <wp:wrapSquare wrapText="bothSides"/>
-                <wp:docPr id="449291717" name="Szövegdoboz 1"/>
-                <wp:cNvGraphicFramePr/>
-                <a:graphic xmlns:a="http://schemas.openxmlformats.org/drawingml/2006/main">
-                  <a:graphicData uri="http://schemas.microsoft.com/office/word/2010/wordprocessingShape">
-                    <wps:wsp>
-                      <wps:cNvSpPr txBox="1"/>
-                      <wps:spPr>
-                        <a:xfrm>
-                          <a:off x="0" y="0"/>
-                          <a:ext cx="2548255" cy="356870"/>
-                        </a:xfrm>
-                        <a:prstGeom prst="rect">
-                          <a:avLst/>
-                        </a:prstGeom>
-                        <a:solidFill>
-                          <a:prstClr val="white"/>
-                        </a:solidFill>
-                        <a:ln>
-                          <a:noFill/>
-                        </a:ln>
-                      </wps:spPr>
-                      <wps:txbx>
-                        <w:txbxContent>
-                          <w:p>
-                            <w:pPr>
-                              <w:pStyle w:val="Kpalrs"/>
-                              <w:jc w:val="center"/>
-                              <w:rPr>
-                                <w:rFonts w:ascii="Times New Roman" w:hAnsi="Times New Roman" w:cs="Times New Roman"/>
-                                <w:noProof/>
-                              </w:rPr>
-                            </w:pPr>
-                            <w:r>
-                              <w:rPr>
-                                <w:rFonts w:ascii="Times New Roman" w:hAnsi="Times New Roman" w:cs="Times New Roman"/>
-                                <w:noProof/>
-                              </w:rPr>
-                              <w:t>3</w:t>
-                            </w:r>
-                            <w:r>
-                              <w:rPr>
-                                <w:rFonts w:ascii="Times New Roman" w:hAnsi="Times New Roman" w:cs="Times New Roman"/>
-                                <w:noProof/>
-                              </w:rPr>
-                              <w:t>1</w:t>
-                            </w:r>
-                            <w:r>
-                              <w:t>. ábra: Menü módosítása űrlap 2</w:t>
-                            </w:r>
-                          </w:p>
-                        </w:txbxContent>
-                      </wps:txbx>
-                      <wps:bodyPr rot="0" spcFirstLastPara="0" vertOverflow="overflow" horzOverflow="overflow" vert="horz" wrap="square" lIns="0" tIns="0" rIns="0" bIns="0" numCol="1" spcCol="0" rtlCol="0" fromWordArt="0" anchor="t" anchorCtr="0" forceAA="0" compatLnSpc="1">
-                        <a:prstTxWarp prst="textNoShape">
-                          <a:avLst/>
-                        </a:prstTxWarp>
-                        <a:noAutofit/>
-                      </wps:bodyPr>
-                    </wps:wsp>
-                  </a:graphicData>
-                </a:graphic>
-                <wp14:sizeRelV relativeFrom="margin">
-                  <wp14:pctHeight>0</wp14:pctHeight>
-                </wp14:sizeRelV>
-              </wp:anchor>
-            </w:drawing>
-          </mc:Choice>
-          <mc:Fallback>
-            <w:pict>
-              <v:shape w14:anchorId="3154542A" id="_x0000_s1057" type="#_x0000_t202" style="position:absolute;margin-left:2.3pt;margin-top:96.55pt;width:200.65pt;height:28.1pt;z-index:251789824;visibility:visible;mso-wrap-style:square;mso-height-percent:0;mso-wrap-distance-left:9pt;mso-wrap-distance-top:0;mso-wrap-distance-right:9pt;mso-wrap-distance-bottom:0;mso-position-horizontal:absolute;mso-position-horizontal-relative:text;mso-position-vertical:absolute;mso-position-vertical-relative:text;mso-height-percent:0;mso-height-relative:margin;v-text-anchor:top" o:gfxdata="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" stroked="f">
-                <v:textbox inset="0,0,0,0">
-                  <w:txbxContent>
-                    <w:p>
-                      <w:pPr>
-                        <w:pStyle w:val="Kpalrs"/>
-                        <w:jc w:val="center"/>
-                        <w:rPr>
-                          <w:rFonts w:ascii="Times New Roman" w:hAnsi="Times New Roman" w:cs="Times New Roman"/>
-                          <w:noProof/>
-                        </w:rPr>
-                      </w:pPr>
-                      <w:r>
-                        <w:rPr>
-                          <w:rFonts w:ascii="Times New Roman" w:hAnsi="Times New Roman" w:cs="Times New Roman"/>
-                          <w:noProof/>
-                        </w:rPr>
-                        <w:t>3</w:t>
-                      </w:r>
-                      <w:r>
-                        <w:rPr>
-                          <w:rFonts w:ascii="Times New Roman" w:hAnsi="Times New Roman" w:cs="Times New Roman"/>
-                          <w:noProof/>
-                        </w:rPr>
-                        <w:t>1</w:t>
-                      </w:r>
-                      <w:r>
-                        <w:t>. ábra: Menü módosítása űrlap 2</w:t>
-                      </w:r>
-                    </w:p>
-                  </w:txbxContent>
-                </v:textbox>
-                <w10:wrap type="square"/>
-              </v:shape>
-            </w:pict>
-          </mc:Fallback>
-        </mc:AlternateContent>
-      </w:r>
       <w:r>
         <w:rPr>
           <w:rFonts w:ascii="Times New Roman" w:hAnsi="Times New Roman" w:cs="Times New Roman"/>
@@ -14076,7 +12976,7 @@
                     <pic:cNvPicPr/>
                   </pic:nvPicPr>
                   <pic:blipFill>
-                    <a:blip r:embed="rId51">
+                    <a:blip r:embed="rId53">
                       <a:extLst>
                         <a:ext uri="{28A0092B-C50C-407E-A947-70E740481C1C}">
                           <a14:useLocalDpi xmlns:a14="http://schemas.microsoft.com/office/drawing/2010/main" val="0"/>
@@ -14173,7 +13073,14 @@
                                 <w:rFonts w:ascii="Times New Roman" w:hAnsi="Times New Roman" w:cs="Times New Roman"/>
                                 <w:noProof/>
                               </w:rPr>
-                              <w:t>32</w:t>
+                              <w:t>3</w:t>
+                            </w:r>
+                            <w:r>
+                              <w:rPr>
+                                <w:rFonts w:ascii="Times New Roman" w:hAnsi="Times New Roman" w:cs="Times New Roman"/>
+                                <w:noProof/>
+                              </w:rPr>
+                              <w:t>4</w:t>
                             </w:r>
                             <w:r>
                               <w:t>. ábra: Menü törlése űrlap</w:t>
@@ -14201,7 +13108,7 @@
           </mc:Choice>
           <mc:Fallback>
             <w:pict>
-              <v:shape w14:anchorId="727560A0" id="_x0000_s1058" type="#_x0000_t202" style="position:absolute;margin-left:1.05pt;margin-top:181.4pt;width:198.15pt;height:25pt;z-index:251793920;visibility:visible;mso-wrap-style:square;mso-width-percent:0;mso-height-percent:0;mso-wrap-distance-left:9pt;mso-wrap-distance-top:0;mso-wrap-distance-right:9pt;mso-wrap-distance-bottom:0;mso-position-horizontal:absolute;mso-position-horizontal-relative:text;mso-position-vertical:absolute;mso-position-vertical-relative:text;mso-width-percent:0;mso-height-percent:0;mso-width-relative:margin;mso-height-relative:margin;v-text-anchor:top" o:gfxdata="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" stroked="f">
+              <v:shape w14:anchorId="727560A0" id="_x0000_s1060" type="#_x0000_t202" style="position:absolute;margin-left:1.05pt;margin-top:181.4pt;width:198.15pt;height:25pt;z-index:251793920;visibility:visible;mso-wrap-style:square;mso-width-percent:0;mso-height-percent:0;mso-wrap-distance-left:9pt;mso-wrap-distance-top:0;mso-wrap-distance-right:9pt;mso-wrap-distance-bottom:0;mso-position-horizontal:absolute;mso-position-horizontal-relative:text;mso-position-vertical:absolute;mso-position-vertical-relative:text;mso-width-percent:0;mso-height-percent:0;mso-width-relative:margin;mso-height-relative:margin;v-text-anchor:top" o:gfxdata="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" stroked="f">
                 <v:textbox inset="0,0,0,0">
                   <w:txbxContent>
                     <w:p>
@@ -14218,7 +13125,14 @@
                           <w:rFonts w:ascii="Times New Roman" w:hAnsi="Times New Roman" w:cs="Times New Roman"/>
                           <w:noProof/>
                         </w:rPr>
-                        <w:t>32</w:t>
+                        <w:t>3</w:t>
+                      </w:r>
+                      <w:r>
+                        <w:rPr>
+                          <w:rFonts w:ascii="Times New Roman" w:hAnsi="Times New Roman" w:cs="Times New Roman"/>
+                          <w:noProof/>
+                        </w:rPr>
+                        <w:t>4</w:t>
                       </w:r>
                       <w:r>
                         <w:t>. ábra: Menü törlése űrlap</w:t>
@@ -14263,7 +13177,7 @@
                     <pic:cNvPicPr/>
                   </pic:nvPicPr>
                   <pic:blipFill>
-                    <a:blip r:embed="rId52">
+                    <a:blip r:embed="rId54">
                       <a:extLst>
                         <a:ext uri="{28A0092B-C50C-407E-A947-70E740481C1C}">
                           <a14:useLocalDpi xmlns:a14="http://schemas.microsoft.com/office/drawing/2010/main" val="0"/>
@@ -14423,7 +13337,13 @@
                               <w:rPr>
                                 <w:noProof/>
                               </w:rPr>
-                              <w:t>33</w:t>
+                              <w:t>3</w:t>
+                            </w:r>
+                            <w:r>
+                              <w:rPr>
+                                <w:noProof/>
+                              </w:rPr>
+                              <w:t>5</w:t>
                             </w:r>
                             <w:r>
                               <w:t>. ábra: Menü törlése űrlap 2</w:t>
@@ -14451,7 +13371,7 @@
           </mc:Choice>
           <mc:Fallback>
             <w:pict>
-              <v:shape w14:anchorId="0FB780C1" id="_x0000_s1059" type="#_x0000_t202" style="position:absolute;margin-left:278.65pt;margin-top:15.15pt;width:196pt;height:25.5pt;z-index:251795968;visibility:visible;mso-wrap-style:square;mso-width-percent:0;mso-height-percent:0;mso-wrap-distance-left:9pt;mso-wrap-distance-top:0;mso-wrap-distance-right:9pt;mso-wrap-distance-bottom:0;mso-position-horizontal:absolute;mso-position-horizontal-relative:text;mso-position-vertical:absolute;mso-position-vertical-relative:text;mso-width-percent:0;mso-height-percent:0;mso-width-relative:margin;mso-height-relative:margin;v-text-anchor:top" o:gfxdata="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" stroked="f">
+              <v:shape w14:anchorId="0FB780C1" id="_x0000_s1061" type="#_x0000_t202" style="position:absolute;margin-left:278.65pt;margin-top:15.15pt;width:196pt;height:25.5pt;z-index:251795968;visibility:visible;mso-wrap-style:square;mso-width-percent:0;mso-height-percent:0;mso-wrap-distance-left:9pt;mso-wrap-distance-top:0;mso-wrap-distance-right:9pt;mso-wrap-distance-bottom:0;mso-position-horizontal:absolute;mso-position-horizontal-relative:text;mso-position-vertical:absolute;mso-position-vertical-relative:text;mso-width-percent:0;mso-height-percent:0;mso-width-relative:margin;mso-height-relative:margin;v-text-anchor:top" o:gfxdata="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" stroked="f">
                 <v:textbox inset="0,0,0,0">
                   <w:txbxContent>
                     <w:p>
@@ -14468,7 +13388,13 @@
                         <w:rPr>
                           <w:noProof/>
                         </w:rPr>
-                        <w:t>33</w:t>
+                        <w:t>3</w:t>
+                      </w:r>
+                      <w:r>
+                        <w:rPr>
+                          <w:noProof/>
+                        </w:rPr>
+                        <w:t>5</w:t>
                       </w:r>
                       <w:r>
                         <w:t>. ábra: Menü törlése űrlap 2</w:t>
@@ -14616,6 +13542,150 @@
           <w:szCs w:val="24"/>
         </w:rPr>
       </w:pPr>
+      <w:r>
+        <w:rPr>
+          <w:noProof/>
+        </w:rPr>
+        <mc:AlternateContent>
+          <mc:Choice Requires="wps">
+            <w:drawing>
+              <wp:anchor distT="0" distB="0" distL="114300" distR="114300" simplePos="0" relativeHeight="251834880" behindDoc="0" locked="0" layoutInCell="1" allowOverlap="1" wp14:anchorId="425A377F" wp14:editId="21B4836F">
+                <wp:simplePos x="0" y="0"/>
+                <wp:positionH relativeFrom="column">
+                  <wp:posOffset>1605280</wp:posOffset>
+                </wp:positionH>
+                <wp:positionV relativeFrom="paragraph">
+                  <wp:posOffset>3259455</wp:posOffset>
+                </wp:positionV>
+                <wp:extent cx="2645410" cy="635"/>
+                <wp:effectExtent l="0" t="0" r="0" b="0"/>
+                <wp:wrapSquare wrapText="bothSides"/>
+                <wp:docPr id="54" name="Szövegdoboz 54"/>
+                <wp:cNvGraphicFramePr/>
+                <a:graphic xmlns:a="http://schemas.openxmlformats.org/drawingml/2006/main">
+                  <a:graphicData uri="http://schemas.microsoft.com/office/word/2010/wordprocessingShape">
+                    <wps:wsp>
+                      <wps:cNvSpPr txBox="1"/>
+                      <wps:spPr>
+                        <a:xfrm>
+                          <a:off x="0" y="0"/>
+                          <a:ext cx="2645410" cy="635"/>
+                        </a:xfrm>
+                        <a:prstGeom prst="rect">
+                          <a:avLst/>
+                        </a:prstGeom>
+                        <a:solidFill>
+                          <a:prstClr val="white"/>
+                        </a:solidFill>
+                        <a:ln>
+                          <a:noFill/>
+                        </a:ln>
+                      </wps:spPr>
+                      <wps:txbx>
+                        <w:txbxContent>
+                          <w:p>
+                            <w:pPr>
+                              <w:pStyle w:val="Kpalrs"/>
+                              <w:jc w:val="center"/>
+                              <w:rPr>
+                                <w:rFonts w:asciiTheme="majorHAnsi" w:hAnsiTheme="majorHAnsi" w:cstheme="majorHAnsi"/>
+                                <w:noProof/>
+                              </w:rPr>
+                            </w:pPr>
+                            <w:r>
+                              <w:rPr>
+                                <w:rFonts w:asciiTheme="majorHAnsi" w:hAnsiTheme="majorHAnsi" w:cstheme="majorHAnsi"/>
+                                <w:noProof/>
+                              </w:rPr>
+                              <w:t>36</w:t>
+                            </w:r>
+                            <w:r>
+                              <w:rPr>
+                                <w:rFonts w:asciiTheme="majorHAnsi" w:hAnsiTheme="majorHAnsi" w:cstheme="majorHAnsi"/>
+                              </w:rPr>
+                              <w:t xml:space="preserve">. </w:t>
+                            </w:r>
+                            <w:proofErr w:type="spellStart"/>
+                            <w:r>
+                              <w:rPr>
+                                <w:rFonts w:asciiTheme="majorHAnsi" w:hAnsiTheme="majorHAnsi" w:cstheme="majorHAnsi"/>
+                              </w:rPr>
+                              <w:t>ábra:Termék</w:t>
+                            </w:r>
+                            <w:proofErr w:type="spellEnd"/>
+                            <w:r>
+                              <w:rPr>
+                                <w:rFonts w:asciiTheme="majorHAnsi" w:hAnsiTheme="majorHAnsi" w:cstheme="majorHAnsi"/>
+                                <w:noProof/>
+                              </w:rPr>
+                              <w:t xml:space="preserve"> kárty kinézete</w:t>
+                            </w:r>
+                          </w:p>
+                        </w:txbxContent>
+                      </wps:txbx>
+                      <wps:bodyPr rot="0" spcFirstLastPara="0" vertOverflow="overflow" horzOverflow="overflow" vert="horz" wrap="square" lIns="0" tIns="0" rIns="0" bIns="0" numCol="1" spcCol="0" rtlCol="0" fromWordArt="0" anchor="t" anchorCtr="0" forceAA="0" compatLnSpc="1">
+                        <a:prstTxWarp prst="textNoShape">
+                          <a:avLst/>
+                        </a:prstTxWarp>
+                        <a:spAutoFit/>
+                      </wps:bodyPr>
+                    </wps:wsp>
+                  </a:graphicData>
+                </a:graphic>
+              </wp:anchor>
+            </w:drawing>
+          </mc:Choice>
+          <mc:Fallback>
+            <w:pict>
+              <v:shape w14:anchorId="425A377F" id="Szövegdoboz 54" o:spid="_x0000_s1062" type="#_x0000_t202" style="position:absolute;margin-left:126.4pt;margin-top:256.65pt;width:208.3pt;height:.05pt;z-index:251834880;visibility:visible;mso-wrap-style:square;mso-wrap-distance-left:9pt;mso-wrap-distance-top:0;mso-wrap-distance-right:9pt;mso-wrap-distance-bottom:0;mso-position-horizontal:absolute;mso-position-horizontal-relative:text;mso-position-vertical:absolute;mso-position-vertical-relative:text;v-text-anchor:top" o:gfxdata="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" stroked="f">
+                <v:textbox style="mso-fit-shape-to-text:t" inset="0,0,0,0">
+                  <w:txbxContent>
+                    <w:p>
+                      <w:pPr>
+                        <w:pStyle w:val="Kpalrs"/>
+                        <w:jc w:val="center"/>
+                        <w:rPr>
+                          <w:rFonts w:asciiTheme="majorHAnsi" w:hAnsiTheme="majorHAnsi" w:cstheme="majorHAnsi"/>
+                          <w:noProof/>
+                        </w:rPr>
+                      </w:pPr>
+                      <w:r>
+                        <w:rPr>
+                          <w:rFonts w:asciiTheme="majorHAnsi" w:hAnsiTheme="majorHAnsi" w:cstheme="majorHAnsi"/>
+                          <w:noProof/>
+                        </w:rPr>
+                        <w:t>36</w:t>
+                      </w:r>
+                      <w:r>
+                        <w:rPr>
+                          <w:rFonts w:asciiTheme="majorHAnsi" w:hAnsiTheme="majorHAnsi" w:cstheme="majorHAnsi"/>
+                        </w:rPr>
+                        <w:t xml:space="preserve">. </w:t>
+                      </w:r>
+                      <w:proofErr w:type="spellStart"/>
+                      <w:r>
+                        <w:rPr>
+                          <w:rFonts w:asciiTheme="majorHAnsi" w:hAnsiTheme="majorHAnsi" w:cstheme="majorHAnsi"/>
+                        </w:rPr>
+                        <w:t>ábra:Termék</w:t>
+                      </w:r>
+                      <w:proofErr w:type="spellEnd"/>
+                      <w:r>
+                        <w:rPr>
+                          <w:rFonts w:asciiTheme="majorHAnsi" w:hAnsiTheme="majorHAnsi" w:cstheme="majorHAnsi"/>
+                          <w:noProof/>
+                        </w:rPr>
+                        <w:t xml:space="preserve"> kárty kinézete</w:t>
+                      </w:r>
+                    </w:p>
+                  </w:txbxContent>
+                </v:textbox>
+                <w10:wrap type="square"/>
+              </v:shape>
+            </w:pict>
+          </mc:Fallback>
+        </mc:AlternateContent>
+      </w:r>
       <w:r>
         <w:rPr>
           <w:rFonts w:ascii="Times New Roman" w:hAnsi="Times New Roman" w:cs="Times New Roman"/>
@@ -14647,7 +13717,7 @@
                     <pic:cNvPicPr/>
                   </pic:nvPicPr>
                   <pic:blipFill>
-                    <a:blip r:embed="rId53">
+                    <a:blip r:embed="rId55">
                       <a:extLst>
                         <a:ext uri="{28A0092B-C50C-407E-A947-70E740481C1C}">
                           <a14:useLocalDpi xmlns:a14="http://schemas.microsoft.com/office/drawing/2010/main" val="0"/>
@@ -14694,31 +13764,215 @@
     </w:p>
     <w:p>
       <w:pPr>
-        <w:spacing w:line="360" w:lineRule="auto"/>
-        <w:rPr>
-          <w:rFonts w:ascii="Times New Roman" w:hAnsi="Times New Roman" w:cs="Times New Roman"/>
-          <w:sz w:val="24"/>
-          <w:szCs w:val="24"/>
-        </w:rPr>
-      </w:pPr>
-      <w:r>
-        <w:rPr>
-          <w:rFonts w:ascii="Times New Roman" w:hAnsi="Times New Roman" w:cs="Times New Roman"/>
-          <w:sz w:val="24"/>
-          <w:szCs w:val="24"/>
+        <w:keepNext/>
+      </w:pPr>
+      <w:r>
+        <w:rPr>
+          <w:noProof/>
         </w:rPr>
         <w:lastRenderedPageBreak/>
-        <w:t>A teljes oldal így néz ki:</w:t>
-      </w:r>
-    </w:p>
-    <w:p>
-      <w:pPr>
-        <w:rPr>
-          <w:rFonts w:ascii="Times New Roman" w:hAnsi="Times New Roman" w:cs="Times New Roman"/>
-          <w:sz w:val="24"/>
-          <w:szCs w:val="24"/>
-        </w:rPr>
-      </w:pPr>
+        <mc:AlternateContent>
+          <mc:Choice Requires="wps">
+            <w:drawing>
+              <wp:anchor distT="0" distB="0" distL="114300" distR="114300" simplePos="0" relativeHeight="251825664" behindDoc="0" locked="0" layoutInCell="1" allowOverlap="1" wp14:anchorId="525BFEF9" wp14:editId="29DA15B5">
+                <wp:simplePos x="0" y="0"/>
+                <wp:positionH relativeFrom="column">
+                  <wp:posOffset>147955</wp:posOffset>
+                </wp:positionH>
+                <wp:positionV relativeFrom="paragraph">
+                  <wp:posOffset>2950210</wp:posOffset>
+                </wp:positionV>
+                <wp:extent cx="5476875" cy="635"/>
+                <wp:effectExtent l="0" t="0" r="0" b="0"/>
+                <wp:wrapSquare wrapText="bothSides"/>
+                <wp:docPr id="8" name="Szövegdoboz 8"/>
+                <wp:cNvGraphicFramePr/>
+                <a:graphic xmlns:a="http://schemas.openxmlformats.org/drawingml/2006/main">
+                  <a:graphicData uri="http://schemas.microsoft.com/office/word/2010/wordprocessingShape">
+                    <wps:wsp>
+                      <wps:cNvSpPr txBox="1"/>
+                      <wps:spPr>
+                        <a:xfrm>
+                          <a:off x="0" y="0"/>
+                          <a:ext cx="5476875" cy="635"/>
+                        </a:xfrm>
+                        <a:prstGeom prst="rect">
+                          <a:avLst/>
+                        </a:prstGeom>
+                        <a:solidFill>
+                          <a:prstClr val="white"/>
+                        </a:solidFill>
+                        <a:ln>
+                          <a:noFill/>
+                        </a:ln>
+                      </wps:spPr>
+                      <wps:txbx>
+                        <w:txbxContent>
+                          <w:p>
+                            <w:pPr>
+                              <w:pStyle w:val="Kpalrs"/>
+                              <w:jc w:val="center"/>
+                              <w:rPr>
+                                <w:rFonts w:ascii="Times New Roman" w:hAnsi="Times New Roman" w:cs="Times New Roman"/>
+                                <w:noProof/>
+                                <w:sz w:val="24"/>
+                                <w:szCs w:val="24"/>
+                              </w:rPr>
+                            </w:pPr>
+                            <w:r>
+                              <w:rPr>
+                                <w:rFonts w:ascii="Times New Roman" w:hAnsi="Times New Roman" w:cs="Times New Roman"/>
+                                <w:noProof/>
+                                <w:sz w:val="24"/>
+                                <w:szCs w:val="24"/>
+                              </w:rPr>
+                              <w:fldChar w:fldCharType="begin"/>
+                            </w:r>
+                            <w:r>
+                              <w:rPr>
+                                <w:rFonts w:ascii="Times New Roman" w:hAnsi="Times New Roman" w:cs="Times New Roman"/>
+                                <w:noProof/>
+                                <w:sz w:val="24"/>
+                                <w:szCs w:val="24"/>
+                              </w:rPr>
+                              <w:instrText xml:space="preserve"> SEQ ábra \* ARABIC </w:instrText>
+                            </w:r>
+                            <w:r>
+                              <w:rPr>
+                                <w:rFonts w:ascii="Times New Roman" w:hAnsi="Times New Roman" w:cs="Times New Roman"/>
+                                <w:noProof/>
+                                <w:sz w:val="24"/>
+                                <w:szCs w:val="24"/>
+                              </w:rPr>
+                              <w:fldChar w:fldCharType="separate"/>
+                            </w:r>
+                            <w:r>
+                              <w:rPr>
+                                <w:rFonts w:ascii="Times New Roman" w:hAnsi="Times New Roman" w:cs="Times New Roman"/>
+                                <w:noProof/>
+                                <w:sz w:val="24"/>
+                                <w:szCs w:val="24"/>
+                              </w:rPr>
+                              <w:t>3</w:t>
+                            </w:r>
+                            <w:r>
+                              <w:rPr>
+                                <w:rFonts w:ascii="Times New Roman" w:hAnsi="Times New Roman" w:cs="Times New Roman"/>
+                                <w:noProof/>
+                                <w:sz w:val="24"/>
+                                <w:szCs w:val="24"/>
+                              </w:rPr>
+                              <w:fldChar w:fldCharType="end"/>
+                            </w:r>
+                            <w:r>
+                              <w:rPr>
+                                <w:rFonts w:ascii="Times New Roman" w:hAnsi="Times New Roman" w:cs="Times New Roman"/>
+                                <w:noProof/>
+                                <w:sz w:val="24"/>
+                                <w:szCs w:val="24"/>
+                              </w:rPr>
+                              <w:t>7</w:t>
+                            </w:r>
+                            <w:r>
+                              <w:t>. ábra: Teljes menük oldal</w:t>
+                            </w:r>
+                          </w:p>
+                        </w:txbxContent>
+                      </wps:txbx>
+                      <wps:bodyPr rot="0" spcFirstLastPara="0" vertOverflow="overflow" horzOverflow="overflow" vert="horz" wrap="square" lIns="0" tIns="0" rIns="0" bIns="0" numCol="1" spcCol="0" rtlCol="0" fromWordArt="0" anchor="t" anchorCtr="0" forceAA="0" compatLnSpc="1">
+                        <a:prstTxWarp prst="textNoShape">
+                          <a:avLst/>
+                        </a:prstTxWarp>
+                        <a:spAutoFit/>
+                      </wps:bodyPr>
+                    </wps:wsp>
+                  </a:graphicData>
+                </a:graphic>
+              </wp:anchor>
+            </w:drawing>
+          </mc:Choice>
+          <mc:Fallback>
+            <w:pict>
+              <v:shape w14:anchorId="525BFEF9" id="Szövegdoboz 8" o:spid="_x0000_s1063" type="#_x0000_t202" style="position:absolute;margin-left:11.65pt;margin-top:232.3pt;width:431.25pt;height:.05pt;z-index:251825664;visibility:visible;mso-wrap-style:square;mso-wrap-distance-left:9pt;mso-wrap-distance-top:0;mso-wrap-distance-right:9pt;mso-wrap-distance-bottom:0;mso-position-horizontal:absolute;mso-position-horizontal-relative:text;mso-position-vertical:absolute;mso-position-vertical-relative:text;v-text-anchor:top" o:gfxdata="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" stroked="f">
+                <v:textbox style="mso-fit-shape-to-text:t" inset="0,0,0,0">
+                  <w:txbxContent>
+                    <w:p>
+                      <w:pPr>
+                        <w:pStyle w:val="Kpalrs"/>
+                        <w:jc w:val="center"/>
+                        <w:rPr>
+                          <w:rFonts w:ascii="Times New Roman" w:hAnsi="Times New Roman" w:cs="Times New Roman"/>
+                          <w:noProof/>
+                          <w:sz w:val="24"/>
+                          <w:szCs w:val="24"/>
+                        </w:rPr>
+                      </w:pPr>
+                      <w:r>
+                        <w:rPr>
+                          <w:rFonts w:ascii="Times New Roman" w:hAnsi="Times New Roman" w:cs="Times New Roman"/>
+                          <w:noProof/>
+                          <w:sz w:val="24"/>
+                          <w:szCs w:val="24"/>
+                        </w:rPr>
+                        <w:fldChar w:fldCharType="begin"/>
+                      </w:r>
+                      <w:r>
+                        <w:rPr>
+                          <w:rFonts w:ascii="Times New Roman" w:hAnsi="Times New Roman" w:cs="Times New Roman"/>
+                          <w:noProof/>
+                          <w:sz w:val="24"/>
+                          <w:szCs w:val="24"/>
+                        </w:rPr>
+                        <w:instrText xml:space="preserve"> SEQ ábra \* ARABIC </w:instrText>
+                      </w:r>
+                      <w:r>
+                        <w:rPr>
+                          <w:rFonts w:ascii="Times New Roman" w:hAnsi="Times New Roman" w:cs="Times New Roman"/>
+                          <w:noProof/>
+                          <w:sz w:val="24"/>
+                          <w:szCs w:val="24"/>
+                        </w:rPr>
+                        <w:fldChar w:fldCharType="separate"/>
+                      </w:r>
+                      <w:r>
+                        <w:rPr>
+                          <w:rFonts w:ascii="Times New Roman" w:hAnsi="Times New Roman" w:cs="Times New Roman"/>
+                          <w:noProof/>
+                          <w:sz w:val="24"/>
+                          <w:szCs w:val="24"/>
+                        </w:rPr>
+                        <w:t>3</w:t>
+                      </w:r>
+                      <w:r>
+                        <w:rPr>
+                          <w:rFonts w:ascii="Times New Roman" w:hAnsi="Times New Roman" w:cs="Times New Roman"/>
+                          <w:noProof/>
+                          <w:sz w:val="24"/>
+                          <w:szCs w:val="24"/>
+                        </w:rPr>
+                        <w:fldChar w:fldCharType="end"/>
+                      </w:r>
+                      <w:r>
+                        <w:rPr>
+                          <w:rFonts w:ascii="Times New Roman" w:hAnsi="Times New Roman" w:cs="Times New Roman"/>
+                          <w:noProof/>
+                          <w:sz w:val="24"/>
+                          <w:szCs w:val="24"/>
+                        </w:rPr>
+                        <w:t>7</w:t>
+                      </w:r>
+                      <w:r>
+                        <w:t>. ábra: Teljes menük oldal</w:t>
+                      </w:r>
+                    </w:p>
+                  </w:txbxContent>
+                </v:textbox>
+                <w10:wrap type="square"/>
+              </v:shape>
+            </w:pict>
+          </mc:Fallback>
+        </mc:AlternateContent>
+      </w:r>
       <w:r>
         <w:rPr>
           <w:rFonts w:ascii="Times New Roman" w:hAnsi="Times New Roman" w:cs="Times New Roman"/>
@@ -14727,9 +13981,17 @@
           <w:szCs w:val="24"/>
         </w:rPr>
         <w:drawing>
-          <wp:inline distT="0" distB="0" distL="0" distR="0" wp14:anchorId="26C58C02" wp14:editId="0398FE4C">
-            <wp:extent cx="5404401" cy="2762250"/>
-            <wp:effectExtent l="152400" t="152400" r="368300" b="361950"/>
+          <wp:anchor distT="0" distB="0" distL="114300" distR="114300" simplePos="0" relativeHeight="251823616" behindDoc="0" locked="0" layoutInCell="1" allowOverlap="1" wp14:anchorId="26C58C02" wp14:editId="737115AD">
+            <wp:simplePos x="0" y="0"/>
+            <wp:positionH relativeFrom="column">
+              <wp:posOffset>147955</wp:posOffset>
+            </wp:positionH>
+            <wp:positionV relativeFrom="paragraph">
+              <wp:posOffset>152400</wp:posOffset>
+            </wp:positionV>
+            <wp:extent cx="5476875" cy="2799292"/>
+            <wp:effectExtent l="152400" t="152400" r="352425" b="363220"/>
+            <wp:wrapSquare wrapText="bothSides"/>
             <wp:docPr id="38" name="Kép 38"/>
             <wp:cNvGraphicFramePr>
               <a:graphicFrameLocks xmlns:a="http://schemas.openxmlformats.org/drawingml/2006/main" noChangeAspect="1"/>
@@ -14742,7 +14004,13 @@
                     <pic:cNvPicPr/>
                   </pic:nvPicPr>
                   <pic:blipFill>
-                    <a:blip r:embed="rId54"/>
+                    <a:blip r:embed="rId56" cstate="print">
+                      <a:extLst>
+                        <a:ext uri="{28A0092B-C50C-407E-A947-70E740481C1C}">
+                          <a14:useLocalDpi xmlns:a14="http://schemas.microsoft.com/office/drawing/2010/main" val="0"/>
+                        </a:ext>
+                      </a:extLst>
+                    </a:blip>
                     <a:stretch>
                       <a:fillRect/>
                     </a:stretch>
@@ -14750,7 +14018,7 @@
                   <pic:spPr>
                     <a:xfrm>
                       <a:off x="0" y="0"/>
-                      <a:ext cx="5467200" cy="2794347"/>
+                      <a:ext cx="5476875" cy="2799292"/>
                     </a:xfrm>
                     <a:prstGeom prst="rect">
                       <a:avLst/>
@@ -14769,20 +14037,21 @@
                 </pic:pic>
               </a:graphicData>
             </a:graphic>
-          </wp:inline>
+          </wp:anchor>
         </w:drawing>
       </w:r>
-      <w:r>
-        <w:rPr>
-          <w:rFonts w:ascii="Times New Roman" w:hAnsi="Times New Roman" w:cs="Times New Roman"/>
-          <w:sz w:val="24"/>
-          <w:szCs w:val="24"/>
-        </w:rPr>
-        <w:br w:type="page"/>
-      </w:r>
+    </w:p>
+    <w:p>
+      <w:pPr>
+        <w:rPr>
+          <w:rFonts w:ascii="Times New Roman" w:hAnsi="Times New Roman" w:cs="Times New Roman"/>
+          <w:sz w:val="24"/>
+          <w:szCs w:val="24"/>
+        </w:rPr>
+      </w:pPr>
     </w:p>
     <w:sectPr>
-      <w:footerReference w:type="default" r:id="rId55"/>
+      <w:footerReference w:type="default" r:id="rId57"/>
       <w:pgSz w:w="11906" w:h="16838"/>
       <w:pgMar w:top="1417" w:right="1417" w:bottom="1417" w:left="1417" w:header="708" w:footer="708" w:gutter="0"/>
       <w:cols w:space="708"/>
